--- a/Daily Reports/11_08_2026-CBOT Reports.docx
+++ b/Daily Reports/11_08_2026-CBOT Reports.docx
@@ -104,7 +104,7 @@
           <w:color w:val="5C768D"/>
           <w:sz w:val="19"/>
         </w:rPr>
-        <w:t>Cập nhật tự động qua `macro_tracker.py` vào lúc 06:33 ICT ngày 11/08/2026</w:t>
+        <w:t>Cập nhật tự động qua `macro_tracker.py` vào lúc 06:37 ICT ngày 11/08/2026</w:t>
       </w:r>
     </w:p>
     <w:tbl>
@@ -313,7 +313,7 @@
               <w:rPr>
                 <w:b/>
               </w:rPr>
-              <w:t>87.53 / thùng</w:t>
+              <w:t>87.62 / thùng</w:t>
             </w:r>
           </w:p>
         </w:tc>
@@ -1218,7 +1218,7 @@
         <w:rPr>
           <w:b/>
         </w:rPr>
-        <w:t>`87.53` (+0.00%)</w:t>
+        <w:t>`87.62` (+0.00%)</w:t>
       </w:r>
       <w:r>
         <w:t xml:space="preserve"> | DXY: </w:t>
@@ -1306,7 +1306,7 @@
           <w:color w:val="5C768D"/>
           <w:sz w:val="19"/>
         </w:rPr>
-        <w:t>Cập nhật tự động lúc 06:33 ICT ngày 11/08/2026 — Nguồn: NOAA, USDA, BOM Australia</w:t>
+        <w:t>Cập nhật tự động lúc 06:37 ICT ngày 11/08/2026 — Nguồn: NOAA, USDA, BOM Australia</w:t>
       </w:r>
     </w:p>
     <w:p>
@@ -11981,7 +11981,7 @@
               <w:rPr>
                 <w:b/>
               </w:rPr>
-              <w:t>87.53</w:t>
+              <w:t>87.62</w:t>
             </w:r>
           </w:p>
         </w:tc>
@@ -22163,7 +22163,7 @@
               <w:rPr>
                 <w:b/>
               </w:rPr>
-              <w:t>87.53</w:t>
+              <w:t>87.62</w:t>
             </w:r>
           </w:p>
         </w:tc>

--- a/Daily Reports/11_08_2026-CBOT Reports.docx
+++ b/Daily Reports/11_08_2026-CBOT Reports.docx
@@ -104,7 +104,7 @@
           <w:color w:val="5C768D"/>
           <w:sz w:val="19"/>
         </w:rPr>
-        <w:t>Cập nhật tự động qua `macro_tracker.py` vào lúc 06:37 ICT ngày 11/08/2026</w:t>
+        <w:t>Cập nhật tự động qua `macro_tracker.py` vào lúc 07:01 ICT ngày 11/08/2026</w:t>
       </w:r>
     </w:p>
     <w:tbl>
@@ -313,7 +313,7 @@
               <w:rPr>
                 <w:b/>
               </w:rPr>
-              <w:t>87.62 / thùng</w:t>
+              <w:t>87.68 / thùng</w:t>
             </w:r>
           </w:p>
         </w:tc>
@@ -442,7 +442,7 @@
               <w:rPr>
                 <w:b/>
               </w:rPr>
-              <w:t>99.81</w:t>
+              <w:t>99.79</w:t>
             </w:r>
           </w:p>
         </w:tc>
@@ -1218,7 +1218,7 @@
         <w:rPr>
           <w:b/>
         </w:rPr>
-        <w:t>`87.62` (+0.00%)</w:t>
+        <w:t>`87.68` (+0.00%)</w:t>
       </w:r>
       <w:r>
         <w:t xml:space="preserve"> | DXY: </w:t>
@@ -1227,7 +1227,7 @@
         <w:rPr>
           <w:b/>
         </w:rPr>
-        <w:t>`99.81` (+0.00%)</w:t>
+        <w:t>`99.79` (+0.00%)</w:t>
       </w:r>
       <w:r>
         <w:t xml:space="preserve"> | Lúa mì CBOT: </w:t>
@@ -1306,7 +1306,7 @@
           <w:color w:val="5C768D"/>
           <w:sz w:val="19"/>
         </w:rPr>
-        <w:t>Cập nhật tự động lúc 06:37 ICT ngày 11/08/2026 — Nguồn: NOAA, USDA, BOM Australia</w:t>
+        <w:t>Cập nhật tự động lúc 07:01 ICT ngày 11/08/2026 — Nguồn: NOAA, USDA, BOM Australia</w:t>
       </w:r>
     </w:p>
     <w:p>
@@ -11981,7 +11981,7 @@
               <w:rPr>
                 <w:b/>
               </w:rPr>
-              <w:t>87.62</w:t>
+              <w:t>87.68</w:t>
             </w:r>
           </w:p>
         </w:tc>
@@ -12104,7 +12104,7 @@
               <w:rPr>
                 <w:b/>
               </w:rPr>
-              <w:t>99.81</w:t>
+              <w:t>99.79</w:t>
             </w:r>
           </w:p>
         </w:tc>
@@ -22163,7 +22163,7 @@
               <w:rPr>
                 <w:b/>
               </w:rPr>
-              <w:t>87.62</w:t>
+              <w:t>87.68</w:t>
             </w:r>
           </w:p>
         </w:tc>
@@ -22286,7 +22286,7 @@
               <w:rPr>
                 <w:b/>
               </w:rPr>
-              <w:t>99.81</w:t>
+              <w:t>99.79</w:t>
             </w:r>
           </w:p>
         </w:tc>

--- a/Daily Reports/11_08_2026-CBOT Reports.docx
+++ b/Daily Reports/11_08_2026-CBOT Reports.docx
@@ -104,7 +104,7 @@
           <w:color w:val="5C768D"/>
           <w:sz w:val="19"/>
         </w:rPr>
-        <w:t>Cập nhật tự động qua `macro_tracker.py` vào lúc 07:01 ICT ngày 11/08/2026</w:t>
+        <w:t>Cập nhật tự động qua `macro_tracker.py` vào lúc 08:01 ICT ngày 11/08/2026</w:t>
       </w:r>
     </w:p>
     <w:tbl>
@@ -313,7 +313,7 @@
               <w:rPr>
                 <w:b/>
               </w:rPr>
-              <w:t>87.68 / thùng</w:t>
+              <w:t>87.91 / thùng</w:t>
             </w:r>
           </w:p>
         </w:tc>
@@ -442,7 +442,7 @@
               <w:rPr>
                 <w:b/>
               </w:rPr>
-              <w:t>99.79</w:t>
+              <w:t>99.75</w:t>
             </w:r>
           </w:p>
         </w:tc>
@@ -1218,7 +1218,7 @@
         <w:rPr>
           <w:b/>
         </w:rPr>
-        <w:t>`87.68` (+0.00%)</w:t>
+        <w:t>`87.91` (+0.00%)</w:t>
       </w:r>
       <w:r>
         <w:t xml:space="preserve"> | DXY: </w:t>
@@ -1227,7 +1227,7 @@
         <w:rPr>
           <w:b/>
         </w:rPr>
-        <w:t>`99.79` (+0.00%)</w:t>
+        <w:t>`99.75` (+0.00%)</w:t>
       </w:r>
       <w:r>
         <w:t xml:space="preserve"> | Lúa mì CBOT: </w:t>
@@ -1236,7 +1236,7 @@
         <w:rPr>
           <w:b/>
         </w:rPr>
-        <w:t>`639.50` (+0.00%)</w:t>
+        <w:t>`641.00` (+0.00%)</w:t>
       </w:r>
       <w:r>
         <w:t>.</w:t>
@@ -1306,7 +1306,7 @@
           <w:color w:val="5C768D"/>
           <w:sz w:val="19"/>
         </w:rPr>
-        <w:t>Cập nhật tự động lúc 07:01 ICT ngày 11/08/2026 — Nguồn: NOAA, USDA, BOM Australia</w:t>
+        <w:t>Cập nhật tự động lúc 08:01 ICT ngày 11/08/2026 — Nguồn: NOAA, USDA, BOM Australia</w:t>
       </w:r>
     </w:p>
     <w:p>
@@ -3574,7 +3574,7 @@
               <w:rPr>
                 <w:b/>
               </w:rPr>
-              <w:t>438.25</w:t>
+              <w:t>439.25</w:t>
             </w:r>
           </w:p>
         </w:tc>
@@ -3605,7 +3605,7 @@
               <w:rPr>
                 <w:b/>
               </w:rPr>
-              <w:t>439.01 (+0.76)</w:t>
+              <w:t>440.02 (+0.77)</w:t>
             </w:r>
           </w:p>
         </w:tc>
@@ -3633,7 +3633,7 @@
             </w:pPr>
             <w:r/>
             <w:r>
-              <w:t>Bearish (439.90 &lt; 440.31)</w:t>
+              <w:t>Bearish (439.84 &lt; 440.27)</w:t>
             </w:r>
           </w:p>
         </w:tc>
@@ -3661,7 +3661,7 @@
             </w:pPr>
             <w:r/>
             <w:r>
-              <w:t>1.00 cents</w:t>
+              <w:t>2.00 cents</w:t>
             </w:r>
           </w:p>
         </w:tc>
@@ -3822,7 +3822,7 @@
               <w:rPr>
                 <w:b/>
               </w:rPr>
-              <w:t>639.50</w:t>
+              <w:t>641.00</w:t>
             </w:r>
           </w:p>
         </w:tc>
@@ -3853,7 +3853,7 @@
               <w:rPr>
                 <w:b/>
               </w:rPr>
-              <w:t>641.32 (+1.82)</w:t>
+              <w:t>642.78 (+1.78)</w:t>
             </w:r>
           </w:p>
         </w:tc>
@@ -3881,7 +3881,7 @@
             </w:pPr>
             <w:r/>
             <w:r>
-              <w:t>Bullish (645.47 &gt; 643.70)</w:t>
+              <w:t>Bullish (645.06 &gt; 643.59)</w:t>
             </w:r>
           </w:p>
         </w:tc>
@@ -3909,7 +3909,7 @@
             </w:pPr>
             <w:r/>
             <w:r>
-              <w:t>3.25 cents</w:t>
+              <w:t>4.00 cents</w:t>
             </w:r>
           </w:p>
         </w:tc>
@@ -4347,7 +4347,7 @@
                 <w:b/>
                 <w:color w:val="15803D"/>
               </w:rPr>
-              <w:t>437.00 - 439.90 cents (Canh mua vùng hỗ trợ)</w:t>
+              <w:t>437.75 - 439.84 cents (Canh mua vùng hỗ trợ)</w:t>
             </w:r>
           </w:p>
         </w:tc>
@@ -4378,7 +4378,7 @@
               <w:rPr>
                 <w:b/>
               </w:rPr>
-              <w:t>424.12 cents (Dưới cản S2 + 1.5x ATR)</w:t>
+              <w:t>424.07 cents (Dưới cản S2 + 1.5x ATR)</w:t>
             </w:r>
           </w:p>
         </w:tc>
@@ -4414,7 +4414,7 @@
                 <w:color w:val="D97706"/>
                 <w:sz w:val="19"/>
               </w:rPr>
-              <w:t xml:space="preserve"> 439.25 cents </w:t>
+              <w:t xml:space="preserve"> 441.25 cents </w:t>
             </w:r>
             <w:r>
               <w:t xml:space="preserve"> / TP2: </w:t>
@@ -4559,7 +4559,7 @@
               <w:rPr>
                 <w:b/>
               </w:rPr>
-              <w:t>435.50 - 437.00 cents</w:t>
+              <w:t>436.25 - 437.75 cents</w:t>
             </w:r>
           </w:p>
         </w:tc>
@@ -4590,7 +4590,7 @@
               <w:rPr>
                 <w:b/>
               </w:rPr>
-              <w:t>425.00 cents (Chống quét SL tuyệt đối)</w:t>
+              <w:t>424.97 cents (Chống quét SL tuyệt đối)</w:t>
             </w:r>
           </w:p>
         </w:tc>
@@ -4752,7 +4752,7 @@
               <w:rPr>
                 <w:b/>
               </w:rPr>
-              <w:t>439.25 - 440.75 cents</w:t>
+              <w:t>441.25 - 442.75 cents</w:t>
             </w:r>
           </w:p>
         </w:tc>
@@ -4783,7 +4783,7 @@
               <w:rPr>
                 <w:b/>
               </w:rPr>
-              <w:t>441.00 cents</w:t>
+              <w:t>443.03 cents</w:t>
             </w:r>
           </w:p>
         </w:tc>
@@ -4945,7 +4945,7 @@
               <w:rPr>
                 <w:b/>
               </w:rPr>
-              <w:t>440.40 - 447.50 cents</w:t>
+              <w:t>440.15 - 447.50 cents</w:t>
             </w:r>
           </w:p>
         </w:tc>
@@ -5126,7 +5126,7 @@
                 <w:b/>
                 <w:color w:val="B91C1C"/>
               </w:rPr>
-              <w:t>645.47 - 643.70 cents (Canh bán hồi kỹ thuật H1)</w:t>
+              <w:t>645.06 - 643.59 cents (Canh bán hồi kỹ thuật H1)</w:t>
             </w:r>
           </w:p>
         </w:tc>
@@ -5157,7 +5157,7 @@
               <w:rPr>
                 <w:b/>
               </w:rPr>
-              <w:t>716.74 cents (Trên kháng cự R2 + 1.5x ATR)</w:t>
+              <w:t>716.81 cents (Trên kháng cự R2 + 1.5x ATR)</w:t>
             </w:r>
           </w:p>
         </w:tc>
@@ -5193,7 +5193,7 @@
                 <w:color w:val="D97706"/>
                 <w:sz w:val="19"/>
               </w:rPr>
-              <w:t xml:space="preserve"> 636.50 cents </w:t>
+              <w:t xml:space="preserve"> 638.75 cents </w:t>
             </w:r>
             <w:r>
               <w:t xml:space="preserve"> / TP2: </w:t>
@@ -5335,7 +5335,7 @@
               <w:rPr>
                 <w:b/>
               </w:rPr>
-              <w:t>634.50 - 636.50 cents</w:t>
+              <w:t>636.75 - 638.75 cents</w:t>
             </w:r>
           </w:p>
         </w:tc>
@@ -5366,7 +5366,7 @@
               <w:rPr>
                 <w:b/>
               </w:rPr>
-              <w:t>598.59 cents</w:t>
+              <w:t>598.54 cents</w:t>
             </w:r>
           </w:p>
         </w:tc>
@@ -5397,7 +5397,7 @@
               <w:rPr>
                 <w:b/>
               </w:rPr>
-              <w:t>642.00 cents (Đón sóng hồi trung hạn ~14.5 giá)</w:t>
+              <w:t>646.00 cents (Đón sóng hồi trung hạn ~14.5 giá)</w:t>
             </w:r>
           </w:p>
         </w:tc>
@@ -5528,7 +5528,7 @@
               <w:rPr>
                 <w:b/>
               </w:rPr>
-              <w:t>642.00 - 644.00 cents</w:t>
+              <w:t>646.00 - 648.00 cents</w:t>
             </w:r>
           </w:p>
         </w:tc>
@@ -5559,7 +5559,7 @@
               <w:rPr>
                 <w:b/>
               </w:rPr>
-              <w:t>645.66 cents</w:t>
+              <w:t>649.71 cents</w:t>
             </w:r>
           </w:p>
         </w:tc>
@@ -5721,7 +5721,7 @@
               <w:rPr>
                 <w:b/>
               </w:rPr>
-              <w:t>604.25 - 618.00 cents</w:t>
+              <w:t>604.35 - 618.00 cents</w:t>
             </w:r>
           </w:p>
         </w:tc>
@@ -11599,7 +11599,7 @@
         <w:t>Giá Chốt Phiên (Close):</w:t>
       </w:r>
       <w:r>
-        <w:t xml:space="preserve"> 438.25 cents | </w:t>
+        <w:t xml:space="preserve"> 439.25 cents | </w:t>
       </w:r>
       <w:r>
         <w:rPr>
@@ -11614,10 +11614,10 @@
         <w:rPr>
           <w:b/>
         </w:rPr>
-        <w:t>`439.01 cents`</w:t>
+        <w:t>`440.02 cents`</w:t>
       </w:r>
       <w:r>
-        <w:t xml:space="preserve"> (+0.76).</w:t>
+        <w:t xml:space="preserve"> (+0.77).</w:t>
       </w:r>
     </w:p>
     <w:p>
@@ -11638,7 +11638,7 @@
         <w:rPr>
           <w:b/>
         </w:rPr>
-        <w:t>`141,010`</w:t>
+        <w:t>`2,952`</w:t>
       </w:r>
       <w:r>
         <w:t xml:space="preserve"> (Chênh lệch: </w:t>
@@ -11647,7 +11647,7 @@
         <w:rPr>
           <w:b/>
         </w:rPr>
-        <w:t>`+139,250`</w:t>
+        <w:t>`+1,192`</w:t>
       </w:r>
       <w:r>
         <w:t xml:space="preserve">) | OI: </w:t>
@@ -11689,7 +11689,7 @@
         <w:rPr>
           <w:b/>
         </w:rPr>
-        <w:t>`Doji (Nến lưỡng lự thế trận)`</w:t>
+        <w:t>`Không phát hiện mô hình nến đặc biệt`</w:t>
       </w:r>
     </w:p>
     <w:p>
@@ -11981,7 +11981,7 @@
               <w:rPr>
                 <w:b/>
               </w:rPr>
-              <w:t>87.68</w:t>
+              <w:t>87.91</w:t>
             </w:r>
           </w:p>
         </w:tc>
@@ -12104,7 +12104,7 @@
               <w:rPr>
                 <w:b/>
               </w:rPr>
-              <w:t>99.79</w:t>
+              <w:t>99.75</w:t>
             </w:r>
           </w:p>
         </w:tc>
@@ -12739,7 +12739,7 @@
         <w:t xml:space="preserve"> EMA_21 </w:t>
       </w:r>
       <w:r>
-        <w:t xml:space="preserve"> (439.90) &lt; </w:t>
+        <w:t xml:space="preserve"> (439.84) &lt; </w:t>
       </w:r>
       <w:r>
         <w:rPr>
@@ -12750,7 +12750,7 @@
         <w:t xml:space="preserve"> EMA_50 </w:t>
       </w:r>
       <w:r>
-        <w:t xml:space="preserve"> (440.31).</w:t>
+        <w:t xml:space="preserve"> (440.27).</w:t>
       </w:r>
     </w:p>
     <w:p>
@@ -12771,7 +12771,7 @@
         <w:rPr>
           <w:b/>
         </w:rPr>
-        <w:t>`41.10`</w:t>
+        <w:t>`46.39`</w:t>
       </w:r>
       <w:r>
         <w:t xml:space="preserve"> | ATR (14) = </w:t>
@@ -12780,7 +12780,7 @@
         <w:rPr>
           <w:b/>
         </w:rPr>
-        <w:t>`1.75`</w:t>
+        <w:t>`1.78`</w:t>
       </w:r>
       <w:r>
         <w:t xml:space="preserve"> cents | Volatility = </w:t>
@@ -12789,7 +12789,7 @@
         <w:rPr>
           <w:b/>
         </w:rPr>
-        <w:t>`1.00 cents`</w:t>
+        <w:t>`2.00 cents`</w:t>
       </w:r>
       <w:r>
         <w:t>.</w:t>
@@ -12813,7 +12813,7 @@
         <w:rPr>
           <w:b/>
         </w:rPr>
-        <w:t>`437.00`</w:t>
+        <w:t>`437.75`</w:t>
       </w:r>
       <w:r>
         <w:t xml:space="preserve"> | S2: </w:t>
@@ -12831,7 +12831,7 @@
         <w:rPr>
           <w:b/>
         </w:rPr>
-        <w:t>`439.25`</w:t>
+        <w:t>`441.25`</w:t>
       </w:r>
       <w:r>
         <w:t xml:space="preserve"> | R2: </w:t>
@@ -13574,7 +13574,7 @@
           <w:b/>
           <w:color w:val="15803D"/>
         </w:rPr>
-        <w:t>`437.00 - 439.90 cents (Canh mua vùng hỗ trợ)`</w:t>
+        <w:t>`437.75 - 439.84 cents (Canh mua vùng hỗ trợ)`</w:t>
       </w:r>
       <w:r>
         <w:t xml:space="preserve"> | SL: </w:t>
@@ -13583,7 +13583,7 @@
         <w:rPr>
           <w:b/>
         </w:rPr>
-        <w:t>`424.12 cents (Dưới cản S2 + 1.5x ATR)`</w:t>
+        <w:t>`424.07 cents (Dưới cản S2 + 1.5x ATR)`</w:t>
       </w:r>
       <w:r>
         <w:t xml:space="preserve"> | TP: </w:t>
@@ -13594,7 +13594,7 @@
           <w:color w:val="D97706"/>
           <w:sz w:val="19"/>
         </w:rPr>
-        <w:t xml:space="preserve"> 439.25 cents </w:t>
+        <w:t xml:space="preserve"> 441.25 cents </w:t>
       </w:r>
       <w:r>
         <w:t xml:space="preserve"> / </w:t>
@@ -13645,7 +13645,7 @@
         <w:rPr>
           <w:b/>
         </w:rPr>
-        <w:t>`435.50 - 437.00 cents`</w:t>
+        <w:t>`436.25 - 437.75 cents`</w:t>
       </w:r>
       <w:r>
         <w:t xml:space="preserve"> | SL: </w:t>
@@ -13654,7 +13654,7 @@
         <w:rPr>
           <w:b/>
         </w:rPr>
-        <w:t>`425.00 cents (Chống quét SL tuyệt đối)`</w:t>
+        <w:t>`424.97 cents (Chống quét SL tuyệt đối)`</w:t>
       </w:r>
       <w:r>
         <w:t xml:space="preserve"> | TP: </w:t>
@@ -13691,7 +13691,7 @@
         <w:rPr>
           <w:b/>
         </w:rPr>
-        <w:t>`439.25 - 440.75 cents`</w:t>
+        <w:t>`441.25 - 442.75 cents`</w:t>
       </w:r>
       <w:r>
         <w:t xml:space="preserve"> | SL: </w:t>
@@ -13700,7 +13700,7 @@
         <w:rPr>
           <w:b/>
         </w:rPr>
-        <w:t>`441.00 cents`</w:t>
+        <w:t>`443.03 cents`</w:t>
       </w:r>
       <w:r>
         <w:t xml:space="preserve"> | TP: </w:t>
@@ -13749,7 +13749,7 @@
         <w:rPr>
           <w:b/>
         </w:rPr>
-        <w:t>`440.40 - 447.50 cents`</w:t>
+        <w:t>`440.15 - 447.50 cents`</w:t>
       </w:r>
     </w:p>
     <w:p>
@@ -14156,7 +14156,7 @@
             </w:pPr>
             <w:r/>
             <w:r>
-              <w:t>438.25</w:t>
+              <w:t>439.25</w:t>
             </w:r>
           </w:p>
         </w:tc>
@@ -14184,7 +14184,7 @@
             </w:pPr>
             <w:r/>
             <w:r>
-              <w:t>442.00</w:t>
+              <w:t>443.00</w:t>
             </w:r>
           </w:p>
         </w:tc>
@@ -14212,7 +14212,7 @@
             </w:pPr>
             <w:r/>
             <w:r>
-              <w:t>435.00</w:t>
+              <w:t>436.00</w:t>
             </w:r>
           </w:p>
         </w:tc>
@@ -14243,7 +14243,7 @@
               <w:rPr>
                 <w:b/>
               </w:rPr>
-              <w:t>438.50</w:t>
+              <w:t>439.50</w:t>
             </w:r>
           </w:p>
         </w:tc>
@@ -14391,7 +14391,7 @@
             </w:pPr>
             <w:r/>
             <w:r>
-              <w:t>438.50</w:t>
+              <w:t>439.50</w:t>
             </w:r>
           </w:p>
         </w:tc>
@@ -14419,7 +14419,7 @@
             </w:pPr>
             <w:r/>
             <w:r>
-              <w:t>441.25</w:t>
+              <w:t>442.25</w:t>
             </w:r>
           </w:p>
         </w:tc>
@@ -14447,7 +14447,7 @@
             </w:pPr>
             <w:r/>
             <w:r>
-              <w:t>434.75</w:t>
+              <w:t>435.75</w:t>
             </w:r>
           </w:p>
         </w:tc>
@@ -14478,7 +14478,7 @@
               <w:rPr>
                 <w:b/>
               </w:rPr>
-              <w:t>438.00</w:t>
+              <w:t>439.00</w:t>
             </w:r>
           </w:p>
         </w:tc>
@@ -14626,7 +14626,7 @@
             </w:pPr>
             <w:r/>
             <w:r>
-              <w:t>438.00</w:t>
+              <w:t>439.00</w:t>
             </w:r>
           </w:p>
         </w:tc>
@@ -14654,7 +14654,7 @@
             </w:pPr>
             <w:r/>
             <w:r>
-              <w:t>441.00</w:t>
+              <w:t>442.00</w:t>
             </w:r>
           </w:p>
         </w:tc>
@@ -14682,7 +14682,7 @@
             </w:pPr>
             <w:r/>
             <w:r>
-              <w:t>434.00</w:t>
+              <w:t>435.00</w:t>
             </w:r>
           </w:p>
         </w:tc>
@@ -14713,7 +14713,7 @@
               <w:rPr>
                 <w:b/>
               </w:rPr>
-              <w:t>438.75</w:t>
+              <w:t>439.75</w:t>
             </w:r>
           </w:p>
         </w:tc>
@@ -14861,7 +14861,7 @@
             </w:pPr>
             <w:r/>
             <w:r>
-              <w:t>438.75</w:t>
+              <w:t>439.75</w:t>
             </w:r>
           </w:p>
         </w:tc>
@@ -14889,7 +14889,7 @@
             </w:pPr>
             <w:r/>
             <w:r>
-              <w:t>443.25</w:t>
+              <w:t>444.25</w:t>
             </w:r>
           </w:p>
         </w:tc>
@@ -14917,7 +14917,7 @@
             </w:pPr>
             <w:r/>
             <w:r>
-              <w:t>433.75</w:t>
+              <w:t>434.75</w:t>
             </w:r>
           </w:p>
         </w:tc>
@@ -14948,7 +14948,7 @@
               <w:rPr>
                 <w:b/>
               </w:rPr>
-              <w:t>439.50</w:t>
+              <w:t>440.50</w:t>
             </w:r>
           </w:p>
         </w:tc>
@@ -15096,7 +15096,7 @@
             </w:pPr>
             <w:r/>
             <w:r>
-              <w:t>439.50</w:t>
+              <w:t>440.50</w:t>
             </w:r>
           </w:p>
         </w:tc>
@@ -15124,7 +15124,7 @@
             </w:pPr>
             <w:r/>
             <w:r>
-              <w:t>445.00</w:t>
+              <w:t>446.00</w:t>
             </w:r>
           </w:p>
         </w:tc>
@@ -15152,7 +15152,7 @@
             </w:pPr>
             <w:r/>
             <w:r>
-              <w:t>433.25</w:t>
+              <w:t>434.25</w:t>
             </w:r>
           </w:p>
         </w:tc>
@@ -15183,7 +15183,7 @@
               <w:rPr>
                 <w:b/>
               </w:rPr>
-              <w:t>441.75</w:t>
+              <w:t>442.75</w:t>
             </w:r>
           </w:p>
         </w:tc>
@@ -15331,7 +15331,7 @@
             </w:pPr>
             <w:r/>
             <w:r>
-              <w:t>441.75</w:t>
+              <w:t>442.75</w:t>
             </w:r>
           </w:p>
         </w:tc>
@@ -15359,7 +15359,7 @@
             </w:pPr>
             <w:r/>
             <w:r>
-              <w:t>444.75</w:t>
+              <w:t>445.75</w:t>
             </w:r>
           </w:p>
         </w:tc>
@@ -15387,7 +15387,7 @@
             </w:pPr>
             <w:r/>
             <w:r>
-              <w:t>437.50</w:t>
+              <w:t>438.50</w:t>
             </w:r>
           </w:p>
         </w:tc>
@@ -15418,7 +15418,7 @@
               <w:rPr>
                 <w:b/>
               </w:rPr>
-              <w:t>442.00</w:t>
+              <w:t>443.00</w:t>
             </w:r>
           </w:p>
         </w:tc>
@@ -15566,7 +15566,7 @@
             </w:pPr>
             <w:r/>
             <w:r>
-              <w:t>442.00</w:t>
+              <w:t>443.00</w:t>
             </w:r>
           </w:p>
         </w:tc>
@@ -15594,7 +15594,7 @@
             </w:pPr>
             <w:r/>
             <w:r>
-              <w:t>445.25</w:t>
+              <w:t>446.25</w:t>
             </w:r>
           </w:p>
         </w:tc>
@@ -15622,7 +15622,7 @@
             </w:pPr>
             <w:r/>
             <w:r>
-              <w:t>435.50</w:t>
+              <w:t>436.50</w:t>
             </w:r>
           </w:p>
         </w:tc>
@@ -15653,7 +15653,7 @@
               <w:rPr>
                 <w:b/>
               </w:rPr>
-              <w:t>442.75</w:t>
+              <w:t>443.75</w:t>
             </w:r>
           </w:p>
         </w:tc>
@@ -15801,7 +15801,7 @@
             </w:pPr>
             <w:r/>
             <w:r>
-              <w:t>442.75</w:t>
+              <w:t>443.75</w:t>
             </w:r>
           </w:p>
         </w:tc>
@@ -15829,7 +15829,7 @@
             </w:pPr>
             <w:r/>
             <w:r>
-              <w:t>445.75</w:t>
+              <w:t>446.75</w:t>
             </w:r>
           </w:p>
         </w:tc>
@@ -15857,7 +15857,7 @@
             </w:pPr>
             <w:r/>
             <w:r>
-              <w:t>438.25</w:t>
+              <w:t>439.25</w:t>
             </w:r>
           </w:p>
         </w:tc>
@@ -15888,7 +15888,7 @@
               <w:rPr>
                 <w:b/>
               </w:rPr>
-              <w:t>442.25</w:t>
+              <w:t>443.25</w:t>
             </w:r>
           </w:p>
         </w:tc>
@@ -16036,7 +16036,7 @@
             </w:pPr>
             <w:r/>
             <w:r>
-              <w:t>442.25</w:t>
+              <w:t>443.25</w:t>
             </w:r>
           </w:p>
         </w:tc>
@@ -16064,7 +16064,7 @@
             </w:pPr>
             <w:r/>
             <w:r>
-              <w:t>446.25</w:t>
+              <w:t>447.25</w:t>
             </w:r>
           </w:p>
         </w:tc>
@@ -16092,7 +16092,7 @@
             </w:pPr>
             <w:r/>
             <w:r>
-              <w:t>436.50</w:t>
+              <w:t>437.50</w:t>
             </w:r>
           </w:p>
         </w:tc>
@@ -16123,7 +16123,7 @@
               <w:rPr>
                 <w:b/>
               </w:rPr>
-              <w:t>442.75</w:t>
+              <w:t>443.75</w:t>
             </w:r>
           </w:p>
         </w:tc>
@@ -16271,7 +16271,7 @@
             </w:pPr>
             <w:r/>
             <w:r>
-              <w:t>442.75</w:t>
+              <w:t>443.75</w:t>
             </w:r>
           </w:p>
         </w:tc>
@@ -16299,7 +16299,7 @@
             </w:pPr>
             <w:r/>
             <w:r>
-              <w:t>445.25</w:t>
+              <w:t>446.25</w:t>
             </w:r>
           </w:p>
         </w:tc>
@@ -16327,7 +16327,7 @@
             </w:pPr>
             <w:r/>
             <w:r>
-              <w:t>439.50</w:t>
+              <w:t>440.50</w:t>
             </w:r>
           </w:p>
         </w:tc>
@@ -16358,7 +16358,7 @@
               <w:rPr>
                 <w:b/>
               </w:rPr>
-              <w:t>443.25</w:t>
+              <w:t>444.25</w:t>
             </w:r>
           </w:p>
         </w:tc>
@@ -16506,7 +16506,7 @@
             </w:pPr>
             <w:r/>
             <w:r>
-              <w:t>443.25</w:t>
+              <w:t>444.25</w:t>
             </w:r>
           </w:p>
         </w:tc>
@@ -16534,7 +16534,7 @@
             </w:pPr>
             <w:r/>
             <w:r>
-              <w:t>446.75</w:t>
+              <w:t>447.75</w:t>
             </w:r>
           </w:p>
         </w:tc>
@@ -16562,7 +16562,7 @@
             </w:pPr>
             <w:r/>
             <w:r>
-              <w:t>437.25</w:t>
+              <w:t>438.25</w:t>
             </w:r>
           </w:p>
         </w:tc>
@@ -16593,7 +16593,7 @@
               <w:rPr>
                 <w:b/>
               </w:rPr>
-              <w:t>444.25</w:t>
+              <w:t>445.25</w:t>
             </w:r>
           </w:p>
         </w:tc>
@@ -16741,7 +16741,7 @@
             </w:pPr>
             <w:r/>
             <w:r>
-              <w:t>444.25</w:t>
+              <w:t>445.25</w:t>
             </w:r>
           </w:p>
         </w:tc>
@@ -16769,7 +16769,7 @@
             </w:pPr>
             <w:r/>
             <w:r>
-              <w:t>447.00</w:t>
+              <w:t>448.00</w:t>
             </w:r>
           </w:p>
         </w:tc>
@@ -16797,7 +16797,7 @@
             </w:pPr>
             <w:r/>
             <w:r>
-              <w:t>441.75</w:t>
+              <w:t>442.75</w:t>
             </w:r>
           </w:p>
         </w:tc>
@@ -16828,7 +16828,7 @@
               <w:rPr>
                 <w:b/>
               </w:rPr>
-              <w:t>444.25</w:t>
+              <w:t>445.25</w:t>
             </w:r>
           </w:p>
         </w:tc>
@@ -16976,7 +16976,7 @@
             </w:pPr>
             <w:r/>
             <w:r>
-              <w:t>444.25</w:t>
+              <w:t>445.25</w:t>
             </w:r>
           </w:p>
         </w:tc>
@@ -17004,7 +17004,7 @@
             </w:pPr>
             <w:r/>
             <w:r>
-              <w:t>447.00</w:t>
+              <w:t>448.00</w:t>
             </w:r>
           </w:p>
         </w:tc>
@@ -17032,7 +17032,7 @@
             </w:pPr>
             <w:r/>
             <w:r>
-              <w:t>441.75</w:t>
+              <w:t>442.75</w:t>
             </w:r>
           </w:p>
         </w:tc>
@@ -17063,7 +17063,7 @@
               <w:rPr>
                 <w:b/>
               </w:rPr>
-              <w:t>443.75</w:t>
+              <w:t>444.75</w:t>
             </w:r>
           </w:p>
         </w:tc>
@@ -17211,7 +17211,7 @@
             </w:pPr>
             <w:r/>
             <w:r>
-              <w:t>443.75</w:t>
+              <w:t>444.75</w:t>
             </w:r>
           </w:p>
         </w:tc>
@@ -17239,7 +17239,7 @@
             </w:pPr>
             <w:r/>
             <w:r>
-              <w:t>446.75</w:t>
+              <w:t>447.75</w:t>
             </w:r>
           </w:p>
         </w:tc>
@@ -17267,7 +17267,7 @@
             </w:pPr>
             <w:r/>
             <w:r>
-              <w:t>440.50</w:t>
+              <w:t>441.50</w:t>
             </w:r>
           </w:p>
         </w:tc>
@@ -17298,7 +17298,7 @@
               <w:rPr>
                 <w:b/>
               </w:rPr>
-              <w:t>443.50</w:t>
+              <w:t>444.50</w:t>
             </w:r>
           </w:p>
         </w:tc>
@@ -17446,7 +17446,7 @@
             </w:pPr>
             <w:r/>
             <w:r>
-              <w:t>443.50</w:t>
+              <w:t>444.50</w:t>
             </w:r>
           </w:p>
         </w:tc>
@@ -17474,7 +17474,7 @@
             </w:pPr>
             <w:r/>
             <w:r>
-              <w:t>447.50</w:t>
+              <w:t>448.50</w:t>
             </w:r>
           </w:p>
         </w:tc>
@@ -17502,7 +17502,7 @@
             </w:pPr>
             <w:r/>
             <w:r>
-              <w:t>438.25</w:t>
+              <w:t>439.25</w:t>
             </w:r>
           </w:p>
         </w:tc>
@@ -17533,7 +17533,7 @@
               <w:rPr>
                 <w:b/>
               </w:rPr>
-              <w:t>444.00</w:t>
+              <w:t>445.00</w:t>
             </w:r>
           </w:p>
         </w:tc>
@@ -17681,7 +17681,7 @@
             </w:pPr>
             <w:r/>
             <w:r>
-              <w:t>444.00</w:t>
+              <w:t>445.00</w:t>
             </w:r>
           </w:p>
         </w:tc>
@@ -17709,7 +17709,7 @@
             </w:pPr>
             <w:r/>
             <w:r>
-              <w:t>448.75</w:t>
+              <w:t>449.75</w:t>
             </w:r>
           </w:p>
         </w:tc>
@@ -17737,7 +17737,7 @@
             </w:pPr>
             <w:r/>
             <w:r>
-              <w:t>437.00</w:t>
+              <w:t>438.00</w:t>
             </w:r>
           </w:p>
         </w:tc>
@@ -17768,7 +17768,7 @@
               <w:rPr>
                 <w:b/>
               </w:rPr>
-              <w:t>446.00</w:t>
+              <w:t>447.00</w:t>
             </w:r>
           </w:p>
         </w:tc>
@@ -17916,7 +17916,7 @@
             </w:pPr>
             <w:r/>
             <w:r>
-              <w:t>446.00</w:t>
+              <w:t>447.00</w:t>
             </w:r>
           </w:p>
         </w:tc>
@@ -17944,7 +17944,7 @@
             </w:pPr>
             <w:r/>
             <w:r>
-              <w:t>454.00</w:t>
+              <w:t>455.00</w:t>
             </w:r>
           </w:p>
         </w:tc>
@@ -17972,7 +17972,7 @@
             </w:pPr>
             <w:r/>
             <w:r>
-              <w:t>439.00</w:t>
+              <w:t>440.00</w:t>
             </w:r>
           </w:p>
         </w:tc>
@@ -18003,7 +18003,7 @@
               <w:rPr>
                 <w:b/>
               </w:rPr>
-              <w:t>447.50</w:t>
+              <w:t>448.50</w:t>
             </w:r>
           </w:p>
         </w:tc>
@@ -18151,7 +18151,7 @@
             </w:pPr>
             <w:r/>
             <w:r>
-              <w:t>447.50</w:t>
+              <w:t>448.50</w:t>
             </w:r>
           </w:p>
         </w:tc>
@@ -18179,7 +18179,7 @@
             </w:pPr>
             <w:r/>
             <w:r>
-              <w:t>452.00</w:t>
+              <w:t>453.00</w:t>
             </w:r>
           </w:p>
         </w:tc>
@@ -18207,7 +18207,7 @@
             </w:pPr>
             <w:r/>
             <w:r>
-              <w:t>443.25</w:t>
+              <w:t>444.25</w:t>
             </w:r>
           </w:p>
         </w:tc>
@@ -18238,7 +18238,7 @@
               <w:rPr>
                 <w:b/>
               </w:rPr>
-              <w:t>447.00</w:t>
+              <w:t>448.00</w:t>
             </w:r>
           </w:p>
         </w:tc>
@@ -18386,7 +18386,7 @@
             </w:pPr>
             <w:r/>
             <w:r>
-              <w:t>447.00</w:t>
+              <w:t>448.00</w:t>
             </w:r>
           </w:p>
         </w:tc>
@@ -18414,7 +18414,7 @@
             </w:pPr>
             <w:r/>
             <w:r>
-              <w:t>449.25</w:t>
+              <w:t>450.25</w:t>
             </w:r>
           </w:p>
         </w:tc>
@@ -18442,7 +18442,7 @@
             </w:pPr>
             <w:r/>
             <w:r>
-              <w:t>444.25</w:t>
+              <w:t>445.25</w:t>
             </w:r>
           </w:p>
         </w:tc>
@@ -18473,7 +18473,7 @@
               <w:rPr>
                 <w:b/>
               </w:rPr>
-              <w:t>446.75</w:t>
+              <w:t>447.75</w:t>
             </w:r>
           </w:p>
         </w:tc>
@@ -18621,7 +18621,7 @@
             </w:pPr>
             <w:r/>
             <w:r>
-              <w:t>446.75</w:t>
+              <w:t>447.75</w:t>
             </w:r>
           </w:p>
         </w:tc>
@@ -18649,7 +18649,7 @@
             </w:pPr>
             <w:r/>
             <w:r>
-              <w:t>448.75</w:t>
+              <w:t>449.75</w:t>
             </w:r>
           </w:p>
         </w:tc>
@@ -18677,7 +18677,7 @@
             </w:pPr>
             <w:r/>
             <w:r>
-              <w:t>442.25</w:t>
+              <w:t>443.25</w:t>
             </w:r>
           </w:p>
         </w:tc>
@@ -18708,7 +18708,7 @@
               <w:rPr>
                 <w:b/>
               </w:rPr>
-              <w:t>447.00</w:t>
+              <w:t>448.00</w:t>
             </w:r>
           </w:p>
         </w:tc>
@@ -18856,7 +18856,7 @@
             </w:pPr>
             <w:r/>
             <w:r>
-              <w:t>447.00</w:t>
+              <w:t>448.00</w:t>
             </w:r>
           </w:p>
         </w:tc>
@@ -18884,7 +18884,7 @@
             </w:pPr>
             <w:r/>
             <w:r>
-              <w:t>450.75</w:t>
+              <w:t>451.75</w:t>
             </w:r>
           </w:p>
         </w:tc>
@@ -18912,7 +18912,7 @@
             </w:pPr>
             <w:r/>
             <w:r>
-              <w:t>444.25</w:t>
+              <w:t>445.25</w:t>
             </w:r>
           </w:p>
         </w:tc>
@@ -18943,7 +18943,7 @@
               <w:rPr>
                 <w:b/>
               </w:rPr>
-              <w:t>447.50</w:t>
+              <w:t>448.50</w:t>
             </w:r>
           </w:p>
         </w:tc>
@@ -19091,7 +19091,7 @@
             </w:pPr>
             <w:r/>
             <w:r>
-              <w:t>447.50</w:t>
+              <w:t>448.50</w:t>
             </w:r>
           </w:p>
         </w:tc>
@@ -19119,7 +19119,7 @@
             </w:pPr>
             <w:r/>
             <w:r>
-              <w:t>450.50</w:t>
+              <w:t>451.50</w:t>
             </w:r>
           </w:p>
         </w:tc>
@@ -19147,7 +19147,7 @@
             </w:pPr>
             <w:r/>
             <w:r>
-              <w:t>443.00</w:t>
+              <w:t>444.00</w:t>
             </w:r>
           </w:p>
         </w:tc>
@@ -19178,7 +19178,7 @@
               <w:rPr>
                 <w:b/>
               </w:rPr>
-              <w:t>447.75</w:t>
+              <w:t>448.75</w:t>
             </w:r>
           </w:p>
         </w:tc>
@@ -19326,7 +19326,7 @@
             </w:pPr>
             <w:r/>
             <w:r>
-              <w:t>447.75</w:t>
+              <w:t>448.75</w:t>
             </w:r>
           </w:p>
         </w:tc>
@@ -19354,7 +19354,7 @@
             </w:pPr>
             <w:r/>
             <w:r>
-              <w:t>452.00</w:t>
+              <w:t>453.00</w:t>
             </w:r>
           </w:p>
         </w:tc>
@@ -19382,7 +19382,7 @@
             </w:pPr>
             <w:r/>
             <w:r>
-              <w:t>444.50</w:t>
+              <w:t>445.50</w:t>
             </w:r>
           </w:p>
         </w:tc>
@@ -19413,7 +19413,7 @@
               <w:rPr>
                 <w:b/>
               </w:rPr>
-              <w:t>448.50</w:t>
+              <w:t>449.50</w:t>
             </w:r>
           </w:p>
         </w:tc>
@@ -19561,7 +19561,7 @@
             </w:pPr>
             <w:r/>
             <w:r>
-              <w:t>448.50</w:t>
+              <w:t>449.50</w:t>
             </w:r>
           </w:p>
         </w:tc>
@@ -19589,7 +19589,7 @@
             </w:pPr>
             <w:r/>
             <w:r>
-              <w:t>452.00</w:t>
+              <w:t>453.00</w:t>
             </w:r>
           </w:p>
         </w:tc>
@@ -19617,7 +19617,7 @@
             </w:pPr>
             <w:r/>
             <w:r>
-              <w:t>446.25</w:t>
+              <w:t>447.25</w:t>
             </w:r>
           </w:p>
         </w:tc>
@@ -19648,7 +19648,7 @@
               <w:rPr>
                 <w:b/>
               </w:rPr>
-              <w:t>448.50</w:t>
+              <w:t>449.50</w:t>
             </w:r>
           </w:p>
         </w:tc>
@@ -19796,7 +19796,7 @@
             </w:pPr>
             <w:r/>
             <w:r>
-              <w:t>448.50</w:t>
+              <w:t>449.50</w:t>
             </w:r>
           </w:p>
         </w:tc>
@@ -19824,7 +19824,7 @@
             </w:pPr>
             <w:r/>
             <w:r>
-              <w:t>452.25</w:t>
+              <w:t>453.25</w:t>
             </w:r>
           </w:p>
         </w:tc>
@@ -19852,7 +19852,7 @@
             </w:pPr>
             <w:r/>
             <w:r>
-              <w:t>445.00</w:t>
+              <w:t>446.00</w:t>
             </w:r>
           </w:p>
         </w:tc>
@@ -19883,7 +19883,7 @@
               <w:rPr>
                 <w:b/>
               </w:rPr>
-              <w:t>448.25</w:t>
+              <w:t>449.25</w:t>
             </w:r>
           </w:p>
         </w:tc>
@@ -20031,7 +20031,7 @@
             </w:pPr>
             <w:r/>
             <w:r>
-              <w:t>448.25</w:t>
+              <w:t>449.25</w:t>
             </w:r>
           </w:p>
         </w:tc>
@@ -20059,7 +20059,7 @@
             </w:pPr>
             <w:r/>
             <w:r>
-              <w:t>451.75</w:t>
+              <w:t>452.75</w:t>
             </w:r>
           </w:p>
         </w:tc>
@@ -20087,7 +20087,7 @@
             </w:pPr>
             <w:r/>
             <w:r>
-              <w:t>445.00</w:t>
+              <w:t>446.00</w:t>
             </w:r>
           </w:p>
         </w:tc>
@@ -20118,7 +20118,7 @@
               <w:rPr>
                 <w:b/>
               </w:rPr>
-              <w:t>448.00</w:t>
+              <w:t>449.00</w:t>
             </w:r>
           </w:p>
         </w:tc>
@@ -20266,7 +20266,7 @@
             </w:pPr>
             <w:r/>
             <w:r>
-              <w:t>448.00</w:t>
+              <w:t>449.00</w:t>
             </w:r>
           </w:p>
         </w:tc>
@@ -20294,7 +20294,7 @@
             </w:pPr>
             <w:r/>
             <w:r>
-              <w:t>451.00</w:t>
+              <w:t>452.00</w:t>
             </w:r>
           </w:p>
         </w:tc>
@@ -20322,7 +20322,7 @@
             </w:pPr>
             <w:r/>
             <w:r>
-              <w:t>445.25</w:t>
+              <w:t>446.25</w:t>
             </w:r>
           </w:p>
         </w:tc>
@@ -20353,7 +20353,7 @@
               <w:rPr>
                 <w:b/>
               </w:rPr>
-              <w:t>448.25</w:t>
+              <w:t>449.25</w:t>
             </w:r>
           </w:p>
         </w:tc>
@@ -20501,7 +20501,7 @@
             </w:pPr>
             <w:r/>
             <w:r>
-              <w:t>448.25</w:t>
+              <w:t>449.25</w:t>
             </w:r>
           </w:p>
         </w:tc>
@@ -20529,7 +20529,7 @@
             </w:pPr>
             <w:r/>
             <w:r>
-              <w:t>451.25</w:t>
+              <w:t>452.25</w:t>
             </w:r>
           </w:p>
         </w:tc>
@@ -20557,7 +20557,7 @@
             </w:pPr>
             <w:r/>
             <w:r>
-              <w:t>445.50</w:t>
+              <w:t>446.50</w:t>
             </w:r>
           </w:p>
         </w:tc>
@@ -20588,7 +20588,7 @@
               <w:rPr>
                 <w:b/>
               </w:rPr>
-              <w:t>448.25</w:t>
+              <w:t>449.25</w:t>
             </w:r>
           </w:p>
         </w:tc>
@@ -20736,7 +20736,7 @@
             </w:pPr>
             <w:r/>
             <w:r>
-              <w:t>448.25</w:t>
+              <w:t>449.25</w:t>
             </w:r>
           </w:p>
         </w:tc>
@@ -20764,7 +20764,7 @@
             </w:pPr>
             <w:r/>
             <w:r>
-              <w:t>452.25</w:t>
+              <w:t>453.25</w:t>
             </w:r>
           </w:p>
         </w:tc>
@@ -20792,7 +20792,7 @@
             </w:pPr>
             <w:r/>
             <w:r>
-              <w:t>444.75</w:t>
+              <w:t>445.75</w:t>
             </w:r>
           </w:p>
         </w:tc>
@@ -20823,7 +20823,7 @@
               <w:rPr>
                 <w:b/>
               </w:rPr>
-              <w:t>448.75</w:t>
+              <w:t>449.75</w:t>
             </w:r>
           </w:p>
         </w:tc>
@@ -20971,7 +20971,7 @@
             </w:pPr>
             <w:r/>
             <w:r>
-              <w:t>448.75</w:t>
+              <w:t>449.75</w:t>
             </w:r>
           </w:p>
         </w:tc>
@@ -20999,7 +20999,7 @@
             </w:pPr>
             <w:r/>
             <w:r>
-              <w:t>452.75</w:t>
+              <w:t>453.75</w:t>
             </w:r>
           </w:p>
         </w:tc>
@@ -21027,7 +21027,7 @@
             </w:pPr>
             <w:r/>
             <w:r>
-              <w:t>447.00</w:t>
+              <w:t>448.00</w:t>
             </w:r>
           </w:p>
         </w:tc>
@@ -21058,7 +21058,7 @@
               <w:rPr>
                 <w:b/>
               </w:rPr>
-              <w:t>448.50</w:t>
+              <w:t>449.50</w:t>
             </w:r>
           </w:p>
         </w:tc>
@@ -21781,7 +21781,7 @@
         <w:t>Giá Chốt Phiên (Close):</w:t>
       </w:r>
       <w:r>
-        <w:t xml:space="preserve"> 639.50 cents | </w:t>
+        <w:t xml:space="preserve"> 641.00 cents | </w:t>
       </w:r>
       <w:r>
         <w:rPr>
@@ -21796,10 +21796,10 @@
         <w:rPr>
           <w:b/>
         </w:rPr>
-        <w:t>`641.32 cents`</w:t>
+        <w:t>`642.78 cents`</w:t>
       </w:r>
       <w:r>
-        <w:t xml:space="preserve"> (+1.82).</w:t>
+        <w:t xml:space="preserve"> (+1.78).</w:t>
       </w:r>
     </w:p>
     <w:p>
@@ -21820,7 +21820,7 @@
         <w:rPr>
           <w:b/>
         </w:rPr>
-        <w:t>`86,920`</w:t>
+        <w:t>`851`</w:t>
       </w:r>
       <w:r>
         <w:t xml:space="preserve"> (Chênh lệch: </w:t>
@@ -21829,7 +21829,7 @@
         <w:rPr>
           <w:b/>
         </w:rPr>
-        <w:t>`+83,748`</w:t>
+        <w:t>`-2,321`</w:t>
       </w:r>
       <w:r>
         <w:t xml:space="preserve">) | OI: </w:t>
@@ -21893,7 +21893,7 @@
           <w:b/>
           <w:color w:val="15803D"/>
         </w:rPr>
-        <w:t>`Giảm do phe Long tháo chạy (Long Liquidation)`</w:t>
+        <w:t>`Giảm suy yếu / Đáy ngắn hạn (Long Liquidation Decline)`</w:t>
       </w:r>
     </w:p>
     <w:p>
@@ -22163,7 +22163,7 @@
               <w:rPr>
                 <w:b/>
               </w:rPr>
-              <w:t>87.68</w:t>
+              <w:t>87.91</w:t>
             </w:r>
           </w:p>
         </w:tc>
@@ -22286,7 +22286,7 @@
               <w:rPr>
                 <w:b/>
               </w:rPr>
-              <w:t>99.79</w:t>
+              <w:t>99.75</w:t>
             </w:r>
           </w:p>
         </w:tc>
@@ -22921,7 +22921,7 @@
         <w:t xml:space="preserve"> EMA_21 </w:t>
       </w:r>
       <w:r>
-        <w:t xml:space="preserve"> (645.47) &gt; </w:t>
+        <w:t xml:space="preserve"> (645.06) &gt; </w:t>
       </w:r>
       <w:r>
         <w:rPr>
@@ -22932,7 +22932,7 @@
         <w:t xml:space="preserve"> EMA_50 </w:t>
       </w:r>
       <w:r>
-        <w:t xml:space="preserve"> (643.70).</w:t>
+        <w:t xml:space="preserve"> (643.59).</w:t>
       </w:r>
     </w:p>
     <w:p>
@@ -22953,7 +22953,7 @@
         <w:rPr>
           <w:b/>
         </w:rPr>
-        <w:t>`38.65`</w:t>
+        <w:t>`42.22`</w:t>
       </w:r>
       <w:r>
         <w:t xml:space="preserve"> | ATR (14) = </w:t>
@@ -22962,7 +22962,7 @@
         <w:rPr>
           <w:b/>
         </w:rPr>
-        <w:t>`3.66`</w:t>
+        <w:t>`3.71`</w:t>
       </w:r>
       <w:r>
         <w:t xml:space="preserve"> cents | Volatility = </w:t>
@@ -22971,7 +22971,7 @@
         <w:rPr>
           <w:b/>
         </w:rPr>
-        <w:t>`3.25 cents`</w:t>
+        <w:t>`4.00 cents`</w:t>
       </w:r>
       <w:r>
         <w:t>.</w:t>
@@ -22995,7 +22995,7 @@
         <w:rPr>
           <w:b/>
         </w:rPr>
-        <w:t>`636.50`</w:t>
+        <w:t>`638.75`</w:t>
       </w:r>
       <w:r>
         <w:t xml:space="preserve"> | S2: </w:t>
@@ -23013,7 +23013,7 @@
         <w:rPr>
           <w:b/>
         </w:rPr>
-        <w:t>`642.00`</w:t>
+        <w:t>`646.00`</w:t>
       </w:r>
       <w:r>
         <w:t xml:space="preserve"> | R2: </w:t>
@@ -23746,7 +23746,7 @@
           <w:b/>
           <w:color w:val="B91C1C"/>
         </w:rPr>
-        <w:t>`645.47 - 643.70 cents (Canh bán hồi kỹ thuật H1)`</w:t>
+        <w:t>`645.06 - 643.59 cents (Canh bán hồi kỹ thuật H1)`</w:t>
       </w:r>
       <w:r>
         <w:t xml:space="preserve"> | SL: </w:t>
@@ -23755,7 +23755,7 @@
         <w:rPr>
           <w:b/>
         </w:rPr>
-        <w:t>`716.74 cents (Trên kháng cự R2 + 1.5x ATR)`</w:t>
+        <w:t>`716.81 cents (Trên kháng cự R2 + 1.5x ATR)`</w:t>
       </w:r>
       <w:r>
         <w:t xml:space="preserve"> | TP: </w:t>
@@ -23766,7 +23766,7 @@
           <w:color w:val="D97706"/>
           <w:sz w:val="19"/>
         </w:rPr>
-        <w:t xml:space="preserve"> 636.50 cents </w:t>
+        <w:t xml:space="preserve"> 638.75 cents </w:t>
       </w:r>
       <w:r>
         <w:t xml:space="preserve"> / </w:t>
@@ -23817,7 +23817,7 @@
         <w:rPr>
           <w:b/>
         </w:rPr>
-        <w:t>`634.50 - 636.50 cents`</w:t>
+        <w:t>`636.75 - 638.75 cents`</w:t>
       </w:r>
       <w:r>
         <w:t xml:space="preserve"> | SL: </w:t>
@@ -23826,7 +23826,7 @@
         <w:rPr>
           <w:b/>
         </w:rPr>
-        <w:t>`598.59 cents`</w:t>
+        <w:t>`598.54 cents`</w:t>
       </w:r>
       <w:r>
         <w:t xml:space="preserve"> | TP: </w:t>
@@ -23835,7 +23835,7 @@
         <w:rPr>
           <w:b/>
         </w:rPr>
-        <w:t>`642.00 cents (Đón sóng hồi trung hạn ~14.5 giá)`</w:t>
+        <w:t>`646.00 cents (Đón sóng hồi trung hạn ~14.5 giá)`</w:t>
       </w:r>
       <w:r>
         <w:t>.</w:t>
@@ -23863,7 +23863,7 @@
         <w:rPr>
           <w:b/>
         </w:rPr>
-        <w:t>`642.00 - 644.00 cents`</w:t>
+        <w:t>`646.00 - 648.00 cents`</w:t>
       </w:r>
       <w:r>
         <w:t xml:space="preserve"> | SL: </w:t>
@@ -23872,7 +23872,7 @@
         <w:rPr>
           <w:b/>
         </w:rPr>
-        <w:t>`645.66 cents`</w:t>
+        <w:t>`649.71 cents`</w:t>
       </w:r>
       <w:r>
         <w:t xml:space="preserve"> | TP: </w:t>
@@ -23921,7 +23921,7 @@
         <w:rPr>
           <w:b/>
         </w:rPr>
-        <w:t>`604.25 - 618.00 cents`</w:t>
+        <w:t>`604.35 - 618.00 cents`</w:t>
       </w:r>
     </w:p>
     <w:p>
@@ -24328,7 +24328,7 @@
             </w:pPr>
             <w:r/>
             <w:r>
-              <w:t>639.50</w:t>
+              <w:t>641.00</w:t>
             </w:r>
           </w:p>
         </w:tc>
@@ -24356,7 +24356,7 @@
             </w:pPr>
             <w:r/>
             <w:r>
-              <w:t>650.75</w:t>
+              <w:t>652.25</w:t>
             </w:r>
           </w:p>
         </w:tc>
@@ -24384,7 +24384,7 @@
             </w:pPr>
             <w:r/>
             <w:r>
-              <w:t>634.00</w:t>
+              <w:t>635.50</w:t>
             </w:r>
           </w:p>
         </w:tc>
@@ -24415,7 +24415,7 @@
               <w:rPr>
                 <w:b/>
               </w:rPr>
-              <w:t>638.75</w:t>
+              <w:t>640.25</w:t>
             </w:r>
           </w:p>
         </w:tc>
@@ -24563,7 +24563,7 @@
             </w:pPr>
             <w:r/>
             <w:r>
-              <w:t>638.75</w:t>
+              <w:t>640.25</w:t>
             </w:r>
           </w:p>
         </w:tc>
@@ -24591,7 +24591,7 @@
             </w:pPr>
             <w:r/>
             <w:r>
-              <w:t>646.25</w:t>
+              <w:t>647.75</w:t>
             </w:r>
           </w:p>
         </w:tc>
@@ -24619,7 +24619,7 @@
             </w:pPr>
             <w:r/>
             <w:r>
-              <w:t>632.75</w:t>
+              <w:t>634.25</w:t>
             </w:r>
           </w:p>
         </w:tc>
@@ -24650,7 +24650,7 @@
               <w:rPr>
                 <w:b/>
               </w:rPr>
-              <w:t>638.25</w:t>
+              <w:t>639.75</w:t>
             </w:r>
           </w:p>
         </w:tc>
@@ -24798,7 +24798,7 @@
             </w:pPr>
             <w:r/>
             <w:r>
-              <w:t>638.25</w:t>
+              <w:t>639.75</w:t>
             </w:r>
           </w:p>
         </w:tc>
@@ -24826,7 +24826,7 @@
             </w:pPr>
             <w:r/>
             <w:r>
-              <w:t>652.00</w:t>
+              <w:t>653.50</w:t>
             </w:r>
           </w:p>
         </w:tc>
@@ -24854,7 +24854,7 @@
             </w:pPr>
             <w:r/>
             <w:r>
-              <w:t>623.50</w:t>
+              <w:t>625.00</w:t>
             </w:r>
           </w:p>
         </w:tc>
@@ -24885,7 +24885,7 @@
               <w:rPr>
                 <w:b/>
               </w:rPr>
-              <w:t>640.25</w:t>
+              <w:t>641.75</w:t>
             </w:r>
           </w:p>
         </w:tc>
@@ -25033,7 +25033,7 @@
             </w:pPr>
             <w:r/>
             <w:r>
-              <w:t>640.25</w:t>
+              <w:t>641.75</w:t>
             </w:r>
           </w:p>
         </w:tc>
@@ -25061,7 +25061,7 @@
             </w:pPr>
             <w:r/>
             <w:r>
-              <w:t>653.50</w:t>
+              <w:t>655.00</w:t>
             </w:r>
           </w:p>
         </w:tc>
@@ -25089,7 +25089,7 @@
             </w:pPr>
             <w:r/>
             <w:r>
-              <w:t>632.00</w:t>
+              <w:t>633.50</w:t>
             </w:r>
           </w:p>
         </w:tc>
@@ -25120,7 +25120,7 @@
               <w:rPr>
                 <w:b/>
               </w:rPr>
-              <w:t>641.50</w:t>
+              <w:t>643.00</w:t>
             </w:r>
           </w:p>
         </w:tc>
@@ -25268,7 +25268,7 @@
             </w:pPr>
             <w:r/>
             <w:r>
-              <w:t>641.50</w:t>
+              <w:t>643.00</w:t>
             </w:r>
           </w:p>
         </w:tc>
@@ -25296,7 +25296,7 @@
             </w:pPr>
             <w:r/>
             <w:r>
-              <w:t>658.00</w:t>
+              <w:t>659.50</w:t>
             </w:r>
           </w:p>
         </w:tc>
@@ -25324,7 +25324,7 @@
             </w:pPr>
             <w:r/>
             <w:r>
-              <w:t>631.00</w:t>
+              <w:t>632.50</w:t>
             </w:r>
           </w:p>
         </w:tc>
@@ -25355,7 +25355,7 @@
               <w:rPr>
                 <w:b/>
               </w:rPr>
-              <w:t>646.00</w:t>
+              <w:t>647.50</w:t>
             </w:r>
           </w:p>
         </w:tc>
@@ -25503,7 +25503,7 @@
             </w:pPr>
             <w:r/>
             <w:r>
-              <w:t>646.00</w:t>
+              <w:t>647.50</w:t>
             </w:r>
           </w:p>
         </w:tc>
@@ -25531,7 +25531,7 @@
             </w:pPr>
             <w:r/>
             <w:r>
-              <w:t>653.75</w:t>
+              <w:t>655.25</w:t>
             </w:r>
           </w:p>
         </w:tc>
@@ -25559,7 +25559,7 @@
             </w:pPr>
             <w:r/>
             <w:r>
-              <w:t>635.00</w:t>
+              <w:t>636.50</w:t>
             </w:r>
           </w:p>
         </w:tc>
@@ -25590,7 +25590,7 @@
               <w:rPr>
                 <w:b/>
               </w:rPr>
-              <w:t>647.25</w:t>
+              <w:t>648.75</w:t>
             </w:r>
           </w:p>
         </w:tc>
@@ -25738,7 +25738,7 @@
             </w:pPr>
             <w:r/>
             <w:r>
-              <w:t>647.25</w:t>
+              <w:t>648.75</w:t>
             </w:r>
           </w:p>
         </w:tc>
@@ -25766,7 +25766,7 @@
             </w:pPr>
             <w:r/>
             <w:r>
-              <w:t>655.50</w:t>
+              <w:t>657.00</w:t>
             </w:r>
           </w:p>
         </w:tc>
@@ -25794,7 +25794,7 @@
             </w:pPr>
             <w:r/>
             <w:r>
-              <w:t>636.75</w:t>
+              <w:t>638.25</w:t>
             </w:r>
           </w:p>
         </w:tc>
@@ -25825,7 +25825,7 @@
               <w:rPr>
                 <w:b/>
               </w:rPr>
-              <w:t>649.00</w:t>
+              <w:t>650.50</w:t>
             </w:r>
           </w:p>
         </w:tc>
@@ -25973,7 +25973,7 @@
             </w:pPr>
             <w:r/>
             <w:r>
-              <w:t>649.00</w:t>
+              <w:t>650.50</w:t>
             </w:r>
           </w:p>
         </w:tc>
@@ -26001,7 +26001,7 @@
             </w:pPr>
             <w:r/>
             <w:r>
-              <w:t>661.25</w:t>
+              <w:t>662.75</w:t>
             </w:r>
           </w:p>
         </w:tc>
@@ -26029,7 +26029,7 @@
             </w:pPr>
             <w:r/>
             <w:r>
-              <w:t>639.25</w:t>
+              <w:t>640.75</w:t>
             </w:r>
           </w:p>
         </w:tc>
@@ -26060,7 +26060,7 @@
               <w:rPr>
                 <w:b/>
               </w:rPr>
-              <w:t>648.00</w:t>
+              <w:t>649.50</w:t>
             </w:r>
           </w:p>
         </w:tc>
@@ -26208,7 +26208,7 @@
             </w:pPr>
             <w:r/>
             <w:r>
-              <w:t>648.00</w:t>
+              <w:t>649.50</w:t>
             </w:r>
           </w:p>
         </w:tc>
@@ -26236,7 +26236,7 @@
             </w:pPr>
             <w:r/>
             <w:r>
-              <w:t>658.50</w:t>
+              <w:t>660.00</w:t>
             </w:r>
           </w:p>
         </w:tc>
@@ -26264,7 +26264,7 @@
             </w:pPr>
             <w:r/>
             <w:r>
-              <w:t>633.25</w:t>
+              <w:t>634.75</w:t>
             </w:r>
           </w:p>
         </w:tc>
@@ -26295,7 +26295,7 @@
               <w:rPr>
                 <w:b/>
               </w:rPr>
-              <w:t>650.25</w:t>
+              <w:t>651.75</w:t>
             </w:r>
           </w:p>
         </w:tc>
@@ -26443,7 +26443,7 @@
             </w:pPr>
             <w:r/>
             <w:r>
-              <w:t>650.25</w:t>
+              <w:t>651.75</w:t>
             </w:r>
           </w:p>
         </w:tc>
@@ -26471,7 +26471,7 @@
             </w:pPr>
             <w:r/>
             <w:r>
-              <w:t>660.75</w:t>
+              <w:t>662.25</w:t>
             </w:r>
           </w:p>
         </w:tc>
@@ -26499,7 +26499,7 @@
             </w:pPr>
             <w:r/>
             <w:r>
-              <w:t>644.00</w:t>
+              <w:t>645.50</w:t>
             </w:r>
           </w:p>
         </w:tc>
@@ -26530,7 +26530,7 @@
               <w:rPr>
                 <w:b/>
               </w:rPr>
-              <w:t>651.00</w:t>
+              <w:t>652.50</w:t>
             </w:r>
           </w:p>
         </w:tc>
@@ -26678,7 +26678,7 @@
             </w:pPr>
             <w:r/>
             <w:r>
-              <w:t>651.00</w:t>
+              <w:t>652.50</w:t>
             </w:r>
           </w:p>
         </w:tc>
@@ -26706,7 +26706,7 @@
             </w:pPr>
             <w:r/>
             <w:r>
-              <w:t>665.25</w:t>
+              <w:t>666.75</w:t>
             </w:r>
           </w:p>
         </w:tc>
@@ -26734,7 +26734,7 @@
             </w:pPr>
             <w:r/>
             <w:r>
-              <w:t>636.25</w:t>
+              <w:t>637.75</w:t>
             </w:r>
           </w:p>
         </w:tc>
@@ -26765,7 +26765,7 @@
               <w:rPr>
                 <w:b/>
               </w:rPr>
-              <w:t>653.00</w:t>
+              <w:t>654.50</w:t>
             </w:r>
           </w:p>
         </w:tc>
@@ -26913,7 +26913,7 @@
             </w:pPr>
             <w:r/>
             <w:r>
-              <w:t>653.00</w:t>
+              <w:t>654.50</w:t>
             </w:r>
           </w:p>
         </w:tc>
@@ -26941,7 +26941,7 @@
             </w:pPr>
             <w:r/>
             <w:r>
-              <w:t>659.50</w:t>
+              <w:t>661.00</w:t>
             </w:r>
           </w:p>
         </w:tc>
@@ -26969,7 +26969,7 @@
             </w:pPr>
             <w:r/>
             <w:r>
-              <w:t>646.25</w:t>
+              <w:t>647.75</w:t>
             </w:r>
           </w:p>
         </w:tc>
@@ -27000,7 +27000,7 @@
               <w:rPr>
                 <w:b/>
               </w:rPr>
-              <w:t>653.25</w:t>
+              <w:t>654.75</w:t>
             </w:r>
           </w:p>
         </w:tc>
@@ -27148,7 +27148,7 @@
             </w:pPr>
             <w:r/>
             <w:r>
-              <w:t>653.25</w:t>
+              <w:t>654.75</w:t>
             </w:r>
           </w:p>
         </w:tc>
@@ -27176,7 +27176,7 @@
             </w:pPr>
             <w:r/>
             <w:r>
-              <w:t>663.50</w:t>
+              <w:t>665.00</w:t>
             </w:r>
           </w:p>
         </w:tc>
@@ -27204,7 +27204,7 @@
             </w:pPr>
             <w:r/>
             <w:r>
-              <w:t>645.25</w:t>
+              <w:t>646.75</w:t>
             </w:r>
           </w:p>
         </w:tc>
@@ -27235,7 +27235,7 @@
               <w:rPr>
                 <w:b/>
               </w:rPr>
-              <w:t>653.75</w:t>
+              <w:t>655.25</w:t>
             </w:r>
           </w:p>
         </w:tc>
@@ -27383,7 +27383,7 @@
             </w:pPr>
             <w:r/>
             <w:r>
-              <w:t>653.75</w:t>
+              <w:t>655.25</w:t>
             </w:r>
           </w:p>
         </w:tc>
@@ -27411,7 +27411,7 @@
             </w:pPr>
             <w:r/>
             <w:r>
-              <w:t>660.75</w:t>
+              <w:t>662.25</w:t>
             </w:r>
           </w:p>
         </w:tc>
@@ -27439,7 +27439,7 @@
             </w:pPr>
             <w:r/>
             <w:r>
-              <w:t>647.75</w:t>
+              <w:t>649.25</w:t>
             </w:r>
           </w:p>
         </w:tc>
@@ -27470,7 +27470,7 @@
               <w:rPr>
                 <w:b/>
               </w:rPr>
-              <w:t>653.00</w:t>
+              <w:t>654.50</w:t>
             </w:r>
           </w:p>
         </w:tc>
@@ -27618,7 +27618,7 @@
             </w:pPr>
             <w:r/>
             <w:r>
-              <w:t>653.00</w:t>
+              <w:t>654.50</w:t>
             </w:r>
           </w:p>
         </w:tc>
@@ -27646,7 +27646,7 @@
             </w:pPr>
             <w:r/>
             <w:r>
-              <w:t>666.50</w:t>
+              <w:t>668.00</w:t>
             </w:r>
           </w:p>
         </w:tc>
@@ -27674,7 +27674,7 @@
             </w:pPr>
             <w:r/>
             <w:r>
-              <w:t>640.00</w:t>
+              <w:t>641.50</w:t>
             </w:r>
           </w:p>
         </w:tc>
@@ -27705,7 +27705,7 @@
               <w:rPr>
                 <w:b/>
               </w:rPr>
-              <w:t>654.75</w:t>
+              <w:t>656.25</w:t>
             </w:r>
           </w:p>
         </w:tc>
@@ -27853,7 +27853,7 @@
             </w:pPr>
             <w:r/>
             <w:r>
-              <w:t>654.75</w:t>
+              <w:t>656.25</w:t>
             </w:r>
           </w:p>
         </w:tc>
@@ -27881,7 +27881,7 @@
             </w:pPr>
             <w:r/>
             <w:r>
-              <w:t>664.00</w:t>
+              <w:t>665.50</w:t>
             </w:r>
           </w:p>
         </w:tc>
@@ -27909,7 +27909,7 @@
             </w:pPr>
             <w:r/>
             <w:r>
-              <w:t>644.00</w:t>
+              <w:t>645.50</w:t>
             </w:r>
           </w:p>
         </w:tc>
@@ -27917,6 +27917,241 @@
           <w:tcPr>
             <w:tcW w:type="dxa" w:w="1728"/>
             <w:shd w:fill="FFFFFF"/>
+            <w:tcMar>
+              <w:top w:w="100" w:type="dxa"/>
+              <w:bottom w:w="100" w:type="dxa"/>
+              <w:left w:w="120" w:type="dxa"/>
+              <w:right w:w="120" w:type="dxa"/>
+            </w:tcMar>
+            <w:tcBorders>
+              <w:top w:val="single" w:sz="4" w:space="0" w:color="CCCCCC"/>
+              <w:bottom w:val="single" w:sz="4" w:space="0" w:color="CCCCCC"/>
+              <w:left w:val="single" w:sz="4" w:space="0" w:color="CCCCCC"/>
+              <w:right w:val="single" w:sz="4" w:space="0" w:color="CCCCCC"/>
+            </w:tcBorders>
+          </w:tcPr>
+          <w:p>
+            <w:pPr>
+              <w:spacing w:before="60" w:after="60" w:line="252" w:lineRule="auto"/>
+              <w:jc w:val="left"/>
+            </w:pPr>
+            <w:r/>
+            <w:r>
+              <w:rPr>
+                <w:b/>
+              </w:rPr>
+              <w:t>656.75</w:t>
+            </w:r>
+          </w:p>
+        </w:tc>
+        <w:tc>
+          <w:tcPr>
+            <w:tcW w:type="dxa" w:w="3456"/>
+            <w:shd w:fill="FFFFFF"/>
+            <w:tcMar>
+              <w:top w:w="100" w:type="dxa"/>
+              <w:bottom w:w="100" w:type="dxa"/>
+              <w:left w:w="120" w:type="dxa"/>
+              <w:right w:w="120" w:type="dxa"/>
+            </w:tcMar>
+            <w:tcBorders>
+              <w:top w:val="single" w:sz="4" w:space="0" w:color="CCCCCC"/>
+              <w:bottom w:val="single" w:sz="4" w:space="0" w:color="CCCCCC"/>
+              <w:left w:val="single" w:sz="4" w:space="0" w:color="CCCCCC"/>
+              <w:right w:val="single" w:sz="4" w:space="0" w:color="CCCCCC"/>
+            </w:tcBorders>
+          </w:tcPr>
+          <w:p>
+            <w:pPr>
+              <w:spacing w:before="60" w:after="60" w:line="252" w:lineRule="auto"/>
+              <w:jc w:val="left"/>
+            </w:pPr>
+            <w:r/>
+            <w:r>
+              <w:rPr>
+                <w:b/>
+              </w:rPr>
+              <w:t>+0.50</w:t>
+            </w:r>
+          </w:p>
+        </w:tc>
+        <w:tc>
+          <w:tcPr>
+            <w:tcW w:type="dxa" w:w="1440"/>
+            <w:shd w:fill="FFFFFF"/>
+            <w:tcMar>
+              <w:top w:w="100" w:type="dxa"/>
+              <w:bottom w:w="100" w:type="dxa"/>
+              <w:left w:w="120" w:type="dxa"/>
+              <w:right w:w="120" w:type="dxa"/>
+            </w:tcMar>
+            <w:tcBorders>
+              <w:top w:val="single" w:sz="4" w:space="0" w:color="CCCCCC"/>
+              <w:bottom w:val="single" w:sz="4" w:space="0" w:color="CCCCCC"/>
+              <w:left w:val="single" w:sz="4" w:space="0" w:color="CCCCCC"/>
+              <w:right w:val="single" w:sz="4" w:space="0" w:color="CCCCCC"/>
+            </w:tcBorders>
+          </w:tcPr>
+          <w:p>
+            <w:pPr>
+              <w:spacing w:before="60" w:after="60" w:line="252" w:lineRule="auto"/>
+              <w:jc w:val="left"/>
+            </w:pPr>
+            <w:r/>
+            <w:r>
+              <w:t>BULL</w:t>
+            </w:r>
+          </w:p>
+        </w:tc>
+      </w:tr>
+      <w:tr>
+        <w:tc>
+          <w:tcPr>
+            <w:tcW w:type="dxa" w:w="1584"/>
+            <w:shd w:fill="F8FAFC"/>
+            <w:tcMar>
+              <w:top w:w="100" w:type="dxa"/>
+              <w:bottom w:w="100" w:type="dxa"/>
+              <w:left w:w="120" w:type="dxa"/>
+              <w:right w:w="120" w:type="dxa"/>
+            </w:tcMar>
+            <w:tcBorders>
+              <w:top w:val="single" w:sz="4" w:space="0" w:color="CCCCCC"/>
+              <w:bottom w:val="single" w:sz="4" w:space="0" w:color="CCCCCC"/>
+              <w:left w:val="single" w:sz="4" w:space="0" w:color="CCCCCC"/>
+              <w:right w:val="single" w:sz="4" w:space="0" w:color="CCCCCC"/>
+            </w:tcBorders>
+          </w:tcPr>
+          <w:p>
+            <w:pPr>
+              <w:spacing w:before="60" w:after="60" w:line="252" w:lineRule="auto"/>
+              <w:jc w:val="left"/>
+            </w:pPr>
+            <w:r/>
+            <w:r>
+              <w:rPr>
+                <w:b/>
+              </w:rPr>
+              <w:t>Wed 12/08</w:t>
+            </w:r>
+          </w:p>
+        </w:tc>
+        <w:tc>
+          <w:tcPr>
+            <w:tcW w:type="dxa" w:w="864"/>
+            <w:shd w:fill="F8FAFC"/>
+            <w:tcMar>
+              <w:top w:w="100" w:type="dxa"/>
+              <w:bottom w:w="100" w:type="dxa"/>
+              <w:left w:w="120" w:type="dxa"/>
+              <w:right w:w="120" w:type="dxa"/>
+            </w:tcMar>
+            <w:tcBorders>
+              <w:top w:val="single" w:sz="4" w:space="0" w:color="CCCCCC"/>
+              <w:bottom w:val="single" w:sz="4" w:space="0" w:color="CCCCCC"/>
+              <w:left w:val="single" w:sz="4" w:space="0" w:color="CCCCCC"/>
+              <w:right w:val="single" w:sz="4" w:space="0" w:color="CCCCCC"/>
+            </w:tcBorders>
+          </w:tcPr>
+          <w:p>
+            <w:pPr>
+              <w:spacing w:before="60" w:after="60" w:line="252" w:lineRule="auto"/>
+              <w:jc w:val="left"/>
+            </w:pPr>
+            <w:r/>
+            <w:r>
+              <w:t>NY Open 21-23</w:t>
+            </w:r>
+          </w:p>
+        </w:tc>
+        <w:tc>
+          <w:tcPr>
+            <w:tcW w:type="dxa" w:w="1440"/>
+            <w:shd w:fill="F8FAFC"/>
+            <w:tcMar>
+              <w:top w:w="100" w:type="dxa"/>
+              <w:bottom w:w="100" w:type="dxa"/>
+              <w:left w:w="120" w:type="dxa"/>
+              <w:right w:w="120" w:type="dxa"/>
+            </w:tcMar>
+            <w:tcBorders>
+              <w:top w:val="single" w:sz="4" w:space="0" w:color="CCCCCC"/>
+              <w:bottom w:val="single" w:sz="4" w:space="0" w:color="CCCCCC"/>
+              <w:left w:val="single" w:sz="4" w:space="0" w:color="CCCCCC"/>
+              <w:right w:val="single" w:sz="4" w:space="0" w:color="CCCCCC"/>
+            </w:tcBorders>
+          </w:tcPr>
+          <w:p>
+            <w:pPr>
+              <w:spacing w:before="60" w:after="60" w:line="252" w:lineRule="auto"/>
+              <w:jc w:val="left"/>
+            </w:pPr>
+            <w:r/>
+            <w:r>
+              <w:t>656.75</w:t>
+            </w:r>
+          </w:p>
+        </w:tc>
+        <w:tc>
+          <w:tcPr>
+            <w:tcW w:type="dxa" w:w="2016"/>
+            <w:shd w:fill="F8FAFC"/>
+            <w:tcMar>
+              <w:top w:w="100" w:type="dxa"/>
+              <w:bottom w:w="100" w:type="dxa"/>
+              <w:left w:w="120" w:type="dxa"/>
+              <w:right w:w="120" w:type="dxa"/>
+            </w:tcMar>
+            <w:tcBorders>
+              <w:top w:val="single" w:sz="4" w:space="0" w:color="CCCCCC"/>
+              <w:bottom w:val="single" w:sz="4" w:space="0" w:color="CCCCCC"/>
+              <w:left w:val="single" w:sz="4" w:space="0" w:color="CCCCCC"/>
+              <w:right w:val="single" w:sz="4" w:space="0" w:color="CCCCCC"/>
+            </w:tcBorders>
+          </w:tcPr>
+          <w:p>
+            <w:pPr>
+              <w:spacing w:before="60" w:after="60" w:line="252" w:lineRule="auto"/>
+              <w:jc w:val="left"/>
+            </w:pPr>
+            <w:r/>
+            <w:r>
+              <w:t>669.00</w:t>
+            </w:r>
+          </w:p>
+        </w:tc>
+        <w:tc>
+          <w:tcPr>
+            <w:tcW w:type="dxa" w:w="1152"/>
+            <w:shd w:fill="F8FAFC"/>
+            <w:tcMar>
+              <w:top w:w="100" w:type="dxa"/>
+              <w:bottom w:w="100" w:type="dxa"/>
+              <w:left w:w="120" w:type="dxa"/>
+              <w:right w:w="120" w:type="dxa"/>
+            </w:tcMar>
+            <w:tcBorders>
+              <w:top w:val="single" w:sz="4" w:space="0" w:color="CCCCCC"/>
+              <w:bottom w:val="single" w:sz="4" w:space="0" w:color="CCCCCC"/>
+              <w:left w:val="single" w:sz="4" w:space="0" w:color="CCCCCC"/>
+              <w:right w:val="single" w:sz="4" w:space="0" w:color="CCCCCC"/>
+            </w:tcBorders>
+          </w:tcPr>
+          <w:p>
+            <w:pPr>
+              <w:spacing w:before="60" w:after="60" w:line="252" w:lineRule="auto"/>
+              <w:jc w:val="left"/>
+            </w:pPr>
+            <w:r/>
+            <w:r>
+              <w:t>642.50</w:t>
+            </w:r>
+          </w:p>
+        </w:tc>
+        <w:tc>
+          <w:tcPr>
+            <w:tcW w:type="dxa" w:w="1728"/>
+            <w:shd w:fill="F8FAFC"/>
             <w:tcMar>
               <w:top w:w="100" w:type="dxa"/>
               <w:bottom w:w="100" w:type="dxa"/>
@@ -27947,6 +28182,241 @@
         <w:tc>
           <w:tcPr>
             <w:tcW w:type="dxa" w:w="3456"/>
+            <w:shd w:fill="F8FAFC"/>
+            <w:tcMar>
+              <w:top w:w="100" w:type="dxa"/>
+              <w:bottom w:w="100" w:type="dxa"/>
+              <w:left w:w="120" w:type="dxa"/>
+              <w:right w:w="120" w:type="dxa"/>
+            </w:tcMar>
+            <w:tcBorders>
+              <w:top w:val="single" w:sz="4" w:space="0" w:color="CCCCCC"/>
+              <w:bottom w:val="single" w:sz="4" w:space="0" w:color="CCCCCC"/>
+              <w:left w:val="single" w:sz="4" w:space="0" w:color="CCCCCC"/>
+              <w:right w:val="single" w:sz="4" w:space="0" w:color="CCCCCC"/>
+            </w:tcBorders>
+          </w:tcPr>
+          <w:p>
+            <w:pPr>
+              <w:spacing w:before="60" w:after="60" w:line="252" w:lineRule="auto"/>
+              <w:jc w:val="left"/>
+            </w:pPr>
+            <w:r/>
+            <w:r>
+              <w:rPr>
+                <w:b/>
+              </w:rPr>
+              <w:t>-1.50</w:t>
+            </w:r>
+          </w:p>
+        </w:tc>
+        <w:tc>
+          <w:tcPr>
+            <w:tcW w:type="dxa" w:w="1440"/>
+            <w:shd w:fill="F8FAFC"/>
+            <w:tcMar>
+              <w:top w:w="100" w:type="dxa"/>
+              <w:bottom w:w="100" w:type="dxa"/>
+              <w:left w:w="120" w:type="dxa"/>
+              <w:right w:w="120" w:type="dxa"/>
+            </w:tcMar>
+            <w:tcBorders>
+              <w:top w:val="single" w:sz="4" w:space="0" w:color="CCCCCC"/>
+              <w:bottom w:val="single" w:sz="4" w:space="0" w:color="CCCCCC"/>
+              <w:left w:val="single" w:sz="4" w:space="0" w:color="CCCCCC"/>
+              <w:right w:val="single" w:sz="4" w:space="0" w:color="CCCCCC"/>
+            </w:tcBorders>
+          </w:tcPr>
+          <w:p>
+            <w:pPr>
+              <w:spacing w:before="60" w:after="60" w:line="252" w:lineRule="auto"/>
+              <w:jc w:val="left"/>
+            </w:pPr>
+            <w:r/>
+            <w:r>
+              <w:t>BEAR</w:t>
+            </w:r>
+          </w:p>
+        </w:tc>
+      </w:tr>
+      <w:tr>
+        <w:tc>
+          <w:tcPr>
+            <w:tcW w:type="dxa" w:w="1584"/>
+            <w:shd w:fill="FFFFFF"/>
+            <w:tcMar>
+              <w:top w:w="100" w:type="dxa"/>
+              <w:bottom w:w="100" w:type="dxa"/>
+              <w:left w:w="120" w:type="dxa"/>
+              <w:right w:w="120" w:type="dxa"/>
+            </w:tcMar>
+            <w:tcBorders>
+              <w:top w:val="single" w:sz="4" w:space="0" w:color="CCCCCC"/>
+              <w:bottom w:val="single" w:sz="4" w:space="0" w:color="CCCCCC"/>
+              <w:left w:val="single" w:sz="4" w:space="0" w:color="CCCCCC"/>
+              <w:right w:val="single" w:sz="4" w:space="0" w:color="CCCCCC"/>
+            </w:tcBorders>
+          </w:tcPr>
+          <w:p>
+            <w:pPr>
+              <w:spacing w:before="60" w:after="60" w:line="252" w:lineRule="auto"/>
+              <w:jc w:val="left"/>
+            </w:pPr>
+            <w:r/>
+            <w:r>
+              <w:rPr>
+                <w:b/>
+              </w:rPr>
+              <w:t>Wed 12/08</w:t>
+            </w:r>
+          </w:p>
+        </w:tc>
+        <w:tc>
+          <w:tcPr>
+            <w:tcW w:type="dxa" w:w="864"/>
+            <w:shd w:fill="FFFFFF"/>
+            <w:tcMar>
+              <w:top w:w="100" w:type="dxa"/>
+              <w:bottom w:w="100" w:type="dxa"/>
+              <w:left w:w="120" w:type="dxa"/>
+              <w:right w:w="120" w:type="dxa"/>
+            </w:tcMar>
+            <w:tcBorders>
+              <w:top w:val="single" w:sz="4" w:space="0" w:color="CCCCCC"/>
+              <w:bottom w:val="single" w:sz="4" w:space="0" w:color="CCCCCC"/>
+              <w:left w:val="single" w:sz="4" w:space="0" w:color="CCCCCC"/>
+              <w:right w:val="single" w:sz="4" w:space="0" w:color="CCCCCC"/>
+            </w:tcBorders>
+          </w:tcPr>
+          <w:p>
+            <w:pPr>
+              <w:spacing w:before="60" w:after="60" w:line="252" w:lineRule="auto"/>
+              <w:jc w:val="left"/>
+            </w:pPr>
+            <w:r/>
+            <w:r>
+              <w:t>NY Close 23-01</w:t>
+            </w:r>
+          </w:p>
+        </w:tc>
+        <w:tc>
+          <w:tcPr>
+            <w:tcW w:type="dxa" w:w="1440"/>
+            <w:shd w:fill="FFFFFF"/>
+            <w:tcMar>
+              <w:top w:w="100" w:type="dxa"/>
+              <w:bottom w:w="100" w:type="dxa"/>
+              <w:left w:w="120" w:type="dxa"/>
+              <w:right w:w="120" w:type="dxa"/>
+            </w:tcMar>
+            <w:tcBorders>
+              <w:top w:val="single" w:sz="4" w:space="0" w:color="CCCCCC"/>
+              <w:bottom w:val="single" w:sz="4" w:space="0" w:color="CCCCCC"/>
+              <w:left w:val="single" w:sz="4" w:space="0" w:color="CCCCCC"/>
+              <w:right w:val="single" w:sz="4" w:space="0" w:color="CCCCCC"/>
+            </w:tcBorders>
+          </w:tcPr>
+          <w:p>
+            <w:pPr>
+              <w:spacing w:before="60" w:after="60" w:line="252" w:lineRule="auto"/>
+              <w:jc w:val="left"/>
+            </w:pPr>
+            <w:r/>
+            <w:r>
+              <w:t>655.25</w:t>
+            </w:r>
+          </w:p>
+        </w:tc>
+        <w:tc>
+          <w:tcPr>
+            <w:tcW w:type="dxa" w:w="2016"/>
+            <w:shd w:fill="FFFFFF"/>
+            <w:tcMar>
+              <w:top w:w="100" w:type="dxa"/>
+              <w:bottom w:w="100" w:type="dxa"/>
+              <w:left w:w="120" w:type="dxa"/>
+              <w:right w:w="120" w:type="dxa"/>
+            </w:tcMar>
+            <w:tcBorders>
+              <w:top w:val="single" w:sz="4" w:space="0" w:color="CCCCCC"/>
+              <w:bottom w:val="single" w:sz="4" w:space="0" w:color="CCCCCC"/>
+              <w:left w:val="single" w:sz="4" w:space="0" w:color="CCCCCC"/>
+              <w:right w:val="single" w:sz="4" w:space="0" w:color="CCCCCC"/>
+            </w:tcBorders>
+          </w:tcPr>
+          <w:p>
+            <w:pPr>
+              <w:spacing w:before="60" w:after="60" w:line="252" w:lineRule="auto"/>
+              <w:jc w:val="left"/>
+            </w:pPr>
+            <w:r/>
+            <w:r>
+              <w:t>662.25</w:t>
+            </w:r>
+          </w:p>
+        </w:tc>
+        <w:tc>
+          <w:tcPr>
+            <w:tcW w:type="dxa" w:w="1152"/>
+            <w:shd w:fill="FFFFFF"/>
+            <w:tcMar>
+              <w:top w:w="100" w:type="dxa"/>
+              <w:bottom w:w="100" w:type="dxa"/>
+              <w:left w:w="120" w:type="dxa"/>
+              <w:right w:w="120" w:type="dxa"/>
+            </w:tcMar>
+            <w:tcBorders>
+              <w:top w:val="single" w:sz="4" w:space="0" w:color="CCCCCC"/>
+              <w:bottom w:val="single" w:sz="4" w:space="0" w:color="CCCCCC"/>
+              <w:left w:val="single" w:sz="4" w:space="0" w:color="CCCCCC"/>
+              <w:right w:val="single" w:sz="4" w:space="0" w:color="CCCCCC"/>
+            </w:tcBorders>
+          </w:tcPr>
+          <w:p>
+            <w:pPr>
+              <w:spacing w:before="60" w:after="60" w:line="252" w:lineRule="auto"/>
+              <w:jc w:val="left"/>
+            </w:pPr>
+            <w:r/>
+            <w:r>
+              <w:t>645.75</w:t>
+            </w:r>
+          </w:p>
+        </w:tc>
+        <w:tc>
+          <w:tcPr>
+            <w:tcW w:type="dxa" w:w="1728"/>
+            <w:shd w:fill="FFFFFF"/>
+            <w:tcMar>
+              <w:top w:w="100" w:type="dxa"/>
+              <w:bottom w:w="100" w:type="dxa"/>
+              <w:left w:w="120" w:type="dxa"/>
+              <w:right w:w="120" w:type="dxa"/>
+            </w:tcMar>
+            <w:tcBorders>
+              <w:top w:val="single" w:sz="4" w:space="0" w:color="CCCCCC"/>
+              <w:bottom w:val="single" w:sz="4" w:space="0" w:color="CCCCCC"/>
+              <w:left w:val="single" w:sz="4" w:space="0" w:color="CCCCCC"/>
+              <w:right w:val="single" w:sz="4" w:space="0" w:color="CCCCCC"/>
+            </w:tcBorders>
+          </w:tcPr>
+          <w:p>
+            <w:pPr>
+              <w:spacing w:before="60" w:after="60" w:line="252" w:lineRule="auto"/>
+              <w:jc w:val="left"/>
+            </w:pPr>
+            <w:r/>
+            <w:r>
+              <w:rPr>
+                <w:b/>
+              </w:rPr>
+              <w:t>655.75</w:t>
+            </w:r>
+          </w:p>
+        </w:tc>
+        <w:tc>
+          <w:tcPr>
+            <w:tcW w:type="dxa" w:w="3456"/>
             <w:shd w:fill="FFFFFF"/>
             <w:tcMar>
               <w:top w:w="100" w:type="dxa"/>
@@ -28032,7 +28502,7 @@
               <w:rPr>
                 <w:b/>
               </w:rPr>
-              <w:t>Wed 12/08</w:t>
+              <w:t>Thu 13/08</w:t>
             </w:r>
           </w:p>
         </w:tc>
@@ -28060,7 +28530,7 @@
             </w:pPr>
             <w:r/>
             <w:r>
-              <w:t>NY Open 21-23</w:t>
+              <w:t>Asia 07-11</w:t>
             </w:r>
           </w:p>
         </w:tc>
@@ -28088,7 +28558,7 @@
             </w:pPr>
             <w:r/>
             <w:r>
-              <w:t>655.25</w:t>
+              <w:t>655.75</w:t>
             </w:r>
           </w:p>
         </w:tc>
@@ -28116,7 +28586,7 @@
             </w:pPr>
             <w:r/>
             <w:r>
-              <w:t>667.50</w:t>
+              <w:t>666.25</w:t>
             </w:r>
           </w:p>
         </w:tc>
@@ -28144,7 +28614,7 @@
             </w:pPr>
             <w:r/>
             <w:r>
-              <w:t>641.00</w:t>
+              <w:t>648.50</w:t>
             </w:r>
           </w:p>
         </w:tc>
@@ -28175,7 +28645,7 @@
               <w:rPr>
                 <w:b/>
               </w:rPr>
-              <w:t>653.75</w:t>
+              <w:t>655.50</w:t>
             </w:r>
           </w:p>
         </w:tc>
@@ -28206,7 +28676,7 @@
               <w:rPr>
                 <w:b/>
               </w:rPr>
-              <w:t>-1.50</w:t>
+              <w:t>-0.25</w:t>
             </w:r>
           </w:p>
         </w:tc>
@@ -28267,7 +28737,7 @@
               <w:rPr>
                 <w:b/>
               </w:rPr>
-              <w:t>Wed 12/08</w:t>
+              <w:t>Thu 13/08</w:t>
             </w:r>
           </w:p>
         </w:tc>
@@ -28295,7 +28765,7 @@
             </w:pPr>
             <w:r/>
             <w:r>
-              <w:t>NY Close 23-01</w:t>
+              <w:t>Asia 11-15</w:t>
             </w:r>
           </w:p>
         </w:tc>
@@ -28323,7 +28793,7 @@
             </w:pPr>
             <w:r/>
             <w:r>
-              <w:t>653.75</w:t>
+              <w:t>655.50</w:t>
             </w:r>
           </w:p>
         </w:tc>
@@ -28351,7 +28821,7 @@
             </w:pPr>
             <w:r/>
             <w:r>
-              <w:t>660.75</w:t>
+              <w:t>665.25</w:t>
             </w:r>
           </w:p>
         </w:tc>
@@ -28379,7 +28849,7 @@
             </w:pPr>
             <w:r/>
             <w:r>
-              <w:t>644.25</w:t>
+              <w:t>645.75</w:t>
             </w:r>
           </w:p>
         </w:tc>
@@ -28410,7 +28880,7 @@
               <w:rPr>
                 <w:b/>
               </w:rPr>
-              <w:t>654.25</w:t>
+              <w:t>656.00</w:t>
             </w:r>
           </w:p>
         </w:tc>
@@ -28530,7 +29000,7 @@
             </w:pPr>
             <w:r/>
             <w:r>
-              <w:t>Asia 07-11</w:t>
+              <w:t>London 15-19</w:t>
             </w:r>
           </w:p>
         </w:tc>
@@ -28558,7 +29028,7 @@
             </w:pPr>
             <w:r/>
             <w:r>
-              <w:t>654.25</w:t>
+              <w:t>656.00</w:t>
             </w:r>
           </w:p>
         </w:tc>
@@ -28586,7 +29056,7 @@
             </w:pPr>
             <w:r/>
             <w:r>
-              <w:t>664.75</w:t>
+              <w:t>666.75</w:t>
             </w:r>
           </w:p>
         </w:tc>
@@ -28614,7 +29084,7 @@
             </w:pPr>
             <w:r/>
             <w:r>
-              <w:t>647.00</w:t>
+              <w:t>648.75</w:t>
             </w:r>
           </w:p>
         </w:tc>
@@ -28645,7 +29115,7 @@
               <w:rPr>
                 <w:b/>
               </w:rPr>
-              <w:t>654.00</w:t>
+              <w:t>656.75</w:t>
             </w:r>
           </w:p>
         </w:tc>
@@ -28653,6 +29123,1651 @@
           <w:tcPr>
             <w:tcW w:type="dxa" w:w="3456"/>
             <w:shd w:fill="F8FAFC"/>
+            <w:tcMar>
+              <w:top w:w="100" w:type="dxa"/>
+              <w:bottom w:w="100" w:type="dxa"/>
+              <w:left w:w="120" w:type="dxa"/>
+              <w:right w:w="120" w:type="dxa"/>
+            </w:tcMar>
+            <w:tcBorders>
+              <w:top w:val="single" w:sz="4" w:space="0" w:color="CCCCCC"/>
+              <w:bottom w:val="single" w:sz="4" w:space="0" w:color="CCCCCC"/>
+              <w:left w:val="single" w:sz="4" w:space="0" w:color="CCCCCC"/>
+              <w:right w:val="single" w:sz="4" w:space="0" w:color="CCCCCC"/>
+            </w:tcBorders>
+          </w:tcPr>
+          <w:p>
+            <w:pPr>
+              <w:spacing w:before="60" w:after="60" w:line="252" w:lineRule="auto"/>
+              <w:jc w:val="left"/>
+            </w:pPr>
+            <w:r/>
+            <w:r>
+              <w:rPr>
+                <w:b/>
+              </w:rPr>
+              <w:t>+0.75</w:t>
+            </w:r>
+          </w:p>
+        </w:tc>
+        <w:tc>
+          <w:tcPr>
+            <w:tcW w:type="dxa" w:w="1440"/>
+            <w:shd w:fill="F8FAFC"/>
+            <w:tcMar>
+              <w:top w:w="100" w:type="dxa"/>
+              <w:bottom w:w="100" w:type="dxa"/>
+              <w:left w:w="120" w:type="dxa"/>
+              <w:right w:w="120" w:type="dxa"/>
+            </w:tcMar>
+            <w:tcBorders>
+              <w:top w:val="single" w:sz="4" w:space="0" w:color="CCCCCC"/>
+              <w:bottom w:val="single" w:sz="4" w:space="0" w:color="CCCCCC"/>
+              <w:left w:val="single" w:sz="4" w:space="0" w:color="CCCCCC"/>
+              <w:right w:val="single" w:sz="4" w:space="0" w:color="CCCCCC"/>
+            </w:tcBorders>
+          </w:tcPr>
+          <w:p>
+            <w:pPr>
+              <w:spacing w:before="60" w:after="60" w:line="252" w:lineRule="auto"/>
+              <w:jc w:val="left"/>
+            </w:pPr>
+            <w:r/>
+            <w:r>
+              <w:t>BULL</w:t>
+            </w:r>
+          </w:p>
+        </w:tc>
+      </w:tr>
+      <w:tr>
+        <w:tc>
+          <w:tcPr>
+            <w:tcW w:type="dxa" w:w="1584"/>
+            <w:shd w:fill="FFFFFF"/>
+            <w:tcMar>
+              <w:top w:w="100" w:type="dxa"/>
+              <w:bottom w:w="100" w:type="dxa"/>
+              <w:left w:w="120" w:type="dxa"/>
+              <w:right w:w="120" w:type="dxa"/>
+            </w:tcMar>
+            <w:tcBorders>
+              <w:top w:val="single" w:sz="4" w:space="0" w:color="CCCCCC"/>
+              <w:bottom w:val="single" w:sz="4" w:space="0" w:color="CCCCCC"/>
+              <w:left w:val="single" w:sz="4" w:space="0" w:color="CCCCCC"/>
+              <w:right w:val="single" w:sz="4" w:space="0" w:color="CCCCCC"/>
+            </w:tcBorders>
+          </w:tcPr>
+          <w:p>
+            <w:pPr>
+              <w:spacing w:before="60" w:after="60" w:line="252" w:lineRule="auto"/>
+              <w:jc w:val="left"/>
+            </w:pPr>
+            <w:r/>
+            <w:r>
+              <w:rPr>
+                <w:b/>
+              </w:rPr>
+              <w:t>Thu 13/08</w:t>
+            </w:r>
+          </w:p>
+        </w:tc>
+        <w:tc>
+          <w:tcPr>
+            <w:tcW w:type="dxa" w:w="864"/>
+            <w:shd w:fill="FFFFFF"/>
+            <w:tcMar>
+              <w:top w:w="100" w:type="dxa"/>
+              <w:bottom w:w="100" w:type="dxa"/>
+              <w:left w:w="120" w:type="dxa"/>
+              <w:right w:w="120" w:type="dxa"/>
+            </w:tcMar>
+            <w:tcBorders>
+              <w:top w:val="single" w:sz="4" w:space="0" w:color="CCCCCC"/>
+              <w:bottom w:val="single" w:sz="4" w:space="0" w:color="CCCCCC"/>
+              <w:left w:val="single" w:sz="4" w:space="0" w:color="CCCCCC"/>
+              <w:right w:val="single" w:sz="4" w:space="0" w:color="CCCCCC"/>
+            </w:tcBorders>
+          </w:tcPr>
+          <w:p>
+            <w:pPr>
+              <w:spacing w:before="60" w:after="60" w:line="252" w:lineRule="auto"/>
+              <w:jc w:val="left"/>
+            </w:pPr>
+            <w:r/>
+            <w:r>
+              <w:t>Pre-NY 19-21</w:t>
+            </w:r>
+          </w:p>
+        </w:tc>
+        <w:tc>
+          <w:tcPr>
+            <w:tcW w:type="dxa" w:w="1440"/>
+            <w:shd w:fill="FFFFFF"/>
+            <w:tcMar>
+              <w:top w:w="100" w:type="dxa"/>
+              <w:bottom w:w="100" w:type="dxa"/>
+              <w:left w:w="120" w:type="dxa"/>
+              <w:right w:w="120" w:type="dxa"/>
+            </w:tcMar>
+            <w:tcBorders>
+              <w:top w:val="single" w:sz="4" w:space="0" w:color="CCCCCC"/>
+              <w:bottom w:val="single" w:sz="4" w:space="0" w:color="CCCCCC"/>
+              <w:left w:val="single" w:sz="4" w:space="0" w:color="CCCCCC"/>
+              <w:right w:val="single" w:sz="4" w:space="0" w:color="CCCCCC"/>
+            </w:tcBorders>
+          </w:tcPr>
+          <w:p>
+            <w:pPr>
+              <w:spacing w:before="60" w:after="60" w:line="252" w:lineRule="auto"/>
+              <w:jc w:val="left"/>
+            </w:pPr>
+            <w:r/>
+            <w:r>
+              <w:t>656.75</w:t>
+            </w:r>
+          </w:p>
+        </w:tc>
+        <w:tc>
+          <w:tcPr>
+            <w:tcW w:type="dxa" w:w="2016"/>
+            <w:shd w:fill="FFFFFF"/>
+            <w:tcMar>
+              <w:top w:w="100" w:type="dxa"/>
+              <w:bottom w:w="100" w:type="dxa"/>
+              <w:left w:w="120" w:type="dxa"/>
+              <w:right w:w="120" w:type="dxa"/>
+            </w:tcMar>
+            <w:tcBorders>
+              <w:top w:val="single" w:sz="4" w:space="0" w:color="CCCCCC"/>
+              <w:bottom w:val="single" w:sz="4" w:space="0" w:color="CCCCCC"/>
+              <w:left w:val="single" w:sz="4" w:space="0" w:color="CCCCCC"/>
+              <w:right w:val="single" w:sz="4" w:space="0" w:color="CCCCCC"/>
+            </w:tcBorders>
+          </w:tcPr>
+          <w:p>
+            <w:pPr>
+              <w:spacing w:before="60" w:after="60" w:line="252" w:lineRule="auto"/>
+              <w:jc w:val="left"/>
+            </w:pPr>
+            <w:r/>
+            <w:r>
+              <w:t>663.25</w:t>
+            </w:r>
+          </w:p>
+        </w:tc>
+        <w:tc>
+          <w:tcPr>
+            <w:tcW w:type="dxa" w:w="1152"/>
+            <w:shd w:fill="FFFFFF"/>
+            <w:tcMar>
+              <w:top w:w="100" w:type="dxa"/>
+              <w:bottom w:w="100" w:type="dxa"/>
+              <w:left w:w="120" w:type="dxa"/>
+              <w:right w:w="120" w:type="dxa"/>
+            </w:tcMar>
+            <w:tcBorders>
+              <w:top w:val="single" w:sz="4" w:space="0" w:color="CCCCCC"/>
+              <w:bottom w:val="single" w:sz="4" w:space="0" w:color="CCCCCC"/>
+              <w:left w:val="single" w:sz="4" w:space="0" w:color="CCCCCC"/>
+              <w:right w:val="single" w:sz="4" w:space="0" w:color="CCCCCC"/>
+            </w:tcBorders>
+          </w:tcPr>
+          <w:p>
+            <w:pPr>
+              <w:spacing w:before="60" w:after="60" w:line="252" w:lineRule="auto"/>
+              <w:jc w:val="left"/>
+            </w:pPr>
+            <w:r/>
+            <w:r>
+              <w:t>648.25</w:t>
+            </w:r>
+          </w:p>
+        </w:tc>
+        <w:tc>
+          <w:tcPr>
+            <w:tcW w:type="dxa" w:w="1728"/>
+            <w:shd w:fill="FFFFFF"/>
+            <w:tcMar>
+              <w:top w:w="100" w:type="dxa"/>
+              <w:bottom w:w="100" w:type="dxa"/>
+              <w:left w:w="120" w:type="dxa"/>
+              <w:right w:w="120" w:type="dxa"/>
+            </w:tcMar>
+            <w:tcBorders>
+              <w:top w:val="single" w:sz="4" w:space="0" w:color="CCCCCC"/>
+              <w:bottom w:val="single" w:sz="4" w:space="0" w:color="CCCCCC"/>
+              <w:left w:val="single" w:sz="4" w:space="0" w:color="CCCCCC"/>
+              <w:right w:val="single" w:sz="4" w:space="0" w:color="CCCCCC"/>
+            </w:tcBorders>
+          </w:tcPr>
+          <w:p>
+            <w:pPr>
+              <w:spacing w:before="60" w:after="60" w:line="252" w:lineRule="auto"/>
+              <w:jc w:val="left"/>
+            </w:pPr>
+            <w:r/>
+            <w:r>
+              <w:rPr>
+                <w:b/>
+              </w:rPr>
+              <w:t>657.25</w:t>
+            </w:r>
+          </w:p>
+        </w:tc>
+        <w:tc>
+          <w:tcPr>
+            <w:tcW w:type="dxa" w:w="3456"/>
+            <w:shd w:fill="FFFFFF"/>
+            <w:tcMar>
+              <w:top w:w="100" w:type="dxa"/>
+              <w:bottom w:w="100" w:type="dxa"/>
+              <w:left w:w="120" w:type="dxa"/>
+              <w:right w:w="120" w:type="dxa"/>
+            </w:tcMar>
+            <w:tcBorders>
+              <w:top w:val="single" w:sz="4" w:space="0" w:color="CCCCCC"/>
+              <w:bottom w:val="single" w:sz="4" w:space="0" w:color="CCCCCC"/>
+              <w:left w:val="single" w:sz="4" w:space="0" w:color="CCCCCC"/>
+              <w:right w:val="single" w:sz="4" w:space="0" w:color="CCCCCC"/>
+            </w:tcBorders>
+          </w:tcPr>
+          <w:p>
+            <w:pPr>
+              <w:spacing w:before="60" w:after="60" w:line="252" w:lineRule="auto"/>
+              <w:jc w:val="left"/>
+            </w:pPr>
+            <w:r/>
+            <w:r>
+              <w:rPr>
+                <w:b/>
+              </w:rPr>
+              <w:t>+0.50</w:t>
+            </w:r>
+          </w:p>
+        </w:tc>
+        <w:tc>
+          <w:tcPr>
+            <w:tcW w:type="dxa" w:w="1440"/>
+            <w:shd w:fill="FFFFFF"/>
+            <w:tcMar>
+              <w:top w:w="100" w:type="dxa"/>
+              <w:bottom w:w="100" w:type="dxa"/>
+              <w:left w:w="120" w:type="dxa"/>
+              <w:right w:w="120" w:type="dxa"/>
+            </w:tcMar>
+            <w:tcBorders>
+              <w:top w:val="single" w:sz="4" w:space="0" w:color="CCCCCC"/>
+              <w:bottom w:val="single" w:sz="4" w:space="0" w:color="CCCCCC"/>
+              <w:left w:val="single" w:sz="4" w:space="0" w:color="CCCCCC"/>
+              <w:right w:val="single" w:sz="4" w:space="0" w:color="CCCCCC"/>
+            </w:tcBorders>
+          </w:tcPr>
+          <w:p>
+            <w:pPr>
+              <w:spacing w:before="60" w:after="60" w:line="252" w:lineRule="auto"/>
+              <w:jc w:val="left"/>
+            </w:pPr>
+            <w:r/>
+            <w:r>
+              <w:t>BULL</w:t>
+            </w:r>
+          </w:p>
+        </w:tc>
+      </w:tr>
+      <w:tr>
+        <w:tc>
+          <w:tcPr>
+            <w:tcW w:type="dxa" w:w="1584"/>
+            <w:shd w:fill="F8FAFC"/>
+            <w:tcMar>
+              <w:top w:w="100" w:type="dxa"/>
+              <w:bottom w:w="100" w:type="dxa"/>
+              <w:left w:w="120" w:type="dxa"/>
+              <w:right w:w="120" w:type="dxa"/>
+            </w:tcMar>
+            <w:tcBorders>
+              <w:top w:val="single" w:sz="4" w:space="0" w:color="CCCCCC"/>
+              <w:bottom w:val="single" w:sz="4" w:space="0" w:color="CCCCCC"/>
+              <w:left w:val="single" w:sz="4" w:space="0" w:color="CCCCCC"/>
+              <w:right w:val="single" w:sz="4" w:space="0" w:color="CCCCCC"/>
+            </w:tcBorders>
+          </w:tcPr>
+          <w:p>
+            <w:pPr>
+              <w:spacing w:before="60" w:after="60" w:line="252" w:lineRule="auto"/>
+              <w:jc w:val="left"/>
+            </w:pPr>
+            <w:r/>
+            <w:r>
+              <w:rPr>
+                <w:b/>
+              </w:rPr>
+              <w:t>Thu 13/08</w:t>
+            </w:r>
+          </w:p>
+        </w:tc>
+        <w:tc>
+          <w:tcPr>
+            <w:tcW w:type="dxa" w:w="864"/>
+            <w:shd w:fill="F8FAFC"/>
+            <w:tcMar>
+              <w:top w:w="100" w:type="dxa"/>
+              <w:bottom w:w="100" w:type="dxa"/>
+              <w:left w:w="120" w:type="dxa"/>
+              <w:right w:w="120" w:type="dxa"/>
+            </w:tcMar>
+            <w:tcBorders>
+              <w:top w:val="single" w:sz="4" w:space="0" w:color="CCCCCC"/>
+              <w:bottom w:val="single" w:sz="4" w:space="0" w:color="CCCCCC"/>
+              <w:left w:val="single" w:sz="4" w:space="0" w:color="CCCCCC"/>
+              <w:right w:val="single" w:sz="4" w:space="0" w:color="CCCCCC"/>
+            </w:tcBorders>
+          </w:tcPr>
+          <w:p>
+            <w:pPr>
+              <w:spacing w:before="60" w:after="60" w:line="252" w:lineRule="auto"/>
+              <w:jc w:val="left"/>
+            </w:pPr>
+            <w:r/>
+            <w:r>
+              <w:t>NY Open 21-23</w:t>
+            </w:r>
+          </w:p>
+        </w:tc>
+        <w:tc>
+          <w:tcPr>
+            <w:tcW w:type="dxa" w:w="1440"/>
+            <w:shd w:fill="F8FAFC"/>
+            <w:tcMar>
+              <w:top w:w="100" w:type="dxa"/>
+              <w:bottom w:w="100" w:type="dxa"/>
+              <w:left w:w="120" w:type="dxa"/>
+              <w:right w:w="120" w:type="dxa"/>
+            </w:tcMar>
+            <w:tcBorders>
+              <w:top w:val="single" w:sz="4" w:space="0" w:color="CCCCCC"/>
+              <w:bottom w:val="single" w:sz="4" w:space="0" w:color="CCCCCC"/>
+              <w:left w:val="single" w:sz="4" w:space="0" w:color="CCCCCC"/>
+              <w:right w:val="single" w:sz="4" w:space="0" w:color="CCCCCC"/>
+            </w:tcBorders>
+          </w:tcPr>
+          <w:p>
+            <w:pPr>
+              <w:spacing w:before="60" w:after="60" w:line="252" w:lineRule="auto"/>
+              <w:jc w:val="left"/>
+            </w:pPr>
+            <w:r/>
+            <w:r>
+              <w:t>657.25</w:t>
+            </w:r>
+          </w:p>
+        </w:tc>
+        <w:tc>
+          <w:tcPr>
+            <w:tcW w:type="dxa" w:w="2016"/>
+            <w:shd w:fill="F8FAFC"/>
+            <w:tcMar>
+              <w:top w:w="100" w:type="dxa"/>
+              <w:bottom w:w="100" w:type="dxa"/>
+              <w:left w:w="120" w:type="dxa"/>
+              <w:right w:w="120" w:type="dxa"/>
+            </w:tcMar>
+            <w:tcBorders>
+              <w:top w:val="single" w:sz="4" w:space="0" w:color="CCCCCC"/>
+              <w:bottom w:val="single" w:sz="4" w:space="0" w:color="CCCCCC"/>
+              <w:left w:val="single" w:sz="4" w:space="0" w:color="CCCCCC"/>
+              <w:right w:val="single" w:sz="4" w:space="0" w:color="CCCCCC"/>
+            </w:tcBorders>
+          </w:tcPr>
+          <w:p>
+            <w:pPr>
+              <w:spacing w:before="60" w:after="60" w:line="252" w:lineRule="auto"/>
+              <w:jc w:val="left"/>
+            </w:pPr>
+            <w:r/>
+            <w:r>
+              <w:t>668.25</w:t>
+            </w:r>
+          </w:p>
+        </w:tc>
+        <w:tc>
+          <w:tcPr>
+            <w:tcW w:type="dxa" w:w="1152"/>
+            <w:shd w:fill="F8FAFC"/>
+            <w:tcMar>
+              <w:top w:w="100" w:type="dxa"/>
+              <w:bottom w:w="100" w:type="dxa"/>
+              <w:left w:w="120" w:type="dxa"/>
+              <w:right w:w="120" w:type="dxa"/>
+            </w:tcMar>
+            <w:tcBorders>
+              <w:top w:val="single" w:sz="4" w:space="0" w:color="CCCCCC"/>
+              <w:bottom w:val="single" w:sz="4" w:space="0" w:color="CCCCCC"/>
+              <w:left w:val="single" w:sz="4" w:space="0" w:color="CCCCCC"/>
+              <w:right w:val="single" w:sz="4" w:space="0" w:color="CCCCCC"/>
+            </w:tcBorders>
+          </w:tcPr>
+          <w:p>
+            <w:pPr>
+              <w:spacing w:before="60" w:after="60" w:line="252" w:lineRule="auto"/>
+              <w:jc w:val="left"/>
+            </w:pPr>
+            <w:r/>
+            <w:r>
+              <w:t>645.50</w:t>
+            </w:r>
+          </w:p>
+        </w:tc>
+        <w:tc>
+          <w:tcPr>
+            <w:tcW w:type="dxa" w:w="1728"/>
+            <w:shd w:fill="F8FAFC"/>
+            <w:tcMar>
+              <w:top w:w="100" w:type="dxa"/>
+              <w:bottom w:w="100" w:type="dxa"/>
+              <w:left w:w="120" w:type="dxa"/>
+              <w:right w:w="120" w:type="dxa"/>
+            </w:tcMar>
+            <w:tcBorders>
+              <w:top w:val="single" w:sz="4" w:space="0" w:color="CCCCCC"/>
+              <w:bottom w:val="single" w:sz="4" w:space="0" w:color="CCCCCC"/>
+              <w:left w:val="single" w:sz="4" w:space="0" w:color="CCCCCC"/>
+              <w:right w:val="single" w:sz="4" w:space="0" w:color="CCCCCC"/>
+            </w:tcBorders>
+          </w:tcPr>
+          <w:p>
+            <w:pPr>
+              <w:spacing w:before="60" w:after="60" w:line="252" w:lineRule="auto"/>
+              <w:jc w:val="left"/>
+            </w:pPr>
+            <w:r/>
+            <w:r>
+              <w:rPr>
+                <w:b/>
+              </w:rPr>
+              <w:t>660.75</w:t>
+            </w:r>
+          </w:p>
+        </w:tc>
+        <w:tc>
+          <w:tcPr>
+            <w:tcW w:type="dxa" w:w="3456"/>
+            <w:shd w:fill="F8FAFC"/>
+            <w:tcMar>
+              <w:top w:w="100" w:type="dxa"/>
+              <w:bottom w:w="100" w:type="dxa"/>
+              <w:left w:w="120" w:type="dxa"/>
+              <w:right w:w="120" w:type="dxa"/>
+            </w:tcMar>
+            <w:tcBorders>
+              <w:top w:val="single" w:sz="4" w:space="0" w:color="CCCCCC"/>
+              <w:bottom w:val="single" w:sz="4" w:space="0" w:color="CCCCCC"/>
+              <w:left w:val="single" w:sz="4" w:space="0" w:color="CCCCCC"/>
+              <w:right w:val="single" w:sz="4" w:space="0" w:color="CCCCCC"/>
+            </w:tcBorders>
+          </w:tcPr>
+          <w:p>
+            <w:pPr>
+              <w:spacing w:before="60" w:after="60" w:line="252" w:lineRule="auto"/>
+              <w:jc w:val="left"/>
+            </w:pPr>
+            <w:r/>
+            <w:r>
+              <w:rPr>
+                <w:b/>
+              </w:rPr>
+              <w:t>+3.50</w:t>
+            </w:r>
+          </w:p>
+        </w:tc>
+        <w:tc>
+          <w:tcPr>
+            <w:tcW w:type="dxa" w:w="1440"/>
+            <w:shd w:fill="F8FAFC"/>
+            <w:tcMar>
+              <w:top w:w="100" w:type="dxa"/>
+              <w:bottom w:w="100" w:type="dxa"/>
+              <w:left w:w="120" w:type="dxa"/>
+              <w:right w:w="120" w:type="dxa"/>
+            </w:tcMar>
+            <w:tcBorders>
+              <w:top w:val="single" w:sz="4" w:space="0" w:color="CCCCCC"/>
+              <w:bottom w:val="single" w:sz="4" w:space="0" w:color="CCCCCC"/>
+              <w:left w:val="single" w:sz="4" w:space="0" w:color="CCCCCC"/>
+              <w:right w:val="single" w:sz="4" w:space="0" w:color="CCCCCC"/>
+            </w:tcBorders>
+          </w:tcPr>
+          <w:p>
+            <w:pPr>
+              <w:spacing w:before="60" w:after="60" w:line="252" w:lineRule="auto"/>
+              <w:jc w:val="left"/>
+            </w:pPr>
+            <w:r/>
+            <w:r>
+              <w:t>BULL</w:t>
+            </w:r>
+          </w:p>
+        </w:tc>
+      </w:tr>
+      <w:tr>
+        <w:tc>
+          <w:tcPr>
+            <w:tcW w:type="dxa" w:w="1584"/>
+            <w:shd w:fill="FFFFFF"/>
+            <w:tcMar>
+              <w:top w:w="100" w:type="dxa"/>
+              <w:bottom w:w="100" w:type="dxa"/>
+              <w:left w:w="120" w:type="dxa"/>
+              <w:right w:w="120" w:type="dxa"/>
+            </w:tcMar>
+            <w:tcBorders>
+              <w:top w:val="single" w:sz="4" w:space="0" w:color="CCCCCC"/>
+              <w:bottom w:val="single" w:sz="4" w:space="0" w:color="CCCCCC"/>
+              <w:left w:val="single" w:sz="4" w:space="0" w:color="CCCCCC"/>
+              <w:right w:val="single" w:sz="4" w:space="0" w:color="CCCCCC"/>
+            </w:tcBorders>
+          </w:tcPr>
+          <w:p>
+            <w:pPr>
+              <w:spacing w:before="60" w:after="60" w:line="252" w:lineRule="auto"/>
+              <w:jc w:val="left"/>
+            </w:pPr>
+            <w:r/>
+            <w:r>
+              <w:rPr>
+                <w:b/>
+              </w:rPr>
+              <w:t>Thu 13/08</w:t>
+            </w:r>
+          </w:p>
+        </w:tc>
+        <w:tc>
+          <w:tcPr>
+            <w:tcW w:type="dxa" w:w="864"/>
+            <w:shd w:fill="FFFFFF"/>
+            <w:tcMar>
+              <w:top w:w="100" w:type="dxa"/>
+              <w:bottom w:w="100" w:type="dxa"/>
+              <w:left w:w="120" w:type="dxa"/>
+              <w:right w:w="120" w:type="dxa"/>
+            </w:tcMar>
+            <w:tcBorders>
+              <w:top w:val="single" w:sz="4" w:space="0" w:color="CCCCCC"/>
+              <w:bottom w:val="single" w:sz="4" w:space="0" w:color="CCCCCC"/>
+              <w:left w:val="single" w:sz="4" w:space="0" w:color="CCCCCC"/>
+              <w:right w:val="single" w:sz="4" w:space="0" w:color="CCCCCC"/>
+            </w:tcBorders>
+          </w:tcPr>
+          <w:p>
+            <w:pPr>
+              <w:spacing w:before="60" w:after="60" w:line="252" w:lineRule="auto"/>
+              <w:jc w:val="left"/>
+            </w:pPr>
+            <w:r/>
+            <w:r>
+              <w:t>NY Close 23-01</w:t>
+            </w:r>
+          </w:p>
+        </w:tc>
+        <w:tc>
+          <w:tcPr>
+            <w:tcW w:type="dxa" w:w="1440"/>
+            <w:shd w:fill="FFFFFF"/>
+            <w:tcMar>
+              <w:top w:w="100" w:type="dxa"/>
+              <w:bottom w:w="100" w:type="dxa"/>
+              <w:left w:w="120" w:type="dxa"/>
+              <w:right w:w="120" w:type="dxa"/>
+            </w:tcMar>
+            <w:tcBorders>
+              <w:top w:val="single" w:sz="4" w:space="0" w:color="CCCCCC"/>
+              <w:bottom w:val="single" w:sz="4" w:space="0" w:color="CCCCCC"/>
+              <w:left w:val="single" w:sz="4" w:space="0" w:color="CCCCCC"/>
+              <w:right w:val="single" w:sz="4" w:space="0" w:color="CCCCCC"/>
+            </w:tcBorders>
+          </w:tcPr>
+          <w:p>
+            <w:pPr>
+              <w:spacing w:before="60" w:after="60" w:line="252" w:lineRule="auto"/>
+              <w:jc w:val="left"/>
+            </w:pPr>
+            <w:r/>
+            <w:r>
+              <w:t>660.75</w:t>
+            </w:r>
+          </w:p>
+        </w:tc>
+        <w:tc>
+          <w:tcPr>
+            <w:tcW w:type="dxa" w:w="2016"/>
+            <w:shd w:fill="FFFFFF"/>
+            <w:tcMar>
+              <w:top w:w="100" w:type="dxa"/>
+              <w:bottom w:w="100" w:type="dxa"/>
+              <w:left w:w="120" w:type="dxa"/>
+              <w:right w:w="120" w:type="dxa"/>
+            </w:tcMar>
+            <w:tcBorders>
+              <w:top w:val="single" w:sz="4" w:space="0" w:color="CCCCCC"/>
+              <w:bottom w:val="single" w:sz="4" w:space="0" w:color="CCCCCC"/>
+              <w:left w:val="single" w:sz="4" w:space="0" w:color="CCCCCC"/>
+              <w:right w:val="single" w:sz="4" w:space="0" w:color="CCCCCC"/>
+            </w:tcBorders>
+          </w:tcPr>
+          <w:p>
+            <w:pPr>
+              <w:spacing w:before="60" w:after="60" w:line="252" w:lineRule="auto"/>
+              <w:jc w:val="left"/>
+            </w:pPr>
+            <w:r/>
+            <w:r>
+              <w:t>666.25</w:t>
+            </w:r>
+          </w:p>
+        </w:tc>
+        <w:tc>
+          <w:tcPr>
+            <w:tcW w:type="dxa" w:w="1152"/>
+            <w:shd w:fill="FFFFFF"/>
+            <w:tcMar>
+              <w:top w:w="100" w:type="dxa"/>
+              <w:bottom w:w="100" w:type="dxa"/>
+              <w:left w:w="120" w:type="dxa"/>
+              <w:right w:w="120" w:type="dxa"/>
+            </w:tcMar>
+            <w:tcBorders>
+              <w:top w:val="single" w:sz="4" w:space="0" w:color="CCCCCC"/>
+              <w:bottom w:val="single" w:sz="4" w:space="0" w:color="CCCCCC"/>
+              <w:left w:val="single" w:sz="4" w:space="0" w:color="CCCCCC"/>
+              <w:right w:val="single" w:sz="4" w:space="0" w:color="CCCCCC"/>
+            </w:tcBorders>
+          </w:tcPr>
+          <w:p>
+            <w:pPr>
+              <w:spacing w:before="60" w:after="60" w:line="252" w:lineRule="auto"/>
+              <w:jc w:val="left"/>
+            </w:pPr>
+            <w:r/>
+            <w:r>
+              <w:t>653.00</w:t>
+            </w:r>
+          </w:p>
+        </w:tc>
+        <w:tc>
+          <w:tcPr>
+            <w:tcW w:type="dxa" w:w="1728"/>
+            <w:shd w:fill="FFFFFF"/>
+            <w:tcMar>
+              <w:top w:w="100" w:type="dxa"/>
+              <w:bottom w:w="100" w:type="dxa"/>
+              <w:left w:w="120" w:type="dxa"/>
+              <w:right w:w="120" w:type="dxa"/>
+            </w:tcMar>
+            <w:tcBorders>
+              <w:top w:val="single" w:sz="4" w:space="0" w:color="CCCCCC"/>
+              <w:bottom w:val="single" w:sz="4" w:space="0" w:color="CCCCCC"/>
+              <w:left w:val="single" w:sz="4" w:space="0" w:color="CCCCCC"/>
+              <w:right w:val="single" w:sz="4" w:space="0" w:color="CCCCCC"/>
+            </w:tcBorders>
+          </w:tcPr>
+          <w:p>
+            <w:pPr>
+              <w:spacing w:before="60" w:after="60" w:line="252" w:lineRule="auto"/>
+              <w:jc w:val="left"/>
+            </w:pPr>
+            <w:r/>
+            <w:r>
+              <w:rPr>
+                <w:b/>
+              </w:rPr>
+              <w:t>661.50</w:t>
+            </w:r>
+          </w:p>
+        </w:tc>
+        <w:tc>
+          <w:tcPr>
+            <w:tcW w:type="dxa" w:w="3456"/>
+            <w:shd w:fill="FFFFFF"/>
+            <w:tcMar>
+              <w:top w:w="100" w:type="dxa"/>
+              <w:bottom w:w="100" w:type="dxa"/>
+              <w:left w:w="120" w:type="dxa"/>
+              <w:right w:w="120" w:type="dxa"/>
+            </w:tcMar>
+            <w:tcBorders>
+              <w:top w:val="single" w:sz="4" w:space="0" w:color="CCCCCC"/>
+              <w:bottom w:val="single" w:sz="4" w:space="0" w:color="CCCCCC"/>
+              <w:left w:val="single" w:sz="4" w:space="0" w:color="CCCCCC"/>
+              <w:right w:val="single" w:sz="4" w:space="0" w:color="CCCCCC"/>
+            </w:tcBorders>
+          </w:tcPr>
+          <w:p>
+            <w:pPr>
+              <w:spacing w:before="60" w:after="60" w:line="252" w:lineRule="auto"/>
+              <w:jc w:val="left"/>
+            </w:pPr>
+            <w:r/>
+            <w:r>
+              <w:rPr>
+                <w:b/>
+              </w:rPr>
+              <w:t>+0.75</w:t>
+            </w:r>
+          </w:p>
+        </w:tc>
+        <w:tc>
+          <w:tcPr>
+            <w:tcW w:type="dxa" w:w="1440"/>
+            <w:shd w:fill="FFFFFF"/>
+            <w:tcMar>
+              <w:top w:w="100" w:type="dxa"/>
+              <w:bottom w:w="100" w:type="dxa"/>
+              <w:left w:w="120" w:type="dxa"/>
+              <w:right w:w="120" w:type="dxa"/>
+            </w:tcMar>
+            <w:tcBorders>
+              <w:top w:val="single" w:sz="4" w:space="0" w:color="CCCCCC"/>
+              <w:bottom w:val="single" w:sz="4" w:space="0" w:color="CCCCCC"/>
+              <w:left w:val="single" w:sz="4" w:space="0" w:color="CCCCCC"/>
+              <w:right w:val="single" w:sz="4" w:space="0" w:color="CCCCCC"/>
+            </w:tcBorders>
+          </w:tcPr>
+          <w:p>
+            <w:pPr>
+              <w:spacing w:before="60" w:after="60" w:line="252" w:lineRule="auto"/>
+              <w:jc w:val="left"/>
+            </w:pPr>
+            <w:r/>
+            <w:r>
+              <w:t>BULL</w:t>
+            </w:r>
+          </w:p>
+        </w:tc>
+      </w:tr>
+      <w:tr>
+        <w:tc>
+          <w:tcPr>
+            <w:tcW w:type="dxa" w:w="1584"/>
+            <w:shd w:fill="F8FAFC"/>
+            <w:tcMar>
+              <w:top w:w="100" w:type="dxa"/>
+              <w:bottom w:w="100" w:type="dxa"/>
+              <w:left w:w="120" w:type="dxa"/>
+              <w:right w:w="120" w:type="dxa"/>
+            </w:tcMar>
+            <w:tcBorders>
+              <w:top w:val="single" w:sz="4" w:space="0" w:color="CCCCCC"/>
+              <w:bottom w:val="single" w:sz="4" w:space="0" w:color="CCCCCC"/>
+              <w:left w:val="single" w:sz="4" w:space="0" w:color="CCCCCC"/>
+              <w:right w:val="single" w:sz="4" w:space="0" w:color="CCCCCC"/>
+            </w:tcBorders>
+          </w:tcPr>
+          <w:p>
+            <w:pPr>
+              <w:spacing w:before="60" w:after="60" w:line="252" w:lineRule="auto"/>
+              <w:jc w:val="left"/>
+            </w:pPr>
+            <w:r/>
+            <w:r>
+              <w:rPr>
+                <w:b/>
+              </w:rPr>
+              <w:t>Fri 14/08</w:t>
+            </w:r>
+          </w:p>
+        </w:tc>
+        <w:tc>
+          <w:tcPr>
+            <w:tcW w:type="dxa" w:w="864"/>
+            <w:shd w:fill="F8FAFC"/>
+            <w:tcMar>
+              <w:top w:w="100" w:type="dxa"/>
+              <w:bottom w:w="100" w:type="dxa"/>
+              <w:left w:w="120" w:type="dxa"/>
+              <w:right w:w="120" w:type="dxa"/>
+            </w:tcMar>
+            <w:tcBorders>
+              <w:top w:val="single" w:sz="4" w:space="0" w:color="CCCCCC"/>
+              <w:bottom w:val="single" w:sz="4" w:space="0" w:color="CCCCCC"/>
+              <w:left w:val="single" w:sz="4" w:space="0" w:color="CCCCCC"/>
+              <w:right w:val="single" w:sz="4" w:space="0" w:color="CCCCCC"/>
+            </w:tcBorders>
+          </w:tcPr>
+          <w:p>
+            <w:pPr>
+              <w:spacing w:before="60" w:after="60" w:line="252" w:lineRule="auto"/>
+              <w:jc w:val="left"/>
+            </w:pPr>
+            <w:r/>
+            <w:r>
+              <w:t>Asia 07-11</w:t>
+            </w:r>
+          </w:p>
+        </w:tc>
+        <w:tc>
+          <w:tcPr>
+            <w:tcW w:type="dxa" w:w="1440"/>
+            <w:shd w:fill="F8FAFC"/>
+            <w:tcMar>
+              <w:top w:w="100" w:type="dxa"/>
+              <w:bottom w:w="100" w:type="dxa"/>
+              <w:left w:w="120" w:type="dxa"/>
+              <w:right w:w="120" w:type="dxa"/>
+            </w:tcMar>
+            <w:tcBorders>
+              <w:top w:val="single" w:sz="4" w:space="0" w:color="CCCCCC"/>
+              <w:bottom w:val="single" w:sz="4" w:space="0" w:color="CCCCCC"/>
+              <w:left w:val="single" w:sz="4" w:space="0" w:color="CCCCCC"/>
+              <w:right w:val="single" w:sz="4" w:space="0" w:color="CCCCCC"/>
+            </w:tcBorders>
+          </w:tcPr>
+          <w:p>
+            <w:pPr>
+              <w:spacing w:before="60" w:after="60" w:line="252" w:lineRule="auto"/>
+              <w:jc w:val="left"/>
+            </w:pPr>
+            <w:r/>
+            <w:r>
+              <w:t>661.50</w:t>
+            </w:r>
+          </w:p>
+        </w:tc>
+        <w:tc>
+          <w:tcPr>
+            <w:tcW w:type="dxa" w:w="2016"/>
+            <w:shd w:fill="F8FAFC"/>
+            <w:tcMar>
+              <w:top w:w="100" w:type="dxa"/>
+              <w:bottom w:w="100" w:type="dxa"/>
+              <w:left w:w="120" w:type="dxa"/>
+              <w:right w:w="120" w:type="dxa"/>
+            </w:tcMar>
+            <w:tcBorders>
+              <w:top w:val="single" w:sz="4" w:space="0" w:color="CCCCCC"/>
+              <w:bottom w:val="single" w:sz="4" w:space="0" w:color="CCCCCC"/>
+              <w:left w:val="single" w:sz="4" w:space="0" w:color="CCCCCC"/>
+              <w:right w:val="single" w:sz="4" w:space="0" w:color="CCCCCC"/>
+            </w:tcBorders>
+          </w:tcPr>
+          <w:p>
+            <w:pPr>
+              <w:spacing w:before="60" w:after="60" w:line="252" w:lineRule="auto"/>
+              <w:jc w:val="left"/>
+            </w:pPr>
+            <w:r/>
+            <w:r>
+              <w:t>670.75</w:t>
+            </w:r>
+          </w:p>
+        </w:tc>
+        <w:tc>
+          <w:tcPr>
+            <w:tcW w:type="dxa" w:w="1152"/>
+            <w:shd w:fill="F8FAFC"/>
+            <w:tcMar>
+              <w:top w:w="100" w:type="dxa"/>
+              <w:bottom w:w="100" w:type="dxa"/>
+              <w:left w:w="120" w:type="dxa"/>
+              <w:right w:w="120" w:type="dxa"/>
+            </w:tcMar>
+            <w:tcBorders>
+              <w:top w:val="single" w:sz="4" w:space="0" w:color="CCCCCC"/>
+              <w:bottom w:val="single" w:sz="4" w:space="0" w:color="CCCCCC"/>
+              <w:left w:val="single" w:sz="4" w:space="0" w:color="CCCCCC"/>
+              <w:right w:val="single" w:sz="4" w:space="0" w:color="CCCCCC"/>
+            </w:tcBorders>
+          </w:tcPr>
+          <w:p>
+            <w:pPr>
+              <w:spacing w:before="60" w:after="60" w:line="252" w:lineRule="auto"/>
+              <w:jc w:val="left"/>
+            </w:pPr>
+            <w:r/>
+            <w:r>
+              <w:t>655.00</w:t>
+            </w:r>
+          </w:p>
+        </w:tc>
+        <w:tc>
+          <w:tcPr>
+            <w:tcW w:type="dxa" w:w="1728"/>
+            <w:shd w:fill="F8FAFC"/>
+            <w:tcMar>
+              <w:top w:w="100" w:type="dxa"/>
+              <w:bottom w:w="100" w:type="dxa"/>
+              <w:left w:w="120" w:type="dxa"/>
+              <w:right w:w="120" w:type="dxa"/>
+            </w:tcMar>
+            <w:tcBorders>
+              <w:top w:val="single" w:sz="4" w:space="0" w:color="CCCCCC"/>
+              <w:bottom w:val="single" w:sz="4" w:space="0" w:color="CCCCCC"/>
+              <w:left w:val="single" w:sz="4" w:space="0" w:color="CCCCCC"/>
+              <w:right w:val="single" w:sz="4" w:space="0" w:color="CCCCCC"/>
+            </w:tcBorders>
+          </w:tcPr>
+          <w:p>
+            <w:pPr>
+              <w:spacing w:before="60" w:after="60" w:line="252" w:lineRule="auto"/>
+              <w:jc w:val="left"/>
+            </w:pPr>
+            <w:r/>
+            <w:r>
+              <w:rPr>
+                <w:b/>
+              </w:rPr>
+              <w:t>660.75</w:t>
+            </w:r>
+          </w:p>
+        </w:tc>
+        <w:tc>
+          <w:tcPr>
+            <w:tcW w:type="dxa" w:w="3456"/>
+            <w:shd w:fill="F8FAFC"/>
+            <w:tcMar>
+              <w:top w:w="100" w:type="dxa"/>
+              <w:bottom w:w="100" w:type="dxa"/>
+              <w:left w:w="120" w:type="dxa"/>
+              <w:right w:w="120" w:type="dxa"/>
+            </w:tcMar>
+            <w:tcBorders>
+              <w:top w:val="single" w:sz="4" w:space="0" w:color="CCCCCC"/>
+              <w:bottom w:val="single" w:sz="4" w:space="0" w:color="CCCCCC"/>
+              <w:left w:val="single" w:sz="4" w:space="0" w:color="CCCCCC"/>
+              <w:right w:val="single" w:sz="4" w:space="0" w:color="CCCCCC"/>
+            </w:tcBorders>
+          </w:tcPr>
+          <w:p>
+            <w:pPr>
+              <w:spacing w:before="60" w:after="60" w:line="252" w:lineRule="auto"/>
+              <w:jc w:val="left"/>
+            </w:pPr>
+            <w:r/>
+            <w:r>
+              <w:rPr>
+                <w:b/>
+              </w:rPr>
+              <w:t>-0.75</w:t>
+            </w:r>
+          </w:p>
+        </w:tc>
+        <w:tc>
+          <w:tcPr>
+            <w:tcW w:type="dxa" w:w="1440"/>
+            <w:shd w:fill="F8FAFC"/>
+            <w:tcMar>
+              <w:top w:w="100" w:type="dxa"/>
+              <w:bottom w:w="100" w:type="dxa"/>
+              <w:left w:w="120" w:type="dxa"/>
+              <w:right w:w="120" w:type="dxa"/>
+            </w:tcMar>
+            <w:tcBorders>
+              <w:top w:val="single" w:sz="4" w:space="0" w:color="CCCCCC"/>
+              <w:bottom w:val="single" w:sz="4" w:space="0" w:color="CCCCCC"/>
+              <w:left w:val="single" w:sz="4" w:space="0" w:color="CCCCCC"/>
+              <w:right w:val="single" w:sz="4" w:space="0" w:color="CCCCCC"/>
+            </w:tcBorders>
+          </w:tcPr>
+          <w:p>
+            <w:pPr>
+              <w:spacing w:before="60" w:after="60" w:line="252" w:lineRule="auto"/>
+              <w:jc w:val="left"/>
+            </w:pPr>
+            <w:r/>
+            <w:r>
+              <w:t>BEAR</w:t>
+            </w:r>
+          </w:p>
+        </w:tc>
+      </w:tr>
+      <w:tr>
+        <w:tc>
+          <w:tcPr>
+            <w:tcW w:type="dxa" w:w="1584"/>
+            <w:shd w:fill="FFFFFF"/>
+            <w:tcMar>
+              <w:top w:w="100" w:type="dxa"/>
+              <w:bottom w:w="100" w:type="dxa"/>
+              <w:left w:w="120" w:type="dxa"/>
+              <w:right w:w="120" w:type="dxa"/>
+            </w:tcMar>
+            <w:tcBorders>
+              <w:top w:val="single" w:sz="4" w:space="0" w:color="CCCCCC"/>
+              <w:bottom w:val="single" w:sz="4" w:space="0" w:color="CCCCCC"/>
+              <w:left w:val="single" w:sz="4" w:space="0" w:color="CCCCCC"/>
+              <w:right w:val="single" w:sz="4" w:space="0" w:color="CCCCCC"/>
+            </w:tcBorders>
+          </w:tcPr>
+          <w:p>
+            <w:pPr>
+              <w:spacing w:before="60" w:after="60" w:line="252" w:lineRule="auto"/>
+              <w:jc w:val="left"/>
+            </w:pPr>
+            <w:r/>
+            <w:r>
+              <w:rPr>
+                <w:b/>
+              </w:rPr>
+              <w:t>Fri 14/08</w:t>
+            </w:r>
+          </w:p>
+        </w:tc>
+        <w:tc>
+          <w:tcPr>
+            <w:tcW w:type="dxa" w:w="864"/>
+            <w:shd w:fill="FFFFFF"/>
+            <w:tcMar>
+              <w:top w:w="100" w:type="dxa"/>
+              <w:bottom w:w="100" w:type="dxa"/>
+              <w:left w:w="120" w:type="dxa"/>
+              <w:right w:w="120" w:type="dxa"/>
+            </w:tcMar>
+            <w:tcBorders>
+              <w:top w:val="single" w:sz="4" w:space="0" w:color="CCCCCC"/>
+              <w:bottom w:val="single" w:sz="4" w:space="0" w:color="CCCCCC"/>
+              <w:left w:val="single" w:sz="4" w:space="0" w:color="CCCCCC"/>
+              <w:right w:val="single" w:sz="4" w:space="0" w:color="CCCCCC"/>
+            </w:tcBorders>
+          </w:tcPr>
+          <w:p>
+            <w:pPr>
+              <w:spacing w:before="60" w:after="60" w:line="252" w:lineRule="auto"/>
+              <w:jc w:val="left"/>
+            </w:pPr>
+            <w:r/>
+            <w:r>
+              <w:t>Asia 11-15</w:t>
+            </w:r>
+          </w:p>
+        </w:tc>
+        <w:tc>
+          <w:tcPr>
+            <w:tcW w:type="dxa" w:w="1440"/>
+            <w:shd w:fill="FFFFFF"/>
+            <w:tcMar>
+              <w:top w:w="100" w:type="dxa"/>
+              <w:bottom w:w="100" w:type="dxa"/>
+              <w:left w:w="120" w:type="dxa"/>
+              <w:right w:w="120" w:type="dxa"/>
+            </w:tcMar>
+            <w:tcBorders>
+              <w:top w:val="single" w:sz="4" w:space="0" w:color="CCCCCC"/>
+              <w:bottom w:val="single" w:sz="4" w:space="0" w:color="CCCCCC"/>
+              <w:left w:val="single" w:sz="4" w:space="0" w:color="CCCCCC"/>
+              <w:right w:val="single" w:sz="4" w:space="0" w:color="CCCCCC"/>
+            </w:tcBorders>
+          </w:tcPr>
+          <w:p>
+            <w:pPr>
+              <w:spacing w:before="60" w:after="60" w:line="252" w:lineRule="auto"/>
+              <w:jc w:val="left"/>
+            </w:pPr>
+            <w:r/>
+            <w:r>
+              <w:t>660.75</w:t>
+            </w:r>
+          </w:p>
+        </w:tc>
+        <w:tc>
+          <w:tcPr>
+            <w:tcW w:type="dxa" w:w="2016"/>
+            <w:shd w:fill="FFFFFF"/>
+            <w:tcMar>
+              <w:top w:w="100" w:type="dxa"/>
+              <w:bottom w:w="100" w:type="dxa"/>
+              <w:left w:w="120" w:type="dxa"/>
+              <w:right w:w="120" w:type="dxa"/>
+            </w:tcMar>
+            <w:tcBorders>
+              <w:top w:val="single" w:sz="4" w:space="0" w:color="CCCCCC"/>
+              <w:bottom w:val="single" w:sz="4" w:space="0" w:color="CCCCCC"/>
+              <w:left w:val="single" w:sz="4" w:space="0" w:color="CCCCCC"/>
+              <w:right w:val="single" w:sz="4" w:space="0" w:color="CCCCCC"/>
+            </w:tcBorders>
+          </w:tcPr>
+          <w:p>
+            <w:pPr>
+              <w:spacing w:before="60" w:after="60" w:line="252" w:lineRule="auto"/>
+              <w:jc w:val="left"/>
+            </w:pPr>
+            <w:r/>
+            <w:r>
+              <w:t>668.25</w:t>
+            </w:r>
+          </w:p>
+        </w:tc>
+        <w:tc>
+          <w:tcPr>
+            <w:tcW w:type="dxa" w:w="1152"/>
+            <w:shd w:fill="FFFFFF"/>
+            <w:tcMar>
+              <w:top w:w="100" w:type="dxa"/>
+              <w:bottom w:w="100" w:type="dxa"/>
+              <w:left w:w="120" w:type="dxa"/>
+              <w:right w:w="120" w:type="dxa"/>
+            </w:tcMar>
+            <w:tcBorders>
+              <w:top w:val="single" w:sz="4" w:space="0" w:color="CCCCCC"/>
+              <w:bottom w:val="single" w:sz="4" w:space="0" w:color="CCCCCC"/>
+              <w:left w:val="single" w:sz="4" w:space="0" w:color="CCCCCC"/>
+              <w:right w:val="single" w:sz="4" w:space="0" w:color="CCCCCC"/>
+            </w:tcBorders>
+          </w:tcPr>
+          <w:p>
+            <w:pPr>
+              <w:spacing w:before="60" w:after="60" w:line="252" w:lineRule="auto"/>
+              <w:jc w:val="left"/>
+            </w:pPr>
+            <w:r/>
+            <w:r>
+              <w:t>654.75</w:t>
+            </w:r>
+          </w:p>
+        </w:tc>
+        <w:tc>
+          <w:tcPr>
+            <w:tcW w:type="dxa" w:w="1728"/>
+            <w:shd w:fill="FFFFFF"/>
+            <w:tcMar>
+              <w:top w:w="100" w:type="dxa"/>
+              <w:bottom w:w="100" w:type="dxa"/>
+              <w:left w:w="120" w:type="dxa"/>
+              <w:right w:w="120" w:type="dxa"/>
+            </w:tcMar>
+            <w:tcBorders>
+              <w:top w:val="single" w:sz="4" w:space="0" w:color="CCCCCC"/>
+              <w:bottom w:val="single" w:sz="4" w:space="0" w:color="CCCCCC"/>
+              <w:left w:val="single" w:sz="4" w:space="0" w:color="CCCCCC"/>
+              <w:right w:val="single" w:sz="4" w:space="0" w:color="CCCCCC"/>
+            </w:tcBorders>
+          </w:tcPr>
+          <w:p>
+            <w:pPr>
+              <w:spacing w:before="60" w:after="60" w:line="252" w:lineRule="auto"/>
+              <w:jc w:val="left"/>
+            </w:pPr>
+            <w:r/>
+            <w:r>
+              <w:rPr>
+                <w:b/>
+              </w:rPr>
+              <w:t>659.75</w:t>
+            </w:r>
+          </w:p>
+        </w:tc>
+        <w:tc>
+          <w:tcPr>
+            <w:tcW w:type="dxa" w:w="3456"/>
+            <w:shd w:fill="FFFFFF"/>
+            <w:tcMar>
+              <w:top w:w="100" w:type="dxa"/>
+              <w:bottom w:w="100" w:type="dxa"/>
+              <w:left w:w="120" w:type="dxa"/>
+              <w:right w:w="120" w:type="dxa"/>
+            </w:tcMar>
+            <w:tcBorders>
+              <w:top w:val="single" w:sz="4" w:space="0" w:color="CCCCCC"/>
+              <w:bottom w:val="single" w:sz="4" w:space="0" w:color="CCCCCC"/>
+              <w:left w:val="single" w:sz="4" w:space="0" w:color="CCCCCC"/>
+              <w:right w:val="single" w:sz="4" w:space="0" w:color="CCCCCC"/>
+            </w:tcBorders>
+          </w:tcPr>
+          <w:p>
+            <w:pPr>
+              <w:spacing w:before="60" w:after="60" w:line="252" w:lineRule="auto"/>
+              <w:jc w:val="left"/>
+            </w:pPr>
+            <w:r/>
+            <w:r>
+              <w:rPr>
+                <w:b/>
+              </w:rPr>
+              <w:t>-1.00</w:t>
+            </w:r>
+          </w:p>
+        </w:tc>
+        <w:tc>
+          <w:tcPr>
+            <w:tcW w:type="dxa" w:w="1440"/>
+            <w:shd w:fill="FFFFFF"/>
+            <w:tcMar>
+              <w:top w:w="100" w:type="dxa"/>
+              <w:bottom w:w="100" w:type="dxa"/>
+              <w:left w:w="120" w:type="dxa"/>
+              <w:right w:w="120" w:type="dxa"/>
+            </w:tcMar>
+            <w:tcBorders>
+              <w:top w:val="single" w:sz="4" w:space="0" w:color="CCCCCC"/>
+              <w:bottom w:val="single" w:sz="4" w:space="0" w:color="CCCCCC"/>
+              <w:left w:val="single" w:sz="4" w:space="0" w:color="CCCCCC"/>
+              <w:right w:val="single" w:sz="4" w:space="0" w:color="CCCCCC"/>
+            </w:tcBorders>
+          </w:tcPr>
+          <w:p>
+            <w:pPr>
+              <w:spacing w:before="60" w:after="60" w:line="252" w:lineRule="auto"/>
+              <w:jc w:val="left"/>
+            </w:pPr>
+            <w:r/>
+            <w:r>
+              <w:t>BEAR</w:t>
+            </w:r>
+          </w:p>
+        </w:tc>
+      </w:tr>
+      <w:tr>
+        <w:tc>
+          <w:tcPr>
+            <w:tcW w:type="dxa" w:w="1584"/>
+            <w:shd w:fill="F8FAFC"/>
+            <w:tcMar>
+              <w:top w:w="100" w:type="dxa"/>
+              <w:bottom w:w="100" w:type="dxa"/>
+              <w:left w:w="120" w:type="dxa"/>
+              <w:right w:w="120" w:type="dxa"/>
+            </w:tcMar>
+            <w:tcBorders>
+              <w:top w:val="single" w:sz="4" w:space="0" w:color="CCCCCC"/>
+              <w:bottom w:val="single" w:sz="4" w:space="0" w:color="CCCCCC"/>
+              <w:left w:val="single" w:sz="4" w:space="0" w:color="CCCCCC"/>
+              <w:right w:val="single" w:sz="4" w:space="0" w:color="CCCCCC"/>
+            </w:tcBorders>
+          </w:tcPr>
+          <w:p>
+            <w:pPr>
+              <w:spacing w:before="60" w:after="60" w:line="252" w:lineRule="auto"/>
+              <w:jc w:val="left"/>
+            </w:pPr>
+            <w:r/>
+            <w:r>
+              <w:rPr>
+                <w:b/>
+              </w:rPr>
+              <w:t>Fri 14/08</w:t>
+            </w:r>
+          </w:p>
+        </w:tc>
+        <w:tc>
+          <w:tcPr>
+            <w:tcW w:type="dxa" w:w="864"/>
+            <w:shd w:fill="F8FAFC"/>
+            <w:tcMar>
+              <w:top w:w="100" w:type="dxa"/>
+              <w:bottom w:w="100" w:type="dxa"/>
+              <w:left w:w="120" w:type="dxa"/>
+              <w:right w:w="120" w:type="dxa"/>
+            </w:tcMar>
+            <w:tcBorders>
+              <w:top w:val="single" w:sz="4" w:space="0" w:color="CCCCCC"/>
+              <w:bottom w:val="single" w:sz="4" w:space="0" w:color="CCCCCC"/>
+              <w:left w:val="single" w:sz="4" w:space="0" w:color="CCCCCC"/>
+              <w:right w:val="single" w:sz="4" w:space="0" w:color="CCCCCC"/>
+            </w:tcBorders>
+          </w:tcPr>
+          <w:p>
+            <w:pPr>
+              <w:spacing w:before="60" w:after="60" w:line="252" w:lineRule="auto"/>
+              <w:jc w:val="left"/>
+            </w:pPr>
+            <w:r/>
+            <w:r>
+              <w:t>London 15-19</w:t>
+            </w:r>
+          </w:p>
+        </w:tc>
+        <w:tc>
+          <w:tcPr>
+            <w:tcW w:type="dxa" w:w="1440"/>
+            <w:shd w:fill="F8FAFC"/>
+            <w:tcMar>
+              <w:top w:w="100" w:type="dxa"/>
+              <w:bottom w:w="100" w:type="dxa"/>
+              <w:left w:w="120" w:type="dxa"/>
+              <w:right w:w="120" w:type="dxa"/>
+            </w:tcMar>
+            <w:tcBorders>
+              <w:top w:val="single" w:sz="4" w:space="0" w:color="CCCCCC"/>
+              <w:bottom w:val="single" w:sz="4" w:space="0" w:color="CCCCCC"/>
+              <w:left w:val="single" w:sz="4" w:space="0" w:color="CCCCCC"/>
+              <w:right w:val="single" w:sz="4" w:space="0" w:color="CCCCCC"/>
+            </w:tcBorders>
+          </w:tcPr>
+          <w:p>
+            <w:pPr>
+              <w:spacing w:before="60" w:after="60" w:line="252" w:lineRule="auto"/>
+              <w:jc w:val="left"/>
+            </w:pPr>
+            <w:r/>
+            <w:r>
+              <w:t>659.75</w:t>
+            </w:r>
+          </w:p>
+        </w:tc>
+        <w:tc>
+          <w:tcPr>
+            <w:tcW w:type="dxa" w:w="2016"/>
+            <w:shd w:fill="F8FAFC"/>
+            <w:tcMar>
+              <w:top w:w="100" w:type="dxa"/>
+              <w:bottom w:w="100" w:type="dxa"/>
+              <w:left w:w="120" w:type="dxa"/>
+              <w:right w:w="120" w:type="dxa"/>
+            </w:tcMar>
+            <w:tcBorders>
+              <w:top w:val="single" w:sz="4" w:space="0" w:color="CCCCCC"/>
+              <w:bottom w:val="single" w:sz="4" w:space="0" w:color="CCCCCC"/>
+              <w:left w:val="single" w:sz="4" w:space="0" w:color="CCCCCC"/>
+              <w:right w:val="single" w:sz="4" w:space="0" w:color="CCCCCC"/>
+            </w:tcBorders>
+          </w:tcPr>
+          <w:p>
+            <w:pPr>
+              <w:spacing w:before="60" w:after="60" w:line="252" w:lineRule="auto"/>
+              <w:jc w:val="left"/>
+            </w:pPr>
+            <w:r/>
+            <w:r>
+              <w:t>666.75</w:t>
+            </w:r>
+          </w:p>
+        </w:tc>
+        <w:tc>
+          <w:tcPr>
+            <w:tcW w:type="dxa" w:w="1152"/>
+            <w:shd w:fill="F8FAFC"/>
+            <w:tcMar>
+              <w:top w:w="100" w:type="dxa"/>
+              <w:bottom w:w="100" w:type="dxa"/>
+              <w:left w:w="120" w:type="dxa"/>
+              <w:right w:w="120" w:type="dxa"/>
+            </w:tcMar>
+            <w:tcBorders>
+              <w:top w:val="single" w:sz="4" w:space="0" w:color="CCCCCC"/>
+              <w:bottom w:val="single" w:sz="4" w:space="0" w:color="CCCCCC"/>
+              <w:left w:val="single" w:sz="4" w:space="0" w:color="CCCCCC"/>
+              <w:right w:val="single" w:sz="4" w:space="0" w:color="CCCCCC"/>
+            </w:tcBorders>
+          </w:tcPr>
+          <w:p>
+            <w:pPr>
+              <w:spacing w:before="60" w:after="60" w:line="252" w:lineRule="auto"/>
+              <w:jc w:val="left"/>
+            </w:pPr>
+            <w:r/>
+            <w:r>
+              <w:t>646.25</w:t>
+            </w:r>
+          </w:p>
+        </w:tc>
+        <w:tc>
+          <w:tcPr>
+            <w:tcW w:type="dxa" w:w="1728"/>
+            <w:shd w:fill="F8FAFC"/>
+            <w:tcMar>
+              <w:top w:w="100" w:type="dxa"/>
+              <w:bottom w:w="100" w:type="dxa"/>
+              <w:left w:w="120" w:type="dxa"/>
+              <w:right w:w="120" w:type="dxa"/>
+            </w:tcMar>
+            <w:tcBorders>
+              <w:top w:val="single" w:sz="4" w:space="0" w:color="CCCCCC"/>
+              <w:bottom w:val="single" w:sz="4" w:space="0" w:color="CCCCCC"/>
+              <w:left w:val="single" w:sz="4" w:space="0" w:color="CCCCCC"/>
+              <w:right w:val="single" w:sz="4" w:space="0" w:color="CCCCCC"/>
+            </w:tcBorders>
+          </w:tcPr>
+          <w:p>
+            <w:pPr>
+              <w:spacing w:before="60" w:after="60" w:line="252" w:lineRule="auto"/>
+              <w:jc w:val="left"/>
+            </w:pPr>
+            <w:r/>
+            <w:r>
+              <w:rPr>
+                <w:b/>
+              </w:rPr>
+              <w:t>660.50</w:t>
+            </w:r>
+          </w:p>
+        </w:tc>
+        <w:tc>
+          <w:tcPr>
+            <w:tcW w:type="dxa" w:w="3456"/>
+            <w:shd w:fill="F8FAFC"/>
+            <w:tcMar>
+              <w:top w:w="100" w:type="dxa"/>
+              <w:bottom w:w="100" w:type="dxa"/>
+              <w:left w:w="120" w:type="dxa"/>
+              <w:right w:w="120" w:type="dxa"/>
+            </w:tcMar>
+            <w:tcBorders>
+              <w:top w:val="single" w:sz="4" w:space="0" w:color="CCCCCC"/>
+              <w:bottom w:val="single" w:sz="4" w:space="0" w:color="CCCCCC"/>
+              <w:left w:val="single" w:sz="4" w:space="0" w:color="CCCCCC"/>
+              <w:right w:val="single" w:sz="4" w:space="0" w:color="CCCCCC"/>
+            </w:tcBorders>
+          </w:tcPr>
+          <w:p>
+            <w:pPr>
+              <w:spacing w:before="60" w:after="60" w:line="252" w:lineRule="auto"/>
+              <w:jc w:val="left"/>
+            </w:pPr>
+            <w:r/>
+            <w:r>
+              <w:rPr>
+                <w:b/>
+              </w:rPr>
+              <w:t>+0.75</w:t>
+            </w:r>
+          </w:p>
+        </w:tc>
+        <w:tc>
+          <w:tcPr>
+            <w:tcW w:type="dxa" w:w="1440"/>
+            <w:shd w:fill="F8FAFC"/>
+            <w:tcMar>
+              <w:top w:w="100" w:type="dxa"/>
+              <w:bottom w:w="100" w:type="dxa"/>
+              <w:left w:w="120" w:type="dxa"/>
+              <w:right w:w="120" w:type="dxa"/>
+            </w:tcMar>
+            <w:tcBorders>
+              <w:top w:val="single" w:sz="4" w:space="0" w:color="CCCCCC"/>
+              <w:bottom w:val="single" w:sz="4" w:space="0" w:color="CCCCCC"/>
+              <w:left w:val="single" w:sz="4" w:space="0" w:color="CCCCCC"/>
+              <w:right w:val="single" w:sz="4" w:space="0" w:color="CCCCCC"/>
+            </w:tcBorders>
+          </w:tcPr>
+          <w:p>
+            <w:pPr>
+              <w:spacing w:before="60" w:after="60" w:line="252" w:lineRule="auto"/>
+              <w:jc w:val="left"/>
+            </w:pPr>
+            <w:r/>
+            <w:r>
+              <w:t>BULL</w:t>
+            </w:r>
+          </w:p>
+        </w:tc>
+      </w:tr>
+      <w:tr>
+        <w:tc>
+          <w:tcPr>
+            <w:tcW w:type="dxa" w:w="1584"/>
+            <w:shd w:fill="FFFFFF"/>
+            <w:tcMar>
+              <w:top w:w="100" w:type="dxa"/>
+              <w:bottom w:w="100" w:type="dxa"/>
+              <w:left w:w="120" w:type="dxa"/>
+              <w:right w:w="120" w:type="dxa"/>
+            </w:tcMar>
+            <w:tcBorders>
+              <w:top w:val="single" w:sz="4" w:space="0" w:color="CCCCCC"/>
+              <w:bottom w:val="single" w:sz="4" w:space="0" w:color="CCCCCC"/>
+              <w:left w:val="single" w:sz="4" w:space="0" w:color="CCCCCC"/>
+              <w:right w:val="single" w:sz="4" w:space="0" w:color="CCCCCC"/>
+            </w:tcBorders>
+          </w:tcPr>
+          <w:p>
+            <w:pPr>
+              <w:spacing w:before="60" w:after="60" w:line="252" w:lineRule="auto"/>
+              <w:jc w:val="left"/>
+            </w:pPr>
+            <w:r/>
+            <w:r>
+              <w:rPr>
+                <w:b/>
+              </w:rPr>
+              <w:t>Fri 14/08</w:t>
+            </w:r>
+          </w:p>
+        </w:tc>
+        <w:tc>
+          <w:tcPr>
+            <w:tcW w:type="dxa" w:w="864"/>
+            <w:shd w:fill="FFFFFF"/>
+            <w:tcMar>
+              <w:top w:w="100" w:type="dxa"/>
+              <w:bottom w:w="100" w:type="dxa"/>
+              <w:left w:w="120" w:type="dxa"/>
+              <w:right w:w="120" w:type="dxa"/>
+            </w:tcMar>
+            <w:tcBorders>
+              <w:top w:val="single" w:sz="4" w:space="0" w:color="CCCCCC"/>
+              <w:bottom w:val="single" w:sz="4" w:space="0" w:color="CCCCCC"/>
+              <w:left w:val="single" w:sz="4" w:space="0" w:color="CCCCCC"/>
+              <w:right w:val="single" w:sz="4" w:space="0" w:color="CCCCCC"/>
+            </w:tcBorders>
+          </w:tcPr>
+          <w:p>
+            <w:pPr>
+              <w:spacing w:before="60" w:after="60" w:line="252" w:lineRule="auto"/>
+              <w:jc w:val="left"/>
+            </w:pPr>
+            <w:r/>
+            <w:r>
+              <w:t>Pre-NY 19-21</w:t>
+            </w:r>
+          </w:p>
+        </w:tc>
+        <w:tc>
+          <w:tcPr>
+            <w:tcW w:type="dxa" w:w="1440"/>
+            <w:shd w:fill="FFFFFF"/>
+            <w:tcMar>
+              <w:top w:w="100" w:type="dxa"/>
+              <w:bottom w:w="100" w:type="dxa"/>
+              <w:left w:w="120" w:type="dxa"/>
+              <w:right w:w="120" w:type="dxa"/>
+            </w:tcMar>
+            <w:tcBorders>
+              <w:top w:val="single" w:sz="4" w:space="0" w:color="CCCCCC"/>
+              <w:bottom w:val="single" w:sz="4" w:space="0" w:color="CCCCCC"/>
+              <w:left w:val="single" w:sz="4" w:space="0" w:color="CCCCCC"/>
+              <w:right w:val="single" w:sz="4" w:space="0" w:color="CCCCCC"/>
+            </w:tcBorders>
+          </w:tcPr>
+          <w:p>
+            <w:pPr>
+              <w:spacing w:before="60" w:after="60" w:line="252" w:lineRule="auto"/>
+              <w:jc w:val="left"/>
+            </w:pPr>
+            <w:r/>
+            <w:r>
+              <w:t>660.50</w:t>
+            </w:r>
+          </w:p>
+        </w:tc>
+        <w:tc>
+          <w:tcPr>
+            <w:tcW w:type="dxa" w:w="2016"/>
+            <w:shd w:fill="FFFFFF"/>
+            <w:tcMar>
+              <w:top w:w="100" w:type="dxa"/>
+              <w:bottom w:w="100" w:type="dxa"/>
+              <w:left w:w="120" w:type="dxa"/>
+              <w:right w:w="120" w:type="dxa"/>
+            </w:tcMar>
+            <w:tcBorders>
+              <w:top w:val="single" w:sz="4" w:space="0" w:color="CCCCCC"/>
+              <w:bottom w:val="single" w:sz="4" w:space="0" w:color="CCCCCC"/>
+              <w:left w:val="single" w:sz="4" w:space="0" w:color="CCCCCC"/>
+              <w:right w:val="single" w:sz="4" w:space="0" w:color="CCCCCC"/>
+            </w:tcBorders>
+          </w:tcPr>
+          <w:p>
+            <w:pPr>
+              <w:spacing w:before="60" w:after="60" w:line="252" w:lineRule="auto"/>
+              <w:jc w:val="left"/>
+            </w:pPr>
+            <w:r/>
+            <w:r>
+              <w:t>669.75</w:t>
+            </w:r>
+          </w:p>
+        </w:tc>
+        <w:tc>
+          <w:tcPr>
+            <w:tcW w:type="dxa" w:w="1152"/>
+            <w:shd w:fill="FFFFFF"/>
+            <w:tcMar>
+              <w:top w:w="100" w:type="dxa"/>
+              <w:bottom w:w="100" w:type="dxa"/>
+              <w:left w:w="120" w:type="dxa"/>
+              <w:right w:w="120" w:type="dxa"/>
+            </w:tcMar>
+            <w:tcBorders>
+              <w:top w:val="single" w:sz="4" w:space="0" w:color="CCCCCC"/>
+              <w:bottom w:val="single" w:sz="4" w:space="0" w:color="CCCCCC"/>
+              <w:left w:val="single" w:sz="4" w:space="0" w:color="CCCCCC"/>
+              <w:right w:val="single" w:sz="4" w:space="0" w:color="CCCCCC"/>
+            </w:tcBorders>
+          </w:tcPr>
+          <w:p>
+            <w:pPr>
+              <w:spacing w:before="60" w:after="60" w:line="252" w:lineRule="auto"/>
+              <w:jc w:val="left"/>
+            </w:pPr>
+            <w:r/>
+            <w:r>
+              <w:t>653.25</w:t>
+            </w:r>
+          </w:p>
+        </w:tc>
+        <w:tc>
+          <w:tcPr>
+            <w:tcW w:type="dxa" w:w="1728"/>
+            <w:shd w:fill="FFFFFF"/>
+            <w:tcMar>
+              <w:top w:w="100" w:type="dxa"/>
+              <w:bottom w:w="100" w:type="dxa"/>
+              <w:left w:w="120" w:type="dxa"/>
+              <w:right w:w="120" w:type="dxa"/>
+            </w:tcMar>
+            <w:tcBorders>
+              <w:top w:val="single" w:sz="4" w:space="0" w:color="CCCCCC"/>
+              <w:bottom w:val="single" w:sz="4" w:space="0" w:color="CCCCCC"/>
+              <w:left w:val="single" w:sz="4" w:space="0" w:color="CCCCCC"/>
+              <w:right w:val="single" w:sz="4" w:space="0" w:color="CCCCCC"/>
+            </w:tcBorders>
+          </w:tcPr>
+          <w:p>
+            <w:pPr>
+              <w:spacing w:before="60" w:after="60" w:line="252" w:lineRule="auto"/>
+              <w:jc w:val="left"/>
+            </w:pPr>
+            <w:r/>
+            <w:r>
+              <w:rPr>
+                <w:b/>
+              </w:rPr>
+              <w:t>660.25</w:t>
+            </w:r>
+          </w:p>
+        </w:tc>
+        <w:tc>
+          <w:tcPr>
+            <w:tcW w:type="dxa" w:w="3456"/>
+            <w:shd w:fill="FFFFFF"/>
             <w:tcMar>
               <w:top w:w="100" w:type="dxa"/>
               <w:bottom w:w="100" w:type="dxa"/>
@@ -28683,7 +30798,7 @@
         <w:tc>
           <w:tcPr>
             <w:tcW w:type="dxa" w:w="1440"/>
-            <w:shd w:fill="F8FAFC"/>
+            <w:shd w:fill="FFFFFF"/>
             <w:tcMar>
               <w:top w:w="100" w:type="dxa"/>
               <w:bottom w:w="100" w:type="dxa"/>
@@ -28705,1181 +30820,6 @@
             <w:r/>
             <w:r>
               <w:t>BEAR</w:t>
-            </w:r>
-          </w:p>
-        </w:tc>
-      </w:tr>
-      <w:tr>
-        <w:tc>
-          <w:tcPr>
-            <w:tcW w:type="dxa" w:w="1584"/>
-            <w:shd w:fill="FFFFFF"/>
-            <w:tcMar>
-              <w:top w:w="100" w:type="dxa"/>
-              <w:bottom w:w="100" w:type="dxa"/>
-              <w:left w:w="120" w:type="dxa"/>
-              <w:right w:w="120" w:type="dxa"/>
-            </w:tcMar>
-            <w:tcBorders>
-              <w:top w:val="single" w:sz="4" w:space="0" w:color="CCCCCC"/>
-              <w:bottom w:val="single" w:sz="4" w:space="0" w:color="CCCCCC"/>
-              <w:left w:val="single" w:sz="4" w:space="0" w:color="CCCCCC"/>
-              <w:right w:val="single" w:sz="4" w:space="0" w:color="CCCCCC"/>
-            </w:tcBorders>
-          </w:tcPr>
-          <w:p>
-            <w:pPr>
-              <w:spacing w:before="60" w:after="60" w:line="252" w:lineRule="auto"/>
-              <w:jc w:val="left"/>
-            </w:pPr>
-            <w:r/>
-            <w:r>
-              <w:rPr>
-                <w:b/>
-              </w:rPr>
-              <w:t>Thu 13/08</w:t>
-            </w:r>
-          </w:p>
-        </w:tc>
-        <w:tc>
-          <w:tcPr>
-            <w:tcW w:type="dxa" w:w="864"/>
-            <w:shd w:fill="FFFFFF"/>
-            <w:tcMar>
-              <w:top w:w="100" w:type="dxa"/>
-              <w:bottom w:w="100" w:type="dxa"/>
-              <w:left w:w="120" w:type="dxa"/>
-              <w:right w:w="120" w:type="dxa"/>
-            </w:tcMar>
-            <w:tcBorders>
-              <w:top w:val="single" w:sz="4" w:space="0" w:color="CCCCCC"/>
-              <w:bottom w:val="single" w:sz="4" w:space="0" w:color="CCCCCC"/>
-              <w:left w:val="single" w:sz="4" w:space="0" w:color="CCCCCC"/>
-              <w:right w:val="single" w:sz="4" w:space="0" w:color="CCCCCC"/>
-            </w:tcBorders>
-          </w:tcPr>
-          <w:p>
-            <w:pPr>
-              <w:spacing w:before="60" w:after="60" w:line="252" w:lineRule="auto"/>
-              <w:jc w:val="left"/>
-            </w:pPr>
-            <w:r/>
-            <w:r>
-              <w:t>Asia 11-15</w:t>
-            </w:r>
-          </w:p>
-        </w:tc>
-        <w:tc>
-          <w:tcPr>
-            <w:tcW w:type="dxa" w:w="1440"/>
-            <w:shd w:fill="FFFFFF"/>
-            <w:tcMar>
-              <w:top w:w="100" w:type="dxa"/>
-              <w:bottom w:w="100" w:type="dxa"/>
-              <w:left w:w="120" w:type="dxa"/>
-              <w:right w:w="120" w:type="dxa"/>
-            </w:tcMar>
-            <w:tcBorders>
-              <w:top w:val="single" w:sz="4" w:space="0" w:color="CCCCCC"/>
-              <w:bottom w:val="single" w:sz="4" w:space="0" w:color="CCCCCC"/>
-              <w:left w:val="single" w:sz="4" w:space="0" w:color="CCCCCC"/>
-              <w:right w:val="single" w:sz="4" w:space="0" w:color="CCCCCC"/>
-            </w:tcBorders>
-          </w:tcPr>
-          <w:p>
-            <w:pPr>
-              <w:spacing w:before="60" w:after="60" w:line="252" w:lineRule="auto"/>
-              <w:jc w:val="left"/>
-            </w:pPr>
-            <w:r/>
-            <w:r>
-              <w:t>654.00</w:t>
-            </w:r>
-          </w:p>
-        </w:tc>
-        <w:tc>
-          <w:tcPr>
-            <w:tcW w:type="dxa" w:w="2016"/>
-            <w:shd w:fill="FFFFFF"/>
-            <w:tcMar>
-              <w:top w:w="100" w:type="dxa"/>
-              <w:bottom w:w="100" w:type="dxa"/>
-              <w:left w:w="120" w:type="dxa"/>
-              <w:right w:w="120" w:type="dxa"/>
-            </w:tcMar>
-            <w:tcBorders>
-              <w:top w:val="single" w:sz="4" w:space="0" w:color="CCCCCC"/>
-              <w:bottom w:val="single" w:sz="4" w:space="0" w:color="CCCCCC"/>
-              <w:left w:val="single" w:sz="4" w:space="0" w:color="CCCCCC"/>
-              <w:right w:val="single" w:sz="4" w:space="0" w:color="CCCCCC"/>
-            </w:tcBorders>
-          </w:tcPr>
-          <w:p>
-            <w:pPr>
-              <w:spacing w:before="60" w:after="60" w:line="252" w:lineRule="auto"/>
-              <w:jc w:val="left"/>
-            </w:pPr>
-            <w:r/>
-            <w:r>
-              <w:t>663.75</w:t>
-            </w:r>
-          </w:p>
-        </w:tc>
-        <w:tc>
-          <w:tcPr>
-            <w:tcW w:type="dxa" w:w="1152"/>
-            <w:shd w:fill="FFFFFF"/>
-            <w:tcMar>
-              <w:top w:w="100" w:type="dxa"/>
-              <w:bottom w:w="100" w:type="dxa"/>
-              <w:left w:w="120" w:type="dxa"/>
-              <w:right w:w="120" w:type="dxa"/>
-            </w:tcMar>
-            <w:tcBorders>
-              <w:top w:val="single" w:sz="4" w:space="0" w:color="CCCCCC"/>
-              <w:bottom w:val="single" w:sz="4" w:space="0" w:color="CCCCCC"/>
-              <w:left w:val="single" w:sz="4" w:space="0" w:color="CCCCCC"/>
-              <w:right w:val="single" w:sz="4" w:space="0" w:color="CCCCCC"/>
-            </w:tcBorders>
-          </w:tcPr>
-          <w:p>
-            <w:pPr>
-              <w:spacing w:before="60" w:after="60" w:line="252" w:lineRule="auto"/>
-              <w:jc w:val="left"/>
-            </w:pPr>
-            <w:r/>
-            <w:r>
-              <w:t>644.25</w:t>
-            </w:r>
-          </w:p>
-        </w:tc>
-        <w:tc>
-          <w:tcPr>
-            <w:tcW w:type="dxa" w:w="1728"/>
-            <w:shd w:fill="FFFFFF"/>
-            <w:tcMar>
-              <w:top w:w="100" w:type="dxa"/>
-              <w:bottom w:w="100" w:type="dxa"/>
-              <w:left w:w="120" w:type="dxa"/>
-              <w:right w:w="120" w:type="dxa"/>
-            </w:tcMar>
-            <w:tcBorders>
-              <w:top w:val="single" w:sz="4" w:space="0" w:color="CCCCCC"/>
-              <w:bottom w:val="single" w:sz="4" w:space="0" w:color="CCCCCC"/>
-              <w:left w:val="single" w:sz="4" w:space="0" w:color="CCCCCC"/>
-              <w:right w:val="single" w:sz="4" w:space="0" w:color="CCCCCC"/>
-            </w:tcBorders>
-          </w:tcPr>
-          <w:p>
-            <w:pPr>
-              <w:spacing w:before="60" w:after="60" w:line="252" w:lineRule="auto"/>
-              <w:jc w:val="left"/>
-            </w:pPr>
-            <w:r/>
-            <w:r>
-              <w:rPr>
-                <w:b/>
-              </w:rPr>
-              <w:t>654.50</w:t>
-            </w:r>
-          </w:p>
-        </w:tc>
-        <w:tc>
-          <w:tcPr>
-            <w:tcW w:type="dxa" w:w="3456"/>
-            <w:shd w:fill="FFFFFF"/>
-            <w:tcMar>
-              <w:top w:w="100" w:type="dxa"/>
-              <w:bottom w:w="100" w:type="dxa"/>
-              <w:left w:w="120" w:type="dxa"/>
-              <w:right w:w="120" w:type="dxa"/>
-            </w:tcMar>
-            <w:tcBorders>
-              <w:top w:val="single" w:sz="4" w:space="0" w:color="CCCCCC"/>
-              <w:bottom w:val="single" w:sz="4" w:space="0" w:color="CCCCCC"/>
-              <w:left w:val="single" w:sz="4" w:space="0" w:color="CCCCCC"/>
-              <w:right w:val="single" w:sz="4" w:space="0" w:color="CCCCCC"/>
-            </w:tcBorders>
-          </w:tcPr>
-          <w:p>
-            <w:pPr>
-              <w:spacing w:before="60" w:after="60" w:line="252" w:lineRule="auto"/>
-              <w:jc w:val="left"/>
-            </w:pPr>
-            <w:r/>
-            <w:r>
-              <w:rPr>
-                <w:b/>
-              </w:rPr>
-              <w:t>+0.50</w:t>
-            </w:r>
-          </w:p>
-        </w:tc>
-        <w:tc>
-          <w:tcPr>
-            <w:tcW w:type="dxa" w:w="1440"/>
-            <w:shd w:fill="FFFFFF"/>
-            <w:tcMar>
-              <w:top w:w="100" w:type="dxa"/>
-              <w:bottom w:w="100" w:type="dxa"/>
-              <w:left w:w="120" w:type="dxa"/>
-              <w:right w:w="120" w:type="dxa"/>
-            </w:tcMar>
-            <w:tcBorders>
-              <w:top w:val="single" w:sz="4" w:space="0" w:color="CCCCCC"/>
-              <w:bottom w:val="single" w:sz="4" w:space="0" w:color="CCCCCC"/>
-              <w:left w:val="single" w:sz="4" w:space="0" w:color="CCCCCC"/>
-              <w:right w:val="single" w:sz="4" w:space="0" w:color="CCCCCC"/>
-            </w:tcBorders>
-          </w:tcPr>
-          <w:p>
-            <w:pPr>
-              <w:spacing w:before="60" w:after="60" w:line="252" w:lineRule="auto"/>
-              <w:jc w:val="left"/>
-            </w:pPr>
-            <w:r/>
-            <w:r>
-              <w:t>BULL</w:t>
-            </w:r>
-          </w:p>
-        </w:tc>
-      </w:tr>
-      <w:tr>
-        <w:tc>
-          <w:tcPr>
-            <w:tcW w:type="dxa" w:w="1584"/>
-            <w:shd w:fill="F8FAFC"/>
-            <w:tcMar>
-              <w:top w:w="100" w:type="dxa"/>
-              <w:bottom w:w="100" w:type="dxa"/>
-              <w:left w:w="120" w:type="dxa"/>
-              <w:right w:w="120" w:type="dxa"/>
-            </w:tcMar>
-            <w:tcBorders>
-              <w:top w:val="single" w:sz="4" w:space="0" w:color="CCCCCC"/>
-              <w:bottom w:val="single" w:sz="4" w:space="0" w:color="CCCCCC"/>
-              <w:left w:val="single" w:sz="4" w:space="0" w:color="CCCCCC"/>
-              <w:right w:val="single" w:sz="4" w:space="0" w:color="CCCCCC"/>
-            </w:tcBorders>
-          </w:tcPr>
-          <w:p>
-            <w:pPr>
-              <w:spacing w:before="60" w:after="60" w:line="252" w:lineRule="auto"/>
-              <w:jc w:val="left"/>
-            </w:pPr>
-            <w:r/>
-            <w:r>
-              <w:rPr>
-                <w:b/>
-              </w:rPr>
-              <w:t>Thu 13/08</w:t>
-            </w:r>
-          </w:p>
-        </w:tc>
-        <w:tc>
-          <w:tcPr>
-            <w:tcW w:type="dxa" w:w="864"/>
-            <w:shd w:fill="F8FAFC"/>
-            <w:tcMar>
-              <w:top w:w="100" w:type="dxa"/>
-              <w:bottom w:w="100" w:type="dxa"/>
-              <w:left w:w="120" w:type="dxa"/>
-              <w:right w:w="120" w:type="dxa"/>
-            </w:tcMar>
-            <w:tcBorders>
-              <w:top w:val="single" w:sz="4" w:space="0" w:color="CCCCCC"/>
-              <w:bottom w:val="single" w:sz="4" w:space="0" w:color="CCCCCC"/>
-              <w:left w:val="single" w:sz="4" w:space="0" w:color="CCCCCC"/>
-              <w:right w:val="single" w:sz="4" w:space="0" w:color="CCCCCC"/>
-            </w:tcBorders>
-          </w:tcPr>
-          <w:p>
-            <w:pPr>
-              <w:spacing w:before="60" w:after="60" w:line="252" w:lineRule="auto"/>
-              <w:jc w:val="left"/>
-            </w:pPr>
-            <w:r/>
-            <w:r>
-              <w:t>London 15-19</w:t>
-            </w:r>
-          </w:p>
-        </w:tc>
-        <w:tc>
-          <w:tcPr>
-            <w:tcW w:type="dxa" w:w="1440"/>
-            <w:shd w:fill="F8FAFC"/>
-            <w:tcMar>
-              <w:top w:w="100" w:type="dxa"/>
-              <w:bottom w:w="100" w:type="dxa"/>
-              <w:left w:w="120" w:type="dxa"/>
-              <w:right w:w="120" w:type="dxa"/>
-            </w:tcMar>
-            <w:tcBorders>
-              <w:top w:val="single" w:sz="4" w:space="0" w:color="CCCCCC"/>
-              <w:bottom w:val="single" w:sz="4" w:space="0" w:color="CCCCCC"/>
-              <w:left w:val="single" w:sz="4" w:space="0" w:color="CCCCCC"/>
-              <w:right w:val="single" w:sz="4" w:space="0" w:color="CCCCCC"/>
-            </w:tcBorders>
-          </w:tcPr>
-          <w:p>
-            <w:pPr>
-              <w:spacing w:before="60" w:after="60" w:line="252" w:lineRule="auto"/>
-              <w:jc w:val="left"/>
-            </w:pPr>
-            <w:r/>
-            <w:r>
-              <w:t>654.50</w:t>
-            </w:r>
-          </w:p>
-        </w:tc>
-        <w:tc>
-          <w:tcPr>
-            <w:tcW w:type="dxa" w:w="2016"/>
-            <w:shd w:fill="F8FAFC"/>
-            <w:tcMar>
-              <w:top w:w="100" w:type="dxa"/>
-              <w:bottom w:w="100" w:type="dxa"/>
-              <w:left w:w="120" w:type="dxa"/>
-              <w:right w:w="120" w:type="dxa"/>
-            </w:tcMar>
-            <w:tcBorders>
-              <w:top w:val="single" w:sz="4" w:space="0" w:color="CCCCCC"/>
-              <w:bottom w:val="single" w:sz="4" w:space="0" w:color="CCCCCC"/>
-              <w:left w:val="single" w:sz="4" w:space="0" w:color="CCCCCC"/>
-              <w:right w:val="single" w:sz="4" w:space="0" w:color="CCCCCC"/>
-            </w:tcBorders>
-          </w:tcPr>
-          <w:p>
-            <w:pPr>
-              <w:spacing w:before="60" w:after="60" w:line="252" w:lineRule="auto"/>
-              <w:jc w:val="left"/>
-            </w:pPr>
-            <w:r/>
-            <w:r>
-              <w:t>665.25</w:t>
-            </w:r>
-          </w:p>
-        </w:tc>
-        <w:tc>
-          <w:tcPr>
-            <w:tcW w:type="dxa" w:w="1152"/>
-            <w:shd w:fill="F8FAFC"/>
-            <w:tcMar>
-              <w:top w:w="100" w:type="dxa"/>
-              <w:bottom w:w="100" w:type="dxa"/>
-              <w:left w:w="120" w:type="dxa"/>
-              <w:right w:w="120" w:type="dxa"/>
-            </w:tcMar>
-            <w:tcBorders>
-              <w:top w:val="single" w:sz="4" w:space="0" w:color="CCCCCC"/>
-              <w:bottom w:val="single" w:sz="4" w:space="0" w:color="CCCCCC"/>
-              <w:left w:val="single" w:sz="4" w:space="0" w:color="CCCCCC"/>
-              <w:right w:val="single" w:sz="4" w:space="0" w:color="CCCCCC"/>
-            </w:tcBorders>
-          </w:tcPr>
-          <w:p>
-            <w:pPr>
-              <w:spacing w:before="60" w:after="60" w:line="252" w:lineRule="auto"/>
-              <w:jc w:val="left"/>
-            </w:pPr>
-            <w:r/>
-            <w:r>
-              <w:t>647.25</w:t>
-            </w:r>
-          </w:p>
-        </w:tc>
-        <w:tc>
-          <w:tcPr>
-            <w:tcW w:type="dxa" w:w="1728"/>
-            <w:shd w:fill="F8FAFC"/>
-            <w:tcMar>
-              <w:top w:w="100" w:type="dxa"/>
-              <w:bottom w:w="100" w:type="dxa"/>
-              <w:left w:w="120" w:type="dxa"/>
-              <w:right w:w="120" w:type="dxa"/>
-            </w:tcMar>
-            <w:tcBorders>
-              <w:top w:val="single" w:sz="4" w:space="0" w:color="CCCCCC"/>
-              <w:bottom w:val="single" w:sz="4" w:space="0" w:color="CCCCCC"/>
-              <w:left w:val="single" w:sz="4" w:space="0" w:color="CCCCCC"/>
-              <w:right w:val="single" w:sz="4" w:space="0" w:color="CCCCCC"/>
-            </w:tcBorders>
-          </w:tcPr>
-          <w:p>
-            <w:pPr>
-              <w:spacing w:before="60" w:after="60" w:line="252" w:lineRule="auto"/>
-              <w:jc w:val="left"/>
-            </w:pPr>
-            <w:r/>
-            <w:r>
-              <w:rPr>
-                <w:b/>
-              </w:rPr>
-              <w:t>655.25</w:t>
-            </w:r>
-          </w:p>
-        </w:tc>
-        <w:tc>
-          <w:tcPr>
-            <w:tcW w:type="dxa" w:w="3456"/>
-            <w:shd w:fill="F8FAFC"/>
-            <w:tcMar>
-              <w:top w:w="100" w:type="dxa"/>
-              <w:bottom w:w="100" w:type="dxa"/>
-              <w:left w:w="120" w:type="dxa"/>
-              <w:right w:w="120" w:type="dxa"/>
-            </w:tcMar>
-            <w:tcBorders>
-              <w:top w:val="single" w:sz="4" w:space="0" w:color="CCCCCC"/>
-              <w:bottom w:val="single" w:sz="4" w:space="0" w:color="CCCCCC"/>
-              <w:left w:val="single" w:sz="4" w:space="0" w:color="CCCCCC"/>
-              <w:right w:val="single" w:sz="4" w:space="0" w:color="CCCCCC"/>
-            </w:tcBorders>
-          </w:tcPr>
-          <w:p>
-            <w:pPr>
-              <w:spacing w:before="60" w:after="60" w:line="252" w:lineRule="auto"/>
-              <w:jc w:val="left"/>
-            </w:pPr>
-            <w:r/>
-            <w:r>
-              <w:rPr>
-                <w:b/>
-              </w:rPr>
-              <w:t>+0.75</w:t>
-            </w:r>
-          </w:p>
-        </w:tc>
-        <w:tc>
-          <w:tcPr>
-            <w:tcW w:type="dxa" w:w="1440"/>
-            <w:shd w:fill="F8FAFC"/>
-            <w:tcMar>
-              <w:top w:w="100" w:type="dxa"/>
-              <w:bottom w:w="100" w:type="dxa"/>
-              <w:left w:w="120" w:type="dxa"/>
-              <w:right w:w="120" w:type="dxa"/>
-            </w:tcMar>
-            <w:tcBorders>
-              <w:top w:val="single" w:sz="4" w:space="0" w:color="CCCCCC"/>
-              <w:bottom w:val="single" w:sz="4" w:space="0" w:color="CCCCCC"/>
-              <w:left w:val="single" w:sz="4" w:space="0" w:color="CCCCCC"/>
-              <w:right w:val="single" w:sz="4" w:space="0" w:color="CCCCCC"/>
-            </w:tcBorders>
-          </w:tcPr>
-          <w:p>
-            <w:pPr>
-              <w:spacing w:before="60" w:after="60" w:line="252" w:lineRule="auto"/>
-              <w:jc w:val="left"/>
-            </w:pPr>
-            <w:r/>
-            <w:r>
-              <w:t>BULL</w:t>
-            </w:r>
-          </w:p>
-        </w:tc>
-      </w:tr>
-      <w:tr>
-        <w:tc>
-          <w:tcPr>
-            <w:tcW w:type="dxa" w:w="1584"/>
-            <w:shd w:fill="FFFFFF"/>
-            <w:tcMar>
-              <w:top w:w="100" w:type="dxa"/>
-              <w:bottom w:w="100" w:type="dxa"/>
-              <w:left w:w="120" w:type="dxa"/>
-              <w:right w:w="120" w:type="dxa"/>
-            </w:tcMar>
-            <w:tcBorders>
-              <w:top w:val="single" w:sz="4" w:space="0" w:color="CCCCCC"/>
-              <w:bottom w:val="single" w:sz="4" w:space="0" w:color="CCCCCC"/>
-              <w:left w:val="single" w:sz="4" w:space="0" w:color="CCCCCC"/>
-              <w:right w:val="single" w:sz="4" w:space="0" w:color="CCCCCC"/>
-            </w:tcBorders>
-          </w:tcPr>
-          <w:p>
-            <w:pPr>
-              <w:spacing w:before="60" w:after="60" w:line="252" w:lineRule="auto"/>
-              <w:jc w:val="left"/>
-            </w:pPr>
-            <w:r/>
-            <w:r>
-              <w:rPr>
-                <w:b/>
-              </w:rPr>
-              <w:t>Thu 13/08</w:t>
-            </w:r>
-          </w:p>
-        </w:tc>
-        <w:tc>
-          <w:tcPr>
-            <w:tcW w:type="dxa" w:w="864"/>
-            <w:shd w:fill="FFFFFF"/>
-            <w:tcMar>
-              <w:top w:w="100" w:type="dxa"/>
-              <w:bottom w:w="100" w:type="dxa"/>
-              <w:left w:w="120" w:type="dxa"/>
-              <w:right w:w="120" w:type="dxa"/>
-            </w:tcMar>
-            <w:tcBorders>
-              <w:top w:val="single" w:sz="4" w:space="0" w:color="CCCCCC"/>
-              <w:bottom w:val="single" w:sz="4" w:space="0" w:color="CCCCCC"/>
-              <w:left w:val="single" w:sz="4" w:space="0" w:color="CCCCCC"/>
-              <w:right w:val="single" w:sz="4" w:space="0" w:color="CCCCCC"/>
-            </w:tcBorders>
-          </w:tcPr>
-          <w:p>
-            <w:pPr>
-              <w:spacing w:before="60" w:after="60" w:line="252" w:lineRule="auto"/>
-              <w:jc w:val="left"/>
-            </w:pPr>
-            <w:r/>
-            <w:r>
-              <w:t>Pre-NY 19-21</w:t>
-            </w:r>
-          </w:p>
-        </w:tc>
-        <w:tc>
-          <w:tcPr>
-            <w:tcW w:type="dxa" w:w="1440"/>
-            <w:shd w:fill="FFFFFF"/>
-            <w:tcMar>
-              <w:top w:w="100" w:type="dxa"/>
-              <w:bottom w:w="100" w:type="dxa"/>
-              <w:left w:w="120" w:type="dxa"/>
-              <w:right w:w="120" w:type="dxa"/>
-            </w:tcMar>
-            <w:tcBorders>
-              <w:top w:val="single" w:sz="4" w:space="0" w:color="CCCCCC"/>
-              <w:bottom w:val="single" w:sz="4" w:space="0" w:color="CCCCCC"/>
-              <w:left w:val="single" w:sz="4" w:space="0" w:color="CCCCCC"/>
-              <w:right w:val="single" w:sz="4" w:space="0" w:color="CCCCCC"/>
-            </w:tcBorders>
-          </w:tcPr>
-          <w:p>
-            <w:pPr>
-              <w:spacing w:before="60" w:after="60" w:line="252" w:lineRule="auto"/>
-              <w:jc w:val="left"/>
-            </w:pPr>
-            <w:r/>
-            <w:r>
-              <w:t>655.25</w:t>
-            </w:r>
-          </w:p>
-        </w:tc>
-        <w:tc>
-          <w:tcPr>
-            <w:tcW w:type="dxa" w:w="2016"/>
-            <w:shd w:fill="FFFFFF"/>
-            <w:tcMar>
-              <w:top w:w="100" w:type="dxa"/>
-              <w:bottom w:w="100" w:type="dxa"/>
-              <w:left w:w="120" w:type="dxa"/>
-              <w:right w:w="120" w:type="dxa"/>
-            </w:tcMar>
-            <w:tcBorders>
-              <w:top w:val="single" w:sz="4" w:space="0" w:color="CCCCCC"/>
-              <w:bottom w:val="single" w:sz="4" w:space="0" w:color="CCCCCC"/>
-              <w:left w:val="single" w:sz="4" w:space="0" w:color="CCCCCC"/>
-              <w:right w:val="single" w:sz="4" w:space="0" w:color="CCCCCC"/>
-            </w:tcBorders>
-          </w:tcPr>
-          <w:p>
-            <w:pPr>
-              <w:spacing w:before="60" w:after="60" w:line="252" w:lineRule="auto"/>
-              <w:jc w:val="left"/>
-            </w:pPr>
-            <w:r/>
-            <w:r>
-              <w:t>661.75</w:t>
-            </w:r>
-          </w:p>
-        </w:tc>
-        <w:tc>
-          <w:tcPr>
-            <w:tcW w:type="dxa" w:w="1152"/>
-            <w:shd w:fill="FFFFFF"/>
-            <w:tcMar>
-              <w:top w:w="100" w:type="dxa"/>
-              <w:bottom w:w="100" w:type="dxa"/>
-              <w:left w:w="120" w:type="dxa"/>
-              <w:right w:w="120" w:type="dxa"/>
-            </w:tcMar>
-            <w:tcBorders>
-              <w:top w:val="single" w:sz="4" w:space="0" w:color="CCCCCC"/>
-              <w:bottom w:val="single" w:sz="4" w:space="0" w:color="CCCCCC"/>
-              <w:left w:val="single" w:sz="4" w:space="0" w:color="CCCCCC"/>
-              <w:right w:val="single" w:sz="4" w:space="0" w:color="CCCCCC"/>
-            </w:tcBorders>
-          </w:tcPr>
-          <w:p>
-            <w:pPr>
-              <w:spacing w:before="60" w:after="60" w:line="252" w:lineRule="auto"/>
-              <w:jc w:val="left"/>
-            </w:pPr>
-            <w:r/>
-            <w:r>
-              <w:t>646.75</w:t>
-            </w:r>
-          </w:p>
-        </w:tc>
-        <w:tc>
-          <w:tcPr>
-            <w:tcW w:type="dxa" w:w="1728"/>
-            <w:shd w:fill="FFFFFF"/>
-            <w:tcMar>
-              <w:top w:w="100" w:type="dxa"/>
-              <w:bottom w:w="100" w:type="dxa"/>
-              <w:left w:w="120" w:type="dxa"/>
-              <w:right w:w="120" w:type="dxa"/>
-            </w:tcMar>
-            <w:tcBorders>
-              <w:top w:val="single" w:sz="4" w:space="0" w:color="CCCCCC"/>
-              <w:bottom w:val="single" w:sz="4" w:space="0" w:color="CCCCCC"/>
-              <w:left w:val="single" w:sz="4" w:space="0" w:color="CCCCCC"/>
-              <w:right w:val="single" w:sz="4" w:space="0" w:color="CCCCCC"/>
-            </w:tcBorders>
-          </w:tcPr>
-          <w:p>
-            <w:pPr>
-              <w:spacing w:before="60" w:after="60" w:line="252" w:lineRule="auto"/>
-              <w:jc w:val="left"/>
-            </w:pPr>
-            <w:r/>
-            <w:r>
-              <w:rPr>
-                <w:b/>
-              </w:rPr>
-              <w:t>655.75</w:t>
-            </w:r>
-          </w:p>
-        </w:tc>
-        <w:tc>
-          <w:tcPr>
-            <w:tcW w:type="dxa" w:w="3456"/>
-            <w:shd w:fill="FFFFFF"/>
-            <w:tcMar>
-              <w:top w:w="100" w:type="dxa"/>
-              <w:bottom w:w="100" w:type="dxa"/>
-              <w:left w:w="120" w:type="dxa"/>
-              <w:right w:w="120" w:type="dxa"/>
-            </w:tcMar>
-            <w:tcBorders>
-              <w:top w:val="single" w:sz="4" w:space="0" w:color="CCCCCC"/>
-              <w:bottom w:val="single" w:sz="4" w:space="0" w:color="CCCCCC"/>
-              <w:left w:val="single" w:sz="4" w:space="0" w:color="CCCCCC"/>
-              <w:right w:val="single" w:sz="4" w:space="0" w:color="CCCCCC"/>
-            </w:tcBorders>
-          </w:tcPr>
-          <w:p>
-            <w:pPr>
-              <w:spacing w:before="60" w:after="60" w:line="252" w:lineRule="auto"/>
-              <w:jc w:val="left"/>
-            </w:pPr>
-            <w:r/>
-            <w:r>
-              <w:rPr>
-                <w:b/>
-              </w:rPr>
-              <w:t>+0.50</w:t>
-            </w:r>
-          </w:p>
-        </w:tc>
-        <w:tc>
-          <w:tcPr>
-            <w:tcW w:type="dxa" w:w="1440"/>
-            <w:shd w:fill="FFFFFF"/>
-            <w:tcMar>
-              <w:top w:w="100" w:type="dxa"/>
-              <w:bottom w:w="100" w:type="dxa"/>
-              <w:left w:w="120" w:type="dxa"/>
-              <w:right w:w="120" w:type="dxa"/>
-            </w:tcMar>
-            <w:tcBorders>
-              <w:top w:val="single" w:sz="4" w:space="0" w:color="CCCCCC"/>
-              <w:bottom w:val="single" w:sz="4" w:space="0" w:color="CCCCCC"/>
-              <w:left w:val="single" w:sz="4" w:space="0" w:color="CCCCCC"/>
-              <w:right w:val="single" w:sz="4" w:space="0" w:color="CCCCCC"/>
-            </w:tcBorders>
-          </w:tcPr>
-          <w:p>
-            <w:pPr>
-              <w:spacing w:before="60" w:after="60" w:line="252" w:lineRule="auto"/>
-              <w:jc w:val="left"/>
-            </w:pPr>
-            <w:r/>
-            <w:r>
-              <w:t>BULL</w:t>
-            </w:r>
-          </w:p>
-        </w:tc>
-      </w:tr>
-      <w:tr>
-        <w:tc>
-          <w:tcPr>
-            <w:tcW w:type="dxa" w:w="1584"/>
-            <w:shd w:fill="F8FAFC"/>
-            <w:tcMar>
-              <w:top w:w="100" w:type="dxa"/>
-              <w:bottom w:w="100" w:type="dxa"/>
-              <w:left w:w="120" w:type="dxa"/>
-              <w:right w:w="120" w:type="dxa"/>
-            </w:tcMar>
-            <w:tcBorders>
-              <w:top w:val="single" w:sz="4" w:space="0" w:color="CCCCCC"/>
-              <w:bottom w:val="single" w:sz="4" w:space="0" w:color="CCCCCC"/>
-              <w:left w:val="single" w:sz="4" w:space="0" w:color="CCCCCC"/>
-              <w:right w:val="single" w:sz="4" w:space="0" w:color="CCCCCC"/>
-            </w:tcBorders>
-          </w:tcPr>
-          <w:p>
-            <w:pPr>
-              <w:spacing w:before="60" w:after="60" w:line="252" w:lineRule="auto"/>
-              <w:jc w:val="left"/>
-            </w:pPr>
-            <w:r/>
-            <w:r>
-              <w:rPr>
-                <w:b/>
-              </w:rPr>
-              <w:t>Thu 13/08</w:t>
-            </w:r>
-          </w:p>
-        </w:tc>
-        <w:tc>
-          <w:tcPr>
-            <w:tcW w:type="dxa" w:w="864"/>
-            <w:shd w:fill="F8FAFC"/>
-            <w:tcMar>
-              <w:top w:w="100" w:type="dxa"/>
-              <w:bottom w:w="100" w:type="dxa"/>
-              <w:left w:w="120" w:type="dxa"/>
-              <w:right w:w="120" w:type="dxa"/>
-            </w:tcMar>
-            <w:tcBorders>
-              <w:top w:val="single" w:sz="4" w:space="0" w:color="CCCCCC"/>
-              <w:bottom w:val="single" w:sz="4" w:space="0" w:color="CCCCCC"/>
-              <w:left w:val="single" w:sz="4" w:space="0" w:color="CCCCCC"/>
-              <w:right w:val="single" w:sz="4" w:space="0" w:color="CCCCCC"/>
-            </w:tcBorders>
-          </w:tcPr>
-          <w:p>
-            <w:pPr>
-              <w:spacing w:before="60" w:after="60" w:line="252" w:lineRule="auto"/>
-              <w:jc w:val="left"/>
-            </w:pPr>
-            <w:r/>
-            <w:r>
-              <w:t>NY Open 21-23</w:t>
-            </w:r>
-          </w:p>
-        </w:tc>
-        <w:tc>
-          <w:tcPr>
-            <w:tcW w:type="dxa" w:w="1440"/>
-            <w:shd w:fill="F8FAFC"/>
-            <w:tcMar>
-              <w:top w:w="100" w:type="dxa"/>
-              <w:bottom w:w="100" w:type="dxa"/>
-              <w:left w:w="120" w:type="dxa"/>
-              <w:right w:w="120" w:type="dxa"/>
-            </w:tcMar>
-            <w:tcBorders>
-              <w:top w:val="single" w:sz="4" w:space="0" w:color="CCCCCC"/>
-              <w:bottom w:val="single" w:sz="4" w:space="0" w:color="CCCCCC"/>
-              <w:left w:val="single" w:sz="4" w:space="0" w:color="CCCCCC"/>
-              <w:right w:val="single" w:sz="4" w:space="0" w:color="CCCCCC"/>
-            </w:tcBorders>
-          </w:tcPr>
-          <w:p>
-            <w:pPr>
-              <w:spacing w:before="60" w:after="60" w:line="252" w:lineRule="auto"/>
-              <w:jc w:val="left"/>
-            </w:pPr>
-            <w:r/>
-            <w:r>
-              <w:t>655.75</w:t>
-            </w:r>
-          </w:p>
-        </w:tc>
-        <w:tc>
-          <w:tcPr>
-            <w:tcW w:type="dxa" w:w="2016"/>
-            <w:shd w:fill="F8FAFC"/>
-            <w:tcMar>
-              <w:top w:w="100" w:type="dxa"/>
-              <w:bottom w:w="100" w:type="dxa"/>
-              <w:left w:w="120" w:type="dxa"/>
-              <w:right w:w="120" w:type="dxa"/>
-            </w:tcMar>
-            <w:tcBorders>
-              <w:top w:val="single" w:sz="4" w:space="0" w:color="CCCCCC"/>
-              <w:bottom w:val="single" w:sz="4" w:space="0" w:color="CCCCCC"/>
-              <w:left w:val="single" w:sz="4" w:space="0" w:color="CCCCCC"/>
-              <w:right w:val="single" w:sz="4" w:space="0" w:color="CCCCCC"/>
-            </w:tcBorders>
-          </w:tcPr>
-          <w:p>
-            <w:pPr>
-              <w:spacing w:before="60" w:after="60" w:line="252" w:lineRule="auto"/>
-              <w:jc w:val="left"/>
-            </w:pPr>
-            <w:r/>
-            <w:r>
-              <w:t>666.75</w:t>
-            </w:r>
-          </w:p>
-        </w:tc>
-        <w:tc>
-          <w:tcPr>
-            <w:tcW w:type="dxa" w:w="1152"/>
-            <w:shd w:fill="F8FAFC"/>
-            <w:tcMar>
-              <w:top w:w="100" w:type="dxa"/>
-              <w:bottom w:w="100" w:type="dxa"/>
-              <w:left w:w="120" w:type="dxa"/>
-              <w:right w:w="120" w:type="dxa"/>
-            </w:tcMar>
-            <w:tcBorders>
-              <w:top w:val="single" w:sz="4" w:space="0" w:color="CCCCCC"/>
-              <w:bottom w:val="single" w:sz="4" w:space="0" w:color="CCCCCC"/>
-              <w:left w:val="single" w:sz="4" w:space="0" w:color="CCCCCC"/>
-              <w:right w:val="single" w:sz="4" w:space="0" w:color="CCCCCC"/>
-            </w:tcBorders>
-          </w:tcPr>
-          <w:p>
-            <w:pPr>
-              <w:spacing w:before="60" w:after="60" w:line="252" w:lineRule="auto"/>
-              <w:jc w:val="left"/>
-            </w:pPr>
-            <w:r/>
-            <w:r>
-              <w:t>644.00</w:t>
-            </w:r>
-          </w:p>
-        </w:tc>
-        <w:tc>
-          <w:tcPr>
-            <w:tcW w:type="dxa" w:w="1728"/>
-            <w:shd w:fill="F8FAFC"/>
-            <w:tcMar>
-              <w:top w:w="100" w:type="dxa"/>
-              <w:bottom w:w="100" w:type="dxa"/>
-              <w:left w:w="120" w:type="dxa"/>
-              <w:right w:w="120" w:type="dxa"/>
-            </w:tcMar>
-            <w:tcBorders>
-              <w:top w:val="single" w:sz="4" w:space="0" w:color="CCCCCC"/>
-              <w:bottom w:val="single" w:sz="4" w:space="0" w:color="CCCCCC"/>
-              <w:left w:val="single" w:sz="4" w:space="0" w:color="CCCCCC"/>
-              <w:right w:val="single" w:sz="4" w:space="0" w:color="CCCCCC"/>
-            </w:tcBorders>
-          </w:tcPr>
-          <w:p>
-            <w:pPr>
-              <w:spacing w:before="60" w:after="60" w:line="252" w:lineRule="auto"/>
-              <w:jc w:val="left"/>
-            </w:pPr>
-            <w:r/>
-            <w:r>
-              <w:rPr>
-                <w:b/>
-              </w:rPr>
-              <w:t>659.25</w:t>
-            </w:r>
-          </w:p>
-        </w:tc>
-        <w:tc>
-          <w:tcPr>
-            <w:tcW w:type="dxa" w:w="3456"/>
-            <w:shd w:fill="F8FAFC"/>
-            <w:tcMar>
-              <w:top w:w="100" w:type="dxa"/>
-              <w:bottom w:w="100" w:type="dxa"/>
-              <w:left w:w="120" w:type="dxa"/>
-              <w:right w:w="120" w:type="dxa"/>
-            </w:tcMar>
-            <w:tcBorders>
-              <w:top w:val="single" w:sz="4" w:space="0" w:color="CCCCCC"/>
-              <w:bottom w:val="single" w:sz="4" w:space="0" w:color="CCCCCC"/>
-              <w:left w:val="single" w:sz="4" w:space="0" w:color="CCCCCC"/>
-              <w:right w:val="single" w:sz="4" w:space="0" w:color="CCCCCC"/>
-            </w:tcBorders>
-          </w:tcPr>
-          <w:p>
-            <w:pPr>
-              <w:spacing w:before="60" w:after="60" w:line="252" w:lineRule="auto"/>
-              <w:jc w:val="left"/>
-            </w:pPr>
-            <w:r/>
-            <w:r>
-              <w:rPr>
-                <w:b/>
-              </w:rPr>
-              <w:t>+3.50</w:t>
-            </w:r>
-          </w:p>
-        </w:tc>
-        <w:tc>
-          <w:tcPr>
-            <w:tcW w:type="dxa" w:w="1440"/>
-            <w:shd w:fill="F8FAFC"/>
-            <w:tcMar>
-              <w:top w:w="100" w:type="dxa"/>
-              <w:bottom w:w="100" w:type="dxa"/>
-              <w:left w:w="120" w:type="dxa"/>
-              <w:right w:w="120" w:type="dxa"/>
-            </w:tcMar>
-            <w:tcBorders>
-              <w:top w:val="single" w:sz="4" w:space="0" w:color="CCCCCC"/>
-              <w:bottom w:val="single" w:sz="4" w:space="0" w:color="CCCCCC"/>
-              <w:left w:val="single" w:sz="4" w:space="0" w:color="CCCCCC"/>
-              <w:right w:val="single" w:sz="4" w:space="0" w:color="CCCCCC"/>
-            </w:tcBorders>
-          </w:tcPr>
-          <w:p>
-            <w:pPr>
-              <w:spacing w:before="60" w:after="60" w:line="252" w:lineRule="auto"/>
-              <w:jc w:val="left"/>
-            </w:pPr>
-            <w:r/>
-            <w:r>
-              <w:t>BULL</w:t>
-            </w:r>
-          </w:p>
-        </w:tc>
-      </w:tr>
-      <w:tr>
-        <w:tc>
-          <w:tcPr>
-            <w:tcW w:type="dxa" w:w="1584"/>
-            <w:shd w:fill="FFFFFF"/>
-            <w:tcMar>
-              <w:top w:w="100" w:type="dxa"/>
-              <w:bottom w:w="100" w:type="dxa"/>
-              <w:left w:w="120" w:type="dxa"/>
-              <w:right w:w="120" w:type="dxa"/>
-            </w:tcMar>
-            <w:tcBorders>
-              <w:top w:val="single" w:sz="4" w:space="0" w:color="CCCCCC"/>
-              <w:bottom w:val="single" w:sz="4" w:space="0" w:color="CCCCCC"/>
-              <w:left w:val="single" w:sz="4" w:space="0" w:color="CCCCCC"/>
-              <w:right w:val="single" w:sz="4" w:space="0" w:color="CCCCCC"/>
-            </w:tcBorders>
-          </w:tcPr>
-          <w:p>
-            <w:pPr>
-              <w:spacing w:before="60" w:after="60" w:line="252" w:lineRule="auto"/>
-              <w:jc w:val="left"/>
-            </w:pPr>
-            <w:r/>
-            <w:r>
-              <w:rPr>
-                <w:b/>
-              </w:rPr>
-              <w:t>Thu 13/08</w:t>
-            </w:r>
-          </w:p>
-        </w:tc>
-        <w:tc>
-          <w:tcPr>
-            <w:tcW w:type="dxa" w:w="864"/>
-            <w:shd w:fill="FFFFFF"/>
-            <w:tcMar>
-              <w:top w:w="100" w:type="dxa"/>
-              <w:bottom w:w="100" w:type="dxa"/>
-              <w:left w:w="120" w:type="dxa"/>
-              <w:right w:w="120" w:type="dxa"/>
-            </w:tcMar>
-            <w:tcBorders>
-              <w:top w:val="single" w:sz="4" w:space="0" w:color="CCCCCC"/>
-              <w:bottom w:val="single" w:sz="4" w:space="0" w:color="CCCCCC"/>
-              <w:left w:val="single" w:sz="4" w:space="0" w:color="CCCCCC"/>
-              <w:right w:val="single" w:sz="4" w:space="0" w:color="CCCCCC"/>
-            </w:tcBorders>
-          </w:tcPr>
-          <w:p>
-            <w:pPr>
-              <w:spacing w:before="60" w:after="60" w:line="252" w:lineRule="auto"/>
-              <w:jc w:val="left"/>
-            </w:pPr>
-            <w:r/>
-            <w:r>
-              <w:t>NY Close 23-01</w:t>
-            </w:r>
-          </w:p>
-        </w:tc>
-        <w:tc>
-          <w:tcPr>
-            <w:tcW w:type="dxa" w:w="1440"/>
-            <w:shd w:fill="FFFFFF"/>
-            <w:tcMar>
-              <w:top w:w="100" w:type="dxa"/>
-              <w:bottom w:w="100" w:type="dxa"/>
-              <w:left w:w="120" w:type="dxa"/>
-              <w:right w:w="120" w:type="dxa"/>
-            </w:tcMar>
-            <w:tcBorders>
-              <w:top w:val="single" w:sz="4" w:space="0" w:color="CCCCCC"/>
-              <w:bottom w:val="single" w:sz="4" w:space="0" w:color="CCCCCC"/>
-              <w:left w:val="single" w:sz="4" w:space="0" w:color="CCCCCC"/>
-              <w:right w:val="single" w:sz="4" w:space="0" w:color="CCCCCC"/>
-            </w:tcBorders>
-          </w:tcPr>
-          <w:p>
-            <w:pPr>
-              <w:spacing w:before="60" w:after="60" w:line="252" w:lineRule="auto"/>
-              <w:jc w:val="left"/>
-            </w:pPr>
-            <w:r/>
-            <w:r>
-              <w:t>659.25</w:t>
-            </w:r>
-          </w:p>
-        </w:tc>
-        <w:tc>
-          <w:tcPr>
-            <w:tcW w:type="dxa" w:w="2016"/>
-            <w:shd w:fill="FFFFFF"/>
-            <w:tcMar>
-              <w:top w:w="100" w:type="dxa"/>
-              <w:bottom w:w="100" w:type="dxa"/>
-              <w:left w:w="120" w:type="dxa"/>
-              <w:right w:w="120" w:type="dxa"/>
-            </w:tcMar>
-            <w:tcBorders>
-              <w:top w:val="single" w:sz="4" w:space="0" w:color="CCCCCC"/>
-              <w:bottom w:val="single" w:sz="4" w:space="0" w:color="CCCCCC"/>
-              <w:left w:val="single" w:sz="4" w:space="0" w:color="CCCCCC"/>
-              <w:right w:val="single" w:sz="4" w:space="0" w:color="CCCCCC"/>
-            </w:tcBorders>
-          </w:tcPr>
-          <w:p>
-            <w:pPr>
-              <w:spacing w:before="60" w:after="60" w:line="252" w:lineRule="auto"/>
-              <w:jc w:val="left"/>
-            </w:pPr>
-            <w:r/>
-            <w:r>
-              <w:t>664.75</w:t>
-            </w:r>
-          </w:p>
-        </w:tc>
-        <w:tc>
-          <w:tcPr>
-            <w:tcW w:type="dxa" w:w="1152"/>
-            <w:shd w:fill="FFFFFF"/>
-            <w:tcMar>
-              <w:top w:w="100" w:type="dxa"/>
-              <w:bottom w:w="100" w:type="dxa"/>
-              <w:left w:w="120" w:type="dxa"/>
-              <w:right w:w="120" w:type="dxa"/>
-            </w:tcMar>
-            <w:tcBorders>
-              <w:top w:val="single" w:sz="4" w:space="0" w:color="CCCCCC"/>
-              <w:bottom w:val="single" w:sz="4" w:space="0" w:color="CCCCCC"/>
-              <w:left w:val="single" w:sz="4" w:space="0" w:color="CCCCCC"/>
-              <w:right w:val="single" w:sz="4" w:space="0" w:color="CCCCCC"/>
-            </w:tcBorders>
-          </w:tcPr>
-          <w:p>
-            <w:pPr>
-              <w:spacing w:before="60" w:after="60" w:line="252" w:lineRule="auto"/>
-              <w:jc w:val="left"/>
-            </w:pPr>
-            <w:r/>
-            <w:r>
-              <w:t>651.50</w:t>
-            </w:r>
-          </w:p>
-        </w:tc>
-        <w:tc>
-          <w:tcPr>
-            <w:tcW w:type="dxa" w:w="1728"/>
-            <w:shd w:fill="FFFFFF"/>
-            <w:tcMar>
-              <w:top w:w="100" w:type="dxa"/>
-              <w:bottom w:w="100" w:type="dxa"/>
-              <w:left w:w="120" w:type="dxa"/>
-              <w:right w:w="120" w:type="dxa"/>
-            </w:tcMar>
-            <w:tcBorders>
-              <w:top w:val="single" w:sz="4" w:space="0" w:color="CCCCCC"/>
-              <w:bottom w:val="single" w:sz="4" w:space="0" w:color="CCCCCC"/>
-              <w:left w:val="single" w:sz="4" w:space="0" w:color="CCCCCC"/>
-              <w:right w:val="single" w:sz="4" w:space="0" w:color="CCCCCC"/>
-            </w:tcBorders>
-          </w:tcPr>
-          <w:p>
-            <w:pPr>
-              <w:spacing w:before="60" w:after="60" w:line="252" w:lineRule="auto"/>
-              <w:jc w:val="left"/>
-            </w:pPr>
-            <w:r/>
-            <w:r>
-              <w:rPr>
-                <w:b/>
-              </w:rPr>
-              <w:t>660.00</w:t>
-            </w:r>
-          </w:p>
-        </w:tc>
-        <w:tc>
-          <w:tcPr>
-            <w:tcW w:type="dxa" w:w="3456"/>
-            <w:shd w:fill="FFFFFF"/>
-            <w:tcMar>
-              <w:top w:w="100" w:type="dxa"/>
-              <w:bottom w:w="100" w:type="dxa"/>
-              <w:left w:w="120" w:type="dxa"/>
-              <w:right w:w="120" w:type="dxa"/>
-            </w:tcMar>
-            <w:tcBorders>
-              <w:top w:val="single" w:sz="4" w:space="0" w:color="CCCCCC"/>
-              <w:bottom w:val="single" w:sz="4" w:space="0" w:color="CCCCCC"/>
-              <w:left w:val="single" w:sz="4" w:space="0" w:color="CCCCCC"/>
-              <w:right w:val="single" w:sz="4" w:space="0" w:color="CCCCCC"/>
-            </w:tcBorders>
-          </w:tcPr>
-          <w:p>
-            <w:pPr>
-              <w:spacing w:before="60" w:after="60" w:line="252" w:lineRule="auto"/>
-              <w:jc w:val="left"/>
-            </w:pPr>
-            <w:r/>
-            <w:r>
-              <w:rPr>
-                <w:b/>
-              </w:rPr>
-              <w:t>+0.75</w:t>
-            </w:r>
-          </w:p>
-        </w:tc>
-        <w:tc>
-          <w:tcPr>
-            <w:tcW w:type="dxa" w:w="1440"/>
-            <w:shd w:fill="FFFFFF"/>
-            <w:tcMar>
-              <w:top w:w="100" w:type="dxa"/>
-              <w:bottom w:w="100" w:type="dxa"/>
-              <w:left w:w="120" w:type="dxa"/>
-              <w:right w:w="120" w:type="dxa"/>
-            </w:tcMar>
-            <w:tcBorders>
-              <w:top w:val="single" w:sz="4" w:space="0" w:color="CCCCCC"/>
-              <w:bottom w:val="single" w:sz="4" w:space="0" w:color="CCCCCC"/>
-              <w:left w:val="single" w:sz="4" w:space="0" w:color="CCCCCC"/>
-              <w:right w:val="single" w:sz="4" w:space="0" w:color="CCCCCC"/>
-            </w:tcBorders>
-          </w:tcPr>
-          <w:p>
-            <w:pPr>
-              <w:spacing w:before="60" w:after="60" w:line="252" w:lineRule="auto"/>
-              <w:jc w:val="left"/>
-            </w:pPr>
-            <w:r/>
-            <w:r>
-              <w:t>BULL</w:t>
             </w:r>
           </w:p>
         </w:tc>
@@ -29940,7 +30880,7 @@
             </w:pPr>
             <w:r/>
             <w:r>
-              <w:t>Asia 07-11</w:t>
+              <w:t>NY Open 21-23</w:t>
             </w:r>
           </w:p>
         </w:tc>
@@ -29968,7 +30908,7 @@
             </w:pPr>
             <w:r/>
             <w:r>
-              <w:t>660.00</w:t>
+              <w:t>660.25</w:t>
             </w:r>
           </w:p>
         </w:tc>
@@ -29996,7 +30936,7 @@
             </w:pPr>
             <w:r/>
             <w:r>
-              <w:t>669.25</w:t>
+              <w:t>668.75</w:t>
             </w:r>
           </w:p>
         </w:tc>
@@ -30024,7 +30964,7 @@
             </w:pPr>
             <w:r/>
             <w:r>
-              <w:t>653.50</w:t>
+              <w:t>646.25</w:t>
             </w:r>
           </w:p>
         </w:tc>
@@ -30055,7 +30995,7 @@
               <w:rPr>
                 <w:b/>
               </w:rPr>
-              <w:t>659.25</w:t>
+              <w:t>662.00</w:t>
             </w:r>
           </w:p>
         </w:tc>
@@ -30086,7 +31026,7 @@
               <w:rPr>
                 <w:b/>
               </w:rPr>
-              <w:t>-0.75</w:t>
+              <w:t>+1.75</w:t>
             </w:r>
           </w:p>
         </w:tc>
@@ -30114,7 +31054,7 @@
             </w:pPr>
             <w:r/>
             <w:r>
-              <w:t>BEAR</w:t>
+              <w:t>BULL</w:t>
             </w:r>
           </w:p>
         </w:tc>
@@ -30175,7 +31115,7 @@
             </w:pPr>
             <w:r/>
             <w:r>
-              <w:t>Asia 11-15</w:t>
+              <w:t>NY Close 23-01</w:t>
             </w:r>
           </w:p>
         </w:tc>
@@ -30203,7 +31143,7 @@
             </w:pPr>
             <w:r/>
             <w:r>
-              <w:t>659.25</w:t>
+              <w:t>662.00</w:t>
             </w:r>
           </w:p>
         </w:tc>
@@ -30231,7 +31171,7 @@
             </w:pPr>
             <w:r/>
             <w:r>
-              <w:t>666.75</w:t>
+              <w:t>668.25</w:t>
             </w:r>
           </w:p>
         </w:tc>
@@ -30259,7 +31199,7 @@
             </w:pPr>
             <w:r/>
             <w:r>
-              <w:t>653.25</w:t>
+              <w:t>655.50</w:t>
             </w:r>
           </w:p>
         </w:tc>
@@ -30290,947 +31230,7 @@
               <w:rPr>
                 <w:b/>
               </w:rPr>
-              <w:t>658.25</w:t>
-            </w:r>
-          </w:p>
-        </w:tc>
-        <w:tc>
-          <w:tcPr>
-            <w:tcW w:type="dxa" w:w="3456"/>
-            <w:shd w:fill="FFFFFF"/>
-            <w:tcMar>
-              <w:top w:w="100" w:type="dxa"/>
-              <w:bottom w:w="100" w:type="dxa"/>
-              <w:left w:w="120" w:type="dxa"/>
-              <w:right w:w="120" w:type="dxa"/>
-            </w:tcMar>
-            <w:tcBorders>
-              <w:top w:val="single" w:sz="4" w:space="0" w:color="CCCCCC"/>
-              <w:bottom w:val="single" w:sz="4" w:space="0" w:color="CCCCCC"/>
-              <w:left w:val="single" w:sz="4" w:space="0" w:color="CCCCCC"/>
-              <w:right w:val="single" w:sz="4" w:space="0" w:color="CCCCCC"/>
-            </w:tcBorders>
-          </w:tcPr>
-          <w:p>
-            <w:pPr>
-              <w:spacing w:before="60" w:after="60" w:line="252" w:lineRule="auto"/>
-              <w:jc w:val="left"/>
-            </w:pPr>
-            <w:r/>
-            <w:r>
-              <w:rPr>
-                <w:b/>
-              </w:rPr>
-              <w:t>-1.00</w:t>
-            </w:r>
-          </w:p>
-        </w:tc>
-        <w:tc>
-          <w:tcPr>
-            <w:tcW w:type="dxa" w:w="1440"/>
-            <w:shd w:fill="FFFFFF"/>
-            <w:tcMar>
-              <w:top w:w="100" w:type="dxa"/>
-              <w:bottom w:w="100" w:type="dxa"/>
-              <w:left w:w="120" w:type="dxa"/>
-              <w:right w:w="120" w:type="dxa"/>
-            </w:tcMar>
-            <w:tcBorders>
-              <w:top w:val="single" w:sz="4" w:space="0" w:color="CCCCCC"/>
-              <w:bottom w:val="single" w:sz="4" w:space="0" w:color="CCCCCC"/>
-              <w:left w:val="single" w:sz="4" w:space="0" w:color="CCCCCC"/>
-              <w:right w:val="single" w:sz="4" w:space="0" w:color="CCCCCC"/>
-            </w:tcBorders>
-          </w:tcPr>
-          <w:p>
-            <w:pPr>
-              <w:spacing w:before="60" w:after="60" w:line="252" w:lineRule="auto"/>
-              <w:jc w:val="left"/>
-            </w:pPr>
-            <w:r/>
-            <w:r>
-              <w:t>BEAR</w:t>
-            </w:r>
-          </w:p>
-        </w:tc>
-      </w:tr>
-      <w:tr>
-        <w:tc>
-          <w:tcPr>
-            <w:tcW w:type="dxa" w:w="1584"/>
-            <w:shd w:fill="F8FAFC"/>
-            <w:tcMar>
-              <w:top w:w="100" w:type="dxa"/>
-              <w:bottom w:w="100" w:type="dxa"/>
-              <w:left w:w="120" w:type="dxa"/>
-              <w:right w:w="120" w:type="dxa"/>
-            </w:tcMar>
-            <w:tcBorders>
-              <w:top w:val="single" w:sz="4" w:space="0" w:color="CCCCCC"/>
-              <w:bottom w:val="single" w:sz="4" w:space="0" w:color="CCCCCC"/>
-              <w:left w:val="single" w:sz="4" w:space="0" w:color="CCCCCC"/>
-              <w:right w:val="single" w:sz="4" w:space="0" w:color="CCCCCC"/>
-            </w:tcBorders>
-          </w:tcPr>
-          <w:p>
-            <w:pPr>
-              <w:spacing w:before="60" w:after="60" w:line="252" w:lineRule="auto"/>
-              <w:jc w:val="left"/>
-            </w:pPr>
-            <w:r/>
-            <w:r>
-              <w:rPr>
-                <w:b/>
-              </w:rPr>
-              <w:t>Fri 14/08</w:t>
-            </w:r>
-          </w:p>
-        </w:tc>
-        <w:tc>
-          <w:tcPr>
-            <w:tcW w:type="dxa" w:w="864"/>
-            <w:shd w:fill="F8FAFC"/>
-            <w:tcMar>
-              <w:top w:w="100" w:type="dxa"/>
-              <w:bottom w:w="100" w:type="dxa"/>
-              <w:left w:w="120" w:type="dxa"/>
-              <w:right w:w="120" w:type="dxa"/>
-            </w:tcMar>
-            <w:tcBorders>
-              <w:top w:val="single" w:sz="4" w:space="0" w:color="CCCCCC"/>
-              <w:bottom w:val="single" w:sz="4" w:space="0" w:color="CCCCCC"/>
-              <w:left w:val="single" w:sz="4" w:space="0" w:color="CCCCCC"/>
-              <w:right w:val="single" w:sz="4" w:space="0" w:color="CCCCCC"/>
-            </w:tcBorders>
-          </w:tcPr>
-          <w:p>
-            <w:pPr>
-              <w:spacing w:before="60" w:after="60" w:line="252" w:lineRule="auto"/>
-              <w:jc w:val="left"/>
-            </w:pPr>
-            <w:r/>
-            <w:r>
-              <w:t>London 15-19</w:t>
-            </w:r>
-          </w:p>
-        </w:tc>
-        <w:tc>
-          <w:tcPr>
-            <w:tcW w:type="dxa" w:w="1440"/>
-            <w:shd w:fill="F8FAFC"/>
-            <w:tcMar>
-              <w:top w:w="100" w:type="dxa"/>
-              <w:bottom w:w="100" w:type="dxa"/>
-              <w:left w:w="120" w:type="dxa"/>
-              <w:right w:w="120" w:type="dxa"/>
-            </w:tcMar>
-            <w:tcBorders>
-              <w:top w:val="single" w:sz="4" w:space="0" w:color="CCCCCC"/>
-              <w:bottom w:val="single" w:sz="4" w:space="0" w:color="CCCCCC"/>
-              <w:left w:val="single" w:sz="4" w:space="0" w:color="CCCCCC"/>
-              <w:right w:val="single" w:sz="4" w:space="0" w:color="CCCCCC"/>
-            </w:tcBorders>
-          </w:tcPr>
-          <w:p>
-            <w:pPr>
-              <w:spacing w:before="60" w:after="60" w:line="252" w:lineRule="auto"/>
-              <w:jc w:val="left"/>
-            </w:pPr>
-            <w:r/>
-            <w:r>
-              <w:t>658.25</w:t>
-            </w:r>
-          </w:p>
-        </w:tc>
-        <w:tc>
-          <w:tcPr>
-            <w:tcW w:type="dxa" w:w="2016"/>
-            <w:shd w:fill="F8FAFC"/>
-            <w:tcMar>
-              <w:top w:w="100" w:type="dxa"/>
-              <w:bottom w:w="100" w:type="dxa"/>
-              <w:left w:w="120" w:type="dxa"/>
-              <w:right w:w="120" w:type="dxa"/>
-            </w:tcMar>
-            <w:tcBorders>
-              <w:top w:val="single" w:sz="4" w:space="0" w:color="CCCCCC"/>
-              <w:bottom w:val="single" w:sz="4" w:space="0" w:color="CCCCCC"/>
-              <w:left w:val="single" w:sz="4" w:space="0" w:color="CCCCCC"/>
-              <w:right w:val="single" w:sz="4" w:space="0" w:color="CCCCCC"/>
-            </w:tcBorders>
-          </w:tcPr>
-          <w:p>
-            <w:pPr>
-              <w:spacing w:before="60" w:after="60" w:line="252" w:lineRule="auto"/>
-              <w:jc w:val="left"/>
-            </w:pPr>
-            <w:r/>
-            <w:r>
-              <w:t>665.25</w:t>
-            </w:r>
-          </w:p>
-        </w:tc>
-        <w:tc>
-          <w:tcPr>
-            <w:tcW w:type="dxa" w:w="1152"/>
-            <w:shd w:fill="F8FAFC"/>
-            <w:tcMar>
-              <w:top w:w="100" w:type="dxa"/>
-              <w:bottom w:w="100" w:type="dxa"/>
-              <w:left w:w="120" w:type="dxa"/>
-              <w:right w:w="120" w:type="dxa"/>
-            </w:tcMar>
-            <w:tcBorders>
-              <w:top w:val="single" w:sz="4" w:space="0" w:color="CCCCCC"/>
-              <w:bottom w:val="single" w:sz="4" w:space="0" w:color="CCCCCC"/>
-              <w:left w:val="single" w:sz="4" w:space="0" w:color="CCCCCC"/>
-              <w:right w:val="single" w:sz="4" w:space="0" w:color="CCCCCC"/>
-            </w:tcBorders>
-          </w:tcPr>
-          <w:p>
-            <w:pPr>
-              <w:spacing w:before="60" w:after="60" w:line="252" w:lineRule="auto"/>
-              <w:jc w:val="left"/>
-            </w:pPr>
-            <w:r/>
-            <w:r>
-              <w:t>644.75</w:t>
-            </w:r>
-          </w:p>
-        </w:tc>
-        <w:tc>
-          <w:tcPr>
-            <w:tcW w:type="dxa" w:w="1728"/>
-            <w:shd w:fill="F8FAFC"/>
-            <w:tcMar>
-              <w:top w:w="100" w:type="dxa"/>
-              <w:bottom w:w="100" w:type="dxa"/>
-              <w:left w:w="120" w:type="dxa"/>
-              <w:right w:w="120" w:type="dxa"/>
-            </w:tcMar>
-            <w:tcBorders>
-              <w:top w:val="single" w:sz="4" w:space="0" w:color="CCCCCC"/>
-              <w:bottom w:val="single" w:sz="4" w:space="0" w:color="CCCCCC"/>
-              <w:left w:val="single" w:sz="4" w:space="0" w:color="CCCCCC"/>
-              <w:right w:val="single" w:sz="4" w:space="0" w:color="CCCCCC"/>
-            </w:tcBorders>
-          </w:tcPr>
-          <w:p>
-            <w:pPr>
-              <w:spacing w:before="60" w:after="60" w:line="252" w:lineRule="auto"/>
-              <w:jc w:val="left"/>
-            </w:pPr>
-            <w:r/>
-            <w:r>
-              <w:rPr>
-                <w:b/>
-              </w:rPr>
-              <w:t>659.00</w:t>
-            </w:r>
-          </w:p>
-        </w:tc>
-        <w:tc>
-          <w:tcPr>
-            <w:tcW w:type="dxa" w:w="3456"/>
-            <w:shd w:fill="F8FAFC"/>
-            <w:tcMar>
-              <w:top w:w="100" w:type="dxa"/>
-              <w:bottom w:w="100" w:type="dxa"/>
-              <w:left w:w="120" w:type="dxa"/>
-              <w:right w:w="120" w:type="dxa"/>
-            </w:tcMar>
-            <w:tcBorders>
-              <w:top w:val="single" w:sz="4" w:space="0" w:color="CCCCCC"/>
-              <w:bottom w:val="single" w:sz="4" w:space="0" w:color="CCCCCC"/>
-              <w:left w:val="single" w:sz="4" w:space="0" w:color="CCCCCC"/>
-              <w:right w:val="single" w:sz="4" w:space="0" w:color="CCCCCC"/>
-            </w:tcBorders>
-          </w:tcPr>
-          <w:p>
-            <w:pPr>
-              <w:spacing w:before="60" w:after="60" w:line="252" w:lineRule="auto"/>
-              <w:jc w:val="left"/>
-            </w:pPr>
-            <w:r/>
-            <w:r>
-              <w:rPr>
-                <w:b/>
-              </w:rPr>
-              <w:t>+0.75</w:t>
-            </w:r>
-          </w:p>
-        </w:tc>
-        <w:tc>
-          <w:tcPr>
-            <w:tcW w:type="dxa" w:w="1440"/>
-            <w:shd w:fill="F8FAFC"/>
-            <w:tcMar>
-              <w:top w:w="100" w:type="dxa"/>
-              <w:bottom w:w="100" w:type="dxa"/>
-              <w:left w:w="120" w:type="dxa"/>
-              <w:right w:w="120" w:type="dxa"/>
-            </w:tcMar>
-            <w:tcBorders>
-              <w:top w:val="single" w:sz="4" w:space="0" w:color="CCCCCC"/>
-              <w:bottom w:val="single" w:sz="4" w:space="0" w:color="CCCCCC"/>
-              <w:left w:val="single" w:sz="4" w:space="0" w:color="CCCCCC"/>
-              <w:right w:val="single" w:sz="4" w:space="0" w:color="CCCCCC"/>
-            </w:tcBorders>
-          </w:tcPr>
-          <w:p>
-            <w:pPr>
-              <w:spacing w:before="60" w:after="60" w:line="252" w:lineRule="auto"/>
-              <w:jc w:val="left"/>
-            </w:pPr>
-            <w:r/>
-            <w:r>
-              <w:t>BULL</w:t>
-            </w:r>
-          </w:p>
-        </w:tc>
-      </w:tr>
-      <w:tr>
-        <w:tc>
-          <w:tcPr>
-            <w:tcW w:type="dxa" w:w="1584"/>
-            <w:shd w:fill="FFFFFF"/>
-            <w:tcMar>
-              <w:top w:w="100" w:type="dxa"/>
-              <w:bottom w:w="100" w:type="dxa"/>
-              <w:left w:w="120" w:type="dxa"/>
-              <w:right w:w="120" w:type="dxa"/>
-            </w:tcMar>
-            <w:tcBorders>
-              <w:top w:val="single" w:sz="4" w:space="0" w:color="CCCCCC"/>
-              <w:bottom w:val="single" w:sz="4" w:space="0" w:color="CCCCCC"/>
-              <w:left w:val="single" w:sz="4" w:space="0" w:color="CCCCCC"/>
-              <w:right w:val="single" w:sz="4" w:space="0" w:color="CCCCCC"/>
-            </w:tcBorders>
-          </w:tcPr>
-          <w:p>
-            <w:pPr>
-              <w:spacing w:before="60" w:after="60" w:line="252" w:lineRule="auto"/>
-              <w:jc w:val="left"/>
-            </w:pPr>
-            <w:r/>
-            <w:r>
-              <w:rPr>
-                <w:b/>
-              </w:rPr>
-              <w:t>Fri 14/08</w:t>
-            </w:r>
-          </w:p>
-        </w:tc>
-        <w:tc>
-          <w:tcPr>
-            <w:tcW w:type="dxa" w:w="864"/>
-            <w:shd w:fill="FFFFFF"/>
-            <w:tcMar>
-              <w:top w:w="100" w:type="dxa"/>
-              <w:bottom w:w="100" w:type="dxa"/>
-              <w:left w:w="120" w:type="dxa"/>
-              <w:right w:w="120" w:type="dxa"/>
-            </w:tcMar>
-            <w:tcBorders>
-              <w:top w:val="single" w:sz="4" w:space="0" w:color="CCCCCC"/>
-              <w:bottom w:val="single" w:sz="4" w:space="0" w:color="CCCCCC"/>
-              <w:left w:val="single" w:sz="4" w:space="0" w:color="CCCCCC"/>
-              <w:right w:val="single" w:sz="4" w:space="0" w:color="CCCCCC"/>
-            </w:tcBorders>
-          </w:tcPr>
-          <w:p>
-            <w:pPr>
-              <w:spacing w:before="60" w:after="60" w:line="252" w:lineRule="auto"/>
-              <w:jc w:val="left"/>
-            </w:pPr>
-            <w:r/>
-            <w:r>
-              <w:t>Pre-NY 19-21</w:t>
-            </w:r>
-          </w:p>
-        </w:tc>
-        <w:tc>
-          <w:tcPr>
-            <w:tcW w:type="dxa" w:w="1440"/>
-            <w:shd w:fill="FFFFFF"/>
-            <w:tcMar>
-              <w:top w:w="100" w:type="dxa"/>
-              <w:bottom w:w="100" w:type="dxa"/>
-              <w:left w:w="120" w:type="dxa"/>
-              <w:right w:w="120" w:type="dxa"/>
-            </w:tcMar>
-            <w:tcBorders>
-              <w:top w:val="single" w:sz="4" w:space="0" w:color="CCCCCC"/>
-              <w:bottom w:val="single" w:sz="4" w:space="0" w:color="CCCCCC"/>
-              <w:left w:val="single" w:sz="4" w:space="0" w:color="CCCCCC"/>
-              <w:right w:val="single" w:sz="4" w:space="0" w:color="CCCCCC"/>
-            </w:tcBorders>
-          </w:tcPr>
-          <w:p>
-            <w:pPr>
-              <w:spacing w:before="60" w:after="60" w:line="252" w:lineRule="auto"/>
-              <w:jc w:val="left"/>
-            </w:pPr>
-            <w:r/>
-            <w:r>
-              <w:t>659.00</w:t>
-            </w:r>
-          </w:p>
-        </w:tc>
-        <w:tc>
-          <w:tcPr>
-            <w:tcW w:type="dxa" w:w="2016"/>
-            <w:shd w:fill="FFFFFF"/>
-            <w:tcMar>
-              <w:top w:w="100" w:type="dxa"/>
-              <w:bottom w:w="100" w:type="dxa"/>
-              <w:left w:w="120" w:type="dxa"/>
-              <w:right w:w="120" w:type="dxa"/>
-            </w:tcMar>
-            <w:tcBorders>
-              <w:top w:val="single" w:sz="4" w:space="0" w:color="CCCCCC"/>
-              <w:bottom w:val="single" w:sz="4" w:space="0" w:color="CCCCCC"/>
-              <w:left w:val="single" w:sz="4" w:space="0" w:color="CCCCCC"/>
-              <w:right w:val="single" w:sz="4" w:space="0" w:color="CCCCCC"/>
-            </w:tcBorders>
-          </w:tcPr>
-          <w:p>
-            <w:pPr>
-              <w:spacing w:before="60" w:after="60" w:line="252" w:lineRule="auto"/>
-              <w:jc w:val="left"/>
-            </w:pPr>
-            <w:r/>
-            <w:r>
-              <w:t>668.25</w:t>
-            </w:r>
-          </w:p>
-        </w:tc>
-        <w:tc>
-          <w:tcPr>
-            <w:tcW w:type="dxa" w:w="1152"/>
-            <w:shd w:fill="FFFFFF"/>
-            <w:tcMar>
-              <w:top w:w="100" w:type="dxa"/>
-              <w:bottom w:w="100" w:type="dxa"/>
-              <w:left w:w="120" w:type="dxa"/>
-              <w:right w:w="120" w:type="dxa"/>
-            </w:tcMar>
-            <w:tcBorders>
-              <w:top w:val="single" w:sz="4" w:space="0" w:color="CCCCCC"/>
-              <w:bottom w:val="single" w:sz="4" w:space="0" w:color="CCCCCC"/>
-              <w:left w:val="single" w:sz="4" w:space="0" w:color="CCCCCC"/>
-              <w:right w:val="single" w:sz="4" w:space="0" w:color="CCCCCC"/>
-            </w:tcBorders>
-          </w:tcPr>
-          <w:p>
-            <w:pPr>
-              <w:spacing w:before="60" w:after="60" w:line="252" w:lineRule="auto"/>
-              <w:jc w:val="left"/>
-            </w:pPr>
-            <w:r/>
-            <w:r>
-              <w:t>651.75</w:t>
-            </w:r>
-          </w:p>
-        </w:tc>
-        <w:tc>
-          <w:tcPr>
-            <w:tcW w:type="dxa" w:w="1728"/>
-            <w:shd w:fill="FFFFFF"/>
-            <w:tcMar>
-              <w:top w:w="100" w:type="dxa"/>
-              <w:bottom w:w="100" w:type="dxa"/>
-              <w:left w:w="120" w:type="dxa"/>
-              <w:right w:w="120" w:type="dxa"/>
-            </w:tcMar>
-            <w:tcBorders>
-              <w:top w:val="single" w:sz="4" w:space="0" w:color="CCCCCC"/>
-              <w:bottom w:val="single" w:sz="4" w:space="0" w:color="CCCCCC"/>
-              <w:left w:val="single" w:sz="4" w:space="0" w:color="CCCCCC"/>
-              <w:right w:val="single" w:sz="4" w:space="0" w:color="CCCCCC"/>
-            </w:tcBorders>
-          </w:tcPr>
-          <w:p>
-            <w:pPr>
-              <w:spacing w:before="60" w:after="60" w:line="252" w:lineRule="auto"/>
-              <w:jc w:val="left"/>
-            </w:pPr>
-            <w:r/>
-            <w:r>
-              <w:rPr>
-                <w:b/>
-              </w:rPr>
-              <w:t>658.75</w:t>
-            </w:r>
-          </w:p>
-        </w:tc>
-        <w:tc>
-          <w:tcPr>
-            <w:tcW w:type="dxa" w:w="3456"/>
-            <w:shd w:fill="FFFFFF"/>
-            <w:tcMar>
-              <w:top w:w="100" w:type="dxa"/>
-              <w:bottom w:w="100" w:type="dxa"/>
-              <w:left w:w="120" w:type="dxa"/>
-              <w:right w:w="120" w:type="dxa"/>
-            </w:tcMar>
-            <w:tcBorders>
-              <w:top w:val="single" w:sz="4" w:space="0" w:color="CCCCCC"/>
-              <w:bottom w:val="single" w:sz="4" w:space="0" w:color="CCCCCC"/>
-              <w:left w:val="single" w:sz="4" w:space="0" w:color="CCCCCC"/>
-              <w:right w:val="single" w:sz="4" w:space="0" w:color="CCCCCC"/>
-            </w:tcBorders>
-          </w:tcPr>
-          <w:p>
-            <w:pPr>
-              <w:spacing w:before="60" w:after="60" w:line="252" w:lineRule="auto"/>
-              <w:jc w:val="left"/>
-            </w:pPr>
-            <w:r/>
-            <w:r>
-              <w:rPr>
-                <w:b/>
-              </w:rPr>
-              <w:t>-0.25</w:t>
-            </w:r>
-          </w:p>
-        </w:tc>
-        <w:tc>
-          <w:tcPr>
-            <w:tcW w:type="dxa" w:w="1440"/>
-            <w:shd w:fill="FFFFFF"/>
-            <w:tcMar>
-              <w:top w:w="100" w:type="dxa"/>
-              <w:bottom w:w="100" w:type="dxa"/>
-              <w:left w:w="120" w:type="dxa"/>
-              <w:right w:w="120" w:type="dxa"/>
-            </w:tcMar>
-            <w:tcBorders>
-              <w:top w:val="single" w:sz="4" w:space="0" w:color="CCCCCC"/>
-              <w:bottom w:val="single" w:sz="4" w:space="0" w:color="CCCCCC"/>
-              <w:left w:val="single" w:sz="4" w:space="0" w:color="CCCCCC"/>
-              <w:right w:val="single" w:sz="4" w:space="0" w:color="CCCCCC"/>
-            </w:tcBorders>
-          </w:tcPr>
-          <w:p>
-            <w:pPr>
-              <w:spacing w:before="60" w:after="60" w:line="252" w:lineRule="auto"/>
-              <w:jc w:val="left"/>
-            </w:pPr>
-            <w:r/>
-            <w:r>
-              <w:t>BEAR</w:t>
-            </w:r>
-          </w:p>
-        </w:tc>
-      </w:tr>
-      <w:tr>
-        <w:tc>
-          <w:tcPr>
-            <w:tcW w:type="dxa" w:w="1584"/>
-            <w:shd w:fill="F8FAFC"/>
-            <w:tcMar>
-              <w:top w:w="100" w:type="dxa"/>
-              <w:bottom w:w="100" w:type="dxa"/>
-              <w:left w:w="120" w:type="dxa"/>
-              <w:right w:w="120" w:type="dxa"/>
-            </w:tcMar>
-            <w:tcBorders>
-              <w:top w:val="single" w:sz="4" w:space="0" w:color="CCCCCC"/>
-              <w:bottom w:val="single" w:sz="4" w:space="0" w:color="CCCCCC"/>
-              <w:left w:val="single" w:sz="4" w:space="0" w:color="CCCCCC"/>
-              <w:right w:val="single" w:sz="4" w:space="0" w:color="CCCCCC"/>
-            </w:tcBorders>
-          </w:tcPr>
-          <w:p>
-            <w:pPr>
-              <w:spacing w:before="60" w:after="60" w:line="252" w:lineRule="auto"/>
-              <w:jc w:val="left"/>
-            </w:pPr>
-            <w:r/>
-            <w:r>
-              <w:rPr>
-                <w:b/>
-              </w:rPr>
-              <w:t>Fri 14/08</w:t>
-            </w:r>
-          </w:p>
-        </w:tc>
-        <w:tc>
-          <w:tcPr>
-            <w:tcW w:type="dxa" w:w="864"/>
-            <w:shd w:fill="F8FAFC"/>
-            <w:tcMar>
-              <w:top w:w="100" w:type="dxa"/>
-              <w:bottom w:w="100" w:type="dxa"/>
-              <w:left w:w="120" w:type="dxa"/>
-              <w:right w:w="120" w:type="dxa"/>
-            </w:tcMar>
-            <w:tcBorders>
-              <w:top w:val="single" w:sz="4" w:space="0" w:color="CCCCCC"/>
-              <w:bottom w:val="single" w:sz="4" w:space="0" w:color="CCCCCC"/>
-              <w:left w:val="single" w:sz="4" w:space="0" w:color="CCCCCC"/>
-              <w:right w:val="single" w:sz="4" w:space="0" w:color="CCCCCC"/>
-            </w:tcBorders>
-          </w:tcPr>
-          <w:p>
-            <w:pPr>
-              <w:spacing w:before="60" w:after="60" w:line="252" w:lineRule="auto"/>
-              <w:jc w:val="left"/>
-            </w:pPr>
-            <w:r/>
-            <w:r>
-              <w:t>NY Open 21-23</w:t>
-            </w:r>
-          </w:p>
-        </w:tc>
-        <w:tc>
-          <w:tcPr>
-            <w:tcW w:type="dxa" w:w="1440"/>
-            <w:shd w:fill="F8FAFC"/>
-            <w:tcMar>
-              <w:top w:w="100" w:type="dxa"/>
-              <w:bottom w:w="100" w:type="dxa"/>
-              <w:left w:w="120" w:type="dxa"/>
-              <w:right w:w="120" w:type="dxa"/>
-            </w:tcMar>
-            <w:tcBorders>
-              <w:top w:val="single" w:sz="4" w:space="0" w:color="CCCCCC"/>
-              <w:bottom w:val="single" w:sz="4" w:space="0" w:color="CCCCCC"/>
-              <w:left w:val="single" w:sz="4" w:space="0" w:color="CCCCCC"/>
-              <w:right w:val="single" w:sz="4" w:space="0" w:color="CCCCCC"/>
-            </w:tcBorders>
-          </w:tcPr>
-          <w:p>
-            <w:pPr>
-              <w:spacing w:before="60" w:after="60" w:line="252" w:lineRule="auto"/>
-              <w:jc w:val="left"/>
-            </w:pPr>
-            <w:r/>
-            <w:r>
-              <w:t>658.75</w:t>
-            </w:r>
-          </w:p>
-        </w:tc>
-        <w:tc>
-          <w:tcPr>
-            <w:tcW w:type="dxa" w:w="2016"/>
-            <w:shd w:fill="F8FAFC"/>
-            <w:tcMar>
-              <w:top w:w="100" w:type="dxa"/>
-              <w:bottom w:w="100" w:type="dxa"/>
-              <w:left w:w="120" w:type="dxa"/>
-              <w:right w:w="120" w:type="dxa"/>
-            </w:tcMar>
-            <w:tcBorders>
-              <w:top w:val="single" w:sz="4" w:space="0" w:color="CCCCCC"/>
-              <w:bottom w:val="single" w:sz="4" w:space="0" w:color="CCCCCC"/>
-              <w:left w:val="single" w:sz="4" w:space="0" w:color="CCCCCC"/>
-              <w:right w:val="single" w:sz="4" w:space="0" w:color="CCCCCC"/>
-            </w:tcBorders>
-          </w:tcPr>
-          <w:p>
-            <w:pPr>
-              <w:spacing w:before="60" w:after="60" w:line="252" w:lineRule="auto"/>
-              <w:jc w:val="left"/>
-            </w:pPr>
-            <w:r/>
-            <w:r>
-              <w:t>667.25</w:t>
-            </w:r>
-          </w:p>
-        </w:tc>
-        <w:tc>
-          <w:tcPr>
-            <w:tcW w:type="dxa" w:w="1152"/>
-            <w:shd w:fill="F8FAFC"/>
-            <w:tcMar>
-              <w:top w:w="100" w:type="dxa"/>
-              <w:bottom w:w="100" w:type="dxa"/>
-              <w:left w:w="120" w:type="dxa"/>
-              <w:right w:w="120" w:type="dxa"/>
-            </w:tcMar>
-            <w:tcBorders>
-              <w:top w:val="single" w:sz="4" w:space="0" w:color="CCCCCC"/>
-              <w:bottom w:val="single" w:sz="4" w:space="0" w:color="CCCCCC"/>
-              <w:left w:val="single" w:sz="4" w:space="0" w:color="CCCCCC"/>
-              <w:right w:val="single" w:sz="4" w:space="0" w:color="CCCCCC"/>
-            </w:tcBorders>
-          </w:tcPr>
-          <w:p>
-            <w:pPr>
-              <w:spacing w:before="60" w:after="60" w:line="252" w:lineRule="auto"/>
-              <w:jc w:val="left"/>
-            </w:pPr>
-            <w:r/>
-            <w:r>
-              <w:t>644.75</w:t>
-            </w:r>
-          </w:p>
-        </w:tc>
-        <w:tc>
-          <w:tcPr>
-            <w:tcW w:type="dxa" w:w="1728"/>
-            <w:shd w:fill="F8FAFC"/>
-            <w:tcMar>
-              <w:top w:w="100" w:type="dxa"/>
-              <w:bottom w:w="100" w:type="dxa"/>
-              <w:left w:w="120" w:type="dxa"/>
-              <w:right w:w="120" w:type="dxa"/>
-            </w:tcMar>
-            <w:tcBorders>
-              <w:top w:val="single" w:sz="4" w:space="0" w:color="CCCCCC"/>
-              <w:bottom w:val="single" w:sz="4" w:space="0" w:color="CCCCCC"/>
-              <w:left w:val="single" w:sz="4" w:space="0" w:color="CCCCCC"/>
-              <w:right w:val="single" w:sz="4" w:space="0" w:color="CCCCCC"/>
-            </w:tcBorders>
-          </w:tcPr>
-          <w:p>
-            <w:pPr>
-              <w:spacing w:before="60" w:after="60" w:line="252" w:lineRule="auto"/>
-              <w:jc w:val="left"/>
-            </w:pPr>
-            <w:r/>
-            <w:r>
-              <w:rPr>
-                <w:b/>
-              </w:rPr>
-              <w:t>660.50</w:t>
-            </w:r>
-          </w:p>
-        </w:tc>
-        <w:tc>
-          <w:tcPr>
-            <w:tcW w:type="dxa" w:w="3456"/>
-            <w:shd w:fill="F8FAFC"/>
-            <w:tcMar>
-              <w:top w:w="100" w:type="dxa"/>
-              <w:bottom w:w="100" w:type="dxa"/>
-              <w:left w:w="120" w:type="dxa"/>
-              <w:right w:w="120" w:type="dxa"/>
-            </w:tcMar>
-            <w:tcBorders>
-              <w:top w:val="single" w:sz="4" w:space="0" w:color="CCCCCC"/>
-              <w:bottom w:val="single" w:sz="4" w:space="0" w:color="CCCCCC"/>
-              <w:left w:val="single" w:sz="4" w:space="0" w:color="CCCCCC"/>
-              <w:right w:val="single" w:sz="4" w:space="0" w:color="CCCCCC"/>
-            </w:tcBorders>
-          </w:tcPr>
-          <w:p>
-            <w:pPr>
-              <w:spacing w:before="60" w:after="60" w:line="252" w:lineRule="auto"/>
-              <w:jc w:val="left"/>
-            </w:pPr>
-            <w:r/>
-            <w:r>
-              <w:rPr>
-                <w:b/>
-              </w:rPr>
-              <w:t>+1.75</w:t>
-            </w:r>
-          </w:p>
-        </w:tc>
-        <w:tc>
-          <w:tcPr>
-            <w:tcW w:type="dxa" w:w="1440"/>
-            <w:shd w:fill="F8FAFC"/>
-            <w:tcMar>
-              <w:top w:w="100" w:type="dxa"/>
-              <w:bottom w:w="100" w:type="dxa"/>
-              <w:left w:w="120" w:type="dxa"/>
-              <w:right w:w="120" w:type="dxa"/>
-            </w:tcMar>
-            <w:tcBorders>
-              <w:top w:val="single" w:sz="4" w:space="0" w:color="CCCCCC"/>
-              <w:bottom w:val="single" w:sz="4" w:space="0" w:color="CCCCCC"/>
-              <w:left w:val="single" w:sz="4" w:space="0" w:color="CCCCCC"/>
-              <w:right w:val="single" w:sz="4" w:space="0" w:color="CCCCCC"/>
-            </w:tcBorders>
-          </w:tcPr>
-          <w:p>
-            <w:pPr>
-              <w:spacing w:before="60" w:after="60" w:line="252" w:lineRule="auto"/>
-              <w:jc w:val="left"/>
-            </w:pPr>
-            <w:r/>
-            <w:r>
-              <w:t>BULL</w:t>
-            </w:r>
-          </w:p>
-        </w:tc>
-      </w:tr>
-      <w:tr>
-        <w:tc>
-          <w:tcPr>
-            <w:tcW w:type="dxa" w:w="1584"/>
-            <w:shd w:fill="FFFFFF"/>
-            <w:tcMar>
-              <w:top w:w="100" w:type="dxa"/>
-              <w:bottom w:w="100" w:type="dxa"/>
-              <w:left w:w="120" w:type="dxa"/>
-              <w:right w:w="120" w:type="dxa"/>
-            </w:tcMar>
-            <w:tcBorders>
-              <w:top w:val="single" w:sz="4" w:space="0" w:color="CCCCCC"/>
-              <w:bottom w:val="single" w:sz="4" w:space="0" w:color="CCCCCC"/>
-              <w:left w:val="single" w:sz="4" w:space="0" w:color="CCCCCC"/>
-              <w:right w:val="single" w:sz="4" w:space="0" w:color="CCCCCC"/>
-            </w:tcBorders>
-          </w:tcPr>
-          <w:p>
-            <w:pPr>
-              <w:spacing w:before="60" w:after="60" w:line="252" w:lineRule="auto"/>
-              <w:jc w:val="left"/>
-            </w:pPr>
-            <w:r/>
-            <w:r>
-              <w:rPr>
-                <w:b/>
-              </w:rPr>
-              <w:t>Fri 14/08</w:t>
-            </w:r>
-          </w:p>
-        </w:tc>
-        <w:tc>
-          <w:tcPr>
-            <w:tcW w:type="dxa" w:w="864"/>
-            <w:shd w:fill="FFFFFF"/>
-            <w:tcMar>
-              <w:top w:w="100" w:type="dxa"/>
-              <w:bottom w:w="100" w:type="dxa"/>
-              <w:left w:w="120" w:type="dxa"/>
-              <w:right w:w="120" w:type="dxa"/>
-            </w:tcMar>
-            <w:tcBorders>
-              <w:top w:val="single" w:sz="4" w:space="0" w:color="CCCCCC"/>
-              <w:bottom w:val="single" w:sz="4" w:space="0" w:color="CCCCCC"/>
-              <w:left w:val="single" w:sz="4" w:space="0" w:color="CCCCCC"/>
-              <w:right w:val="single" w:sz="4" w:space="0" w:color="CCCCCC"/>
-            </w:tcBorders>
-          </w:tcPr>
-          <w:p>
-            <w:pPr>
-              <w:spacing w:before="60" w:after="60" w:line="252" w:lineRule="auto"/>
-              <w:jc w:val="left"/>
-            </w:pPr>
-            <w:r/>
-            <w:r>
-              <w:t>NY Close 23-01</w:t>
-            </w:r>
-          </w:p>
-        </w:tc>
-        <w:tc>
-          <w:tcPr>
-            <w:tcW w:type="dxa" w:w="1440"/>
-            <w:shd w:fill="FFFFFF"/>
-            <w:tcMar>
-              <w:top w:w="100" w:type="dxa"/>
-              <w:bottom w:w="100" w:type="dxa"/>
-              <w:left w:w="120" w:type="dxa"/>
-              <w:right w:w="120" w:type="dxa"/>
-            </w:tcMar>
-            <w:tcBorders>
-              <w:top w:val="single" w:sz="4" w:space="0" w:color="CCCCCC"/>
-              <w:bottom w:val="single" w:sz="4" w:space="0" w:color="CCCCCC"/>
-              <w:left w:val="single" w:sz="4" w:space="0" w:color="CCCCCC"/>
-              <w:right w:val="single" w:sz="4" w:space="0" w:color="CCCCCC"/>
-            </w:tcBorders>
-          </w:tcPr>
-          <w:p>
-            <w:pPr>
-              <w:spacing w:before="60" w:after="60" w:line="252" w:lineRule="auto"/>
-              <w:jc w:val="left"/>
-            </w:pPr>
-            <w:r/>
-            <w:r>
-              <w:t>660.50</w:t>
-            </w:r>
-          </w:p>
-        </w:tc>
-        <w:tc>
-          <w:tcPr>
-            <w:tcW w:type="dxa" w:w="2016"/>
-            <w:shd w:fill="FFFFFF"/>
-            <w:tcMar>
-              <w:top w:w="100" w:type="dxa"/>
-              <w:bottom w:w="100" w:type="dxa"/>
-              <w:left w:w="120" w:type="dxa"/>
-              <w:right w:w="120" w:type="dxa"/>
-            </w:tcMar>
-            <w:tcBorders>
-              <w:top w:val="single" w:sz="4" w:space="0" w:color="CCCCCC"/>
-              <w:bottom w:val="single" w:sz="4" w:space="0" w:color="CCCCCC"/>
-              <w:left w:val="single" w:sz="4" w:space="0" w:color="CCCCCC"/>
-              <w:right w:val="single" w:sz="4" w:space="0" w:color="CCCCCC"/>
-            </w:tcBorders>
-          </w:tcPr>
-          <w:p>
-            <w:pPr>
-              <w:spacing w:before="60" w:after="60" w:line="252" w:lineRule="auto"/>
-              <w:jc w:val="left"/>
-            </w:pPr>
-            <w:r/>
-            <w:r>
-              <w:t>666.75</w:t>
-            </w:r>
-          </w:p>
-        </w:tc>
-        <w:tc>
-          <w:tcPr>
-            <w:tcW w:type="dxa" w:w="1152"/>
-            <w:shd w:fill="FFFFFF"/>
-            <w:tcMar>
-              <w:top w:w="100" w:type="dxa"/>
-              <w:bottom w:w="100" w:type="dxa"/>
-              <w:left w:w="120" w:type="dxa"/>
-              <w:right w:w="120" w:type="dxa"/>
-            </w:tcMar>
-            <w:tcBorders>
-              <w:top w:val="single" w:sz="4" w:space="0" w:color="CCCCCC"/>
-              <w:bottom w:val="single" w:sz="4" w:space="0" w:color="CCCCCC"/>
-              <w:left w:val="single" w:sz="4" w:space="0" w:color="CCCCCC"/>
-              <w:right w:val="single" w:sz="4" w:space="0" w:color="CCCCCC"/>
-            </w:tcBorders>
-          </w:tcPr>
-          <w:p>
-            <w:pPr>
-              <w:spacing w:before="60" w:after="60" w:line="252" w:lineRule="auto"/>
-              <w:jc w:val="left"/>
-            </w:pPr>
-            <w:r/>
-            <w:r>
-              <w:t>654.00</w:t>
-            </w:r>
-          </w:p>
-        </w:tc>
-        <w:tc>
-          <w:tcPr>
-            <w:tcW w:type="dxa" w:w="1728"/>
-            <w:shd w:fill="FFFFFF"/>
-            <w:tcMar>
-              <w:top w:w="100" w:type="dxa"/>
-              <w:bottom w:w="100" w:type="dxa"/>
-              <w:left w:w="120" w:type="dxa"/>
-              <w:right w:w="120" w:type="dxa"/>
-            </w:tcMar>
-            <w:tcBorders>
-              <w:top w:val="single" w:sz="4" w:space="0" w:color="CCCCCC"/>
-              <w:bottom w:val="single" w:sz="4" w:space="0" w:color="CCCCCC"/>
-              <w:left w:val="single" w:sz="4" w:space="0" w:color="CCCCCC"/>
-              <w:right w:val="single" w:sz="4" w:space="0" w:color="CCCCCC"/>
-            </w:tcBorders>
-          </w:tcPr>
-          <w:p>
-            <w:pPr>
-              <w:spacing w:before="60" w:after="60" w:line="252" w:lineRule="auto"/>
-              <w:jc w:val="left"/>
-            </w:pPr>
-            <w:r/>
-            <w:r>
-              <w:rPr>
-                <w:b/>
-              </w:rPr>
-              <w:t>659.75</w:t>
+              <w:t>661.25</w:t>
             </w:r>
           </w:p>
         </w:tc>

--- a/Daily Reports/11_08_2026-CBOT Reports.docx
+++ b/Daily Reports/11_08_2026-CBOT Reports.docx
@@ -104,7 +104,7 @@
           <w:color w:val="5C768D"/>
           <w:sz w:val="19"/>
         </w:rPr>
-        <w:t>Cập nhật tự động qua `macro_tracker.py` vào lúc 11:57 ICT ngày 11/08/2026</w:t>
+        <w:t>Cập nhật tự động qua `macro_tracker.py` vào lúc 12:00 ICT ngày 11/08/2026</w:t>
       </w:r>
     </w:p>
     <w:tbl>
@@ -313,7 +313,7 @@
               <w:rPr>
                 <w:b/>
               </w:rPr>
-              <w:t>87.81 / thùng</w:t>
+              <w:t>87.79 / thùng</w:t>
             </w:r>
           </w:p>
         </w:tc>
@@ -344,7 +344,7 @@
               <w:rPr>
                 <w:b/>
               </w:rPr>
-              <w:t>+0.10%</w:t>
+              <w:t>+0.08%</w:t>
             </w:r>
           </w:p>
         </w:tc>
@@ -442,7 +442,7 @@
               <w:rPr>
                 <w:b/>
               </w:rPr>
-              <w:t>99.79</w:t>
+              <w:t>99.82</w:t>
             </w:r>
           </w:p>
         </w:tc>
@@ -473,7 +473,7 @@
               <w:rPr>
                 <w:b/>
               </w:rPr>
-              <w:t>-0.02%</w:t>
+              <w:t>+0.01%</w:t>
             </w:r>
           </w:p>
         </w:tc>
@@ -1218,7 +1218,7 @@
         <w:rPr>
           <w:b/>
         </w:rPr>
-        <w:t>`87.81` (+0.10%)</w:t>
+        <w:t>`87.79` (+0.08%)</w:t>
       </w:r>
       <w:r>
         <w:t xml:space="preserve"> | DXY: </w:t>
@@ -1227,7 +1227,7 @@
         <w:rPr>
           <w:b/>
         </w:rPr>
-        <w:t>`99.79` (-0.02%)</w:t>
+        <w:t>`99.82` (+0.01%)</w:t>
       </w:r>
       <w:r>
         <w:t xml:space="preserve"> | Lúa mì CBOT: </w:t>
@@ -1306,7 +1306,7 @@
           <w:color w:val="5C768D"/>
           <w:sz w:val="19"/>
         </w:rPr>
-        <w:t>Cập nhật tự động lúc 11:57 ICT ngày 11/08/2026 — Nguồn: NOAA, USDA, BOM Australia</w:t>
+        <w:t>Cập nhật tự động lúc 12:00 ICT ngày 11/08/2026 — Nguồn: NOAA, USDA, BOM Australia</w:t>
       </w:r>
     </w:p>
     <w:p>
@@ -3605,7 +3605,7 @@
               <w:rPr>
                 <w:b/>
               </w:rPr>
-              <w:t>438.83 (+0.58)</w:t>
+              <w:t>438.90 (+0.65)</w:t>
             </w:r>
           </w:p>
         </w:tc>
@@ -3633,7 +3633,7 @@
             </w:pPr>
             <w:r/>
             <w:r>
-              <w:t>Bearish (439.50 &lt; 440.07)</w:t>
+              <w:t>Bearish (439.65 &lt; 440.15)</w:t>
             </w:r>
           </w:p>
         </w:tc>
@@ -3853,7 +3853,7 @@
               <w:rPr>
                 <w:b/>
               </w:rPr>
-              <w:t>643.75 (+1.50)</w:t>
+              <w:t>643.96 (+1.71)</w:t>
             </w:r>
           </w:p>
         </w:tc>
@@ -3881,7 +3881,7 @@
             </w:pPr>
             <w:r/>
             <w:r>
-              <w:t>Bullish (644.43 &gt; 643.48)</w:t>
+              <w:t>Bullish (644.74 &gt; 643.57)</w:t>
             </w:r>
           </w:p>
         </w:tc>
@@ -4347,7 +4347,7 @@
                 <w:b/>
                 <w:color w:val="15803D"/>
               </w:rPr>
-              <w:t>437.00 - 439.50 cents (Canh mua vùng hỗ trợ)</w:t>
+              <w:t>437.00 - 439.65 cents (Canh mua vùng hỗ trợ)</w:t>
             </w:r>
           </w:p>
         </w:tc>
@@ -4378,7 +4378,7 @@
               <w:rPr>
                 <w:b/>
               </w:rPr>
-              <w:t>424.62 cents (Dưới cản S2 + 1.5x ATR)</w:t>
+              <w:t>424.40 cents (Dưới cản S2 + 1.5x ATR)</w:t>
             </w:r>
           </w:p>
         </w:tc>
@@ -4590,7 +4590,7 @@
               <w:rPr>
                 <w:b/>
               </w:rPr>
-              <w:t>425.33 cents (Chống quét SL tuyệt đối)</w:t>
+              <w:t>425.19 cents (Chống quét SL tuyệt đối)</w:t>
             </w:r>
           </w:p>
         </w:tc>
@@ -4783,7 +4783,7 @@
               <w:rPr>
                 <w:b/>
               </w:rPr>
-              <w:t>440.67 cents</w:t>
+              <w:t>440.81 cents</w:t>
             </w:r>
           </w:p>
         </w:tc>
@@ -4945,7 +4945,7 @@
               <w:rPr>
                 <w:b/>
               </w:rPr>
-              <w:t>441.53 - 447.50 cents</w:t>
+              <w:t>440.83 - 447.50 cents</w:t>
             </w:r>
           </w:p>
         </w:tc>
@@ -5126,7 +5126,7 @@
                 <w:b/>
                 <w:color w:val="B91C1C"/>
               </w:rPr>
-              <w:t>644.43 - 643.48 cents (Canh bán hồi kỹ thuật H1)</w:t>
+              <w:t>644.74 - 643.57 cents (Canh bán hồi kỹ thuật H1)</w:t>
             </w:r>
           </w:p>
         </w:tc>
@@ -5157,7 +5157,7 @@
               <w:rPr>
                 <w:b/>
               </w:rPr>
-              <w:t>716.12 cents (Trên kháng cự R2 + 1.5x ATR)</w:t>
+              <w:t>716.79 cents (Trên kháng cự R2 + 1.5x ATR)</w:t>
             </w:r>
           </w:p>
         </w:tc>
@@ -5366,7 +5366,7 @@
               <w:rPr>
                 <w:b/>
               </w:rPr>
-              <w:t>599.00 cents</w:t>
+              <w:t>598.55 cents</w:t>
             </w:r>
           </w:p>
         </w:tc>
@@ -5559,7 +5559,7 @@
               <w:rPr>
                 <w:b/>
               </w:rPr>
-              <w:t>649.25 cents</w:t>
+              <w:t>649.70 cents</w:t>
             </w:r>
           </w:p>
         </w:tc>
@@ -5721,7 +5721,7 @@
               <w:rPr>
                 <w:b/>
               </w:rPr>
-              <w:t>605.77 - 618.00 cents</w:t>
+              <w:t>604.10 - 618.00 cents</w:t>
             </w:r>
           </w:p>
         </w:tc>
@@ -11614,10 +11614,10 @@
         <w:rPr>
           <w:b/>
         </w:rPr>
-        <w:t>`438.83 cents`</w:t>
+        <w:t>`438.90 cents`</w:t>
       </w:r>
       <w:r>
-        <w:t xml:space="preserve"> (+0.58).</w:t>
+        <w:t xml:space="preserve"> (+0.65).</w:t>
       </w:r>
     </w:p>
     <w:p>
@@ -11638,7 +11638,7 @@
         <w:rPr>
           <w:b/>
         </w:rPr>
-        <w:t>`4,417`</w:t>
+        <w:t>`4,418`</w:t>
       </w:r>
       <w:r>
         <w:t xml:space="preserve"> (Chênh lệch: </w:t>
@@ -11647,7 +11647,7 @@
         <w:rPr>
           <w:b/>
         </w:rPr>
-        <w:t>`-148,328`</w:t>
+        <w:t>`-148,327`</w:t>
       </w:r>
       <w:r>
         <w:t xml:space="preserve">) | OI: </w:t>
@@ -11981,7 +11981,7 @@
               <w:rPr>
                 <w:b/>
               </w:rPr>
-              <w:t>87.81</w:t>
+              <w:t>87.79</w:t>
             </w:r>
           </w:p>
         </w:tc>
@@ -12012,7 +12012,7 @@
               <w:rPr>
                 <w:b/>
               </w:rPr>
-              <w:t>+0.10%</w:t>
+              <w:t>+0.08%</w:t>
             </w:r>
           </w:p>
         </w:tc>
@@ -12104,7 +12104,7 @@
               <w:rPr>
                 <w:b/>
               </w:rPr>
-              <w:t>99.79</w:t>
+              <w:t>99.82</w:t>
             </w:r>
           </w:p>
         </w:tc>
@@ -12135,7 +12135,7 @@
               <w:rPr>
                 <w:b/>
               </w:rPr>
-              <w:t>-0.02%</w:t>
+              <w:t>+0.01%</w:t>
             </w:r>
           </w:p>
         </w:tc>
@@ -12163,7 +12163,7 @@
             </w:pPr>
             <w:r/>
             <w:r>
-              <w:t>DXY Giảm hỗ trợ xuất khẩu ngô Mỹ cạnh tranh tốt hơn.</w:t>
+              <w:t>DXY Tăng làm giảm sức cạnh tranh xuất khẩu của ngô Mỹ so với Brazil/Argentina.</w:t>
             </w:r>
           </w:p>
         </w:tc>
@@ -12739,7 +12739,7 @@
         <w:t xml:space="preserve"> EMA_21 </w:t>
       </w:r>
       <w:r>
-        <w:t xml:space="preserve"> (439.50) &lt; </w:t>
+        <w:t xml:space="preserve"> (439.65) &lt; </w:t>
       </w:r>
       <w:r>
         <w:rPr>
@@ -12750,7 +12750,7 @@
         <w:t xml:space="preserve"> EMA_50 </w:t>
       </w:r>
       <w:r>
-        <w:t xml:space="preserve"> (440.07).</w:t>
+        <w:t xml:space="preserve"> (440.15).</w:t>
       </w:r>
     </w:p>
     <w:p>
@@ -12771,7 +12771,7 @@
         <w:rPr>
           <w:b/>
         </w:rPr>
-        <w:t>`42.08`</w:t>
+        <w:t>`42.01`</w:t>
       </w:r>
       <w:r>
         <w:t xml:space="preserve"> | ATR (14) = </w:t>
@@ -12780,7 +12780,7 @@
         <w:rPr>
           <w:b/>
         </w:rPr>
-        <w:t>`1.42`</w:t>
+        <w:t>`1.56`</w:t>
       </w:r>
       <w:r>
         <w:t xml:space="preserve"> cents | Volatility = </w:t>
@@ -13574,7 +13574,7 @@
           <w:b/>
           <w:color w:val="15803D"/>
         </w:rPr>
-        <w:t>`437.00 - 439.50 cents (Canh mua vùng hỗ trợ)`</w:t>
+        <w:t>`437.00 - 439.65 cents (Canh mua vùng hỗ trợ)`</w:t>
       </w:r>
       <w:r>
         <w:t xml:space="preserve"> | SL: </w:t>
@@ -13583,7 +13583,7 @@
         <w:rPr>
           <w:b/>
         </w:rPr>
-        <w:t>`424.62 cents (Dưới cản S2 + 1.5x ATR)`</w:t>
+        <w:t>`424.40 cents (Dưới cản S2 + 1.5x ATR)`</w:t>
       </w:r>
       <w:r>
         <w:t xml:space="preserve"> | TP: </w:t>
@@ -13654,7 +13654,7 @@
         <w:rPr>
           <w:b/>
         </w:rPr>
-        <w:t>`425.33 cents (Chống quét SL tuyệt đối)`</w:t>
+        <w:t>`425.19 cents (Chống quét SL tuyệt đối)`</w:t>
       </w:r>
       <w:r>
         <w:t xml:space="preserve"> | TP: </w:t>
@@ -13700,7 +13700,7 @@
         <w:rPr>
           <w:b/>
         </w:rPr>
-        <w:t>`440.67 cents`</w:t>
+        <w:t>`440.81 cents`</w:t>
       </w:r>
       <w:r>
         <w:t xml:space="preserve"> | TP: </w:t>
@@ -13749,7 +13749,7 @@
         <w:rPr>
           <w:b/>
         </w:rPr>
-        <w:t>`441.53 - 447.50 cents`</w:t>
+        <w:t>`440.83 - 447.50 cents`</w:t>
       </w:r>
     </w:p>
     <w:p>
@@ -21796,10 +21796,10 @@
         <w:rPr>
           <w:b/>
         </w:rPr>
-        <w:t>`643.75 cents`</w:t>
+        <w:t>`643.96 cents`</w:t>
       </w:r>
       <w:r>
-        <w:t xml:space="preserve"> (+1.50).</w:t>
+        <w:t xml:space="preserve"> (+1.71).</w:t>
       </w:r>
     </w:p>
     <w:p>
@@ -22163,7 +22163,7 @@
               <w:rPr>
                 <w:b/>
               </w:rPr>
-              <w:t>87.81</w:t>
+              <w:t>87.79</w:t>
             </w:r>
           </w:p>
         </w:tc>
@@ -22194,7 +22194,7 @@
               <w:rPr>
                 <w:b/>
               </w:rPr>
-              <w:t>+0.10%</w:t>
+              <w:t>+0.08%</w:t>
             </w:r>
           </w:p>
         </w:tc>
@@ -22286,7 +22286,7 @@
               <w:rPr>
                 <w:b/>
               </w:rPr>
-              <w:t>99.79</w:t>
+              <w:t>99.82</w:t>
             </w:r>
           </w:p>
         </w:tc>
@@ -22317,7 +22317,7 @@
               <w:rPr>
                 <w:b/>
               </w:rPr>
-              <w:t>-0.02%</w:t>
+              <w:t>+0.01%</w:t>
             </w:r>
           </w:p>
         </w:tc>
@@ -22345,7 +22345,7 @@
             </w:pPr>
             <w:r/>
             <w:r>
-              <w:t>DXY Giảm kích thích nhu cầu nhập khẩu lúa mì Mỹ trên thị trường quốc tế.</w:t>
+              <w:t>DXY Tăng khiến lúa mì Mỹ đắt đỏ hơn đối với các khách hàng truyền thống như Ai Cập/Châu Á.</w:t>
             </w:r>
           </w:p>
         </w:tc>
@@ -22921,7 +22921,7 @@
         <w:t xml:space="preserve"> EMA_21 </w:t>
       </w:r>
       <w:r>
-        <w:t xml:space="preserve"> (644.43) &gt; </w:t>
+        <w:t xml:space="preserve"> (644.74) &gt; </w:t>
       </w:r>
       <w:r>
         <w:rPr>
@@ -22932,7 +22932,7 @@
         <w:t xml:space="preserve"> EMA_50 </w:t>
       </w:r>
       <w:r>
-        <w:t xml:space="preserve"> (643.48).</w:t>
+        <w:t xml:space="preserve"> (643.57).</w:t>
       </w:r>
     </w:p>
     <w:p>
@@ -22953,7 +22953,7 @@
         <w:rPr>
           <w:b/>
         </w:rPr>
-        <w:t>`45.59`</w:t>
+        <w:t>`45.44`</w:t>
       </w:r>
       <w:r>
         <w:t xml:space="preserve"> | ATR (14) = </w:t>
@@ -22962,7 +22962,7 @@
         <w:rPr>
           <w:b/>
         </w:rPr>
-        <w:t>`3.25`</w:t>
+        <w:t>`3.70`</w:t>
       </w:r>
       <w:r>
         <w:t xml:space="preserve"> cents | Volatility = </w:t>
@@ -23746,7 +23746,7 @@
           <w:b/>
           <w:color w:val="B91C1C"/>
         </w:rPr>
-        <w:t>`644.43 - 643.48 cents (Canh bán hồi kỹ thuật H1)`</w:t>
+        <w:t>`644.74 - 643.57 cents (Canh bán hồi kỹ thuật H1)`</w:t>
       </w:r>
       <w:r>
         <w:t xml:space="preserve"> | SL: </w:t>
@@ -23755,7 +23755,7 @@
         <w:rPr>
           <w:b/>
         </w:rPr>
-        <w:t>`716.12 cents (Trên kháng cự R2 + 1.5x ATR)`</w:t>
+        <w:t>`716.79 cents (Trên kháng cự R2 + 1.5x ATR)`</w:t>
       </w:r>
       <w:r>
         <w:t xml:space="preserve"> | TP: </w:t>
@@ -23826,7 +23826,7 @@
         <w:rPr>
           <w:b/>
         </w:rPr>
-        <w:t>`599.00 cents`</w:t>
+        <w:t>`598.55 cents`</w:t>
       </w:r>
       <w:r>
         <w:t xml:space="preserve"> | TP: </w:t>
@@ -23872,7 +23872,7 @@
         <w:rPr>
           <w:b/>
         </w:rPr>
-        <w:t>`649.25 cents`</w:t>
+        <w:t>`649.70 cents`</w:t>
       </w:r>
       <w:r>
         <w:t xml:space="preserve"> | TP: </w:t>
@@ -23921,7 +23921,7 @@
         <w:rPr>
           <w:b/>
         </w:rPr>
-        <w:t>`605.77 - 618.00 cents`</w:t>
+        <w:t>`604.10 - 618.00 cents`</w:t>
       </w:r>
     </w:p>
     <w:p>

--- a/Daily Reports/11_08_2026-CBOT Reports.docx
+++ b/Daily Reports/11_08_2026-CBOT Reports.docx
@@ -104,7 +104,7 @@
           <w:color w:val="5C768D"/>
           <w:sz w:val="19"/>
         </w:rPr>
-        <w:t>Cập nhật tự động qua `macro_tracker.py` vào lúc 13:44 ICT ngày 11/08/2026</w:t>
+        <w:t>Cập nhật tự động qua `macro_tracker.py` vào lúc 15:28 ICT ngày 11/08/2026</w:t>
       </w:r>
     </w:p>
     <w:tbl>
@@ -313,7 +313,7 @@
               <w:rPr>
                 <w:b/>
               </w:rPr>
-              <w:t>88.89 / thùng</w:t>
+              <w:t>89.90 / thùng</w:t>
             </w:r>
           </w:p>
         </w:tc>
@@ -344,7 +344,7 @@
               <w:rPr>
                 <w:b/>
               </w:rPr>
-              <w:t>+1.33%</w:t>
+              <w:t>+2.48%</w:t>
             </w:r>
           </w:p>
         </w:tc>
@@ -442,7 +442,7 @@
               <w:rPr>
                 <w:b/>
               </w:rPr>
-              <w:t>99.86</w:t>
+              <w:t>99.88</w:t>
             </w:r>
           </w:p>
         </w:tc>
@@ -473,7 +473,7 @@
               <w:rPr>
                 <w:b/>
               </w:rPr>
-              <w:t>+0.05%</w:t>
+              <w:t>+0.07%</w:t>
             </w:r>
           </w:p>
         </w:tc>
@@ -1218,7 +1218,7 @@
         <w:rPr>
           <w:b/>
         </w:rPr>
-        <w:t>`88.89` (+1.33%)</w:t>
+        <w:t>`89.90` (+2.48%)</w:t>
       </w:r>
       <w:r>
         <w:t xml:space="preserve"> | DXY: </w:t>
@@ -1227,7 +1227,7 @@
         <w:rPr>
           <w:b/>
         </w:rPr>
-        <w:t>`99.86` (+0.05%)</w:t>
+        <w:t>`99.88` (+0.07%)</w:t>
       </w:r>
       <w:r>
         <w:t xml:space="preserve"> | Lúa mì CBOT: </w:t>
@@ -1236,7 +1236,7 @@
         <w:rPr>
           <w:b/>
         </w:rPr>
-        <w:t>`643.50` (+0.51%)</w:t>
+        <w:t>`642.50` (+0.31%)</w:t>
       </w:r>
       <w:r>
         <w:t>.</w:t>
@@ -1306,7 +1306,7 @@
           <w:color w:val="5C768D"/>
           <w:sz w:val="19"/>
         </w:rPr>
-        <w:t>Cập nhật tự động lúc 13:44 ICT ngày 11/08/2026 — Nguồn: NOAA, USDA, BOM Australia</w:t>
+        <w:t>Cập nhật tự động lúc 15:28 ICT ngày 11/08/2026 — Nguồn: NOAA, USDA, BOM Australia</w:t>
       </w:r>
     </w:p>
     <w:p>
@@ -3574,7 +3574,7 @@
               <w:rPr>
                 <w:b/>
               </w:rPr>
-              <w:t>438.75</w:t>
+              <w:t>439.75</w:t>
             </w:r>
           </w:p>
         </w:tc>
@@ -3605,7 +3605,7 @@
               <w:rPr>
                 <w:b/>
               </w:rPr>
-              <w:t>439.36 (+0.61)</w:t>
+              <w:t>440.46 (+0.71)</w:t>
             </w:r>
           </w:p>
         </w:tc>
@@ -3633,7 +3633,7 @@
             </w:pPr>
             <w:r/>
             <w:r>
-              <w:t>Bearish (439.35 &lt; 439.96)</w:t>
+              <w:t>Bearish (439.39 &lt; 439.91)</w:t>
             </w:r>
           </w:p>
         </w:tc>
@@ -3661,7 +3661,7 @@
             </w:pPr>
             <w:r/>
             <w:r>
-              <w:t>1.25 cents</w:t>
+              <w:t>0.75 cents</w:t>
             </w:r>
           </w:p>
         </w:tc>
@@ -3822,7 +3822,7 @@
               <w:rPr>
                 <w:b/>
               </w:rPr>
-              <w:t>643.50</w:t>
+              <w:t>642.50</w:t>
             </w:r>
           </w:p>
         </w:tc>
@@ -3853,7 +3853,7 @@
               <w:rPr>
                 <w:b/>
               </w:rPr>
-              <w:t>644.89 (+1.39)</w:t>
+              <w:t>643.69 (+1.19)</w:t>
             </w:r>
           </w:p>
         </w:tc>
@@ -3881,7 +3881,7 @@
             </w:pPr>
             <w:r/>
             <w:r>
-              <w:t>Bullish (644.15 &gt; 643.42)</w:t>
+              <w:t>Bullish (643.71 &gt; 643.31)</w:t>
             </w:r>
           </w:p>
         </w:tc>
@@ -3909,7 +3909,7 @@
             </w:pPr>
             <w:r/>
             <w:r>
-              <w:t>3.50 cents</w:t>
+              <w:t>1.25 cents</w:t>
             </w:r>
           </w:p>
         </w:tc>
@@ -4347,7 +4347,7 @@
                 <w:b/>
                 <w:color w:val="15803D"/>
               </w:rPr>
-              <w:t>437.75 - 439.35 cents (Canh mua vùng hỗ trợ)</w:t>
+              <w:t>439.00 - 439.39 cents (Canh mua vùng hỗ trợ)</w:t>
             </w:r>
           </w:p>
         </w:tc>
@@ -4378,7 +4378,7 @@
               <w:rPr>
                 <w:b/>
               </w:rPr>
-              <w:t>424.73 cents (Dưới cản S2 + 1.5x ATR)</w:t>
+              <w:t>424.68 cents (Dưới cản S2 + 1.5x ATR)</w:t>
             </w:r>
           </w:p>
         </w:tc>
@@ -4414,7 +4414,7 @@
                 <w:color w:val="D97706"/>
                 <w:sz w:val="19"/>
               </w:rPr>
-              <w:t xml:space="preserve"> 439.50 cents </w:t>
+              <w:t xml:space="preserve"> 441.25 cents </w:t>
             </w:r>
             <w:r>
               <w:t xml:space="preserve"> / TP2: </w:t>
@@ -4559,7 +4559,7 @@
               <w:rPr>
                 <w:b/>
               </w:rPr>
-              <w:t>436.25 - 437.75 cents</w:t>
+              <w:t>437.50 - 439.00 cents</w:t>
             </w:r>
           </w:p>
         </w:tc>
@@ -4590,7 +4590,7 @@
               <w:rPr>
                 <w:b/>
               </w:rPr>
-              <w:t>425.40 cents (Chống quét SL tuyệt đối)</w:t>
+              <w:t>425.37 cents (Chống quét SL tuyệt đối)</w:t>
             </w:r>
           </w:p>
         </w:tc>
@@ -4752,7 +4752,7 @@
               <w:rPr>
                 <w:b/>
               </w:rPr>
-              <w:t>439.50 - 441.00 cents</w:t>
+              <w:t>441.25 - 442.75 cents</w:t>
             </w:r>
           </w:p>
         </w:tc>
@@ -4783,7 +4783,7 @@
               <w:rPr>
                 <w:b/>
               </w:rPr>
-              <w:t>440.85 cents</w:t>
+              <w:t>442.63 cents</w:t>
             </w:r>
           </w:p>
         </w:tc>
@@ -5126,7 +5126,7 @@
                 <w:b/>
                 <w:color w:val="B91C1C"/>
               </w:rPr>
-              <w:t>644.15 - 643.42 cents (Canh bán hồi kỹ thuật H1)</w:t>
+              <w:t>643.71 - 643.31 cents (Canh bán hồi kỹ thuật H1)</w:t>
             </w:r>
           </w:p>
         </w:tc>
@@ -5157,7 +5157,7 @@
               <w:rPr>
                 <w:b/>
               </w:rPr>
-              <w:t>716.00 cents (Trên kháng cự R2 + 1.5x ATR)</w:t>
+              <w:t>715.53 cents (Trên kháng cự R2 + 1.5x ATR)</w:t>
             </w:r>
           </w:p>
         </w:tc>
@@ -5193,7 +5193,7 @@
                 <w:color w:val="D97706"/>
                 <w:sz w:val="19"/>
               </w:rPr>
-              <w:t xml:space="preserve"> 641.75 cents </w:t>
+              <w:t xml:space="preserve"> 640.75 cents </w:t>
             </w:r>
             <w:r>
               <w:t xml:space="preserve"> / TP2: </w:t>
@@ -5335,7 +5335,7 @@
               <w:rPr>
                 <w:b/>
               </w:rPr>
-              <w:t>639.75 - 641.75 cents</w:t>
+              <w:t>638.75 - 640.75 cents</w:t>
             </w:r>
           </w:p>
         </w:tc>
@@ -5366,7 +5366,7 @@
               <w:rPr>
                 <w:b/>
               </w:rPr>
-              <w:t>599.09 cents</w:t>
+              <w:t>599.40 cents</w:t>
             </w:r>
           </w:p>
         </w:tc>
@@ -5397,7 +5397,7 @@
               <w:rPr>
                 <w:b/>
               </w:rPr>
-              <w:t>646.00 cents (Đón sóng hồi trung hạn ~14.5 giá)</w:t>
+              <w:t>644.50 cents (Đón sóng hồi trung hạn ~14.5 giá)</w:t>
             </w:r>
           </w:p>
         </w:tc>
@@ -5528,7 +5528,7 @@
               <w:rPr>
                 <w:b/>
               </w:rPr>
-              <w:t>646.00 - 648.00 cents</w:t>
+              <w:t>644.50 - 646.50 cents</w:t>
             </w:r>
           </w:p>
         </w:tc>
@@ -5559,7 +5559,7 @@
               <w:rPr>
                 <w:b/>
               </w:rPr>
-              <w:t>649.16 cents</w:t>
+              <w:t>647.35 cents</w:t>
             </w:r>
           </w:p>
         </w:tc>
@@ -5721,7 +5721,7 @@
               <w:rPr>
                 <w:b/>
               </w:rPr>
-              <w:t>606.04 - 618.00 cents</w:t>
+              <w:t>607.20 - 618.00 cents</w:t>
             </w:r>
           </w:p>
         </w:tc>
@@ -11599,7 +11599,7 @@
         <w:t>Giá Chốt Phiên (Close):</w:t>
       </w:r>
       <w:r>
-        <w:t xml:space="preserve"> 438.75 cents | </w:t>
+        <w:t xml:space="preserve"> 439.75 cents | </w:t>
       </w:r>
       <w:r>
         <w:rPr>
@@ -11614,10 +11614,10 @@
         <w:rPr>
           <w:b/>
         </w:rPr>
-        <w:t>`439.36 cents`</w:t>
+        <w:t>`440.46 cents`</w:t>
       </w:r>
       <w:r>
-        <w:t xml:space="preserve"> (+0.61).</w:t>
+        <w:t xml:space="preserve"> (+0.71).</w:t>
       </w:r>
     </w:p>
     <w:p>
@@ -11638,7 +11638,7 @@
         <w:rPr>
           <w:b/>
         </w:rPr>
-        <w:t>`4,860`</w:t>
+        <w:t>`8,395`</w:t>
       </w:r>
       <w:r>
         <w:t xml:space="preserve"> (Chênh lệch: </w:t>
@@ -11647,7 +11647,7 @@
         <w:rPr>
           <w:b/>
         </w:rPr>
-        <w:t>`-147,885`</w:t>
+        <w:t>`-144,350`</w:t>
       </w:r>
       <w:r>
         <w:t xml:space="preserve">) | OI: </w:t>
@@ -11689,7 +11689,7 @@
         <w:rPr>
           <w:b/>
         </w:rPr>
-        <w:t>`Không phát hiện mô hình nến đặc biệt`</w:t>
+        <w:t>`Bearish Marubozu (Lực bán áp đảo tuyệt đối)`</w:t>
       </w:r>
     </w:p>
     <w:p>
@@ -11726,16 +11726,16 @@
         <w:t>Đánh giá xu hướng kết hợp:</w:t>
       </w:r>
       <w:r>
-        <w:t xml:space="preserve"> </w:t>
+        <w:t xml:space="preserve"> ️ </w:t>
       </w:r>
       <w:r>
         <w:rPr>
           <w:b/>
         </w:rPr>
-        <w:t>TÍCH LŨY TÍCH CỰC (Accumulation):</w:t>
+        <w:t>BÁN THÁO YẾU (Weak Bearish Retest):</w:t>
       </w:r>
       <w:r>
-        <w:t xml:space="preserve"> Nến đi ngang nhưng dòng tiền âm thầm gia tăng (OI tăng), báo hiệu chuẩn bị có nhịp bứt phá tăng.</w:t>
+        <w:t xml:space="preserve"> Nến giảm xuất hiện nhưng thanh khoản thấp, có thể là nhịp rũ bỏ ngắn hạn trước khi hồi phục.</w:t>
       </w:r>
     </w:p>
     <w:p>
@@ -11981,7 +11981,7 @@
               <w:rPr>
                 <w:b/>
               </w:rPr>
-              <w:t>88.89</w:t>
+              <w:t>89.90</w:t>
             </w:r>
           </w:p>
         </w:tc>
@@ -12012,7 +12012,7 @@
               <w:rPr>
                 <w:b/>
               </w:rPr>
-              <w:t>+1.33%</w:t>
+              <w:t>+2.48%</w:t>
             </w:r>
           </w:p>
         </w:tc>
@@ -12104,7 +12104,7 @@
               <w:rPr>
                 <w:b/>
               </w:rPr>
-              <w:t>99.86</w:t>
+              <w:t>99.88</w:t>
             </w:r>
           </w:p>
         </w:tc>
@@ -12135,7 +12135,7 @@
               <w:rPr>
                 <w:b/>
               </w:rPr>
-              <w:t>+0.05%</w:t>
+              <w:t>+0.07%</w:t>
             </w:r>
           </w:p>
         </w:tc>
@@ -12739,7 +12739,7 @@
         <w:t xml:space="preserve"> EMA_21 </w:t>
       </w:r>
       <w:r>
-        <w:t xml:space="preserve"> (439.35) &lt; </w:t>
+        <w:t xml:space="preserve"> (439.39) &lt; </w:t>
       </w:r>
       <w:r>
         <w:rPr>
@@ -12750,7 +12750,7 @@
         <w:t xml:space="preserve"> EMA_50 </w:t>
       </w:r>
       <w:r>
-        <w:t xml:space="preserve"> (439.96).</w:t>
+        <w:t xml:space="preserve"> (439.91).</w:t>
       </w:r>
     </w:p>
     <w:p>
@@ -12771,7 +12771,7 @@
         <w:rPr>
           <w:b/>
         </w:rPr>
-        <w:t>`45.20`</w:t>
+        <w:t>`51.20`</w:t>
       </w:r>
       <w:r>
         <w:t xml:space="preserve"> | ATR (14) = </w:t>
@@ -12780,7 +12780,7 @@
         <w:rPr>
           <w:b/>
         </w:rPr>
-        <w:t>`1.35`</w:t>
+        <w:t>`1.38`</w:t>
       </w:r>
       <w:r>
         <w:t xml:space="preserve"> cents | Volatility = </w:t>
@@ -12789,7 +12789,7 @@
         <w:rPr>
           <w:b/>
         </w:rPr>
-        <w:t>`1.25 cents`</w:t>
+        <w:t>`0.75 cents`</w:t>
       </w:r>
       <w:r>
         <w:t>.</w:t>
@@ -12813,7 +12813,7 @@
         <w:rPr>
           <w:b/>
         </w:rPr>
-        <w:t>`437.75`</w:t>
+        <w:t>`439.00`</w:t>
       </w:r>
       <w:r>
         <w:t xml:space="preserve"> | S2: </w:t>
@@ -12831,7 +12831,7 @@
         <w:rPr>
           <w:b/>
         </w:rPr>
-        <w:t>`439.50`</w:t>
+        <w:t>`441.25`</w:t>
       </w:r>
       <w:r>
         <w:t xml:space="preserve"> | R2: </w:t>
@@ -13574,7 +13574,7 @@
           <w:b/>
           <w:color w:val="15803D"/>
         </w:rPr>
-        <w:t>`437.75 - 439.35 cents (Canh mua vùng hỗ trợ)`</w:t>
+        <w:t>`439.00 - 439.39 cents (Canh mua vùng hỗ trợ)`</w:t>
       </w:r>
       <w:r>
         <w:t xml:space="preserve"> | SL: </w:t>
@@ -13583,7 +13583,7 @@
         <w:rPr>
           <w:b/>
         </w:rPr>
-        <w:t>`424.73 cents (Dưới cản S2 + 1.5x ATR)`</w:t>
+        <w:t>`424.68 cents (Dưới cản S2 + 1.5x ATR)`</w:t>
       </w:r>
       <w:r>
         <w:t xml:space="preserve"> | TP: </w:t>
@@ -13594,7 +13594,7 @@
           <w:color w:val="D97706"/>
           <w:sz w:val="19"/>
         </w:rPr>
-        <w:t xml:space="preserve"> 439.50 cents </w:t>
+        <w:t xml:space="preserve"> 441.25 cents </w:t>
       </w:r>
       <w:r>
         <w:t xml:space="preserve"> / </w:t>
@@ -13645,7 +13645,7 @@
         <w:rPr>
           <w:b/>
         </w:rPr>
-        <w:t>`436.25 - 437.75 cents`</w:t>
+        <w:t>`437.50 - 439.00 cents`</w:t>
       </w:r>
       <w:r>
         <w:t xml:space="preserve"> | SL: </w:t>
@@ -13654,7 +13654,7 @@
         <w:rPr>
           <w:b/>
         </w:rPr>
-        <w:t>`425.40 cents (Chống quét SL tuyệt đối)`</w:t>
+        <w:t>`425.37 cents (Chống quét SL tuyệt đối)`</w:t>
       </w:r>
       <w:r>
         <w:t xml:space="preserve"> | TP: </w:t>
@@ -13691,7 +13691,7 @@
         <w:rPr>
           <w:b/>
         </w:rPr>
-        <w:t>`439.50 - 441.00 cents`</w:t>
+        <w:t>`441.25 - 442.75 cents`</w:t>
       </w:r>
       <w:r>
         <w:t xml:space="preserve"> | SL: </w:t>
@@ -13700,7 +13700,7 @@
         <w:rPr>
           <w:b/>
         </w:rPr>
-        <w:t>`440.85 cents`</w:t>
+        <w:t>`442.63 cents`</w:t>
       </w:r>
       <w:r>
         <w:t xml:space="preserve"> | TP: </w:t>
@@ -14156,7 +14156,7 @@
             </w:pPr>
             <w:r/>
             <w:r>
-              <w:t>438.75</w:t>
+              <w:t>439.75</w:t>
             </w:r>
           </w:p>
         </w:tc>
@@ -14184,7 +14184,7 @@
             </w:pPr>
             <w:r/>
             <w:r>
-              <w:t>442.50</w:t>
+              <w:t>443.50</w:t>
             </w:r>
           </w:p>
         </w:tc>
@@ -14212,7 +14212,7 @@
             </w:pPr>
             <w:r/>
             <w:r>
-              <w:t>435.50</w:t>
+              <w:t>436.50</w:t>
             </w:r>
           </w:p>
         </w:tc>
@@ -14243,7 +14243,7 @@
               <w:rPr>
                 <w:b/>
               </w:rPr>
-              <w:t>439.00</w:t>
+              <w:t>440.00</w:t>
             </w:r>
           </w:p>
         </w:tc>
@@ -14391,7 +14391,7 @@
             </w:pPr>
             <w:r/>
             <w:r>
-              <w:t>439.00</w:t>
+              <w:t>440.00</w:t>
             </w:r>
           </w:p>
         </w:tc>
@@ -14419,7 +14419,7 @@
             </w:pPr>
             <w:r/>
             <w:r>
-              <w:t>441.75</w:t>
+              <w:t>442.75</w:t>
             </w:r>
           </w:p>
         </w:tc>
@@ -14447,7 +14447,7 @@
             </w:pPr>
             <w:r/>
             <w:r>
-              <w:t>435.25</w:t>
+              <w:t>436.25</w:t>
             </w:r>
           </w:p>
         </w:tc>
@@ -14478,7 +14478,7 @@
               <w:rPr>
                 <w:b/>
               </w:rPr>
-              <w:t>438.50</w:t>
+              <w:t>439.50</w:t>
             </w:r>
           </w:p>
         </w:tc>
@@ -14626,7 +14626,7 @@
             </w:pPr>
             <w:r/>
             <w:r>
-              <w:t>438.50</w:t>
+              <w:t>439.50</w:t>
             </w:r>
           </w:p>
         </w:tc>
@@ -14654,7 +14654,7 @@
             </w:pPr>
             <w:r/>
             <w:r>
-              <w:t>441.50</w:t>
+              <w:t>442.50</w:t>
             </w:r>
           </w:p>
         </w:tc>
@@ -14682,7 +14682,7 @@
             </w:pPr>
             <w:r/>
             <w:r>
-              <w:t>434.50</w:t>
+              <w:t>435.50</w:t>
             </w:r>
           </w:p>
         </w:tc>
@@ -14713,7 +14713,7 @@
               <w:rPr>
                 <w:b/>
               </w:rPr>
-              <w:t>439.25</w:t>
+              <w:t>440.25</w:t>
             </w:r>
           </w:p>
         </w:tc>
@@ -14861,7 +14861,7 @@
             </w:pPr>
             <w:r/>
             <w:r>
-              <w:t>439.25</w:t>
+              <w:t>440.25</w:t>
             </w:r>
           </w:p>
         </w:tc>
@@ -14889,7 +14889,7 @@
             </w:pPr>
             <w:r/>
             <w:r>
-              <w:t>443.75</w:t>
+              <w:t>444.75</w:t>
             </w:r>
           </w:p>
         </w:tc>
@@ -14917,7 +14917,7 @@
             </w:pPr>
             <w:r/>
             <w:r>
-              <w:t>434.25</w:t>
+              <w:t>435.25</w:t>
             </w:r>
           </w:p>
         </w:tc>
@@ -14948,7 +14948,7 @@
               <w:rPr>
                 <w:b/>
               </w:rPr>
-              <w:t>440.00</w:t>
+              <w:t>441.00</w:t>
             </w:r>
           </w:p>
         </w:tc>
@@ -15096,7 +15096,7 @@
             </w:pPr>
             <w:r/>
             <w:r>
-              <w:t>440.00</w:t>
+              <w:t>441.00</w:t>
             </w:r>
           </w:p>
         </w:tc>
@@ -15124,7 +15124,7 @@
             </w:pPr>
             <w:r/>
             <w:r>
-              <w:t>445.50</w:t>
+              <w:t>446.50</w:t>
             </w:r>
           </w:p>
         </w:tc>
@@ -15152,7 +15152,7 @@
             </w:pPr>
             <w:r/>
             <w:r>
-              <w:t>433.75</w:t>
+              <w:t>434.75</w:t>
             </w:r>
           </w:p>
         </w:tc>
@@ -15183,7 +15183,7 @@
               <w:rPr>
                 <w:b/>
               </w:rPr>
-              <w:t>442.25</w:t>
+              <w:t>443.25</w:t>
             </w:r>
           </w:p>
         </w:tc>
@@ -15331,7 +15331,7 @@
             </w:pPr>
             <w:r/>
             <w:r>
-              <w:t>442.25</w:t>
+              <w:t>443.25</w:t>
             </w:r>
           </w:p>
         </w:tc>
@@ -15359,7 +15359,7 @@
             </w:pPr>
             <w:r/>
             <w:r>
-              <w:t>445.25</w:t>
+              <w:t>446.25</w:t>
             </w:r>
           </w:p>
         </w:tc>
@@ -15387,7 +15387,7 @@
             </w:pPr>
             <w:r/>
             <w:r>
-              <w:t>438.00</w:t>
+              <w:t>439.00</w:t>
             </w:r>
           </w:p>
         </w:tc>
@@ -15418,7 +15418,7 @@
               <w:rPr>
                 <w:b/>
               </w:rPr>
-              <w:t>442.50</w:t>
+              <w:t>443.50</w:t>
             </w:r>
           </w:p>
         </w:tc>
@@ -15566,7 +15566,7 @@
             </w:pPr>
             <w:r/>
             <w:r>
-              <w:t>442.50</w:t>
+              <w:t>443.50</w:t>
             </w:r>
           </w:p>
         </w:tc>
@@ -15594,7 +15594,7 @@
             </w:pPr>
             <w:r/>
             <w:r>
-              <w:t>445.75</w:t>
+              <w:t>446.75</w:t>
             </w:r>
           </w:p>
         </w:tc>
@@ -15622,7 +15622,7 @@
             </w:pPr>
             <w:r/>
             <w:r>
-              <w:t>436.00</w:t>
+              <w:t>437.00</w:t>
             </w:r>
           </w:p>
         </w:tc>
@@ -15653,7 +15653,7 @@
               <w:rPr>
                 <w:b/>
               </w:rPr>
-              <w:t>443.25</w:t>
+              <w:t>444.25</w:t>
             </w:r>
           </w:p>
         </w:tc>
@@ -15801,7 +15801,7 @@
             </w:pPr>
             <w:r/>
             <w:r>
-              <w:t>443.25</w:t>
+              <w:t>444.25</w:t>
             </w:r>
           </w:p>
         </w:tc>
@@ -15829,7 +15829,7 @@
             </w:pPr>
             <w:r/>
             <w:r>
-              <w:t>446.25</w:t>
+              <w:t>447.25</w:t>
             </w:r>
           </w:p>
         </w:tc>
@@ -15857,7 +15857,7 @@
             </w:pPr>
             <w:r/>
             <w:r>
-              <w:t>438.75</w:t>
+              <w:t>439.75</w:t>
             </w:r>
           </w:p>
         </w:tc>
@@ -15888,7 +15888,7 @@
               <w:rPr>
                 <w:b/>
               </w:rPr>
-              <w:t>442.75</w:t>
+              <w:t>443.75</w:t>
             </w:r>
           </w:p>
         </w:tc>
@@ -16036,7 +16036,7 @@
             </w:pPr>
             <w:r/>
             <w:r>
-              <w:t>442.75</w:t>
+              <w:t>443.75</w:t>
             </w:r>
           </w:p>
         </w:tc>
@@ -16064,7 +16064,7 @@
             </w:pPr>
             <w:r/>
             <w:r>
-              <w:t>446.75</w:t>
+              <w:t>447.75</w:t>
             </w:r>
           </w:p>
         </w:tc>
@@ -16092,7 +16092,7 @@
             </w:pPr>
             <w:r/>
             <w:r>
-              <w:t>437.00</w:t>
+              <w:t>438.00</w:t>
             </w:r>
           </w:p>
         </w:tc>
@@ -16123,7 +16123,7 @@
               <w:rPr>
                 <w:b/>
               </w:rPr>
-              <w:t>443.25</w:t>
+              <w:t>444.25</w:t>
             </w:r>
           </w:p>
         </w:tc>
@@ -16271,7 +16271,7 @@
             </w:pPr>
             <w:r/>
             <w:r>
-              <w:t>443.25</w:t>
+              <w:t>444.25</w:t>
             </w:r>
           </w:p>
         </w:tc>
@@ -16299,7 +16299,7 @@
             </w:pPr>
             <w:r/>
             <w:r>
-              <w:t>445.75</w:t>
+              <w:t>446.75</w:t>
             </w:r>
           </w:p>
         </w:tc>
@@ -16327,7 +16327,7 @@
             </w:pPr>
             <w:r/>
             <w:r>
-              <w:t>440.00</w:t>
+              <w:t>441.00</w:t>
             </w:r>
           </w:p>
         </w:tc>
@@ -16358,7 +16358,7 @@
               <w:rPr>
                 <w:b/>
               </w:rPr>
-              <w:t>443.75</w:t>
+              <w:t>444.75</w:t>
             </w:r>
           </w:p>
         </w:tc>
@@ -16506,7 +16506,7 @@
             </w:pPr>
             <w:r/>
             <w:r>
-              <w:t>443.75</w:t>
+              <w:t>444.75</w:t>
             </w:r>
           </w:p>
         </w:tc>
@@ -16534,7 +16534,7 @@
             </w:pPr>
             <w:r/>
             <w:r>
-              <w:t>447.25</w:t>
+              <w:t>448.25</w:t>
             </w:r>
           </w:p>
         </w:tc>
@@ -16562,7 +16562,7 @@
             </w:pPr>
             <w:r/>
             <w:r>
-              <w:t>437.75</w:t>
+              <w:t>438.75</w:t>
             </w:r>
           </w:p>
         </w:tc>
@@ -16593,7 +16593,7 @@
               <w:rPr>
                 <w:b/>
               </w:rPr>
-              <w:t>444.75</w:t>
+              <w:t>445.75</w:t>
             </w:r>
           </w:p>
         </w:tc>
@@ -16741,7 +16741,7 @@
             </w:pPr>
             <w:r/>
             <w:r>
-              <w:t>444.75</w:t>
+              <w:t>445.75</w:t>
             </w:r>
           </w:p>
         </w:tc>
@@ -16769,7 +16769,7 @@
             </w:pPr>
             <w:r/>
             <w:r>
-              <w:t>447.50</w:t>
+              <w:t>448.50</w:t>
             </w:r>
           </w:p>
         </w:tc>
@@ -16797,7 +16797,7 @@
             </w:pPr>
             <w:r/>
             <w:r>
-              <w:t>442.25</w:t>
+              <w:t>443.25</w:t>
             </w:r>
           </w:p>
         </w:tc>
@@ -16828,7 +16828,7 @@
               <w:rPr>
                 <w:b/>
               </w:rPr>
-              <w:t>444.75</w:t>
+              <w:t>445.75</w:t>
             </w:r>
           </w:p>
         </w:tc>
@@ -16976,7 +16976,7 @@
             </w:pPr>
             <w:r/>
             <w:r>
-              <w:t>444.75</w:t>
+              <w:t>445.75</w:t>
             </w:r>
           </w:p>
         </w:tc>
@@ -17004,7 +17004,7 @@
             </w:pPr>
             <w:r/>
             <w:r>
-              <w:t>447.50</w:t>
+              <w:t>448.50</w:t>
             </w:r>
           </w:p>
         </w:tc>
@@ -17032,7 +17032,7 @@
             </w:pPr>
             <w:r/>
             <w:r>
-              <w:t>442.25</w:t>
+              <w:t>443.25</w:t>
             </w:r>
           </w:p>
         </w:tc>
@@ -17063,7 +17063,7 @@
               <w:rPr>
                 <w:b/>
               </w:rPr>
-              <w:t>444.25</w:t>
+              <w:t>445.25</w:t>
             </w:r>
           </w:p>
         </w:tc>
@@ -17211,7 +17211,7 @@
             </w:pPr>
             <w:r/>
             <w:r>
-              <w:t>444.25</w:t>
+              <w:t>445.25</w:t>
             </w:r>
           </w:p>
         </w:tc>
@@ -17239,7 +17239,7 @@
             </w:pPr>
             <w:r/>
             <w:r>
-              <w:t>447.25</w:t>
+              <w:t>448.25</w:t>
             </w:r>
           </w:p>
         </w:tc>
@@ -17267,7 +17267,7 @@
             </w:pPr>
             <w:r/>
             <w:r>
-              <w:t>441.00</w:t>
+              <w:t>442.00</w:t>
             </w:r>
           </w:p>
         </w:tc>
@@ -17298,7 +17298,7 @@
               <w:rPr>
                 <w:b/>
               </w:rPr>
-              <w:t>444.00</w:t>
+              <w:t>445.00</w:t>
             </w:r>
           </w:p>
         </w:tc>
@@ -17446,7 +17446,7 @@
             </w:pPr>
             <w:r/>
             <w:r>
-              <w:t>444.00</w:t>
+              <w:t>445.00</w:t>
             </w:r>
           </w:p>
         </w:tc>
@@ -17474,7 +17474,7 @@
             </w:pPr>
             <w:r/>
             <w:r>
-              <w:t>448.00</w:t>
+              <w:t>449.00</w:t>
             </w:r>
           </w:p>
         </w:tc>
@@ -17502,7 +17502,7 @@
             </w:pPr>
             <w:r/>
             <w:r>
-              <w:t>438.75</w:t>
+              <w:t>439.75</w:t>
             </w:r>
           </w:p>
         </w:tc>
@@ -17533,7 +17533,7 @@
               <w:rPr>
                 <w:b/>
               </w:rPr>
-              <w:t>444.50</w:t>
+              <w:t>445.50</w:t>
             </w:r>
           </w:p>
         </w:tc>
@@ -17681,7 +17681,7 @@
             </w:pPr>
             <w:r/>
             <w:r>
-              <w:t>444.50</w:t>
+              <w:t>445.50</w:t>
             </w:r>
           </w:p>
         </w:tc>
@@ -17709,7 +17709,7 @@
             </w:pPr>
             <w:r/>
             <w:r>
-              <w:t>449.25</w:t>
+              <w:t>450.25</w:t>
             </w:r>
           </w:p>
         </w:tc>
@@ -17737,7 +17737,7 @@
             </w:pPr>
             <w:r/>
             <w:r>
-              <w:t>437.50</w:t>
+              <w:t>438.50</w:t>
             </w:r>
           </w:p>
         </w:tc>
@@ -17768,7 +17768,7 @@
               <w:rPr>
                 <w:b/>
               </w:rPr>
-              <w:t>446.50</w:t>
+              <w:t>447.50</w:t>
             </w:r>
           </w:p>
         </w:tc>
@@ -17916,7 +17916,7 @@
             </w:pPr>
             <w:r/>
             <w:r>
-              <w:t>446.50</w:t>
+              <w:t>447.50</w:t>
             </w:r>
           </w:p>
         </w:tc>
@@ -17944,7 +17944,7 @@
             </w:pPr>
             <w:r/>
             <w:r>
-              <w:t>454.50</w:t>
+              <w:t>455.50</w:t>
             </w:r>
           </w:p>
         </w:tc>
@@ -17972,7 +17972,7 @@
             </w:pPr>
             <w:r/>
             <w:r>
-              <w:t>439.50</w:t>
+              <w:t>440.50</w:t>
             </w:r>
           </w:p>
         </w:tc>
@@ -18003,7 +18003,7 @@
               <w:rPr>
                 <w:b/>
               </w:rPr>
-              <w:t>448.00</w:t>
+              <w:t>449.00</w:t>
             </w:r>
           </w:p>
         </w:tc>
@@ -18151,7 +18151,7 @@
             </w:pPr>
             <w:r/>
             <w:r>
-              <w:t>448.00</w:t>
+              <w:t>449.00</w:t>
             </w:r>
           </w:p>
         </w:tc>
@@ -18179,7 +18179,7 @@
             </w:pPr>
             <w:r/>
             <w:r>
-              <w:t>452.50</w:t>
+              <w:t>453.50</w:t>
             </w:r>
           </w:p>
         </w:tc>
@@ -18207,7 +18207,7 @@
             </w:pPr>
             <w:r/>
             <w:r>
-              <w:t>443.75</w:t>
+              <w:t>444.75</w:t>
             </w:r>
           </w:p>
         </w:tc>
@@ -18238,7 +18238,7 @@
               <w:rPr>
                 <w:b/>
               </w:rPr>
-              <w:t>447.50</w:t>
+              <w:t>448.50</w:t>
             </w:r>
           </w:p>
         </w:tc>
@@ -18386,7 +18386,7 @@
             </w:pPr>
             <w:r/>
             <w:r>
-              <w:t>447.50</w:t>
+              <w:t>448.50</w:t>
             </w:r>
           </w:p>
         </w:tc>
@@ -18414,7 +18414,7 @@
             </w:pPr>
             <w:r/>
             <w:r>
-              <w:t>449.75</w:t>
+              <w:t>450.75</w:t>
             </w:r>
           </w:p>
         </w:tc>
@@ -18442,7 +18442,7 @@
             </w:pPr>
             <w:r/>
             <w:r>
-              <w:t>444.75</w:t>
+              <w:t>445.75</w:t>
             </w:r>
           </w:p>
         </w:tc>
@@ -18473,7 +18473,7 @@
               <w:rPr>
                 <w:b/>
               </w:rPr>
-              <w:t>447.25</w:t>
+              <w:t>448.25</w:t>
             </w:r>
           </w:p>
         </w:tc>
@@ -18621,7 +18621,7 @@
             </w:pPr>
             <w:r/>
             <w:r>
-              <w:t>447.25</w:t>
+              <w:t>448.25</w:t>
             </w:r>
           </w:p>
         </w:tc>
@@ -18649,7 +18649,7 @@
             </w:pPr>
             <w:r/>
             <w:r>
-              <w:t>449.25</w:t>
+              <w:t>450.25</w:t>
             </w:r>
           </w:p>
         </w:tc>
@@ -18677,7 +18677,7 @@
             </w:pPr>
             <w:r/>
             <w:r>
-              <w:t>442.75</w:t>
+              <w:t>443.75</w:t>
             </w:r>
           </w:p>
         </w:tc>
@@ -18708,7 +18708,7 @@
               <w:rPr>
                 <w:b/>
               </w:rPr>
-              <w:t>447.50</w:t>
+              <w:t>448.50</w:t>
             </w:r>
           </w:p>
         </w:tc>
@@ -18856,7 +18856,7 @@
             </w:pPr>
             <w:r/>
             <w:r>
-              <w:t>447.50</w:t>
+              <w:t>448.50</w:t>
             </w:r>
           </w:p>
         </w:tc>
@@ -18884,7 +18884,7 @@
             </w:pPr>
             <w:r/>
             <w:r>
-              <w:t>451.25</w:t>
+              <w:t>452.25</w:t>
             </w:r>
           </w:p>
         </w:tc>
@@ -18912,7 +18912,7 @@
             </w:pPr>
             <w:r/>
             <w:r>
-              <w:t>444.75</w:t>
+              <w:t>445.75</w:t>
             </w:r>
           </w:p>
         </w:tc>
@@ -18943,7 +18943,7 @@
               <w:rPr>
                 <w:b/>
               </w:rPr>
-              <w:t>448.00</w:t>
+              <w:t>449.00</w:t>
             </w:r>
           </w:p>
         </w:tc>
@@ -19091,7 +19091,7 @@
             </w:pPr>
             <w:r/>
             <w:r>
-              <w:t>448.00</w:t>
+              <w:t>449.00</w:t>
             </w:r>
           </w:p>
         </w:tc>
@@ -19119,7 +19119,7 @@
             </w:pPr>
             <w:r/>
             <w:r>
-              <w:t>451.00</w:t>
+              <w:t>452.00</w:t>
             </w:r>
           </w:p>
         </w:tc>
@@ -19147,7 +19147,7 @@
             </w:pPr>
             <w:r/>
             <w:r>
-              <w:t>443.50</w:t>
+              <w:t>444.50</w:t>
             </w:r>
           </w:p>
         </w:tc>
@@ -19178,7 +19178,7 @@
               <w:rPr>
                 <w:b/>
               </w:rPr>
-              <w:t>448.25</w:t>
+              <w:t>449.25</w:t>
             </w:r>
           </w:p>
         </w:tc>
@@ -19326,7 +19326,7 @@
             </w:pPr>
             <w:r/>
             <w:r>
-              <w:t>448.25</w:t>
+              <w:t>449.25</w:t>
             </w:r>
           </w:p>
         </w:tc>
@@ -19354,7 +19354,7 @@
             </w:pPr>
             <w:r/>
             <w:r>
-              <w:t>452.50</w:t>
+              <w:t>453.50</w:t>
             </w:r>
           </w:p>
         </w:tc>
@@ -19382,7 +19382,7 @@
             </w:pPr>
             <w:r/>
             <w:r>
-              <w:t>445.00</w:t>
+              <w:t>446.00</w:t>
             </w:r>
           </w:p>
         </w:tc>
@@ -19413,7 +19413,7 @@
               <w:rPr>
                 <w:b/>
               </w:rPr>
-              <w:t>449.00</w:t>
+              <w:t>450.00</w:t>
             </w:r>
           </w:p>
         </w:tc>
@@ -19561,7 +19561,7 @@
             </w:pPr>
             <w:r/>
             <w:r>
-              <w:t>449.00</w:t>
+              <w:t>450.00</w:t>
             </w:r>
           </w:p>
         </w:tc>
@@ -19589,7 +19589,7 @@
             </w:pPr>
             <w:r/>
             <w:r>
-              <w:t>452.50</w:t>
+              <w:t>453.50</w:t>
             </w:r>
           </w:p>
         </w:tc>
@@ -19617,7 +19617,7 @@
             </w:pPr>
             <w:r/>
             <w:r>
-              <w:t>446.75</w:t>
+              <w:t>447.75</w:t>
             </w:r>
           </w:p>
         </w:tc>
@@ -19648,7 +19648,7 @@
               <w:rPr>
                 <w:b/>
               </w:rPr>
-              <w:t>449.00</w:t>
+              <w:t>450.00</w:t>
             </w:r>
           </w:p>
         </w:tc>
@@ -19796,7 +19796,7 @@
             </w:pPr>
             <w:r/>
             <w:r>
-              <w:t>449.00</w:t>
+              <w:t>450.00</w:t>
             </w:r>
           </w:p>
         </w:tc>
@@ -19824,7 +19824,7 @@
             </w:pPr>
             <w:r/>
             <w:r>
-              <w:t>452.75</w:t>
+              <w:t>453.75</w:t>
             </w:r>
           </w:p>
         </w:tc>
@@ -19852,7 +19852,7 @@
             </w:pPr>
             <w:r/>
             <w:r>
-              <w:t>445.50</w:t>
+              <w:t>446.50</w:t>
             </w:r>
           </w:p>
         </w:tc>
@@ -19883,7 +19883,7 @@
               <w:rPr>
                 <w:b/>
               </w:rPr>
-              <w:t>448.75</w:t>
+              <w:t>449.75</w:t>
             </w:r>
           </w:p>
         </w:tc>
@@ -20031,7 +20031,7 @@
             </w:pPr>
             <w:r/>
             <w:r>
-              <w:t>448.75</w:t>
+              <w:t>449.75</w:t>
             </w:r>
           </w:p>
         </w:tc>
@@ -20059,7 +20059,7 @@
             </w:pPr>
             <w:r/>
             <w:r>
-              <w:t>452.25</w:t>
+              <w:t>453.25</w:t>
             </w:r>
           </w:p>
         </w:tc>
@@ -20087,7 +20087,7 @@
             </w:pPr>
             <w:r/>
             <w:r>
-              <w:t>445.50</w:t>
+              <w:t>446.50</w:t>
             </w:r>
           </w:p>
         </w:tc>
@@ -20118,7 +20118,7 @@
               <w:rPr>
                 <w:b/>
               </w:rPr>
-              <w:t>448.50</w:t>
+              <w:t>449.50</w:t>
             </w:r>
           </w:p>
         </w:tc>
@@ -20266,7 +20266,7 @@
             </w:pPr>
             <w:r/>
             <w:r>
-              <w:t>448.50</w:t>
+              <w:t>449.50</w:t>
             </w:r>
           </w:p>
         </w:tc>
@@ -20294,7 +20294,7 @@
             </w:pPr>
             <w:r/>
             <w:r>
-              <w:t>451.50</w:t>
+              <w:t>452.50</w:t>
             </w:r>
           </w:p>
         </w:tc>
@@ -20322,7 +20322,7 @@
             </w:pPr>
             <w:r/>
             <w:r>
-              <w:t>445.75</w:t>
+              <w:t>446.75</w:t>
             </w:r>
           </w:p>
         </w:tc>
@@ -20353,7 +20353,7 @@
               <w:rPr>
                 <w:b/>
               </w:rPr>
-              <w:t>448.75</w:t>
+              <w:t>449.75</w:t>
             </w:r>
           </w:p>
         </w:tc>
@@ -20501,7 +20501,7 @@
             </w:pPr>
             <w:r/>
             <w:r>
-              <w:t>448.75</w:t>
+              <w:t>449.75</w:t>
             </w:r>
           </w:p>
         </w:tc>
@@ -20529,7 +20529,7 @@
             </w:pPr>
             <w:r/>
             <w:r>
-              <w:t>451.75</w:t>
+              <w:t>452.75</w:t>
             </w:r>
           </w:p>
         </w:tc>
@@ -20557,7 +20557,7 @@
             </w:pPr>
             <w:r/>
             <w:r>
-              <w:t>446.00</w:t>
+              <w:t>447.00</w:t>
             </w:r>
           </w:p>
         </w:tc>
@@ -20588,7 +20588,7 @@
               <w:rPr>
                 <w:b/>
               </w:rPr>
-              <w:t>448.75</w:t>
+              <w:t>449.75</w:t>
             </w:r>
           </w:p>
         </w:tc>
@@ -20736,7 +20736,7 @@
             </w:pPr>
             <w:r/>
             <w:r>
-              <w:t>448.75</w:t>
+              <w:t>449.75</w:t>
             </w:r>
           </w:p>
         </w:tc>
@@ -20764,7 +20764,7 @@
             </w:pPr>
             <w:r/>
             <w:r>
-              <w:t>452.75</w:t>
+              <w:t>453.75</w:t>
             </w:r>
           </w:p>
         </w:tc>
@@ -20792,7 +20792,7 @@
             </w:pPr>
             <w:r/>
             <w:r>
-              <w:t>445.25</w:t>
+              <w:t>446.25</w:t>
             </w:r>
           </w:p>
         </w:tc>
@@ -20823,7 +20823,7 @@
               <w:rPr>
                 <w:b/>
               </w:rPr>
-              <w:t>449.25</w:t>
+              <w:t>450.25</w:t>
             </w:r>
           </w:p>
         </w:tc>
@@ -20971,7 +20971,7 @@
             </w:pPr>
             <w:r/>
             <w:r>
-              <w:t>449.25</w:t>
+              <w:t>450.25</w:t>
             </w:r>
           </w:p>
         </w:tc>
@@ -20999,7 +20999,7 @@
             </w:pPr>
             <w:r/>
             <w:r>
-              <w:t>453.25</w:t>
+              <w:t>454.25</w:t>
             </w:r>
           </w:p>
         </w:tc>
@@ -21027,7 +21027,7 @@
             </w:pPr>
             <w:r/>
             <w:r>
-              <w:t>447.50</w:t>
+              <w:t>448.50</w:t>
             </w:r>
           </w:p>
         </w:tc>
@@ -21058,7 +21058,7 @@
               <w:rPr>
                 <w:b/>
               </w:rPr>
-              <w:t>449.00</w:t>
+              <w:t>450.00</w:t>
             </w:r>
           </w:p>
         </w:tc>
@@ -21781,7 +21781,7 @@
         <w:t>Giá Chốt Phiên (Close):</w:t>
       </w:r>
       <w:r>
-        <w:t xml:space="preserve"> 643.50 cents | </w:t>
+        <w:t xml:space="preserve"> 642.50 cents | </w:t>
       </w:r>
       <w:r>
         <w:rPr>
@@ -21796,10 +21796,10 @@
         <w:rPr>
           <w:b/>
         </w:rPr>
-        <w:t>`644.89 cents`</w:t>
+        <w:t>`643.69 cents`</w:t>
       </w:r>
       <w:r>
-        <w:t xml:space="preserve"> (+1.39).</w:t>
+        <w:t xml:space="preserve"> (+1.19).</w:t>
       </w:r>
     </w:p>
     <w:p>
@@ -21820,7 +21820,7 @@
         <w:rPr>
           <w:b/>
         </w:rPr>
-        <w:t>`2,305`</w:t>
+        <w:t>`3,399`</w:t>
       </w:r>
       <w:r>
         <w:t xml:space="preserve"> (Chênh lệch: </w:t>
@@ -21829,7 +21829,7 @@
         <w:rPr>
           <w:b/>
         </w:rPr>
-        <w:t>`-84,412`</w:t>
+        <w:t>`-83,318`</w:t>
       </w:r>
       <w:r>
         <w:t xml:space="preserve">) | OI: </w:t>
@@ -21871,7 +21871,7 @@
         <w:rPr>
           <w:b/>
         </w:rPr>
-        <w:t>`Bullish Engulfing (Nhấn chìm tăng trưởng)`</w:t>
+        <w:t>`Không phát hiện mô hình nến đặc biệt`</w:t>
       </w:r>
     </w:p>
     <w:p>
@@ -21914,10 +21914,10 @@
         <w:rPr>
           <w:b/>
         </w:rPr>
-        <w:t>TĂNG MẠNH MẼ (Strong Bullish Confirmation):</w:t>
+        <w:t>TÍCH LŨY TÍCH CỰC (Accumulation):</w:t>
       </w:r>
       <w:r>
-        <w:t xml:space="preserve"> Mô hình nến tăng được củng cố bởi dòng tiền gia tăng tích cực, hỗ trợ lực mua lên bền vững.</w:t>
+        <w:t xml:space="preserve"> Nến đi ngang nhưng dòng tiền âm thầm gia tăng (OI tăng), báo hiệu chuẩn bị có nhịp bứt phá tăng.</w:t>
       </w:r>
     </w:p>
     <w:p>
@@ -22163,7 +22163,7 @@
               <w:rPr>
                 <w:b/>
               </w:rPr>
-              <w:t>88.89</w:t>
+              <w:t>89.90</w:t>
             </w:r>
           </w:p>
         </w:tc>
@@ -22194,7 +22194,7 @@
               <w:rPr>
                 <w:b/>
               </w:rPr>
-              <w:t>+1.33%</w:t>
+              <w:t>+2.48%</w:t>
             </w:r>
           </w:p>
         </w:tc>
@@ -22286,7 +22286,7 @@
               <w:rPr>
                 <w:b/>
               </w:rPr>
-              <w:t>99.86</w:t>
+              <w:t>99.88</w:t>
             </w:r>
           </w:p>
         </w:tc>
@@ -22317,7 +22317,7 @@
               <w:rPr>
                 <w:b/>
               </w:rPr>
-              <w:t>+0.05%</w:t>
+              <w:t>+0.07%</w:t>
             </w:r>
           </w:p>
         </w:tc>
@@ -22921,7 +22921,7 @@
         <w:t xml:space="preserve"> EMA_21 </w:t>
       </w:r>
       <w:r>
-        <w:t xml:space="preserve"> (644.15) &gt; </w:t>
+        <w:t xml:space="preserve"> (643.71) &gt; </w:t>
       </w:r>
       <w:r>
         <w:rPr>
@@ -22932,7 +22932,7 @@
         <w:t xml:space="preserve"> EMA_50 </w:t>
       </w:r>
       <w:r>
-        <w:t xml:space="preserve"> (643.42).</w:t>
+        <w:t xml:space="preserve"> (643.31).</w:t>
       </w:r>
     </w:p>
     <w:p>
@@ -22953,7 +22953,7 @@
         <w:rPr>
           <w:b/>
         </w:rPr>
-        <w:t>`48.64`</w:t>
+        <w:t>`46.72`</w:t>
       </w:r>
       <w:r>
         <w:t xml:space="preserve"> | ATR (14) = </w:t>
@@ -22962,7 +22962,7 @@
         <w:rPr>
           <w:b/>
         </w:rPr>
-        <w:t>`3.16`</w:t>
+        <w:t>`2.85`</w:t>
       </w:r>
       <w:r>
         <w:t xml:space="preserve"> cents | Volatility = </w:t>
@@ -22971,7 +22971,7 @@
         <w:rPr>
           <w:b/>
         </w:rPr>
-        <w:t>`3.50 cents`</w:t>
+        <w:t>`1.25 cents`</w:t>
       </w:r>
       <w:r>
         <w:t>.</w:t>
@@ -22995,7 +22995,7 @@
         <w:rPr>
           <w:b/>
         </w:rPr>
-        <w:t>`641.75`</w:t>
+        <w:t>`640.75`</w:t>
       </w:r>
       <w:r>
         <w:t xml:space="preserve"> | S2: </w:t>
@@ -23013,7 +23013,7 @@
         <w:rPr>
           <w:b/>
         </w:rPr>
-        <w:t>`646.00`</w:t>
+        <w:t>`644.50`</w:t>
       </w:r>
       <w:r>
         <w:t xml:space="preserve"> | R2: </w:t>
@@ -23746,7 +23746,7 @@
           <w:b/>
           <w:color w:val="B91C1C"/>
         </w:rPr>
-        <w:t>`644.15 - 643.42 cents (Canh bán hồi kỹ thuật H1)`</w:t>
+        <w:t>`643.71 - 643.31 cents (Canh bán hồi kỹ thuật H1)`</w:t>
       </w:r>
       <w:r>
         <w:t xml:space="preserve"> | SL: </w:t>
@@ -23755,7 +23755,7 @@
         <w:rPr>
           <w:b/>
         </w:rPr>
-        <w:t>`716.00 cents (Trên kháng cự R2 + 1.5x ATR)`</w:t>
+        <w:t>`715.53 cents (Trên kháng cự R2 + 1.5x ATR)`</w:t>
       </w:r>
       <w:r>
         <w:t xml:space="preserve"> | TP: </w:t>
@@ -23766,7 +23766,7 @@
           <w:color w:val="D97706"/>
           <w:sz w:val="19"/>
         </w:rPr>
-        <w:t xml:space="preserve"> 641.75 cents </w:t>
+        <w:t xml:space="preserve"> 640.75 cents </w:t>
       </w:r>
       <w:r>
         <w:t xml:space="preserve"> / </w:t>
@@ -23817,7 +23817,7 @@
         <w:rPr>
           <w:b/>
         </w:rPr>
-        <w:t>`639.75 - 641.75 cents`</w:t>
+        <w:t>`638.75 - 640.75 cents`</w:t>
       </w:r>
       <w:r>
         <w:t xml:space="preserve"> | SL: </w:t>
@@ -23826,7 +23826,7 @@
         <w:rPr>
           <w:b/>
         </w:rPr>
-        <w:t>`599.09 cents`</w:t>
+        <w:t>`599.40 cents`</w:t>
       </w:r>
       <w:r>
         <w:t xml:space="preserve"> | TP: </w:t>
@@ -23835,7 +23835,7 @@
         <w:rPr>
           <w:b/>
         </w:rPr>
-        <w:t>`646.00 cents (Đón sóng hồi trung hạn ~14.5 giá)`</w:t>
+        <w:t>`644.50 cents (Đón sóng hồi trung hạn ~14.5 giá)`</w:t>
       </w:r>
       <w:r>
         <w:t>.</w:t>
@@ -23863,7 +23863,7 @@
         <w:rPr>
           <w:b/>
         </w:rPr>
-        <w:t>`646.00 - 648.00 cents`</w:t>
+        <w:t>`644.50 - 646.50 cents`</w:t>
       </w:r>
       <w:r>
         <w:t xml:space="preserve"> | SL: </w:t>
@@ -23872,7 +23872,7 @@
         <w:rPr>
           <w:b/>
         </w:rPr>
-        <w:t>`649.16 cents`</w:t>
+        <w:t>`647.35 cents`</w:t>
       </w:r>
       <w:r>
         <w:t xml:space="preserve"> | TP: </w:t>
@@ -23921,7 +23921,7 @@
         <w:rPr>
           <w:b/>
         </w:rPr>
-        <w:t>`606.04 - 618.00 cents`</w:t>
+        <w:t>`607.20 - 618.00 cents`</w:t>
       </w:r>
     </w:p>
     <w:p>
@@ -24328,7 +24328,7 @@
             </w:pPr>
             <w:r/>
             <w:r>
-              <w:t>643.50</w:t>
+              <w:t>642.50</w:t>
             </w:r>
           </w:p>
         </w:tc>
@@ -24356,7 +24356,7 @@
             </w:pPr>
             <w:r/>
             <w:r>
-              <w:t>654.75</w:t>
+              <w:t>653.75</w:t>
             </w:r>
           </w:p>
         </w:tc>
@@ -24384,7 +24384,7 @@
             </w:pPr>
             <w:r/>
             <w:r>
-              <w:t>638.00</w:t>
+              <w:t>637.00</w:t>
             </w:r>
           </w:p>
         </w:tc>
@@ -24415,7 +24415,7 @@
               <w:rPr>
                 <w:b/>
               </w:rPr>
-              <w:t>642.75</w:t>
+              <w:t>641.75</w:t>
             </w:r>
           </w:p>
         </w:tc>
@@ -24563,7 +24563,7 @@
             </w:pPr>
             <w:r/>
             <w:r>
-              <w:t>642.75</w:t>
+              <w:t>641.75</w:t>
             </w:r>
           </w:p>
         </w:tc>
@@ -24591,7 +24591,7 @@
             </w:pPr>
             <w:r/>
             <w:r>
-              <w:t>650.25</w:t>
+              <w:t>649.25</w:t>
             </w:r>
           </w:p>
         </w:tc>
@@ -24619,7 +24619,7 @@
             </w:pPr>
             <w:r/>
             <w:r>
-              <w:t>636.75</w:t>
+              <w:t>635.75</w:t>
             </w:r>
           </w:p>
         </w:tc>
@@ -24650,7 +24650,7 @@
               <w:rPr>
                 <w:b/>
               </w:rPr>
-              <w:t>642.25</w:t>
+              <w:t>641.25</w:t>
             </w:r>
           </w:p>
         </w:tc>
@@ -24798,7 +24798,7 @@
             </w:pPr>
             <w:r/>
             <w:r>
-              <w:t>642.25</w:t>
+              <w:t>641.25</w:t>
             </w:r>
           </w:p>
         </w:tc>
@@ -24826,7 +24826,7 @@
             </w:pPr>
             <w:r/>
             <w:r>
-              <w:t>656.00</w:t>
+              <w:t>655.00</w:t>
             </w:r>
           </w:p>
         </w:tc>
@@ -24854,7 +24854,7 @@
             </w:pPr>
             <w:r/>
             <w:r>
-              <w:t>627.50</w:t>
+              <w:t>626.50</w:t>
             </w:r>
           </w:p>
         </w:tc>
@@ -24885,7 +24885,7 @@
               <w:rPr>
                 <w:b/>
               </w:rPr>
-              <w:t>644.25</w:t>
+              <w:t>643.25</w:t>
             </w:r>
           </w:p>
         </w:tc>
@@ -25033,7 +25033,7 @@
             </w:pPr>
             <w:r/>
             <w:r>
-              <w:t>644.25</w:t>
+              <w:t>643.25</w:t>
             </w:r>
           </w:p>
         </w:tc>
@@ -25061,7 +25061,7 @@
             </w:pPr>
             <w:r/>
             <w:r>
-              <w:t>657.50</w:t>
+              <w:t>656.50</w:t>
             </w:r>
           </w:p>
         </w:tc>
@@ -25089,7 +25089,7 @@
             </w:pPr>
             <w:r/>
             <w:r>
-              <w:t>636.00</w:t>
+              <w:t>635.00</w:t>
             </w:r>
           </w:p>
         </w:tc>
@@ -25120,7 +25120,7 @@
               <w:rPr>
                 <w:b/>
               </w:rPr>
-              <w:t>645.50</w:t>
+              <w:t>644.50</w:t>
             </w:r>
           </w:p>
         </w:tc>
@@ -25268,7 +25268,7 @@
             </w:pPr>
             <w:r/>
             <w:r>
-              <w:t>645.50</w:t>
+              <w:t>644.50</w:t>
             </w:r>
           </w:p>
         </w:tc>
@@ -25296,7 +25296,7 @@
             </w:pPr>
             <w:r/>
             <w:r>
-              <w:t>662.00</w:t>
+              <w:t>661.00</w:t>
             </w:r>
           </w:p>
         </w:tc>
@@ -25324,7 +25324,7 @@
             </w:pPr>
             <w:r/>
             <w:r>
-              <w:t>635.00</w:t>
+              <w:t>634.00</w:t>
             </w:r>
           </w:p>
         </w:tc>
@@ -25355,7 +25355,7 @@
               <w:rPr>
                 <w:b/>
               </w:rPr>
-              <w:t>650.00</w:t>
+              <w:t>649.00</w:t>
             </w:r>
           </w:p>
         </w:tc>
@@ -25503,7 +25503,7 @@
             </w:pPr>
             <w:r/>
             <w:r>
-              <w:t>650.00</w:t>
+              <w:t>649.00</w:t>
             </w:r>
           </w:p>
         </w:tc>
@@ -25531,7 +25531,7 @@
             </w:pPr>
             <w:r/>
             <w:r>
-              <w:t>657.75</w:t>
+              <w:t>656.75</w:t>
             </w:r>
           </w:p>
         </w:tc>
@@ -25559,7 +25559,7 @@
             </w:pPr>
             <w:r/>
             <w:r>
-              <w:t>639.00</w:t>
+              <w:t>638.00</w:t>
             </w:r>
           </w:p>
         </w:tc>
@@ -25590,7 +25590,7 @@
               <w:rPr>
                 <w:b/>
               </w:rPr>
-              <w:t>651.25</w:t>
+              <w:t>650.25</w:t>
             </w:r>
           </w:p>
         </w:tc>
@@ -25738,7 +25738,7 @@
             </w:pPr>
             <w:r/>
             <w:r>
-              <w:t>651.25</w:t>
+              <w:t>650.25</w:t>
             </w:r>
           </w:p>
         </w:tc>
@@ -25766,7 +25766,7 @@
             </w:pPr>
             <w:r/>
             <w:r>
-              <w:t>659.50</w:t>
+              <w:t>658.50</w:t>
             </w:r>
           </w:p>
         </w:tc>
@@ -25794,7 +25794,7 @@
             </w:pPr>
             <w:r/>
             <w:r>
-              <w:t>640.75</w:t>
+              <w:t>639.75</w:t>
             </w:r>
           </w:p>
         </w:tc>
@@ -25825,7 +25825,7 @@
               <w:rPr>
                 <w:b/>
               </w:rPr>
-              <w:t>653.00</w:t>
+              <w:t>652.00</w:t>
             </w:r>
           </w:p>
         </w:tc>
@@ -25973,7 +25973,7 @@
             </w:pPr>
             <w:r/>
             <w:r>
-              <w:t>653.00</w:t>
+              <w:t>652.00</w:t>
             </w:r>
           </w:p>
         </w:tc>
@@ -26001,7 +26001,7 @@
             </w:pPr>
             <w:r/>
             <w:r>
-              <w:t>665.25</w:t>
+              <w:t>664.25</w:t>
             </w:r>
           </w:p>
         </w:tc>
@@ -26029,7 +26029,7 @@
             </w:pPr>
             <w:r/>
             <w:r>
-              <w:t>643.25</w:t>
+              <w:t>642.25</w:t>
             </w:r>
           </w:p>
         </w:tc>
@@ -26060,7 +26060,7 @@
               <w:rPr>
                 <w:b/>
               </w:rPr>
-              <w:t>652.00</w:t>
+              <w:t>651.00</w:t>
             </w:r>
           </w:p>
         </w:tc>
@@ -26208,7 +26208,7 @@
             </w:pPr>
             <w:r/>
             <w:r>
-              <w:t>652.00</w:t>
+              <w:t>651.00</w:t>
             </w:r>
           </w:p>
         </w:tc>
@@ -26236,7 +26236,7 @@
             </w:pPr>
             <w:r/>
             <w:r>
-              <w:t>662.50</w:t>
+              <w:t>661.50</w:t>
             </w:r>
           </w:p>
         </w:tc>
@@ -26264,7 +26264,7 @@
             </w:pPr>
             <w:r/>
             <w:r>
-              <w:t>637.25</w:t>
+              <w:t>636.25</w:t>
             </w:r>
           </w:p>
         </w:tc>
@@ -26295,7 +26295,7 @@
               <w:rPr>
                 <w:b/>
               </w:rPr>
-              <w:t>654.25</w:t>
+              <w:t>653.25</w:t>
             </w:r>
           </w:p>
         </w:tc>
@@ -26443,7 +26443,7 @@
             </w:pPr>
             <w:r/>
             <w:r>
-              <w:t>654.25</w:t>
+              <w:t>653.25</w:t>
             </w:r>
           </w:p>
         </w:tc>
@@ -26471,7 +26471,7 @@
             </w:pPr>
             <w:r/>
             <w:r>
-              <w:t>664.75</w:t>
+              <w:t>663.75</w:t>
             </w:r>
           </w:p>
         </w:tc>
@@ -26499,7 +26499,7 @@
             </w:pPr>
             <w:r/>
             <w:r>
-              <w:t>648.00</w:t>
+              <w:t>647.00</w:t>
             </w:r>
           </w:p>
         </w:tc>
@@ -26530,7 +26530,7 @@
               <w:rPr>
                 <w:b/>
               </w:rPr>
-              <w:t>655.00</w:t>
+              <w:t>654.00</w:t>
             </w:r>
           </w:p>
         </w:tc>
@@ -26678,7 +26678,7 @@
             </w:pPr>
             <w:r/>
             <w:r>
-              <w:t>655.00</w:t>
+              <w:t>654.00</w:t>
             </w:r>
           </w:p>
         </w:tc>
@@ -26706,7 +26706,7 @@
             </w:pPr>
             <w:r/>
             <w:r>
-              <w:t>669.25</w:t>
+              <w:t>668.25</w:t>
             </w:r>
           </w:p>
         </w:tc>
@@ -26734,7 +26734,1887 @@
             </w:pPr>
             <w:r/>
             <w:r>
-              <w:t>640.25</w:t>
+              <w:t>639.25</w:t>
+            </w:r>
+          </w:p>
+        </w:tc>
+        <w:tc>
+          <w:tcPr>
+            <w:tcW w:type="dxa" w:w="1728"/>
+            <w:shd w:fill="F8FAFC"/>
+            <w:tcMar>
+              <w:top w:w="100" w:type="dxa"/>
+              <w:bottom w:w="100" w:type="dxa"/>
+              <w:left w:w="120" w:type="dxa"/>
+              <w:right w:w="120" w:type="dxa"/>
+            </w:tcMar>
+            <w:tcBorders>
+              <w:top w:val="single" w:sz="4" w:space="0" w:color="CCCCCC"/>
+              <w:bottom w:val="single" w:sz="4" w:space="0" w:color="CCCCCC"/>
+              <w:left w:val="single" w:sz="4" w:space="0" w:color="CCCCCC"/>
+              <w:right w:val="single" w:sz="4" w:space="0" w:color="CCCCCC"/>
+            </w:tcBorders>
+          </w:tcPr>
+          <w:p>
+            <w:pPr>
+              <w:spacing w:before="60" w:after="60" w:line="252" w:lineRule="auto"/>
+              <w:jc w:val="left"/>
+            </w:pPr>
+            <w:r/>
+            <w:r>
+              <w:rPr>
+                <w:b/>
+              </w:rPr>
+              <w:t>656.00</w:t>
+            </w:r>
+          </w:p>
+        </w:tc>
+        <w:tc>
+          <w:tcPr>
+            <w:tcW w:type="dxa" w:w="3456"/>
+            <w:shd w:fill="F8FAFC"/>
+            <w:tcMar>
+              <w:top w:w="100" w:type="dxa"/>
+              <w:bottom w:w="100" w:type="dxa"/>
+              <w:left w:w="120" w:type="dxa"/>
+              <w:right w:w="120" w:type="dxa"/>
+            </w:tcMar>
+            <w:tcBorders>
+              <w:top w:val="single" w:sz="4" w:space="0" w:color="CCCCCC"/>
+              <w:bottom w:val="single" w:sz="4" w:space="0" w:color="CCCCCC"/>
+              <w:left w:val="single" w:sz="4" w:space="0" w:color="CCCCCC"/>
+              <w:right w:val="single" w:sz="4" w:space="0" w:color="CCCCCC"/>
+            </w:tcBorders>
+          </w:tcPr>
+          <w:p>
+            <w:pPr>
+              <w:spacing w:before="60" w:after="60" w:line="252" w:lineRule="auto"/>
+              <w:jc w:val="left"/>
+            </w:pPr>
+            <w:r/>
+            <w:r>
+              <w:rPr>
+                <w:b/>
+              </w:rPr>
+              <w:t>+2.00</w:t>
+            </w:r>
+          </w:p>
+        </w:tc>
+        <w:tc>
+          <w:tcPr>
+            <w:tcW w:type="dxa" w:w="1440"/>
+            <w:shd w:fill="F8FAFC"/>
+            <w:tcMar>
+              <w:top w:w="100" w:type="dxa"/>
+              <w:bottom w:w="100" w:type="dxa"/>
+              <w:left w:w="120" w:type="dxa"/>
+              <w:right w:w="120" w:type="dxa"/>
+            </w:tcMar>
+            <w:tcBorders>
+              <w:top w:val="single" w:sz="4" w:space="0" w:color="CCCCCC"/>
+              <w:bottom w:val="single" w:sz="4" w:space="0" w:color="CCCCCC"/>
+              <w:left w:val="single" w:sz="4" w:space="0" w:color="CCCCCC"/>
+              <w:right w:val="single" w:sz="4" w:space="0" w:color="CCCCCC"/>
+            </w:tcBorders>
+          </w:tcPr>
+          <w:p>
+            <w:pPr>
+              <w:spacing w:before="60" w:after="60" w:line="252" w:lineRule="auto"/>
+              <w:jc w:val="left"/>
+            </w:pPr>
+            <w:r/>
+            <w:r>
+              <w:t>BULL</w:t>
+            </w:r>
+          </w:p>
+        </w:tc>
+      </w:tr>
+      <w:tr>
+        <w:tc>
+          <w:tcPr>
+            <w:tcW w:type="dxa" w:w="1584"/>
+            <w:shd w:fill="FFFFFF"/>
+            <w:tcMar>
+              <w:top w:w="100" w:type="dxa"/>
+              <w:bottom w:w="100" w:type="dxa"/>
+              <w:left w:w="120" w:type="dxa"/>
+              <w:right w:w="120" w:type="dxa"/>
+            </w:tcMar>
+            <w:tcBorders>
+              <w:top w:val="single" w:sz="4" w:space="0" w:color="CCCCCC"/>
+              <w:bottom w:val="single" w:sz="4" w:space="0" w:color="CCCCCC"/>
+              <w:left w:val="single" w:sz="4" w:space="0" w:color="CCCCCC"/>
+              <w:right w:val="single" w:sz="4" w:space="0" w:color="CCCCCC"/>
+            </w:tcBorders>
+          </w:tcPr>
+          <w:p>
+            <w:pPr>
+              <w:spacing w:before="60" w:after="60" w:line="252" w:lineRule="auto"/>
+              <w:jc w:val="left"/>
+            </w:pPr>
+            <w:r/>
+            <w:r>
+              <w:rPr>
+                <w:b/>
+              </w:rPr>
+              <w:t>Tue 11/08</w:t>
+            </w:r>
+          </w:p>
+        </w:tc>
+        <w:tc>
+          <w:tcPr>
+            <w:tcW w:type="dxa" w:w="864"/>
+            <w:shd w:fill="FFFFFF"/>
+            <w:tcMar>
+              <w:top w:w="100" w:type="dxa"/>
+              <w:bottom w:w="100" w:type="dxa"/>
+              <w:left w:w="120" w:type="dxa"/>
+              <w:right w:w="120" w:type="dxa"/>
+            </w:tcMar>
+            <w:tcBorders>
+              <w:top w:val="single" w:sz="4" w:space="0" w:color="CCCCCC"/>
+              <w:bottom w:val="single" w:sz="4" w:space="0" w:color="CCCCCC"/>
+              <w:left w:val="single" w:sz="4" w:space="0" w:color="CCCCCC"/>
+              <w:right w:val="single" w:sz="4" w:space="0" w:color="CCCCCC"/>
+            </w:tcBorders>
+          </w:tcPr>
+          <w:p>
+            <w:pPr>
+              <w:spacing w:before="60" w:after="60" w:line="252" w:lineRule="auto"/>
+              <w:jc w:val="left"/>
+            </w:pPr>
+            <w:r/>
+            <w:r>
+              <w:t>NY Close 23-01</w:t>
+            </w:r>
+          </w:p>
+        </w:tc>
+        <w:tc>
+          <w:tcPr>
+            <w:tcW w:type="dxa" w:w="1440"/>
+            <w:shd w:fill="FFFFFF"/>
+            <w:tcMar>
+              <w:top w:w="100" w:type="dxa"/>
+              <w:bottom w:w="100" w:type="dxa"/>
+              <w:left w:w="120" w:type="dxa"/>
+              <w:right w:w="120" w:type="dxa"/>
+            </w:tcMar>
+            <w:tcBorders>
+              <w:top w:val="single" w:sz="4" w:space="0" w:color="CCCCCC"/>
+              <w:bottom w:val="single" w:sz="4" w:space="0" w:color="CCCCCC"/>
+              <w:left w:val="single" w:sz="4" w:space="0" w:color="CCCCCC"/>
+              <w:right w:val="single" w:sz="4" w:space="0" w:color="CCCCCC"/>
+            </w:tcBorders>
+          </w:tcPr>
+          <w:p>
+            <w:pPr>
+              <w:spacing w:before="60" w:after="60" w:line="252" w:lineRule="auto"/>
+              <w:jc w:val="left"/>
+            </w:pPr>
+            <w:r/>
+            <w:r>
+              <w:t>656.00</w:t>
+            </w:r>
+          </w:p>
+        </w:tc>
+        <w:tc>
+          <w:tcPr>
+            <w:tcW w:type="dxa" w:w="2016"/>
+            <w:shd w:fill="FFFFFF"/>
+            <w:tcMar>
+              <w:top w:w="100" w:type="dxa"/>
+              <w:bottom w:w="100" w:type="dxa"/>
+              <w:left w:w="120" w:type="dxa"/>
+              <w:right w:w="120" w:type="dxa"/>
+            </w:tcMar>
+            <w:tcBorders>
+              <w:top w:val="single" w:sz="4" w:space="0" w:color="CCCCCC"/>
+              <w:bottom w:val="single" w:sz="4" w:space="0" w:color="CCCCCC"/>
+              <w:left w:val="single" w:sz="4" w:space="0" w:color="CCCCCC"/>
+              <w:right w:val="single" w:sz="4" w:space="0" w:color="CCCCCC"/>
+            </w:tcBorders>
+          </w:tcPr>
+          <w:p>
+            <w:pPr>
+              <w:spacing w:before="60" w:after="60" w:line="252" w:lineRule="auto"/>
+              <w:jc w:val="left"/>
+            </w:pPr>
+            <w:r/>
+            <w:r>
+              <w:t>662.50</w:t>
+            </w:r>
+          </w:p>
+        </w:tc>
+        <w:tc>
+          <w:tcPr>
+            <w:tcW w:type="dxa" w:w="1152"/>
+            <w:shd w:fill="FFFFFF"/>
+            <w:tcMar>
+              <w:top w:w="100" w:type="dxa"/>
+              <w:bottom w:w="100" w:type="dxa"/>
+              <w:left w:w="120" w:type="dxa"/>
+              <w:right w:w="120" w:type="dxa"/>
+            </w:tcMar>
+            <w:tcBorders>
+              <w:top w:val="single" w:sz="4" w:space="0" w:color="CCCCCC"/>
+              <w:bottom w:val="single" w:sz="4" w:space="0" w:color="CCCCCC"/>
+              <w:left w:val="single" w:sz="4" w:space="0" w:color="CCCCCC"/>
+              <w:right w:val="single" w:sz="4" w:space="0" w:color="CCCCCC"/>
+            </w:tcBorders>
+          </w:tcPr>
+          <w:p>
+            <w:pPr>
+              <w:spacing w:before="60" w:after="60" w:line="252" w:lineRule="auto"/>
+              <w:jc w:val="left"/>
+            </w:pPr>
+            <w:r/>
+            <w:r>
+              <w:t>649.25</w:t>
+            </w:r>
+          </w:p>
+        </w:tc>
+        <w:tc>
+          <w:tcPr>
+            <w:tcW w:type="dxa" w:w="1728"/>
+            <w:shd w:fill="FFFFFF"/>
+            <w:tcMar>
+              <w:top w:w="100" w:type="dxa"/>
+              <w:bottom w:w="100" w:type="dxa"/>
+              <w:left w:w="120" w:type="dxa"/>
+              <w:right w:w="120" w:type="dxa"/>
+            </w:tcMar>
+            <w:tcBorders>
+              <w:top w:val="single" w:sz="4" w:space="0" w:color="CCCCCC"/>
+              <w:bottom w:val="single" w:sz="4" w:space="0" w:color="CCCCCC"/>
+              <w:left w:val="single" w:sz="4" w:space="0" w:color="CCCCCC"/>
+              <w:right w:val="single" w:sz="4" w:space="0" w:color="CCCCCC"/>
+            </w:tcBorders>
+          </w:tcPr>
+          <w:p>
+            <w:pPr>
+              <w:spacing w:before="60" w:after="60" w:line="252" w:lineRule="auto"/>
+              <w:jc w:val="left"/>
+            </w:pPr>
+            <w:r/>
+            <w:r>
+              <w:rPr>
+                <w:b/>
+              </w:rPr>
+              <w:t>656.25</w:t>
+            </w:r>
+          </w:p>
+        </w:tc>
+        <w:tc>
+          <w:tcPr>
+            <w:tcW w:type="dxa" w:w="3456"/>
+            <w:shd w:fill="FFFFFF"/>
+            <w:tcMar>
+              <w:top w:w="100" w:type="dxa"/>
+              <w:bottom w:w="100" w:type="dxa"/>
+              <w:left w:w="120" w:type="dxa"/>
+              <w:right w:w="120" w:type="dxa"/>
+            </w:tcMar>
+            <w:tcBorders>
+              <w:top w:val="single" w:sz="4" w:space="0" w:color="CCCCCC"/>
+              <w:bottom w:val="single" w:sz="4" w:space="0" w:color="CCCCCC"/>
+              <w:left w:val="single" w:sz="4" w:space="0" w:color="CCCCCC"/>
+              <w:right w:val="single" w:sz="4" w:space="0" w:color="CCCCCC"/>
+            </w:tcBorders>
+          </w:tcPr>
+          <w:p>
+            <w:pPr>
+              <w:spacing w:before="60" w:after="60" w:line="252" w:lineRule="auto"/>
+              <w:jc w:val="left"/>
+            </w:pPr>
+            <w:r/>
+            <w:r>
+              <w:rPr>
+                <w:b/>
+              </w:rPr>
+              <w:t>+0.25</w:t>
+            </w:r>
+          </w:p>
+        </w:tc>
+        <w:tc>
+          <w:tcPr>
+            <w:tcW w:type="dxa" w:w="1440"/>
+            <w:shd w:fill="FFFFFF"/>
+            <w:tcMar>
+              <w:top w:w="100" w:type="dxa"/>
+              <w:bottom w:w="100" w:type="dxa"/>
+              <w:left w:w="120" w:type="dxa"/>
+              <w:right w:w="120" w:type="dxa"/>
+            </w:tcMar>
+            <w:tcBorders>
+              <w:top w:val="single" w:sz="4" w:space="0" w:color="CCCCCC"/>
+              <w:bottom w:val="single" w:sz="4" w:space="0" w:color="CCCCCC"/>
+              <w:left w:val="single" w:sz="4" w:space="0" w:color="CCCCCC"/>
+              <w:right w:val="single" w:sz="4" w:space="0" w:color="CCCCCC"/>
+            </w:tcBorders>
+          </w:tcPr>
+          <w:p>
+            <w:pPr>
+              <w:spacing w:before="60" w:after="60" w:line="252" w:lineRule="auto"/>
+              <w:jc w:val="left"/>
+            </w:pPr>
+            <w:r/>
+            <w:r>
+              <w:t>BULL</w:t>
+            </w:r>
+          </w:p>
+        </w:tc>
+      </w:tr>
+      <w:tr>
+        <w:tc>
+          <w:tcPr>
+            <w:tcW w:type="dxa" w:w="1584"/>
+            <w:shd w:fill="F8FAFC"/>
+            <w:tcMar>
+              <w:top w:w="100" w:type="dxa"/>
+              <w:bottom w:w="100" w:type="dxa"/>
+              <w:left w:w="120" w:type="dxa"/>
+              <w:right w:w="120" w:type="dxa"/>
+            </w:tcMar>
+            <w:tcBorders>
+              <w:top w:val="single" w:sz="4" w:space="0" w:color="CCCCCC"/>
+              <w:bottom w:val="single" w:sz="4" w:space="0" w:color="CCCCCC"/>
+              <w:left w:val="single" w:sz="4" w:space="0" w:color="CCCCCC"/>
+              <w:right w:val="single" w:sz="4" w:space="0" w:color="CCCCCC"/>
+            </w:tcBorders>
+          </w:tcPr>
+          <w:p>
+            <w:pPr>
+              <w:spacing w:before="60" w:after="60" w:line="252" w:lineRule="auto"/>
+              <w:jc w:val="left"/>
+            </w:pPr>
+            <w:r/>
+            <w:r>
+              <w:rPr>
+                <w:b/>
+              </w:rPr>
+              <w:t>Wed 12/08</w:t>
+            </w:r>
+          </w:p>
+        </w:tc>
+        <w:tc>
+          <w:tcPr>
+            <w:tcW w:type="dxa" w:w="864"/>
+            <w:shd w:fill="F8FAFC"/>
+            <w:tcMar>
+              <w:top w:w="100" w:type="dxa"/>
+              <w:bottom w:w="100" w:type="dxa"/>
+              <w:left w:w="120" w:type="dxa"/>
+              <w:right w:w="120" w:type="dxa"/>
+            </w:tcMar>
+            <w:tcBorders>
+              <w:top w:val="single" w:sz="4" w:space="0" w:color="CCCCCC"/>
+              <w:bottom w:val="single" w:sz="4" w:space="0" w:color="CCCCCC"/>
+              <w:left w:val="single" w:sz="4" w:space="0" w:color="CCCCCC"/>
+              <w:right w:val="single" w:sz="4" w:space="0" w:color="CCCCCC"/>
+            </w:tcBorders>
+          </w:tcPr>
+          <w:p>
+            <w:pPr>
+              <w:spacing w:before="60" w:after="60" w:line="252" w:lineRule="auto"/>
+              <w:jc w:val="left"/>
+            </w:pPr>
+            <w:r/>
+            <w:r>
+              <w:t>Asia 07-11</w:t>
+            </w:r>
+          </w:p>
+        </w:tc>
+        <w:tc>
+          <w:tcPr>
+            <w:tcW w:type="dxa" w:w="1440"/>
+            <w:shd w:fill="F8FAFC"/>
+            <w:tcMar>
+              <w:top w:w="100" w:type="dxa"/>
+              <w:bottom w:w="100" w:type="dxa"/>
+              <w:left w:w="120" w:type="dxa"/>
+              <w:right w:w="120" w:type="dxa"/>
+            </w:tcMar>
+            <w:tcBorders>
+              <w:top w:val="single" w:sz="4" w:space="0" w:color="CCCCCC"/>
+              <w:bottom w:val="single" w:sz="4" w:space="0" w:color="CCCCCC"/>
+              <w:left w:val="single" w:sz="4" w:space="0" w:color="CCCCCC"/>
+              <w:right w:val="single" w:sz="4" w:space="0" w:color="CCCCCC"/>
+            </w:tcBorders>
+          </w:tcPr>
+          <w:p>
+            <w:pPr>
+              <w:spacing w:before="60" w:after="60" w:line="252" w:lineRule="auto"/>
+              <w:jc w:val="left"/>
+            </w:pPr>
+            <w:r/>
+            <w:r>
+              <w:t>656.25</w:t>
+            </w:r>
+          </w:p>
+        </w:tc>
+        <w:tc>
+          <w:tcPr>
+            <w:tcW w:type="dxa" w:w="2016"/>
+            <w:shd w:fill="F8FAFC"/>
+            <w:tcMar>
+              <w:top w:w="100" w:type="dxa"/>
+              <w:bottom w:w="100" w:type="dxa"/>
+              <w:left w:w="120" w:type="dxa"/>
+              <w:right w:w="120" w:type="dxa"/>
+            </w:tcMar>
+            <w:tcBorders>
+              <w:top w:val="single" w:sz="4" w:space="0" w:color="CCCCCC"/>
+              <w:bottom w:val="single" w:sz="4" w:space="0" w:color="CCCCCC"/>
+              <w:left w:val="single" w:sz="4" w:space="0" w:color="CCCCCC"/>
+              <w:right w:val="single" w:sz="4" w:space="0" w:color="CCCCCC"/>
+            </w:tcBorders>
+          </w:tcPr>
+          <w:p>
+            <w:pPr>
+              <w:spacing w:before="60" w:after="60" w:line="252" w:lineRule="auto"/>
+              <w:jc w:val="left"/>
+            </w:pPr>
+            <w:r/>
+            <w:r>
+              <w:t>666.50</w:t>
+            </w:r>
+          </w:p>
+        </w:tc>
+        <w:tc>
+          <w:tcPr>
+            <w:tcW w:type="dxa" w:w="1152"/>
+            <w:shd w:fill="F8FAFC"/>
+            <w:tcMar>
+              <w:top w:w="100" w:type="dxa"/>
+              <w:bottom w:w="100" w:type="dxa"/>
+              <w:left w:w="120" w:type="dxa"/>
+              <w:right w:w="120" w:type="dxa"/>
+            </w:tcMar>
+            <w:tcBorders>
+              <w:top w:val="single" w:sz="4" w:space="0" w:color="CCCCCC"/>
+              <w:bottom w:val="single" w:sz="4" w:space="0" w:color="CCCCCC"/>
+              <w:left w:val="single" w:sz="4" w:space="0" w:color="CCCCCC"/>
+              <w:right w:val="single" w:sz="4" w:space="0" w:color="CCCCCC"/>
+            </w:tcBorders>
+          </w:tcPr>
+          <w:p>
+            <w:pPr>
+              <w:spacing w:before="60" w:after="60" w:line="252" w:lineRule="auto"/>
+              <w:jc w:val="left"/>
+            </w:pPr>
+            <w:r/>
+            <w:r>
+              <w:t>648.25</w:t>
+            </w:r>
+          </w:p>
+        </w:tc>
+        <w:tc>
+          <w:tcPr>
+            <w:tcW w:type="dxa" w:w="1728"/>
+            <w:shd w:fill="F8FAFC"/>
+            <w:tcMar>
+              <w:top w:w="100" w:type="dxa"/>
+              <w:bottom w:w="100" w:type="dxa"/>
+              <w:left w:w="120" w:type="dxa"/>
+              <w:right w:w="120" w:type="dxa"/>
+            </w:tcMar>
+            <w:tcBorders>
+              <w:top w:val="single" w:sz="4" w:space="0" w:color="CCCCCC"/>
+              <w:bottom w:val="single" w:sz="4" w:space="0" w:color="CCCCCC"/>
+              <w:left w:val="single" w:sz="4" w:space="0" w:color="CCCCCC"/>
+              <w:right w:val="single" w:sz="4" w:space="0" w:color="CCCCCC"/>
+            </w:tcBorders>
+          </w:tcPr>
+          <w:p>
+            <w:pPr>
+              <w:spacing w:before="60" w:after="60" w:line="252" w:lineRule="auto"/>
+              <w:jc w:val="left"/>
+            </w:pPr>
+            <w:r/>
+            <w:r>
+              <w:rPr>
+                <w:b/>
+              </w:rPr>
+              <w:t>656.75</w:t>
+            </w:r>
+          </w:p>
+        </w:tc>
+        <w:tc>
+          <w:tcPr>
+            <w:tcW w:type="dxa" w:w="3456"/>
+            <w:shd w:fill="F8FAFC"/>
+            <w:tcMar>
+              <w:top w:w="100" w:type="dxa"/>
+              <w:bottom w:w="100" w:type="dxa"/>
+              <w:left w:w="120" w:type="dxa"/>
+              <w:right w:w="120" w:type="dxa"/>
+            </w:tcMar>
+            <w:tcBorders>
+              <w:top w:val="single" w:sz="4" w:space="0" w:color="CCCCCC"/>
+              <w:bottom w:val="single" w:sz="4" w:space="0" w:color="CCCCCC"/>
+              <w:left w:val="single" w:sz="4" w:space="0" w:color="CCCCCC"/>
+              <w:right w:val="single" w:sz="4" w:space="0" w:color="CCCCCC"/>
+            </w:tcBorders>
+          </w:tcPr>
+          <w:p>
+            <w:pPr>
+              <w:spacing w:before="60" w:after="60" w:line="252" w:lineRule="auto"/>
+              <w:jc w:val="left"/>
+            </w:pPr>
+            <w:r/>
+            <w:r>
+              <w:rPr>
+                <w:b/>
+              </w:rPr>
+              <w:t>+0.50</w:t>
+            </w:r>
+          </w:p>
+        </w:tc>
+        <w:tc>
+          <w:tcPr>
+            <w:tcW w:type="dxa" w:w="1440"/>
+            <w:shd w:fill="F8FAFC"/>
+            <w:tcMar>
+              <w:top w:w="100" w:type="dxa"/>
+              <w:bottom w:w="100" w:type="dxa"/>
+              <w:left w:w="120" w:type="dxa"/>
+              <w:right w:w="120" w:type="dxa"/>
+            </w:tcMar>
+            <w:tcBorders>
+              <w:top w:val="single" w:sz="4" w:space="0" w:color="CCCCCC"/>
+              <w:bottom w:val="single" w:sz="4" w:space="0" w:color="CCCCCC"/>
+              <w:left w:val="single" w:sz="4" w:space="0" w:color="CCCCCC"/>
+              <w:right w:val="single" w:sz="4" w:space="0" w:color="CCCCCC"/>
+            </w:tcBorders>
+          </w:tcPr>
+          <w:p>
+            <w:pPr>
+              <w:spacing w:before="60" w:after="60" w:line="252" w:lineRule="auto"/>
+              <w:jc w:val="left"/>
+            </w:pPr>
+            <w:r/>
+            <w:r>
+              <w:t>BULL</w:t>
+            </w:r>
+          </w:p>
+        </w:tc>
+      </w:tr>
+      <w:tr>
+        <w:tc>
+          <w:tcPr>
+            <w:tcW w:type="dxa" w:w="1584"/>
+            <w:shd w:fill="FFFFFF"/>
+            <w:tcMar>
+              <w:top w:w="100" w:type="dxa"/>
+              <w:bottom w:w="100" w:type="dxa"/>
+              <w:left w:w="120" w:type="dxa"/>
+              <w:right w:w="120" w:type="dxa"/>
+            </w:tcMar>
+            <w:tcBorders>
+              <w:top w:val="single" w:sz="4" w:space="0" w:color="CCCCCC"/>
+              <w:bottom w:val="single" w:sz="4" w:space="0" w:color="CCCCCC"/>
+              <w:left w:val="single" w:sz="4" w:space="0" w:color="CCCCCC"/>
+              <w:right w:val="single" w:sz="4" w:space="0" w:color="CCCCCC"/>
+            </w:tcBorders>
+          </w:tcPr>
+          <w:p>
+            <w:pPr>
+              <w:spacing w:before="60" w:after="60" w:line="252" w:lineRule="auto"/>
+              <w:jc w:val="left"/>
+            </w:pPr>
+            <w:r/>
+            <w:r>
+              <w:rPr>
+                <w:b/>
+              </w:rPr>
+              <w:t>Wed 12/08</w:t>
+            </w:r>
+          </w:p>
+        </w:tc>
+        <w:tc>
+          <w:tcPr>
+            <w:tcW w:type="dxa" w:w="864"/>
+            <w:shd w:fill="FFFFFF"/>
+            <w:tcMar>
+              <w:top w:w="100" w:type="dxa"/>
+              <w:bottom w:w="100" w:type="dxa"/>
+              <w:left w:w="120" w:type="dxa"/>
+              <w:right w:w="120" w:type="dxa"/>
+            </w:tcMar>
+            <w:tcBorders>
+              <w:top w:val="single" w:sz="4" w:space="0" w:color="CCCCCC"/>
+              <w:bottom w:val="single" w:sz="4" w:space="0" w:color="CCCCCC"/>
+              <w:left w:val="single" w:sz="4" w:space="0" w:color="CCCCCC"/>
+              <w:right w:val="single" w:sz="4" w:space="0" w:color="CCCCCC"/>
+            </w:tcBorders>
+          </w:tcPr>
+          <w:p>
+            <w:pPr>
+              <w:spacing w:before="60" w:after="60" w:line="252" w:lineRule="auto"/>
+              <w:jc w:val="left"/>
+            </w:pPr>
+            <w:r/>
+            <w:r>
+              <w:t>Asia 11-15</w:t>
+            </w:r>
+          </w:p>
+        </w:tc>
+        <w:tc>
+          <w:tcPr>
+            <w:tcW w:type="dxa" w:w="1440"/>
+            <w:shd w:fill="FFFFFF"/>
+            <w:tcMar>
+              <w:top w:w="100" w:type="dxa"/>
+              <w:bottom w:w="100" w:type="dxa"/>
+              <w:left w:w="120" w:type="dxa"/>
+              <w:right w:w="120" w:type="dxa"/>
+            </w:tcMar>
+            <w:tcBorders>
+              <w:top w:val="single" w:sz="4" w:space="0" w:color="CCCCCC"/>
+              <w:bottom w:val="single" w:sz="4" w:space="0" w:color="CCCCCC"/>
+              <w:left w:val="single" w:sz="4" w:space="0" w:color="CCCCCC"/>
+              <w:right w:val="single" w:sz="4" w:space="0" w:color="CCCCCC"/>
+            </w:tcBorders>
+          </w:tcPr>
+          <w:p>
+            <w:pPr>
+              <w:spacing w:before="60" w:after="60" w:line="252" w:lineRule="auto"/>
+              <w:jc w:val="left"/>
+            </w:pPr>
+            <w:r/>
+            <w:r>
+              <w:t>656.75</w:t>
+            </w:r>
+          </w:p>
+        </w:tc>
+        <w:tc>
+          <w:tcPr>
+            <w:tcW w:type="dxa" w:w="2016"/>
+            <w:shd w:fill="FFFFFF"/>
+            <w:tcMar>
+              <w:top w:w="100" w:type="dxa"/>
+              <w:bottom w:w="100" w:type="dxa"/>
+              <w:left w:w="120" w:type="dxa"/>
+              <w:right w:w="120" w:type="dxa"/>
+            </w:tcMar>
+            <w:tcBorders>
+              <w:top w:val="single" w:sz="4" w:space="0" w:color="CCCCCC"/>
+              <w:bottom w:val="single" w:sz="4" w:space="0" w:color="CCCCCC"/>
+              <w:left w:val="single" w:sz="4" w:space="0" w:color="CCCCCC"/>
+              <w:right w:val="single" w:sz="4" w:space="0" w:color="CCCCCC"/>
+            </w:tcBorders>
+          </w:tcPr>
+          <w:p>
+            <w:pPr>
+              <w:spacing w:before="60" w:after="60" w:line="252" w:lineRule="auto"/>
+              <w:jc w:val="left"/>
+            </w:pPr>
+            <w:r/>
+            <w:r>
+              <w:t>663.75</w:t>
+            </w:r>
+          </w:p>
+        </w:tc>
+        <w:tc>
+          <w:tcPr>
+            <w:tcW w:type="dxa" w:w="1152"/>
+            <w:shd w:fill="FFFFFF"/>
+            <w:tcMar>
+              <w:top w:w="100" w:type="dxa"/>
+              <w:bottom w:w="100" w:type="dxa"/>
+              <w:left w:w="120" w:type="dxa"/>
+              <w:right w:w="120" w:type="dxa"/>
+            </w:tcMar>
+            <w:tcBorders>
+              <w:top w:val="single" w:sz="4" w:space="0" w:color="CCCCCC"/>
+              <w:bottom w:val="single" w:sz="4" w:space="0" w:color="CCCCCC"/>
+              <w:left w:val="single" w:sz="4" w:space="0" w:color="CCCCCC"/>
+              <w:right w:val="single" w:sz="4" w:space="0" w:color="CCCCCC"/>
+            </w:tcBorders>
+          </w:tcPr>
+          <w:p>
+            <w:pPr>
+              <w:spacing w:before="60" w:after="60" w:line="252" w:lineRule="auto"/>
+              <w:jc w:val="left"/>
+            </w:pPr>
+            <w:r/>
+            <w:r>
+              <w:t>650.75</w:t>
+            </w:r>
+          </w:p>
+        </w:tc>
+        <w:tc>
+          <w:tcPr>
+            <w:tcW w:type="dxa" w:w="1728"/>
+            <w:shd w:fill="FFFFFF"/>
+            <w:tcMar>
+              <w:top w:w="100" w:type="dxa"/>
+              <w:bottom w:w="100" w:type="dxa"/>
+              <w:left w:w="120" w:type="dxa"/>
+              <w:right w:w="120" w:type="dxa"/>
+            </w:tcMar>
+            <w:tcBorders>
+              <w:top w:val="single" w:sz="4" w:space="0" w:color="CCCCCC"/>
+              <w:bottom w:val="single" w:sz="4" w:space="0" w:color="CCCCCC"/>
+              <w:left w:val="single" w:sz="4" w:space="0" w:color="CCCCCC"/>
+              <w:right w:val="single" w:sz="4" w:space="0" w:color="CCCCCC"/>
+            </w:tcBorders>
+          </w:tcPr>
+          <w:p>
+            <w:pPr>
+              <w:spacing w:before="60" w:after="60" w:line="252" w:lineRule="auto"/>
+              <w:jc w:val="left"/>
+            </w:pPr>
+            <w:r/>
+            <w:r>
+              <w:rPr>
+                <w:b/>
+              </w:rPr>
+              <w:t>656.00</w:t>
+            </w:r>
+          </w:p>
+        </w:tc>
+        <w:tc>
+          <w:tcPr>
+            <w:tcW w:type="dxa" w:w="3456"/>
+            <w:shd w:fill="FFFFFF"/>
+            <w:tcMar>
+              <w:top w:w="100" w:type="dxa"/>
+              <w:bottom w:w="100" w:type="dxa"/>
+              <w:left w:w="120" w:type="dxa"/>
+              <w:right w:w="120" w:type="dxa"/>
+            </w:tcMar>
+            <w:tcBorders>
+              <w:top w:val="single" w:sz="4" w:space="0" w:color="CCCCCC"/>
+              <w:bottom w:val="single" w:sz="4" w:space="0" w:color="CCCCCC"/>
+              <w:left w:val="single" w:sz="4" w:space="0" w:color="CCCCCC"/>
+              <w:right w:val="single" w:sz="4" w:space="0" w:color="CCCCCC"/>
+            </w:tcBorders>
+          </w:tcPr>
+          <w:p>
+            <w:pPr>
+              <w:spacing w:before="60" w:after="60" w:line="252" w:lineRule="auto"/>
+              <w:jc w:val="left"/>
+            </w:pPr>
+            <w:r/>
+            <w:r>
+              <w:rPr>
+                <w:b/>
+              </w:rPr>
+              <w:t>-0.75</w:t>
+            </w:r>
+          </w:p>
+        </w:tc>
+        <w:tc>
+          <w:tcPr>
+            <w:tcW w:type="dxa" w:w="1440"/>
+            <w:shd w:fill="FFFFFF"/>
+            <w:tcMar>
+              <w:top w:w="100" w:type="dxa"/>
+              <w:bottom w:w="100" w:type="dxa"/>
+              <w:left w:w="120" w:type="dxa"/>
+              <w:right w:w="120" w:type="dxa"/>
+            </w:tcMar>
+            <w:tcBorders>
+              <w:top w:val="single" w:sz="4" w:space="0" w:color="CCCCCC"/>
+              <w:bottom w:val="single" w:sz="4" w:space="0" w:color="CCCCCC"/>
+              <w:left w:val="single" w:sz="4" w:space="0" w:color="CCCCCC"/>
+              <w:right w:val="single" w:sz="4" w:space="0" w:color="CCCCCC"/>
+            </w:tcBorders>
+          </w:tcPr>
+          <w:p>
+            <w:pPr>
+              <w:spacing w:before="60" w:after="60" w:line="252" w:lineRule="auto"/>
+              <w:jc w:val="left"/>
+            </w:pPr>
+            <w:r/>
+            <w:r>
+              <w:t>BEAR</w:t>
+            </w:r>
+          </w:p>
+        </w:tc>
+      </w:tr>
+      <w:tr>
+        <w:tc>
+          <w:tcPr>
+            <w:tcW w:type="dxa" w:w="1584"/>
+            <w:shd w:fill="F8FAFC"/>
+            <w:tcMar>
+              <w:top w:w="100" w:type="dxa"/>
+              <w:bottom w:w="100" w:type="dxa"/>
+              <w:left w:w="120" w:type="dxa"/>
+              <w:right w:w="120" w:type="dxa"/>
+            </w:tcMar>
+            <w:tcBorders>
+              <w:top w:val="single" w:sz="4" w:space="0" w:color="CCCCCC"/>
+              <w:bottom w:val="single" w:sz="4" w:space="0" w:color="CCCCCC"/>
+              <w:left w:val="single" w:sz="4" w:space="0" w:color="CCCCCC"/>
+              <w:right w:val="single" w:sz="4" w:space="0" w:color="CCCCCC"/>
+            </w:tcBorders>
+          </w:tcPr>
+          <w:p>
+            <w:pPr>
+              <w:spacing w:before="60" w:after="60" w:line="252" w:lineRule="auto"/>
+              <w:jc w:val="left"/>
+            </w:pPr>
+            <w:r/>
+            <w:r>
+              <w:rPr>
+                <w:b/>
+              </w:rPr>
+              <w:t>Wed 12/08</w:t>
+            </w:r>
+          </w:p>
+        </w:tc>
+        <w:tc>
+          <w:tcPr>
+            <w:tcW w:type="dxa" w:w="864"/>
+            <w:shd w:fill="F8FAFC"/>
+            <w:tcMar>
+              <w:top w:w="100" w:type="dxa"/>
+              <w:bottom w:w="100" w:type="dxa"/>
+              <w:left w:w="120" w:type="dxa"/>
+              <w:right w:w="120" w:type="dxa"/>
+            </w:tcMar>
+            <w:tcBorders>
+              <w:top w:val="single" w:sz="4" w:space="0" w:color="CCCCCC"/>
+              <w:bottom w:val="single" w:sz="4" w:space="0" w:color="CCCCCC"/>
+              <w:left w:val="single" w:sz="4" w:space="0" w:color="CCCCCC"/>
+              <w:right w:val="single" w:sz="4" w:space="0" w:color="CCCCCC"/>
+            </w:tcBorders>
+          </w:tcPr>
+          <w:p>
+            <w:pPr>
+              <w:spacing w:before="60" w:after="60" w:line="252" w:lineRule="auto"/>
+              <w:jc w:val="left"/>
+            </w:pPr>
+            <w:r/>
+            <w:r>
+              <w:t>London 15-19</w:t>
+            </w:r>
+          </w:p>
+        </w:tc>
+        <w:tc>
+          <w:tcPr>
+            <w:tcW w:type="dxa" w:w="1440"/>
+            <w:shd w:fill="F8FAFC"/>
+            <w:tcMar>
+              <w:top w:w="100" w:type="dxa"/>
+              <w:bottom w:w="100" w:type="dxa"/>
+              <w:left w:w="120" w:type="dxa"/>
+              <w:right w:w="120" w:type="dxa"/>
+            </w:tcMar>
+            <w:tcBorders>
+              <w:top w:val="single" w:sz="4" w:space="0" w:color="CCCCCC"/>
+              <w:bottom w:val="single" w:sz="4" w:space="0" w:color="CCCCCC"/>
+              <w:left w:val="single" w:sz="4" w:space="0" w:color="CCCCCC"/>
+              <w:right w:val="single" w:sz="4" w:space="0" w:color="CCCCCC"/>
+            </w:tcBorders>
+          </w:tcPr>
+          <w:p>
+            <w:pPr>
+              <w:spacing w:before="60" w:after="60" w:line="252" w:lineRule="auto"/>
+              <w:jc w:val="left"/>
+            </w:pPr>
+            <w:r/>
+            <w:r>
+              <w:t>656.00</w:t>
+            </w:r>
+          </w:p>
+        </w:tc>
+        <w:tc>
+          <w:tcPr>
+            <w:tcW w:type="dxa" w:w="2016"/>
+            <w:shd w:fill="F8FAFC"/>
+            <w:tcMar>
+              <w:top w:w="100" w:type="dxa"/>
+              <w:bottom w:w="100" w:type="dxa"/>
+              <w:left w:w="120" w:type="dxa"/>
+              <w:right w:w="120" w:type="dxa"/>
+            </w:tcMar>
+            <w:tcBorders>
+              <w:top w:val="single" w:sz="4" w:space="0" w:color="CCCCCC"/>
+              <w:bottom w:val="single" w:sz="4" w:space="0" w:color="CCCCCC"/>
+              <w:left w:val="single" w:sz="4" w:space="0" w:color="CCCCCC"/>
+              <w:right w:val="single" w:sz="4" w:space="0" w:color="CCCCCC"/>
+            </w:tcBorders>
+          </w:tcPr>
+          <w:p>
+            <w:pPr>
+              <w:spacing w:before="60" w:after="60" w:line="252" w:lineRule="auto"/>
+              <w:jc w:val="left"/>
+            </w:pPr>
+            <w:r/>
+            <w:r>
+              <w:t>669.50</w:t>
+            </w:r>
+          </w:p>
+        </w:tc>
+        <w:tc>
+          <w:tcPr>
+            <w:tcW w:type="dxa" w:w="1152"/>
+            <w:shd w:fill="F8FAFC"/>
+            <w:tcMar>
+              <w:top w:w="100" w:type="dxa"/>
+              <w:bottom w:w="100" w:type="dxa"/>
+              <w:left w:w="120" w:type="dxa"/>
+              <w:right w:w="120" w:type="dxa"/>
+            </w:tcMar>
+            <w:tcBorders>
+              <w:top w:val="single" w:sz="4" w:space="0" w:color="CCCCCC"/>
+              <w:bottom w:val="single" w:sz="4" w:space="0" w:color="CCCCCC"/>
+              <w:left w:val="single" w:sz="4" w:space="0" w:color="CCCCCC"/>
+              <w:right w:val="single" w:sz="4" w:space="0" w:color="CCCCCC"/>
+            </w:tcBorders>
+          </w:tcPr>
+          <w:p>
+            <w:pPr>
+              <w:spacing w:before="60" w:after="60" w:line="252" w:lineRule="auto"/>
+              <w:jc w:val="left"/>
+            </w:pPr>
+            <w:r/>
+            <w:r>
+              <w:t>643.00</w:t>
+            </w:r>
+          </w:p>
+        </w:tc>
+        <w:tc>
+          <w:tcPr>
+            <w:tcW w:type="dxa" w:w="1728"/>
+            <w:shd w:fill="F8FAFC"/>
+            <w:tcMar>
+              <w:top w:w="100" w:type="dxa"/>
+              <w:bottom w:w="100" w:type="dxa"/>
+              <w:left w:w="120" w:type="dxa"/>
+              <w:right w:w="120" w:type="dxa"/>
+            </w:tcMar>
+            <w:tcBorders>
+              <w:top w:val="single" w:sz="4" w:space="0" w:color="CCCCCC"/>
+              <w:bottom w:val="single" w:sz="4" w:space="0" w:color="CCCCCC"/>
+              <w:left w:val="single" w:sz="4" w:space="0" w:color="CCCCCC"/>
+              <w:right w:val="single" w:sz="4" w:space="0" w:color="CCCCCC"/>
+            </w:tcBorders>
+          </w:tcPr>
+          <w:p>
+            <w:pPr>
+              <w:spacing w:before="60" w:after="60" w:line="252" w:lineRule="auto"/>
+              <w:jc w:val="left"/>
+            </w:pPr>
+            <w:r/>
+            <w:r>
+              <w:rPr>
+                <w:b/>
+              </w:rPr>
+              <w:t>657.75</w:t>
+            </w:r>
+          </w:p>
+        </w:tc>
+        <w:tc>
+          <w:tcPr>
+            <w:tcW w:type="dxa" w:w="3456"/>
+            <w:shd w:fill="F8FAFC"/>
+            <w:tcMar>
+              <w:top w:w="100" w:type="dxa"/>
+              <w:bottom w:w="100" w:type="dxa"/>
+              <w:left w:w="120" w:type="dxa"/>
+              <w:right w:w="120" w:type="dxa"/>
+            </w:tcMar>
+            <w:tcBorders>
+              <w:top w:val="single" w:sz="4" w:space="0" w:color="CCCCCC"/>
+              <w:bottom w:val="single" w:sz="4" w:space="0" w:color="CCCCCC"/>
+              <w:left w:val="single" w:sz="4" w:space="0" w:color="CCCCCC"/>
+              <w:right w:val="single" w:sz="4" w:space="0" w:color="CCCCCC"/>
+            </w:tcBorders>
+          </w:tcPr>
+          <w:p>
+            <w:pPr>
+              <w:spacing w:before="60" w:after="60" w:line="252" w:lineRule="auto"/>
+              <w:jc w:val="left"/>
+            </w:pPr>
+            <w:r/>
+            <w:r>
+              <w:rPr>
+                <w:b/>
+              </w:rPr>
+              <w:t>+1.75</w:t>
+            </w:r>
+          </w:p>
+        </w:tc>
+        <w:tc>
+          <w:tcPr>
+            <w:tcW w:type="dxa" w:w="1440"/>
+            <w:shd w:fill="F8FAFC"/>
+            <w:tcMar>
+              <w:top w:w="100" w:type="dxa"/>
+              <w:bottom w:w="100" w:type="dxa"/>
+              <w:left w:w="120" w:type="dxa"/>
+              <w:right w:w="120" w:type="dxa"/>
+            </w:tcMar>
+            <w:tcBorders>
+              <w:top w:val="single" w:sz="4" w:space="0" w:color="CCCCCC"/>
+              <w:bottom w:val="single" w:sz="4" w:space="0" w:color="CCCCCC"/>
+              <w:left w:val="single" w:sz="4" w:space="0" w:color="CCCCCC"/>
+              <w:right w:val="single" w:sz="4" w:space="0" w:color="CCCCCC"/>
+            </w:tcBorders>
+          </w:tcPr>
+          <w:p>
+            <w:pPr>
+              <w:spacing w:before="60" w:after="60" w:line="252" w:lineRule="auto"/>
+              <w:jc w:val="left"/>
+            </w:pPr>
+            <w:r/>
+            <w:r>
+              <w:t>BULL</w:t>
+            </w:r>
+          </w:p>
+        </w:tc>
+      </w:tr>
+      <w:tr>
+        <w:tc>
+          <w:tcPr>
+            <w:tcW w:type="dxa" w:w="1584"/>
+            <w:shd w:fill="FFFFFF"/>
+            <w:tcMar>
+              <w:top w:w="100" w:type="dxa"/>
+              <w:bottom w:w="100" w:type="dxa"/>
+              <w:left w:w="120" w:type="dxa"/>
+              <w:right w:w="120" w:type="dxa"/>
+            </w:tcMar>
+            <w:tcBorders>
+              <w:top w:val="single" w:sz="4" w:space="0" w:color="CCCCCC"/>
+              <w:bottom w:val="single" w:sz="4" w:space="0" w:color="CCCCCC"/>
+              <w:left w:val="single" w:sz="4" w:space="0" w:color="CCCCCC"/>
+              <w:right w:val="single" w:sz="4" w:space="0" w:color="CCCCCC"/>
+            </w:tcBorders>
+          </w:tcPr>
+          <w:p>
+            <w:pPr>
+              <w:spacing w:before="60" w:after="60" w:line="252" w:lineRule="auto"/>
+              <w:jc w:val="left"/>
+            </w:pPr>
+            <w:r/>
+            <w:r>
+              <w:rPr>
+                <w:b/>
+              </w:rPr>
+              <w:t>Wed 12/08</w:t>
+            </w:r>
+          </w:p>
+        </w:tc>
+        <w:tc>
+          <w:tcPr>
+            <w:tcW w:type="dxa" w:w="864"/>
+            <w:shd w:fill="FFFFFF"/>
+            <w:tcMar>
+              <w:top w:w="100" w:type="dxa"/>
+              <w:bottom w:w="100" w:type="dxa"/>
+              <w:left w:w="120" w:type="dxa"/>
+              <w:right w:w="120" w:type="dxa"/>
+            </w:tcMar>
+            <w:tcBorders>
+              <w:top w:val="single" w:sz="4" w:space="0" w:color="CCCCCC"/>
+              <w:bottom w:val="single" w:sz="4" w:space="0" w:color="CCCCCC"/>
+              <w:left w:val="single" w:sz="4" w:space="0" w:color="CCCCCC"/>
+              <w:right w:val="single" w:sz="4" w:space="0" w:color="CCCCCC"/>
+            </w:tcBorders>
+          </w:tcPr>
+          <w:p>
+            <w:pPr>
+              <w:spacing w:before="60" w:after="60" w:line="252" w:lineRule="auto"/>
+              <w:jc w:val="left"/>
+            </w:pPr>
+            <w:r/>
+            <w:r>
+              <w:t>Pre-NY 19-21</w:t>
+            </w:r>
+          </w:p>
+        </w:tc>
+        <w:tc>
+          <w:tcPr>
+            <w:tcW w:type="dxa" w:w="1440"/>
+            <w:shd w:fill="FFFFFF"/>
+            <w:tcMar>
+              <w:top w:w="100" w:type="dxa"/>
+              <w:bottom w:w="100" w:type="dxa"/>
+              <w:left w:w="120" w:type="dxa"/>
+              <w:right w:w="120" w:type="dxa"/>
+            </w:tcMar>
+            <w:tcBorders>
+              <w:top w:val="single" w:sz="4" w:space="0" w:color="CCCCCC"/>
+              <w:bottom w:val="single" w:sz="4" w:space="0" w:color="CCCCCC"/>
+              <w:left w:val="single" w:sz="4" w:space="0" w:color="CCCCCC"/>
+              <w:right w:val="single" w:sz="4" w:space="0" w:color="CCCCCC"/>
+            </w:tcBorders>
+          </w:tcPr>
+          <w:p>
+            <w:pPr>
+              <w:spacing w:before="60" w:after="60" w:line="252" w:lineRule="auto"/>
+              <w:jc w:val="left"/>
+            </w:pPr>
+            <w:r/>
+            <w:r>
+              <w:t>657.75</w:t>
+            </w:r>
+          </w:p>
+        </w:tc>
+        <w:tc>
+          <w:tcPr>
+            <w:tcW w:type="dxa" w:w="2016"/>
+            <w:shd w:fill="FFFFFF"/>
+            <w:tcMar>
+              <w:top w:w="100" w:type="dxa"/>
+              <w:bottom w:w="100" w:type="dxa"/>
+              <w:left w:w="120" w:type="dxa"/>
+              <w:right w:w="120" w:type="dxa"/>
+            </w:tcMar>
+            <w:tcBorders>
+              <w:top w:val="single" w:sz="4" w:space="0" w:color="CCCCCC"/>
+              <w:bottom w:val="single" w:sz="4" w:space="0" w:color="CCCCCC"/>
+              <w:left w:val="single" w:sz="4" w:space="0" w:color="CCCCCC"/>
+              <w:right w:val="single" w:sz="4" w:space="0" w:color="CCCCCC"/>
+            </w:tcBorders>
+          </w:tcPr>
+          <w:p>
+            <w:pPr>
+              <w:spacing w:before="60" w:after="60" w:line="252" w:lineRule="auto"/>
+              <w:jc w:val="left"/>
+            </w:pPr>
+            <w:r/>
+            <w:r>
+              <w:t>667.00</w:t>
+            </w:r>
+          </w:p>
+        </w:tc>
+        <w:tc>
+          <w:tcPr>
+            <w:tcW w:type="dxa" w:w="1152"/>
+            <w:shd w:fill="FFFFFF"/>
+            <w:tcMar>
+              <w:top w:w="100" w:type="dxa"/>
+              <w:bottom w:w="100" w:type="dxa"/>
+              <w:left w:w="120" w:type="dxa"/>
+              <w:right w:w="120" w:type="dxa"/>
+            </w:tcMar>
+            <w:tcBorders>
+              <w:top w:val="single" w:sz="4" w:space="0" w:color="CCCCCC"/>
+              <w:bottom w:val="single" w:sz="4" w:space="0" w:color="CCCCCC"/>
+              <w:left w:val="single" w:sz="4" w:space="0" w:color="CCCCCC"/>
+              <w:right w:val="single" w:sz="4" w:space="0" w:color="CCCCCC"/>
+            </w:tcBorders>
+          </w:tcPr>
+          <w:p>
+            <w:pPr>
+              <w:spacing w:before="60" w:after="60" w:line="252" w:lineRule="auto"/>
+              <w:jc w:val="left"/>
+            </w:pPr>
+            <w:r/>
+            <w:r>
+              <w:t>647.00</w:t>
+            </w:r>
+          </w:p>
+        </w:tc>
+        <w:tc>
+          <w:tcPr>
+            <w:tcW w:type="dxa" w:w="1728"/>
+            <w:shd w:fill="FFFFFF"/>
+            <w:tcMar>
+              <w:top w:w="100" w:type="dxa"/>
+              <w:bottom w:w="100" w:type="dxa"/>
+              <w:left w:w="120" w:type="dxa"/>
+              <w:right w:w="120" w:type="dxa"/>
+            </w:tcMar>
+            <w:tcBorders>
+              <w:top w:val="single" w:sz="4" w:space="0" w:color="CCCCCC"/>
+              <w:bottom w:val="single" w:sz="4" w:space="0" w:color="CCCCCC"/>
+              <w:left w:val="single" w:sz="4" w:space="0" w:color="CCCCCC"/>
+              <w:right w:val="single" w:sz="4" w:space="0" w:color="CCCCCC"/>
+            </w:tcBorders>
+          </w:tcPr>
+          <w:p>
+            <w:pPr>
+              <w:spacing w:before="60" w:after="60" w:line="252" w:lineRule="auto"/>
+              <w:jc w:val="left"/>
+            </w:pPr>
+            <w:r/>
+            <w:r>
+              <w:rPr>
+                <w:b/>
+              </w:rPr>
+              <w:t>658.25</w:t>
+            </w:r>
+          </w:p>
+        </w:tc>
+        <w:tc>
+          <w:tcPr>
+            <w:tcW w:type="dxa" w:w="3456"/>
+            <w:shd w:fill="FFFFFF"/>
+            <w:tcMar>
+              <w:top w:w="100" w:type="dxa"/>
+              <w:bottom w:w="100" w:type="dxa"/>
+              <w:left w:w="120" w:type="dxa"/>
+              <w:right w:w="120" w:type="dxa"/>
+            </w:tcMar>
+            <w:tcBorders>
+              <w:top w:val="single" w:sz="4" w:space="0" w:color="CCCCCC"/>
+              <w:bottom w:val="single" w:sz="4" w:space="0" w:color="CCCCCC"/>
+              <w:left w:val="single" w:sz="4" w:space="0" w:color="CCCCCC"/>
+              <w:right w:val="single" w:sz="4" w:space="0" w:color="CCCCCC"/>
+            </w:tcBorders>
+          </w:tcPr>
+          <w:p>
+            <w:pPr>
+              <w:spacing w:before="60" w:after="60" w:line="252" w:lineRule="auto"/>
+              <w:jc w:val="left"/>
+            </w:pPr>
+            <w:r/>
+            <w:r>
+              <w:rPr>
+                <w:b/>
+              </w:rPr>
+              <w:t>+0.50</w:t>
+            </w:r>
+          </w:p>
+        </w:tc>
+        <w:tc>
+          <w:tcPr>
+            <w:tcW w:type="dxa" w:w="1440"/>
+            <w:shd w:fill="FFFFFF"/>
+            <w:tcMar>
+              <w:top w:w="100" w:type="dxa"/>
+              <w:bottom w:w="100" w:type="dxa"/>
+              <w:left w:w="120" w:type="dxa"/>
+              <w:right w:w="120" w:type="dxa"/>
+            </w:tcMar>
+            <w:tcBorders>
+              <w:top w:val="single" w:sz="4" w:space="0" w:color="CCCCCC"/>
+              <w:bottom w:val="single" w:sz="4" w:space="0" w:color="CCCCCC"/>
+              <w:left w:val="single" w:sz="4" w:space="0" w:color="CCCCCC"/>
+              <w:right w:val="single" w:sz="4" w:space="0" w:color="CCCCCC"/>
+            </w:tcBorders>
+          </w:tcPr>
+          <w:p>
+            <w:pPr>
+              <w:spacing w:before="60" w:after="60" w:line="252" w:lineRule="auto"/>
+              <w:jc w:val="left"/>
+            </w:pPr>
+            <w:r/>
+            <w:r>
+              <w:t>BULL</w:t>
+            </w:r>
+          </w:p>
+        </w:tc>
+      </w:tr>
+      <w:tr>
+        <w:tc>
+          <w:tcPr>
+            <w:tcW w:type="dxa" w:w="1584"/>
+            <w:shd w:fill="F8FAFC"/>
+            <w:tcMar>
+              <w:top w:w="100" w:type="dxa"/>
+              <w:bottom w:w="100" w:type="dxa"/>
+              <w:left w:w="120" w:type="dxa"/>
+              <w:right w:w="120" w:type="dxa"/>
+            </w:tcMar>
+            <w:tcBorders>
+              <w:top w:val="single" w:sz="4" w:space="0" w:color="CCCCCC"/>
+              <w:bottom w:val="single" w:sz="4" w:space="0" w:color="CCCCCC"/>
+              <w:left w:val="single" w:sz="4" w:space="0" w:color="CCCCCC"/>
+              <w:right w:val="single" w:sz="4" w:space="0" w:color="CCCCCC"/>
+            </w:tcBorders>
+          </w:tcPr>
+          <w:p>
+            <w:pPr>
+              <w:spacing w:before="60" w:after="60" w:line="252" w:lineRule="auto"/>
+              <w:jc w:val="left"/>
+            </w:pPr>
+            <w:r/>
+            <w:r>
+              <w:rPr>
+                <w:b/>
+              </w:rPr>
+              <w:t>Wed 12/08</w:t>
+            </w:r>
+          </w:p>
+        </w:tc>
+        <w:tc>
+          <w:tcPr>
+            <w:tcW w:type="dxa" w:w="864"/>
+            <w:shd w:fill="F8FAFC"/>
+            <w:tcMar>
+              <w:top w:w="100" w:type="dxa"/>
+              <w:bottom w:w="100" w:type="dxa"/>
+              <w:left w:w="120" w:type="dxa"/>
+              <w:right w:w="120" w:type="dxa"/>
+            </w:tcMar>
+            <w:tcBorders>
+              <w:top w:val="single" w:sz="4" w:space="0" w:color="CCCCCC"/>
+              <w:bottom w:val="single" w:sz="4" w:space="0" w:color="CCCCCC"/>
+              <w:left w:val="single" w:sz="4" w:space="0" w:color="CCCCCC"/>
+              <w:right w:val="single" w:sz="4" w:space="0" w:color="CCCCCC"/>
+            </w:tcBorders>
+          </w:tcPr>
+          <w:p>
+            <w:pPr>
+              <w:spacing w:before="60" w:after="60" w:line="252" w:lineRule="auto"/>
+              <w:jc w:val="left"/>
+            </w:pPr>
+            <w:r/>
+            <w:r>
+              <w:t>NY Open 21-23</w:t>
+            </w:r>
+          </w:p>
+        </w:tc>
+        <w:tc>
+          <w:tcPr>
+            <w:tcW w:type="dxa" w:w="1440"/>
+            <w:shd w:fill="F8FAFC"/>
+            <w:tcMar>
+              <w:top w:w="100" w:type="dxa"/>
+              <w:bottom w:w="100" w:type="dxa"/>
+              <w:left w:w="120" w:type="dxa"/>
+              <w:right w:w="120" w:type="dxa"/>
+            </w:tcMar>
+            <w:tcBorders>
+              <w:top w:val="single" w:sz="4" w:space="0" w:color="CCCCCC"/>
+              <w:bottom w:val="single" w:sz="4" w:space="0" w:color="CCCCCC"/>
+              <w:left w:val="single" w:sz="4" w:space="0" w:color="CCCCCC"/>
+              <w:right w:val="single" w:sz="4" w:space="0" w:color="CCCCCC"/>
+            </w:tcBorders>
+          </w:tcPr>
+          <w:p>
+            <w:pPr>
+              <w:spacing w:before="60" w:after="60" w:line="252" w:lineRule="auto"/>
+              <w:jc w:val="left"/>
+            </w:pPr>
+            <w:r/>
+            <w:r>
+              <w:t>658.25</w:t>
+            </w:r>
+          </w:p>
+        </w:tc>
+        <w:tc>
+          <w:tcPr>
+            <w:tcW w:type="dxa" w:w="2016"/>
+            <w:shd w:fill="F8FAFC"/>
+            <w:tcMar>
+              <w:top w:w="100" w:type="dxa"/>
+              <w:bottom w:w="100" w:type="dxa"/>
+              <w:left w:w="120" w:type="dxa"/>
+              <w:right w:w="120" w:type="dxa"/>
+            </w:tcMar>
+            <w:tcBorders>
+              <w:top w:val="single" w:sz="4" w:space="0" w:color="CCCCCC"/>
+              <w:bottom w:val="single" w:sz="4" w:space="0" w:color="CCCCCC"/>
+              <w:left w:val="single" w:sz="4" w:space="0" w:color="CCCCCC"/>
+              <w:right w:val="single" w:sz="4" w:space="0" w:color="CCCCCC"/>
+            </w:tcBorders>
+          </w:tcPr>
+          <w:p>
+            <w:pPr>
+              <w:spacing w:before="60" w:after="60" w:line="252" w:lineRule="auto"/>
+              <w:jc w:val="left"/>
+            </w:pPr>
+            <w:r/>
+            <w:r>
+              <w:t>670.50</w:t>
+            </w:r>
+          </w:p>
+        </w:tc>
+        <w:tc>
+          <w:tcPr>
+            <w:tcW w:type="dxa" w:w="1152"/>
+            <w:shd w:fill="F8FAFC"/>
+            <w:tcMar>
+              <w:top w:w="100" w:type="dxa"/>
+              <w:bottom w:w="100" w:type="dxa"/>
+              <w:left w:w="120" w:type="dxa"/>
+              <w:right w:w="120" w:type="dxa"/>
+            </w:tcMar>
+            <w:tcBorders>
+              <w:top w:val="single" w:sz="4" w:space="0" w:color="CCCCCC"/>
+              <w:bottom w:val="single" w:sz="4" w:space="0" w:color="CCCCCC"/>
+              <w:left w:val="single" w:sz="4" w:space="0" w:color="CCCCCC"/>
+              <w:right w:val="single" w:sz="4" w:space="0" w:color="CCCCCC"/>
+            </w:tcBorders>
+          </w:tcPr>
+          <w:p>
+            <w:pPr>
+              <w:spacing w:before="60" w:after="60" w:line="252" w:lineRule="auto"/>
+              <w:jc w:val="left"/>
+            </w:pPr>
+            <w:r/>
+            <w:r>
+              <w:t>644.00</w:t>
+            </w:r>
+          </w:p>
+        </w:tc>
+        <w:tc>
+          <w:tcPr>
+            <w:tcW w:type="dxa" w:w="1728"/>
+            <w:shd w:fill="F8FAFC"/>
+            <w:tcMar>
+              <w:top w:w="100" w:type="dxa"/>
+              <w:bottom w:w="100" w:type="dxa"/>
+              <w:left w:w="120" w:type="dxa"/>
+              <w:right w:w="120" w:type="dxa"/>
+            </w:tcMar>
+            <w:tcBorders>
+              <w:top w:val="single" w:sz="4" w:space="0" w:color="CCCCCC"/>
+              <w:bottom w:val="single" w:sz="4" w:space="0" w:color="CCCCCC"/>
+              <w:left w:val="single" w:sz="4" w:space="0" w:color="CCCCCC"/>
+              <w:right w:val="single" w:sz="4" w:space="0" w:color="CCCCCC"/>
+            </w:tcBorders>
+          </w:tcPr>
+          <w:p>
+            <w:pPr>
+              <w:spacing w:before="60" w:after="60" w:line="252" w:lineRule="auto"/>
+              <w:jc w:val="left"/>
+            </w:pPr>
+            <w:r/>
+            <w:r>
+              <w:rPr>
+                <w:b/>
+              </w:rPr>
+              <w:t>656.75</w:t>
+            </w:r>
+          </w:p>
+        </w:tc>
+        <w:tc>
+          <w:tcPr>
+            <w:tcW w:type="dxa" w:w="3456"/>
+            <w:shd w:fill="F8FAFC"/>
+            <w:tcMar>
+              <w:top w:w="100" w:type="dxa"/>
+              <w:bottom w:w="100" w:type="dxa"/>
+              <w:left w:w="120" w:type="dxa"/>
+              <w:right w:w="120" w:type="dxa"/>
+            </w:tcMar>
+            <w:tcBorders>
+              <w:top w:val="single" w:sz="4" w:space="0" w:color="CCCCCC"/>
+              <w:bottom w:val="single" w:sz="4" w:space="0" w:color="CCCCCC"/>
+              <w:left w:val="single" w:sz="4" w:space="0" w:color="CCCCCC"/>
+              <w:right w:val="single" w:sz="4" w:space="0" w:color="CCCCCC"/>
+            </w:tcBorders>
+          </w:tcPr>
+          <w:p>
+            <w:pPr>
+              <w:spacing w:before="60" w:after="60" w:line="252" w:lineRule="auto"/>
+              <w:jc w:val="left"/>
+            </w:pPr>
+            <w:r/>
+            <w:r>
+              <w:rPr>
+                <w:b/>
+              </w:rPr>
+              <w:t>-1.50</w:t>
+            </w:r>
+          </w:p>
+        </w:tc>
+        <w:tc>
+          <w:tcPr>
+            <w:tcW w:type="dxa" w:w="1440"/>
+            <w:shd w:fill="F8FAFC"/>
+            <w:tcMar>
+              <w:top w:w="100" w:type="dxa"/>
+              <w:bottom w:w="100" w:type="dxa"/>
+              <w:left w:w="120" w:type="dxa"/>
+              <w:right w:w="120" w:type="dxa"/>
+            </w:tcMar>
+            <w:tcBorders>
+              <w:top w:val="single" w:sz="4" w:space="0" w:color="CCCCCC"/>
+              <w:bottom w:val="single" w:sz="4" w:space="0" w:color="CCCCCC"/>
+              <w:left w:val="single" w:sz="4" w:space="0" w:color="CCCCCC"/>
+              <w:right w:val="single" w:sz="4" w:space="0" w:color="CCCCCC"/>
+            </w:tcBorders>
+          </w:tcPr>
+          <w:p>
+            <w:pPr>
+              <w:spacing w:before="60" w:after="60" w:line="252" w:lineRule="auto"/>
+              <w:jc w:val="left"/>
+            </w:pPr>
+            <w:r/>
+            <w:r>
+              <w:t>BEAR</w:t>
+            </w:r>
+          </w:p>
+        </w:tc>
+      </w:tr>
+      <w:tr>
+        <w:tc>
+          <w:tcPr>
+            <w:tcW w:type="dxa" w:w="1584"/>
+            <w:shd w:fill="FFFFFF"/>
+            <w:tcMar>
+              <w:top w:w="100" w:type="dxa"/>
+              <w:bottom w:w="100" w:type="dxa"/>
+              <w:left w:w="120" w:type="dxa"/>
+              <w:right w:w="120" w:type="dxa"/>
+            </w:tcMar>
+            <w:tcBorders>
+              <w:top w:val="single" w:sz="4" w:space="0" w:color="CCCCCC"/>
+              <w:bottom w:val="single" w:sz="4" w:space="0" w:color="CCCCCC"/>
+              <w:left w:val="single" w:sz="4" w:space="0" w:color="CCCCCC"/>
+              <w:right w:val="single" w:sz="4" w:space="0" w:color="CCCCCC"/>
+            </w:tcBorders>
+          </w:tcPr>
+          <w:p>
+            <w:pPr>
+              <w:spacing w:before="60" w:after="60" w:line="252" w:lineRule="auto"/>
+              <w:jc w:val="left"/>
+            </w:pPr>
+            <w:r/>
+            <w:r>
+              <w:rPr>
+                <w:b/>
+              </w:rPr>
+              <w:t>Wed 12/08</w:t>
+            </w:r>
+          </w:p>
+        </w:tc>
+        <w:tc>
+          <w:tcPr>
+            <w:tcW w:type="dxa" w:w="864"/>
+            <w:shd w:fill="FFFFFF"/>
+            <w:tcMar>
+              <w:top w:w="100" w:type="dxa"/>
+              <w:bottom w:w="100" w:type="dxa"/>
+              <w:left w:w="120" w:type="dxa"/>
+              <w:right w:w="120" w:type="dxa"/>
+            </w:tcMar>
+            <w:tcBorders>
+              <w:top w:val="single" w:sz="4" w:space="0" w:color="CCCCCC"/>
+              <w:bottom w:val="single" w:sz="4" w:space="0" w:color="CCCCCC"/>
+              <w:left w:val="single" w:sz="4" w:space="0" w:color="CCCCCC"/>
+              <w:right w:val="single" w:sz="4" w:space="0" w:color="CCCCCC"/>
+            </w:tcBorders>
+          </w:tcPr>
+          <w:p>
+            <w:pPr>
+              <w:spacing w:before="60" w:after="60" w:line="252" w:lineRule="auto"/>
+              <w:jc w:val="left"/>
+            </w:pPr>
+            <w:r/>
+            <w:r>
+              <w:t>NY Close 23-01</w:t>
+            </w:r>
+          </w:p>
+        </w:tc>
+        <w:tc>
+          <w:tcPr>
+            <w:tcW w:type="dxa" w:w="1440"/>
+            <w:shd w:fill="FFFFFF"/>
+            <w:tcMar>
+              <w:top w:w="100" w:type="dxa"/>
+              <w:bottom w:w="100" w:type="dxa"/>
+              <w:left w:w="120" w:type="dxa"/>
+              <w:right w:w="120" w:type="dxa"/>
+            </w:tcMar>
+            <w:tcBorders>
+              <w:top w:val="single" w:sz="4" w:space="0" w:color="CCCCCC"/>
+              <w:bottom w:val="single" w:sz="4" w:space="0" w:color="CCCCCC"/>
+              <w:left w:val="single" w:sz="4" w:space="0" w:color="CCCCCC"/>
+              <w:right w:val="single" w:sz="4" w:space="0" w:color="CCCCCC"/>
+            </w:tcBorders>
+          </w:tcPr>
+          <w:p>
+            <w:pPr>
+              <w:spacing w:before="60" w:after="60" w:line="252" w:lineRule="auto"/>
+              <w:jc w:val="left"/>
+            </w:pPr>
+            <w:r/>
+            <w:r>
+              <w:t>656.75</w:t>
+            </w:r>
+          </w:p>
+        </w:tc>
+        <w:tc>
+          <w:tcPr>
+            <w:tcW w:type="dxa" w:w="2016"/>
+            <w:shd w:fill="FFFFFF"/>
+            <w:tcMar>
+              <w:top w:w="100" w:type="dxa"/>
+              <w:bottom w:w="100" w:type="dxa"/>
+              <w:left w:w="120" w:type="dxa"/>
+              <w:right w:w="120" w:type="dxa"/>
+            </w:tcMar>
+            <w:tcBorders>
+              <w:top w:val="single" w:sz="4" w:space="0" w:color="CCCCCC"/>
+              <w:bottom w:val="single" w:sz="4" w:space="0" w:color="CCCCCC"/>
+              <w:left w:val="single" w:sz="4" w:space="0" w:color="CCCCCC"/>
+              <w:right w:val="single" w:sz="4" w:space="0" w:color="CCCCCC"/>
+            </w:tcBorders>
+          </w:tcPr>
+          <w:p>
+            <w:pPr>
+              <w:spacing w:before="60" w:after="60" w:line="252" w:lineRule="auto"/>
+              <w:jc w:val="left"/>
+            </w:pPr>
+            <w:r/>
+            <w:r>
+              <w:t>663.75</w:t>
+            </w:r>
+          </w:p>
+        </w:tc>
+        <w:tc>
+          <w:tcPr>
+            <w:tcW w:type="dxa" w:w="1152"/>
+            <w:shd w:fill="FFFFFF"/>
+            <w:tcMar>
+              <w:top w:w="100" w:type="dxa"/>
+              <w:bottom w:w="100" w:type="dxa"/>
+              <w:left w:w="120" w:type="dxa"/>
+              <w:right w:w="120" w:type="dxa"/>
+            </w:tcMar>
+            <w:tcBorders>
+              <w:top w:val="single" w:sz="4" w:space="0" w:color="CCCCCC"/>
+              <w:bottom w:val="single" w:sz="4" w:space="0" w:color="CCCCCC"/>
+              <w:left w:val="single" w:sz="4" w:space="0" w:color="CCCCCC"/>
+              <w:right w:val="single" w:sz="4" w:space="0" w:color="CCCCCC"/>
+            </w:tcBorders>
+          </w:tcPr>
+          <w:p>
+            <w:pPr>
+              <w:spacing w:before="60" w:after="60" w:line="252" w:lineRule="auto"/>
+              <w:jc w:val="left"/>
+            </w:pPr>
+            <w:r/>
+            <w:r>
+              <w:t>647.25</w:t>
+            </w:r>
+          </w:p>
+        </w:tc>
+        <w:tc>
+          <w:tcPr>
+            <w:tcW w:type="dxa" w:w="1728"/>
+            <w:shd w:fill="FFFFFF"/>
+            <w:tcMar>
+              <w:top w:w="100" w:type="dxa"/>
+              <w:bottom w:w="100" w:type="dxa"/>
+              <w:left w:w="120" w:type="dxa"/>
+              <w:right w:w="120" w:type="dxa"/>
+            </w:tcMar>
+            <w:tcBorders>
+              <w:top w:val="single" w:sz="4" w:space="0" w:color="CCCCCC"/>
+              <w:bottom w:val="single" w:sz="4" w:space="0" w:color="CCCCCC"/>
+              <w:left w:val="single" w:sz="4" w:space="0" w:color="CCCCCC"/>
+              <w:right w:val="single" w:sz="4" w:space="0" w:color="CCCCCC"/>
+            </w:tcBorders>
+          </w:tcPr>
+          <w:p>
+            <w:pPr>
+              <w:spacing w:before="60" w:after="60" w:line="252" w:lineRule="auto"/>
+              <w:jc w:val="left"/>
+            </w:pPr>
+            <w:r/>
+            <w:r>
+              <w:rPr>
+                <w:b/>
+              </w:rPr>
+              <w:t>657.25</w:t>
+            </w:r>
+          </w:p>
+        </w:tc>
+        <w:tc>
+          <w:tcPr>
+            <w:tcW w:type="dxa" w:w="3456"/>
+            <w:shd w:fill="FFFFFF"/>
+            <w:tcMar>
+              <w:top w:w="100" w:type="dxa"/>
+              <w:bottom w:w="100" w:type="dxa"/>
+              <w:left w:w="120" w:type="dxa"/>
+              <w:right w:w="120" w:type="dxa"/>
+            </w:tcMar>
+            <w:tcBorders>
+              <w:top w:val="single" w:sz="4" w:space="0" w:color="CCCCCC"/>
+              <w:bottom w:val="single" w:sz="4" w:space="0" w:color="CCCCCC"/>
+              <w:left w:val="single" w:sz="4" w:space="0" w:color="CCCCCC"/>
+              <w:right w:val="single" w:sz="4" w:space="0" w:color="CCCCCC"/>
+            </w:tcBorders>
+          </w:tcPr>
+          <w:p>
+            <w:pPr>
+              <w:spacing w:before="60" w:after="60" w:line="252" w:lineRule="auto"/>
+              <w:jc w:val="left"/>
+            </w:pPr>
+            <w:r/>
+            <w:r>
+              <w:rPr>
+                <w:b/>
+              </w:rPr>
+              <w:t>+0.50</w:t>
+            </w:r>
+          </w:p>
+        </w:tc>
+        <w:tc>
+          <w:tcPr>
+            <w:tcW w:type="dxa" w:w="1440"/>
+            <w:shd w:fill="FFFFFF"/>
+            <w:tcMar>
+              <w:top w:w="100" w:type="dxa"/>
+              <w:bottom w:w="100" w:type="dxa"/>
+              <w:left w:w="120" w:type="dxa"/>
+              <w:right w:w="120" w:type="dxa"/>
+            </w:tcMar>
+            <w:tcBorders>
+              <w:top w:val="single" w:sz="4" w:space="0" w:color="CCCCCC"/>
+              <w:bottom w:val="single" w:sz="4" w:space="0" w:color="CCCCCC"/>
+              <w:left w:val="single" w:sz="4" w:space="0" w:color="CCCCCC"/>
+              <w:right w:val="single" w:sz="4" w:space="0" w:color="CCCCCC"/>
+            </w:tcBorders>
+          </w:tcPr>
+          <w:p>
+            <w:pPr>
+              <w:spacing w:before="60" w:after="60" w:line="252" w:lineRule="auto"/>
+              <w:jc w:val="left"/>
+            </w:pPr>
+            <w:r/>
+            <w:r>
+              <w:t>BULL</w:t>
+            </w:r>
+          </w:p>
+        </w:tc>
+      </w:tr>
+      <w:tr>
+        <w:tc>
+          <w:tcPr>
+            <w:tcW w:type="dxa" w:w="1584"/>
+            <w:shd w:fill="F8FAFC"/>
+            <w:tcMar>
+              <w:top w:w="100" w:type="dxa"/>
+              <w:bottom w:w="100" w:type="dxa"/>
+              <w:left w:w="120" w:type="dxa"/>
+              <w:right w:w="120" w:type="dxa"/>
+            </w:tcMar>
+            <w:tcBorders>
+              <w:top w:val="single" w:sz="4" w:space="0" w:color="CCCCCC"/>
+              <w:bottom w:val="single" w:sz="4" w:space="0" w:color="CCCCCC"/>
+              <w:left w:val="single" w:sz="4" w:space="0" w:color="CCCCCC"/>
+              <w:right w:val="single" w:sz="4" w:space="0" w:color="CCCCCC"/>
+            </w:tcBorders>
+          </w:tcPr>
+          <w:p>
+            <w:pPr>
+              <w:spacing w:before="60" w:after="60" w:line="252" w:lineRule="auto"/>
+              <w:jc w:val="left"/>
+            </w:pPr>
+            <w:r/>
+            <w:r>
+              <w:rPr>
+                <w:b/>
+              </w:rPr>
+              <w:t>Thu 13/08</w:t>
+            </w:r>
+          </w:p>
+        </w:tc>
+        <w:tc>
+          <w:tcPr>
+            <w:tcW w:type="dxa" w:w="864"/>
+            <w:shd w:fill="F8FAFC"/>
+            <w:tcMar>
+              <w:top w:w="100" w:type="dxa"/>
+              <w:bottom w:w="100" w:type="dxa"/>
+              <w:left w:w="120" w:type="dxa"/>
+              <w:right w:w="120" w:type="dxa"/>
+            </w:tcMar>
+            <w:tcBorders>
+              <w:top w:val="single" w:sz="4" w:space="0" w:color="CCCCCC"/>
+              <w:bottom w:val="single" w:sz="4" w:space="0" w:color="CCCCCC"/>
+              <w:left w:val="single" w:sz="4" w:space="0" w:color="CCCCCC"/>
+              <w:right w:val="single" w:sz="4" w:space="0" w:color="CCCCCC"/>
+            </w:tcBorders>
+          </w:tcPr>
+          <w:p>
+            <w:pPr>
+              <w:spacing w:before="60" w:after="60" w:line="252" w:lineRule="auto"/>
+              <w:jc w:val="left"/>
+            </w:pPr>
+            <w:r/>
+            <w:r>
+              <w:t>Asia 07-11</w:t>
+            </w:r>
+          </w:p>
+        </w:tc>
+        <w:tc>
+          <w:tcPr>
+            <w:tcW w:type="dxa" w:w="1440"/>
+            <w:shd w:fill="F8FAFC"/>
+            <w:tcMar>
+              <w:top w:w="100" w:type="dxa"/>
+              <w:bottom w:w="100" w:type="dxa"/>
+              <w:left w:w="120" w:type="dxa"/>
+              <w:right w:w="120" w:type="dxa"/>
+            </w:tcMar>
+            <w:tcBorders>
+              <w:top w:val="single" w:sz="4" w:space="0" w:color="CCCCCC"/>
+              <w:bottom w:val="single" w:sz="4" w:space="0" w:color="CCCCCC"/>
+              <w:left w:val="single" w:sz="4" w:space="0" w:color="CCCCCC"/>
+              <w:right w:val="single" w:sz="4" w:space="0" w:color="CCCCCC"/>
+            </w:tcBorders>
+          </w:tcPr>
+          <w:p>
+            <w:pPr>
+              <w:spacing w:before="60" w:after="60" w:line="252" w:lineRule="auto"/>
+              <w:jc w:val="left"/>
+            </w:pPr>
+            <w:r/>
+            <w:r>
+              <w:t>657.25</w:t>
+            </w:r>
+          </w:p>
+        </w:tc>
+        <w:tc>
+          <w:tcPr>
+            <w:tcW w:type="dxa" w:w="2016"/>
+            <w:shd w:fill="F8FAFC"/>
+            <w:tcMar>
+              <w:top w:w="100" w:type="dxa"/>
+              <w:bottom w:w="100" w:type="dxa"/>
+              <w:left w:w="120" w:type="dxa"/>
+              <w:right w:w="120" w:type="dxa"/>
+            </w:tcMar>
+            <w:tcBorders>
+              <w:top w:val="single" w:sz="4" w:space="0" w:color="CCCCCC"/>
+              <w:bottom w:val="single" w:sz="4" w:space="0" w:color="CCCCCC"/>
+              <w:left w:val="single" w:sz="4" w:space="0" w:color="CCCCCC"/>
+              <w:right w:val="single" w:sz="4" w:space="0" w:color="CCCCCC"/>
+            </w:tcBorders>
+          </w:tcPr>
+          <w:p>
+            <w:pPr>
+              <w:spacing w:before="60" w:after="60" w:line="252" w:lineRule="auto"/>
+              <w:jc w:val="left"/>
+            </w:pPr>
+            <w:r/>
+            <w:r>
+              <w:t>667.75</w:t>
+            </w:r>
+          </w:p>
+        </w:tc>
+        <w:tc>
+          <w:tcPr>
+            <w:tcW w:type="dxa" w:w="1152"/>
+            <w:shd w:fill="F8FAFC"/>
+            <w:tcMar>
+              <w:top w:w="100" w:type="dxa"/>
+              <w:bottom w:w="100" w:type="dxa"/>
+              <w:left w:w="120" w:type="dxa"/>
+              <w:right w:w="120" w:type="dxa"/>
+            </w:tcMar>
+            <w:tcBorders>
+              <w:top w:val="single" w:sz="4" w:space="0" w:color="CCCCCC"/>
+              <w:bottom w:val="single" w:sz="4" w:space="0" w:color="CCCCCC"/>
+              <w:left w:val="single" w:sz="4" w:space="0" w:color="CCCCCC"/>
+              <w:right w:val="single" w:sz="4" w:space="0" w:color="CCCCCC"/>
+            </w:tcBorders>
+          </w:tcPr>
+          <w:p>
+            <w:pPr>
+              <w:spacing w:before="60" w:after="60" w:line="252" w:lineRule="auto"/>
+              <w:jc w:val="left"/>
+            </w:pPr>
+            <w:r/>
+            <w:r>
+              <w:t>650.00</w:t>
             </w:r>
           </w:p>
         </w:tc>
@@ -26796,7 +28676,7 @@
               <w:rPr>
                 <w:b/>
               </w:rPr>
-              <w:t>+2.00</w:t>
+              <w:t>-0.25</w:t>
             </w:r>
           </w:p>
         </w:tc>
@@ -26824,7 +28704,7 @@
             </w:pPr>
             <w:r/>
             <w:r>
-              <w:t>BULL</w:t>
+              <w:t>BEAR</w:t>
             </w:r>
           </w:p>
         </w:tc>
@@ -26857,7 +28737,7 @@
               <w:rPr>
                 <w:b/>
               </w:rPr>
-              <w:t>Tue 11/08</w:t>
+              <w:t>Thu 13/08</w:t>
             </w:r>
           </w:p>
         </w:tc>
@@ -26885,7 +28765,7 @@
             </w:pPr>
             <w:r/>
             <w:r>
-              <w:t>NY Close 23-01</w:t>
+              <w:t>Asia 11-15</w:t>
             </w:r>
           </w:p>
         </w:tc>
@@ -26941,7 +28821,7 @@
             </w:pPr>
             <w:r/>
             <w:r>
-              <w:t>663.50</w:t>
+              <w:t>666.75</w:t>
             </w:r>
           </w:p>
         </w:tc>
@@ -26969,7 +28849,7 @@
             </w:pPr>
             <w:r/>
             <w:r>
-              <w:t>650.25</w:t>
+              <w:t>647.25</w:t>
             </w:r>
           </w:p>
         </w:tc>
@@ -27000,7 +28880,7 @@
               <w:rPr>
                 <w:b/>
               </w:rPr>
-              <w:t>657.25</w:t>
+              <w:t>657.50</w:t>
             </w:r>
           </w:p>
         </w:tc>
@@ -27008,241 +28888,6 @@
           <w:tcPr>
             <w:tcW w:type="dxa" w:w="3456"/>
             <w:shd w:fill="FFFFFF"/>
-            <w:tcMar>
-              <w:top w:w="100" w:type="dxa"/>
-              <w:bottom w:w="100" w:type="dxa"/>
-              <w:left w:w="120" w:type="dxa"/>
-              <w:right w:w="120" w:type="dxa"/>
-            </w:tcMar>
-            <w:tcBorders>
-              <w:top w:val="single" w:sz="4" w:space="0" w:color="CCCCCC"/>
-              <w:bottom w:val="single" w:sz="4" w:space="0" w:color="CCCCCC"/>
-              <w:left w:val="single" w:sz="4" w:space="0" w:color="CCCCCC"/>
-              <w:right w:val="single" w:sz="4" w:space="0" w:color="CCCCCC"/>
-            </w:tcBorders>
-          </w:tcPr>
-          <w:p>
-            <w:pPr>
-              <w:spacing w:before="60" w:after="60" w:line="252" w:lineRule="auto"/>
-              <w:jc w:val="left"/>
-            </w:pPr>
-            <w:r/>
-            <w:r>
-              <w:rPr>
-                <w:b/>
-              </w:rPr>
-              <w:t>+0.25</w:t>
-            </w:r>
-          </w:p>
-        </w:tc>
-        <w:tc>
-          <w:tcPr>
-            <w:tcW w:type="dxa" w:w="1440"/>
-            <w:shd w:fill="FFFFFF"/>
-            <w:tcMar>
-              <w:top w:w="100" w:type="dxa"/>
-              <w:bottom w:w="100" w:type="dxa"/>
-              <w:left w:w="120" w:type="dxa"/>
-              <w:right w:w="120" w:type="dxa"/>
-            </w:tcMar>
-            <w:tcBorders>
-              <w:top w:val="single" w:sz="4" w:space="0" w:color="CCCCCC"/>
-              <w:bottom w:val="single" w:sz="4" w:space="0" w:color="CCCCCC"/>
-              <w:left w:val="single" w:sz="4" w:space="0" w:color="CCCCCC"/>
-              <w:right w:val="single" w:sz="4" w:space="0" w:color="CCCCCC"/>
-            </w:tcBorders>
-          </w:tcPr>
-          <w:p>
-            <w:pPr>
-              <w:spacing w:before="60" w:after="60" w:line="252" w:lineRule="auto"/>
-              <w:jc w:val="left"/>
-            </w:pPr>
-            <w:r/>
-            <w:r>
-              <w:t>BULL</w:t>
-            </w:r>
-          </w:p>
-        </w:tc>
-      </w:tr>
-      <w:tr>
-        <w:tc>
-          <w:tcPr>
-            <w:tcW w:type="dxa" w:w="1584"/>
-            <w:shd w:fill="F8FAFC"/>
-            <w:tcMar>
-              <w:top w:w="100" w:type="dxa"/>
-              <w:bottom w:w="100" w:type="dxa"/>
-              <w:left w:w="120" w:type="dxa"/>
-              <w:right w:w="120" w:type="dxa"/>
-            </w:tcMar>
-            <w:tcBorders>
-              <w:top w:val="single" w:sz="4" w:space="0" w:color="CCCCCC"/>
-              <w:bottom w:val="single" w:sz="4" w:space="0" w:color="CCCCCC"/>
-              <w:left w:val="single" w:sz="4" w:space="0" w:color="CCCCCC"/>
-              <w:right w:val="single" w:sz="4" w:space="0" w:color="CCCCCC"/>
-            </w:tcBorders>
-          </w:tcPr>
-          <w:p>
-            <w:pPr>
-              <w:spacing w:before="60" w:after="60" w:line="252" w:lineRule="auto"/>
-              <w:jc w:val="left"/>
-            </w:pPr>
-            <w:r/>
-            <w:r>
-              <w:rPr>
-                <w:b/>
-              </w:rPr>
-              <w:t>Wed 12/08</w:t>
-            </w:r>
-          </w:p>
-        </w:tc>
-        <w:tc>
-          <w:tcPr>
-            <w:tcW w:type="dxa" w:w="864"/>
-            <w:shd w:fill="F8FAFC"/>
-            <w:tcMar>
-              <w:top w:w="100" w:type="dxa"/>
-              <w:bottom w:w="100" w:type="dxa"/>
-              <w:left w:w="120" w:type="dxa"/>
-              <w:right w:w="120" w:type="dxa"/>
-            </w:tcMar>
-            <w:tcBorders>
-              <w:top w:val="single" w:sz="4" w:space="0" w:color="CCCCCC"/>
-              <w:bottom w:val="single" w:sz="4" w:space="0" w:color="CCCCCC"/>
-              <w:left w:val="single" w:sz="4" w:space="0" w:color="CCCCCC"/>
-              <w:right w:val="single" w:sz="4" w:space="0" w:color="CCCCCC"/>
-            </w:tcBorders>
-          </w:tcPr>
-          <w:p>
-            <w:pPr>
-              <w:spacing w:before="60" w:after="60" w:line="252" w:lineRule="auto"/>
-              <w:jc w:val="left"/>
-            </w:pPr>
-            <w:r/>
-            <w:r>
-              <w:t>Asia 07-11</w:t>
-            </w:r>
-          </w:p>
-        </w:tc>
-        <w:tc>
-          <w:tcPr>
-            <w:tcW w:type="dxa" w:w="1440"/>
-            <w:shd w:fill="F8FAFC"/>
-            <w:tcMar>
-              <w:top w:w="100" w:type="dxa"/>
-              <w:bottom w:w="100" w:type="dxa"/>
-              <w:left w:w="120" w:type="dxa"/>
-              <w:right w:w="120" w:type="dxa"/>
-            </w:tcMar>
-            <w:tcBorders>
-              <w:top w:val="single" w:sz="4" w:space="0" w:color="CCCCCC"/>
-              <w:bottom w:val="single" w:sz="4" w:space="0" w:color="CCCCCC"/>
-              <w:left w:val="single" w:sz="4" w:space="0" w:color="CCCCCC"/>
-              <w:right w:val="single" w:sz="4" w:space="0" w:color="CCCCCC"/>
-            </w:tcBorders>
-          </w:tcPr>
-          <w:p>
-            <w:pPr>
-              <w:spacing w:before="60" w:after="60" w:line="252" w:lineRule="auto"/>
-              <w:jc w:val="left"/>
-            </w:pPr>
-            <w:r/>
-            <w:r>
-              <w:t>657.25</w:t>
-            </w:r>
-          </w:p>
-        </w:tc>
-        <w:tc>
-          <w:tcPr>
-            <w:tcW w:type="dxa" w:w="2016"/>
-            <w:shd w:fill="F8FAFC"/>
-            <w:tcMar>
-              <w:top w:w="100" w:type="dxa"/>
-              <w:bottom w:w="100" w:type="dxa"/>
-              <w:left w:w="120" w:type="dxa"/>
-              <w:right w:w="120" w:type="dxa"/>
-            </w:tcMar>
-            <w:tcBorders>
-              <w:top w:val="single" w:sz="4" w:space="0" w:color="CCCCCC"/>
-              <w:bottom w:val="single" w:sz="4" w:space="0" w:color="CCCCCC"/>
-              <w:left w:val="single" w:sz="4" w:space="0" w:color="CCCCCC"/>
-              <w:right w:val="single" w:sz="4" w:space="0" w:color="CCCCCC"/>
-            </w:tcBorders>
-          </w:tcPr>
-          <w:p>
-            <w:pPr>
-              <w:spacing w:before="60" w:after="60" w:line="252" w:lineRule="auto"/>
-              <w:jc w:val="left"/>
-            </w:pPr>
-            <w:r/>
-            <w:r>
-              <w:t>667.50</w:t>
-            </w:r>
-          </w:p>
-        </w:tc>
-        <w:tc>
-          <w:tcPr>
-            <w:tcW w:type="dxa" w:w="1152"/>
-            <w:shd w:fill="F8FAFC"/>
-            <w:tcMar>
-              <w:top w:w="100" w:type="dxa"/>
-              <w:bottom w:w="100" w:type="dxa"/>
-              <w:left w:w="120" w:type="dxa"/>
-              <w:right w:w="120" w:type="dxa"/>
-            </w:tcMar>
-            <w:tcBorders>
-              <w:top w:val="single" w:sz="4" w:space="0" w:color="CCCCCC"/>
-              <w:bottom w:val="single" w:sz="4" w:space="0" w:color="CCCCCC"/>
-              <w:left w:val="single" w:sz="4" w:space="0" w:color="CCCCCC"/>
-              <w:right w:val="single" w:sz="4" w:space="0" w:color="CCCCCC"/>
-            </w:tcBorders>
-          </w:tcPr>
-          <w:p>
-            <w:pPr>
-              <w:spacing w:before="60" w:after="60" w:line="252" w:lineRule="auto"/>
-              <w:jc w:val="left"/>
-            </w:pPr>
-            <w:r/>
-            <w:r>
-              <w:t>649.25</w:t>
-            </w:r>
-          </w:p>
-        </w:tc>
-        <w:tc>
-          <w:tcPr>
-            <w:tcW w:type="dxa" w:w="1728"/>
-            <w:shd w:fill="F8FAFC"/>
-            <w:tcMar>
-              <w:top w:w="100" w:type="dxa"/>
-              <w:bottom w:w="100" w:type="dxa"/>
-              <w:left w:w="120" w:type="dxa"/>
-              <w:right w:w="120" w:type="dxa"/>
-            </w:tcMar>
-            <w:tcBorders>
-              <w:top w:val="single" w:sz="4" w:space="0" w:color="CCCCCC"/>
-              <w:bottom w:val="single" w:sz="4" w:space="0" w:color="CCCCCC"/>
-              <w:left w:val="single" w:sz="4" w:space="0" w:color="CCCCCC"/>
-              <w:right w:val="single" w:sz="4" w:space="0" w:color="CCCCCC"/>
-            </w:tcBorders>
-          </w:tcPr>
-          <w:p>
-            <w:pPr>
-              <w:spacing w:before="60" w:after="60" w:line="252" w:lineRule="auto"/>
-              <w:jc w:val="left"/>
-            </w:pPr>
-            <w:r/>
-            <w:r>
-              <w:rPr>
-                <w:b/>
-              </w:rPr>
-              <w:t>657.75</w:t>
-            </w:r>
-          </w:p>
-        </w:tc>
-        <w:tc>
-          <w:tcPr>
-            <w:tcW w:type="dxa" w:w="3456"/>
-            <w:shd w:fill="F8FAFC"/>
             <w:tcMar>
               <w:top w:w="100" w:type="dxa"/>
               <w:bottom w:w="100" w:type="dxa"/>
@@ -27273,7 +28918,7 @@
         <w:tc>
           <w:tcPr>
             <w:tcW w:type="dxa" w:w="1440"/>
-            <w:shd w:fill="F8FAFC"/>
+            <w:shd w:fill="FFFFFF"/>
             <w:tcMar>
               <w:top w:w="100" w:type="dxa"/>
               <w:bottom w:w="100" w:type="dxa"/>
@@ -27303,7 +28948,7 @@
         <w:tc>
           <w:tcPr>
             <w:tcW w:type="dxa" w:w="1584"/>
-            <w:shd w:fill="FFFFFF"/>
+            <w:shd w:fill="F8FAFC"/>
             <w:tcMar>
               <w:top w:w="100" w:type="dxa"/>
               <w:bottom w:w="100" w:type="dxa"/>
@@ -27327,126 +28972,126 @@
               <w:rPr>
                 <w:b/>
               </w:rPr>
-              <w:t>Wed 12/08</w:t>
+              <w:t>Thu 13/08</w:t>
             </w:r>
           </w:p>
         </w:tc>
         <w:tc>
           <w:tcPr>
             <w:tcW w:type="dxa" w:w="864"/>
-            <w:shd w:fill="FFFFFF"/>
-            <w:tcMar>
-              <w:top w:w="100" w:type="dxa"/>
-              <w:bottom w:w="100" w:type="dxa"/>
-              <w:left w:w="120" w:type="dxa"/>
-              <w:right w:w="120" w:type="dxa"/>
-            </w:tcMar>
-            <w:tcBorders>
-              <w:top w:val="single" w:sz="4" w:space="0" w:color="CCCCCC"/>
-              <w:bottom w:val="single" w:sz="4" w:space="0" w:color="CCCCCC"/>
-              <w:left w:val="single" w:sz="4" w:space="0" w:color="CCCCCC"/>
-              <w:right w:val="single" w:sz="4" w:space="0" w:color="CCCCCC"/>
-            </w:tcBorders>
-          </w:tcPr>
-          <w:p>
-            <w:pPr>
-              <w:spacing w:before="60" w:after="60" w:line="252" w:lineRule="auto"/>
-              <w:jc w:val="left"/>
-            </w:pPr>
-            <w:r/>
-            <w:r>
-              <w:t>Asia 11-15</w:t>
+            <w:shd w:fill="F8FAFC"/>
+            <w:tcMar>
+              <w:top w:w="100" w:type="dxa"/>
+              <w:bottom w:w="100" w:type="dxa"/>
+              <w:left w:w="120" w:type="dxa"/>
+              <w:right w:w="120" w:type="dxa"/>
+            </w:tcMar>
+            <w:tcBorders>
+              <w:top w:val="single" w:sz="4" w:space="0" w:color="CCCCCC"/>
+              <w:bottom w:val="single" w:sz="4" w:space="0" w:color="CCCCCC"/>
+              <w:left w:val="single" w:sz="4" w:space="0" w:color="CCCCCC"/>
+              <w:right w:val="single" w:sz="4" w:space="0" w:color="CCCCCC"/>
+            </w:tcBorders>
+          </w:tcPr>
+          <w:p>
+            <w:pPr>
+              <w:spacing w:before="60" w:after="60" w:line="252" w:lineRule="auto"/>
+              <w:jc w:val="left"/>
+            </w:pPr>
+            <w:r/>
+            <w:r>
+              <w:t>London 15-19</w:t>
             </w:r>
           </w:p>
         </w:tc>
         <w:tc>
           <w:tcPr>
             <w:tcW w:type="dxa" w:w="1440"/>
-            <w:shd w:fill="FFFFFF"/>
-            <w:tcMar>
-              <w:top w:w="100" w:type="dxa"/>
-              <w:bottom w:w="100" w:type="dxa"/>
-              <w:left w:w="120" w:type="dxa"/>
-              <w:right w:w="120" w:type="dxa"/>
-            </w:tcMar>
-            <w:tcBorders>
-              <w:top w:val="single" w:sz="4" w:space="0" w:color="CCCCCC"/>
-              <w:bottom w:val="single" w:sz="4" w:space="0" w:color="CCCCCC"/>
-              <w:left w:val="single" w:sz="4" w:space="0" w:color="CCCCCC"/>
-              <w:right w:val="single" w:sz="4" w:space="0" w:color="CCCCCC"/>
-            </w:tcBorders>
-          </w:tcPr>
-          <w:p>
-            <w:pPr>
-              <w:spacing w:before="60" w:after="60" w:line="252" w:lineRule="auto"/>
-              <w:jc w:val="left"/>
-            </w:pPr>
-            <w:r/>
-            <w:r>
-              <w:t>657.75</w:t>
+            <w:shd w:fill="F8FAFC"/>
+            <w:tcMar>
+              <w:top w:w="100" w:type="dxa"/>
+              <w:bottom w:w="100" w:type="dxa"/>
+              <w:left w:w="120" w:type="dxa"/>
+              <w:right w:w="120" w:type="dxa"/>
+            </w:tcMar>
+            <w:tcBorders>
+              <w:top w:val="single" w:sz="4" w:space="0" w:color="CCCCCC"/>
+              <w:bottom w:val="single" w:sz="4" w:space="0" w:color="CCCCCC"/>
+              <w:left w:val="single" w:sz="4" w:space="0" w:color="CCCCCC"/>
+              <w:right w:val="single" w:sz="4" w:space="0" w:color="CCCCCC"/>
+            </w:tcBorders>
+          </w:tcPr>
+          <w:p>
+            <w:pPr>
+              <w:spacing w:before="60" w:after="60" w:line="252" w:lineRule="auto"/>
+              <w:jc w:val="left"/>
+            </w:pPr>
+            <w:r/>
+            <w:r>
+              <w:t>657.50</w:t>
             </w:r>
           </w:p>
         </w:tc>
         <w:tc>
           <w:tcPr>
             <w:tcW w:type="dxa" w:w="2016"/>
-            <w:shd w:fill="FFFFFF"/>
-            <w:tcMar>
-              <w:top w:w="100" w:type="dxa"/>
-              <w:bottom w:w="100" w:type="dxa"/>
-              <w:left w:w="120" w:type="dxa"/>
-              <w:right w:w="120" w:type="dxa"/>
-            </w:tcMar>
-            <w:tcBorders>
-              <w:top w:val="single" w:sz="4" w:space="0" w:color="CCCCCC"/>
-              <w:bottom w:val="single" w:sz="4" w:space="0" w:color="CCCCCC"/>
-              <w:left w:val="single" w:sz="4" w:space="0" w:color="CCCCCC"/>
-              <w:right w:val="single" w:sz="4" w:space="0" w:color="CCCCCC"/>
-            </w:tcBorders>
-          </w:tcPr>
-          <w:p>
-            <w:pPr>
-              <w:spacing w:before="60" w:after="60" w:line="252" w:lineRule="auto"/>
-              <w:jc w:val="left"/>
-            </w:pPr>
-            <w:r/>
-            <w:r>
-              <w:t>664.75</w:t>
+            <w:shd w:fill="F8FAFC"/>
+            <w:tcMar>
+              <w:top w:w="100" w:type="dxa"/>
+              <w:bottom w:w="100" w:type="dxa"/>
+              <w:left w:w="120" w:type="dxa"/>
+              <w:right w:w="120" w:type="dxa"/>
+            </w:tcMar>
+            <w:tcBorders>
+              <w:top w:val="single" w:sz="4" w:space="0" w:color="CCCCCC"/>
+              <w:bottom w:val="single" w:sz="4" w:space="0" w:color="CCCCCC"/>
+              <w:left w:val="single" w:sz="4" w:space="0" w:color="CCCCCC"/>
+              <w:right w:val="single" w:sz="4" w:space="0" w:color="CCCCCC"/>
+            </w:tcBorders>
+          </w:tcPr>
+          <w:p>
+            <w:pPr>
+              <w:spacing w:before="60" w:after="60" w:line="252" w:lineRule="auto"/>
+              <w:jc w:val="left"/>
+            </w:pPr>
+            <w:r/>
+            <w:r>
+              <w:t>668.25</w:t>
             </w:r>
           </w:p>
         </w:tc>
         <w:tc>
           <w:tcPr>
             <w:tcW w:type="dxa" w:w="1152"/>
-            <w:shd w:fill="FFFFFF"/>
-            <w:tcMar>
-              <w:top w:w="100" w:type="dxa"/>
-              <w:bottom w:w="100" w:type="dxa"/>
-              <w:left w:w="120" w:type="dxa"/>
-              <w:right w:w="120" w:type="dxa"/>
-            </w:tcMar>
-            <w:tcBorders>
-              <w:top w:val="single" w:sz="4" w:space="0" w:color="CCCCCC"/>
-              <w:bottom w:val="single" w:sz="4" w:space="0" w:color="CCCCCC"/>
-              <w:left w:val="single" w:sz="4" w:space="0" w:color="CCCCCC"/>
-              <w:right w:val="single" w:sz="4" w:space="0" w:color="CCCCCC"/>
-            </w:tcBorders>
-          </w:tcPr>
-          <w:p>
-            <w:pPr>
-              <w:spacing w:before="60" w:after="60" w:line="252" w:lineRule="auto"/>
-              <w:jc w:val="left"/>
-            </w:pPr>
-            <w:r/>
-            <w:r>
-              <w:t>651.75</w:t>
+            <w:shd w:fill="F8FAFC"/>
+            <w:tcMar>
+              <w:top w:w="100" w:type="dxa"/>
+              <w:bottom w:w="100" w:type="dxa"/>
+              <w:left w:w="120" w:type="dxa"/>
+              <w:right w:w="120" w:type="dxa"/>
+            </w:tcMar>
+            <w:tcBorders>
+              <w:top w:val="single" w:sz="4" w:space="0" w:color="CCCCCC"/>
+              <w:bottom w:val="single" w:sz="4" w:space="0" w:color="CCCCCC"/>
+              <w:left w:val="single" w:sz="4" w:space="0" w:color="CCCCCC"/>
+              <w:right w:val="single" w:sz="4" w:space="0" w:color="CCCCCC"/>
+            </w:tcBorders>
+          </w:tcPr>
+          <w:p>
+            <w:pPr>
+              <w:spacing w:before="60" w:after="60" w:line="252" w:lineRule="auto"/>
+              <w:jc w:val="left"/>
+            </w:pPr>
+            <w:r/>
+            <w:r>
+              <w:t>650.25</w:t>
             </w:r>
           </w:p>
         </w:tc>
         <w:tc>
           <w:tcPr>
             <w:tcW w:type="dxa" w:w="1728"/>
-            <w:shd w:fill="FFFFFF"/>
+            <w:shd w:fill="F8FAFC"/>
             <w:tcMar>
               <w:top w:w="100" w:type="dxa"/>
               <w:bottom w:w="100" w:type="dxa"/>
@@ -27470,7 +29115,242 @@
               <w:rPr>
                 <w:b/>
               </w:rPr>
-              <w:t>657.00</w:t>
+              <w:t>658.25</w:t>
+            </w:r>
+          </w:p>
+        </w:tc>
+        <w:tc>
+          <w:tcPr>
+            <w:tcW w:type="dxa" w:w="3456"/>
+            <w:shd w:fill="F8FAFC"/>
+            <w:tcMar>
+              <w:top w:w="100" w:type="dxa"/>
+              <w:bottom w:w="100" w:type="dxa"/>
+              <w:left w:w="120" w:type="dxa"/>
+              <w:right w:w="120" w:type="dxa"/>
+            </w:tcMar>
+            <w:tcBorders>
+              <w:top w:val="single" w:sz="4" w:space="0" w:color="CCCCCC"/>
+              <w:bottom w:val="single" w:sz="4" w:space="0" w:color="CCCCCC"/>
+              <w:left w:val="single" w:sz="4" w:space="0" w:color="CCCCCC"/>
+              <w:right w:val="single" w:sz="4" w:space="0" w:color="CCCCCC"/>
+            </w:tcBorders>
+          </w:tcPr>
+          <w:p>
+            <w:pPr>
+              <w:spacing w:before="60" w:after="60" w:line="252" w:lineRule="auto"/>
+              <w:jc w:val="left"/>
+            </w:pPr>
+            <w:r/>
+            <w:r>
+              <w:rPr>
+                <w:b/>
+              </w:rPr>
+              <w:t>+0.75</w:t>
+            </w:r>
+          </w:p>
+        </w:tc>
+        <w:tc>
+          <w:tcPr>
+            <w:tcW w:type="dxa" w:w="1440"/>
+            <w:shd w:fill="F8FAFC"/>
+            <w:tcMar>
+              <w:top w:w="100" w:type="dxa"/>
+              <w:bottom w:w="100" w:type="dxa"/>
+              <w:left w:w="120" w:type="dxa"/>
+              <w:right w:w="120" w:type="dxa"/>
+            </w:tcMar>
+            <w:tcBorders>
+              <w:top w:val="single" w:sz="4" w:space="0" w:color="CCCCCC"/>
+              <w:bottom w:val="single" w:sz="4" w:space="0" w:color="CCCCCC"/>
+              <w:left w:val="single" w:sz="4" w:space="0" w:color="CCCCCC"/>
+              <w:right w:val="single" w:sz="4" w:space="0" w:color="CCCCCC"/>
+            </w:tcBorders>
+          </w:tcPr>
+          <w:p>
+            <w:pPr>
+              <w:spacing w:before="60" w:after="60" w:line="252" w:lineRule="auto"/>
+              <w:jc w:val="left"/>
+            </w:pPr>
+            <w:r/>
+            <w:r>
+              <w:t>BULL</w:t>
+            </w:r>
+          </w:p>
+        </w:tc>
+      </w:tr>
+      <w:tr>
+        <w:tc>
+          <w:tcPr>
+            <w:tcW w:type="dxa" w:w="1584"/>
+            <w:shd w:fill="FFFFFF"/>
+            <w:tcMar>
+              <w:top w:w="100" w:type="dxa"/>
+              <w:bottom w:w="100" w:type="dxa"/>
+              <w:left w:w="120" w:type="dxa"/>
+              <w:right w:w="120" w:type="dxa"/>
+            </w:tcMar>
+            <w:tcBorders>
+              <w:top w:val="single" w:sz="4" w:space="0" w:color="CCCCCC"/>
+              <w:bottom w:val="single" w:sz="4" w:space="0" w:color="CCCCCC"/>
+              <w:left w:val="single" w:sz="4" w:space="0" w:color="CCCCCC"/>
+              <w:right w:val="single" w:sz="4" w:space="0" w:color="CCCCCC"/>
+            </w:tcBorders>
+          </w:tcPr>
+          <w:p>
+            <w:pPr>
+              <w:spacing w:before="60" w:after="60" w:line="252" w:lineRule="auto"/>
+              <w:jc w:val="left"/>
+            </w:pPr>
+            <w:r/>
+            <w:r>
+              <w:rPr>
+                <w:b/>
+              </w:rPr>
+              <w:t>Thu 13/08</w:t>
+            </w:r>
+          </w:p>
+        </w:tc>
+        <w:tc>
+          <w:tcPr>
+            <w:tcW w:type="dxa" w:w="864"/>
+            <w:shd w:fill="FFFFFF"/>
+            <w:tcMar>
+              <w:top w:w="100" w:type="dxa"/>
+              <w:bottom w:w="100" w:type="dxa"/>
+              <w:left w:w="120" w:type="dxa"/>
+              <w:right w:w="120" w:type="dxa"/>
+            </w:tcMar>
+            <w:tcBorders>
+              <w:top w:val="single" w:sz="4" w:space="0" w:color="CCCCCC"/>
+              <w:bottom w:val="single" w:sz="4" w:space="0" w:color="CCCCCC"/>
+              <w:left w:val="single" w:sz="4" w:space="0" w:color="CCCCCC"/>
+              <w:right w:val="single" w:sz="4" w:space="0" w:color="CCCCCC"/>
+            </w:tcBorders>
+          </w:tcPr>
+          <w:p>
+            <w:pPr>
+              <w:spacing w:before="60" w:after="60" w:line="252" w:lineRule="auto"/>
+              <w:jc w:val="left"/>
+            </w:pPr>
+            <w:r/>
+            <w:r>
+              <w:t>Pre-NY 19-21</w:t>
+            </w:r>
+          </w:p>
+        </w:tc>
+        <w:tc>
+          <w:tcPr>
+            <w:tcW w:type="dxa" w:w="1440"/>
+            <w:shd w:fill="FFFFFF"/>
+            <w:tcMar>
+              <w:top w:w="100" w:type="dxa"/>
+              <w:bottom w:w="100" w:type="dxa"/>
+              <w:left w:w="120" w:type="dxa"/>
+              <w:right w:w="120" w:type="dxa"/>
+            </w:tcMar>
+            <w:tcBorders>
+              <w:top w:val="single" w:sz="4" w:space="0" w:color="CCCCCC"/>
+              <w:bottom w:val="single" w:sz="4" w:space="0" w:color="CCCCCC"/>
+              <w:left w:val="single" w:sz="4" w:space="0" w:color="CCCCCC"/>
+              <w:right w:val="single" w:sz="4" w:space="0" w:color="CCCCCC"/>
+            </w:tcBorders>
+          </w:tcPr>
+          <w:p>
+            <w:pPr>
+              <w:spacing w:before="60" w:after="60" w:line="252" w:lineRule="auto"/>
+              <w:jc w:val="left"/>
+            </w:pPr>
+            <w:r/>
+            <w:r>
+              <w:t>658.25</w:t>
+            </w:r>
+          </w:p>
+        </w:tc>
+        <w:tc>
+          <w:tcPr>
+            <w:tcW w:type="dxa" w:w="2016"/>
+            <w:shd w:fill="FFFFFF"/>
+            <w:tcMar>
+              <w:top w:w="100" w:type="dxa"/>
+              <w:bottom w:w="100" w:type="dxa"/>
+              <w:left w:w="120" w:type="dxa"/>
+              <w:right w:w="120" w:type="dxa"/>
+            </w:tcMar>
+            <w:tcBorders>
+              <w:top w:val="single" w:sz="4" w:space="0" w:color="CCCCCC"/>
+              <w:bottom w:val="single" w:sz="4" w:space="0" w:color="CCCCCC"/>
+              <w:left w:val="single" w:sz="4" w:space="0" w:color="CCCCCC"/>
+              <w:right w:val="single" w:sz="4" w:space="0" w:color="CCCCCC"/>
+            </w:tcBorders>
+          </w:tcPr>
+          <w:p>
+            <w:pPr>
+              <w:spacing w:before="60" w:after="60" w:line="252" w:lineRule="auto"/>
+              <w:jc w:val="left"/>
+            </w:pPr>
+            <w:r/>
+            <w:r>
+              <w:t>664.75</w:t>
+            </w:r>
+          </w:p>
+        </w:tc>
+        <w:tc>
+          <w:tcPr>
+            <w:tcW w:type="dxa" w:w="1152"/>
+            <w:shd w:fill="FFFFFF"/>
+            <w:tcMar>
+              <w:top w:w="100" w:type="dxa"/>
+              <w:bottom w:w="100" w:type="dxa"/>
+              <w:left w:w="120" w:type="dxa"/>
+              <w:right w:w="120" w:type="dxa"/>
+            </w:tcMar>
+            <w:tcBorders>
+              <w:top w:val="single" w:sz="4" w:space="0" w:color="CCCCCC"/>
+              <w:bottom w:val="single" w:sz="4" w:space="0" w:color="CCCCCC"/>
+              <w:left w:val="single" w:sz="4" w:space="0" w:color="CCCCCC"/>
+              <w:right w:val="single" w:sz="4" w:space="0" w:color="CCCCCC"/>
+            </w:tcBorders>
+          </w:tcPr>
+          <w:p>
+            <w:pPr>
+              <w:spacing w:before="60" w:after="60" w:line="252" w:lineRule="auto"/>
+              <w:jc w:val="left"/>
+            </w:pPr>
+            <w:r/>
+            <w:r>
+              <w:t>649.75</w:t>
+            </w:r>
+          </w:p>
+        </w:tc>
+        <w:tc>
+          <w:tcPr>
+            <w:tcW w:type="dxa" w:w="1728"/>
+            <w:shd w:fill="FFFFFF"/>
+            <w:tcMar>
+              <w:top w:w="100" w:type="dxa"/>
+              <w:bottom w:w="100" w:type="dxa"/>
+              <w:left w:w="120" w:type="dxa"/>
+              <w:right w:w="120" w:type="dxa"/>
+            </w:tcMar>
+            <w:tcBorders>
+              <w:top w:val="single" w:sz="4" w:space="0" w:color="CCCCCC"/>
+              <w:bottom w:val="single" w:sz="4" w:space="0" w:color="CCCCCC"/>
+              <w:left w:val="single" w:sz="4" w:space="0" w:color="CCCCCC"/>
+              <w:right w:val="single" w:sz="4" w:space="0" w:color="CCCCCC"/>
+            </w:tcBorders>
+          </w:tcPr>
+          <w:p>
+            <w:pPr>
+              <w:spacing w:before="60" w:after="60" w:line="252" w:lineRule="auto"/>
+              <w:jc w:val="left"/>
+            </w:pPr>
+            <w:r/>
+            <w:r>
+              <w:rPr>
+                <w:b/>
+              </w:rPr>
+              <w:t>658.75</w:t>
             </w:r>
           </w:p>
         </w:tc>
@@ -27478,6 +29358,711 @@
           <w:tcPr>
             <w:tcW w:type="dxa" w:w="3456"/>
             <w:shd w:fill="FFFFFF"/>
+            <w:tcMar>
+              <w:top w:w="100" w:type="dxa"/>
+              <w:bottom w:w="100" w:type="dxa"/>
+              <w:left w:w="120" w:type="dxa"/>
+              <w:right w:w="120" w:type="dxa"/>
+            </w:tcMar>
+            <w:tcBorders>
+              <w:top w:val="single" w:sz="4" w:space="0" w:color="CCCCCC"/>
+              <w:bottom w:val="single" w:sz="4" w:space="0" w:color="CCCCCC"/>
+              <w:left w:val="single" w:sz="4" w:space="0" w:color="CCCCCC"/>
+              <w:right w:val="single" w:sz="4" w:space="0" w:color="CCCCCC"/>
+            </w:tcBorders>
+          </w:tcPr>
+          <w:p>
+            <w:pPr>
+              <w:spacing w:before="60" w:after="60" w:line="252" w:lineRule="auto"/>
+              <w:jc w:val="left"/>
+            </w:pPr>
+            <w:r/>
+            <w:r>
+              <w:rPr>
+                <w:b/>
+              </w:rPr>
+              <w:t>+0.50</w:t>
+            </w:r>
+          </w:p>
+        </w:tc>
+        <w:tc>
+          <w:tcPr>
+            <w:tcW w:type="dxa" w:w="1440"/>
+            <w:shd w:fill="FFFFFF"/>
+            <w:tcMar>
+              <w:top w:w="100" w:type="dxa"/>
+              <w:bottom w:w="100" w:type="dxa"/>
+              <w:left w:w="120" w:type="dxa"/>
+              <w:right w:w="120" w:type="dxa"/>
+            </w:tcMar>
+            <w:tcBorders>
+              <w:top w:val="single" w:sz="4" w:space="0" w:color="CCCCCC"/>
+              <w:bottom w:val="single" w:sz="4" w:space="0" w:color="CCCCCC"/>
+              <w:left w:val="single" w:sz="4" w:space="0" w:color="CCCCCC"/>
+              <w:right w:val="single" w:sz="4" w:space="0" w:color="CCCCCC"/>
+            </w:tcBorders>
+          </w:tcPr>
+          <w:p>
+            <w:pPr>
+              <w:spacing w:before="60" w:after="60" w:line="252" w:lineRule="auto"/>
+              <w:jc w:val="left"/>
+            </w:pPr>
+            <w:r/>
+            <w:r>
+              <w:t>BULL</w:t>
+            </w:r>
+          </w:p>
+        </w:tc>
+      </w:tr>
+      <w:tr>
+        <w:tc>
+          <w:tcPr>
+            <w:tcW w:type="dxa" w:w="1584"/>
+            <w:shd w:fill="F8FAFC"/>
+            <w:tcMar>
+              <w:top w:w="100" w:type="dxa"/>
+              <w:bottom w:w="100" w:type="dxa"/>
+              <w:left w:w="120" w:type="dxa"/>
+              <w:right w:w="120" w:type="dxa"/>
+            </w:tcMar>
+            <w:tcBorders>
+              <w:top w:val="single" w:sz="4" w:space="0" w:color="CCCCCC"/>
+              <w:bottom w:val="single" w:sz="4" w:space="0" w:color="CCCCCC"/>
+              <w:left w:val="single" w:sz="4" w:space="0" w:color="CCCCCC"/>
+              <w:right w:val="single" w:sz="4" w:space="0" w:color="CCCCCC"/>
+            </w:tcBorders>
+          </w:tcPr>
+          <w:p>
+            <w:pPr>
+              <w:spacing w:before="60" w:after="60" w:line="252" w:lineRule="auto"/>
+              <w:jc w:val="left"/>
+            </w:pPr>
+            <w:r/>
+            <w:r>
+              <w:rPr>
+                <w:b/>
+              </w:rPr>
+              <w:t>Thu 13/08</w:t>
+            </w:r>
+          </w:p>
+        </w:tc>
+        <w:tc>
+          <w:tcPr>
+            <w:tcW w:type="dxa" w:w="864"/>
+            <w:shd w:fill="F8FAFC"/>
+            <w:tcMar>
+              <w:top w:w="100" w:type="dxa"/>
+              <w:bottom w:w="100" w:type="dxa"/>
+              <w:left w:w="120" w:type="dxa"/>
+              <w:right w:w="120" w:type="dxa"/>
+            </w:tcMar>
+            <w:tcBorders>
+              <w:top w:val="single" w:sz="4" w:space="0" w:color="CCCCCC"/>
+              <w:bottom w:val="single" w:sz="4" w:space="0" w:color="CCCCCC"/>
+              <w:left w:val="single" w:sz="4" w:space="0" w:color="CCCCCC"/>
+              <w:right w:val="single" w:sz="4" w:space="0" w:color="CCCCCC"/>
+            </w:tcBorders>
+          </w:tcPr>
+          <w:p>
+            <w:pPr>
+              <w:spacing w:before="60" w:after="60" w:line="252" w:lineRule="auto"/>
+              <w:jc w:val="left"/>
+            </w:pPr>
+            <w:r/>
+            <w:r>
+              <w:t>NY Open 21-23</w:t>
+            </w:r>
+          </w:p>
+        </w:tc>
+        <w:tc>
+          <w:tcPr>
+            <w:tcW w:type="dxa" w:w="1440"/>
+            <w:shd w:fill="F8FAFC"/>
+            <w:tcMar>
+              <w:top w:w="100" w:type="dxa"/>
+              <w:bottom w:w="100" w:type="dxa"/>
+              <w:left w:w="120" w:type="dxa"/>
+              <w:right w:w="120" w:type="dxa"/>
+            </w:tcMar>
+            <w:tcBorders>
+              <w:top w:val="single" w:sz="4" w:space="0" w:color="CCCCCC"/>
+              <w:bottom w:val="single" w:sz="4" w:space="0" w:color="CCCCCC"/>
+              <w:left w:val="single" w:sz="4" w:space="0" w:color="CCCCCC"/>
+              <w:right w:val="single" w:sz="4" w:space="0" w:color="CCCCCC"/>
+            </w:tcBorders>
+          </w:tcPr>
+          <w:p>
+            <w:pPr>
+              <w:spacing w:before="60" w:after="60" w:line="252" w:lineRule="auto"/>
+              <w:jc w:val="left"/>
+            </w:pPr>
+            <w:r/>
+            <w:r>
+              <w:t>658.75</w:t>
+            </w:r>
+          </w:p>
+        </w:tc>
+        <w:tc>
+          <w:tcPr>
+            <w:tcW w:type="dxa" w:w="2016"/>
+            <w:shd w:fill="F8FAFC"/>
+            <w:tcMar>
+              <w:top w:w="100" w:type="dxa"/>
+              <w:bottom w:w="100" w:type="dxa"/>
+              <w:left w:w="120" w:type="dxa"/>
+              <w:right w:w="120" w:type="dxa"/>
+            </w:tcMar>
+            <w:tcBorders>
+              <w:top w:val="single" w:sz="4" w:space="0" w:color="CCCCCC"/>
+              <w:bottom w:val="single" w:sz="4" w:space="0" w:color="CCCCCC"/>
+              <w:left w:val="single" w:sz="4" w:space="0" w:color="CCCCCC"/>
+              <w:right w:val="single" w:sz="4" w:space="0" w:color="CCCCCC"/>
+            </w:tcBorders>
+          </w:tcPr>
+          <w:p>
+            <w:pPr>
+              <w:spacing w:before="60" w:after="60" w:line="252" w:lineRule="auto"/>
+              <w:jc w:val="left"/>
+            </w:pPr>
+            <w:r/>
+            <w:r>
+              <w:t>669.75</w:t>
+            </w:r>
+          </w:p>
+        </w:tc>
+        <w:tc>
+          <w:tcPr>
+            <w:tcW w:type="dxa" w:w="1152"/>
+            <w:shd w:fill="F8FAFC"/>
+            <w:tcMar>
+              <w:top w:w="100" w:type="dxa"/>
+              <w:bottom w:w="100" w:type="dxa"/>
+              <w:left w:w="120" w:type="dxa"/>
+              <w:right w:w="120" w:type="dxa"/>
+            </w:tcMar>
+            <w:tcBorders>
+              <w:top w:val="single" w:sz="4" w:space="0" w:color="CCCCCC"/>
+              <w:bottom w:val="single" w:sz="4" w:space="0" w:color="CCCCCC"/>
+              <w:left w:val="single" w:sz="4" w:space="0" w:color="CCCCCC"/>
+              <w:right w:val="single" w:sz="4" w:space="0" w:color="CCCCCC"/>
+            </w:tcBorders>
+          </w:tcPr>
+          <w:p>
+            <w:pPr>
+              <w:spacing w:before="60" w:after="60" w:line="252" w:lineRule="auto"/>
+              <w:jc w:val="left"/>
+            </w:pPr>
+            <w:r/>
+            <w:r>
+              <w:t>647.00</w:t>
+            </w:r>
+          </w:p>
+        </w:tc>
+        <w:tc>
+          <w:tcPr>
+            <w:tcW w:type="dxa" w:w="1728"/>
+            <w:shd w:fill="F8FAFC"/>
+            <w:tcMar>
+              <w:top w:w="100" w:type="dxa"/>
+              <w:bottom w:w="100" w:type="dxa"/>
+              <w:left w:w="120" w:type="dxa"/>
+              <w:right w:w="120" w:type="dxa"/>
+            </w:tcMar>
+            <w:tcBorders>
+              <w:top w:val="single" w:sz="4" w:space="0" w:color="CCCCCC"/>
+              <w:bottom w:val="single" w:sz="4" w:space="0" w:color="CCCCCC"/>
+              <w:left w:val="single" w:sz="4" w:space="0" w:color="CCCCCC"/>
+              <w:right w:val="single" w:sz="4" w:space="0" w:color="CCCCCC"/>
+            </w:tcBorders>
+          </w:tcPr>
+          <w:p>
+            <w:pPr>
+              <w:spacing w:before="60" w:after="60" w:line="252" w:lineRule="auto"/>
+              <w:jc w:val="left"/>
+            </w:pPr>
+            <w:r/>
+            <w:r>
+              <w:rPr>
+                <w:b/>
+              </w:rPr>
+              <w:t>662.25</w:t>
+            </w:r>
+          </w:p>
+        </w:tc>
+        <w:tc>
+          <w:tcPr>
+            <w:tcW w:type="dxa" w:w="3456"/>
+            <w:shd w:fill="F8FAFC"/>
+            <w:tcMar>
+              <w:top w:w="100" w:type="dxa"/>
+              <w:bottom w:w="100" w:type="dxa"/>
+              <w:left w:w="120" w:type="dxa"/>
+              <w:right w:w="120" w:type="dxa"/>
+            </w:tcMar>
+            <w:tcBorders>
+              <w:top w:val="single" w:sz="4" w:space="0" w:color="CCCCCC"/>
+              <w:bottom w:val="single" w:sz="4" w:space="0" w:color="CCCCCC"/>
+              <w:left w:val="single" w:sz="4" w:space="0" w:color="CCCCCC"/>
+              <w:right w:val="single" w:sz="4" w:space="0" w:color="CCCCCC"/>
+            </w:tcBorders>
+          </w:tcPr>
+          <w:p>
+            <w:pPr>
+              <w:spacing w:before="60" w:after="60" w:line="252" w:lineRule="auto"/>
+              <w:jc w:val="left"/>
+            </w:pPr>
+            <w:r/>
+            <w:r>
+              <w:rPr>
+                <w:b/>
+              </w:rPr>
+              <w:t>+3.50</w:t>
+            </w:r>
+          </w:p>
+        </w:tc>
+        <w:tc>
+          <w:tcPr>
+            <w:tcW w:type="dxa" w:w="1440"/>
+            <w:shd w:fill="F8FAFC"/>
+            <w:tcMar>
+              <w:top w:w="100" w:type="dxa"/>
+              <w:bottom w:w="100" w:type="dxa"/>
+              <w:left w:w="120" w:type="dxa"/>
+              <w:right w:w="120" w:type="dxa"/>
+            </w:tcMar>
+            <w:tcBorders>
+              <w:top w:val="single" w:sz="4" w:space="0" w:color="CCCCCC"/>
+              <w:bottom w:val="single" w:sz="4" w:space="0" w:color="CCCCCC"/>
+              <w:left w:val="single" w:sz="4" w:space="0" w:color="CCCCCC"/>
+              <w:right w:val="single" w:sz="4" w:space="0" w:color="CCCCCC"/>
+            </w:tcBorders>
+          </w:tcPr>
+          <w:p>
+            <w:pPr>
+              <w:spacing w:before="60" w:after="60" w:line="252" w:lineRule="auto"/>
+              <w:jc w:val="left"/>
+            </w:pPr>
+            <w:r/>
+            <w:r>
+              <w:t>BULL</w:t>
+            </w:r>
+          </w:p>
+        </w:tc>
+      </w:tr>
+      <w:tr>
+        <w:tc>
+          <w:tcPr>
+            <w:tcW w:type="dxa" w:w="1584"/>
+            <w:shd w:fill="FFFFFF"/>
+            <w:tcMar>
+              <w:top w:w="100" w:type="dxa"/>
+              <w:bottom w:w="100" w:type="dxa"/>
+              <w:left w:w="120" w:type="dxa"/>
+              <w:right w:w="120" w:type="dxa"/>
+            </w:tcMar>
+            <w:tcBorders>
+              <w:top w:val="single" w:sz="4" w:space="0" w:color="CCCCCC"/>
+              <w:bottom w:val="single" w:sz="4" w:space="0" w:color="CCCCCC"/>
+              <w:left w:val="single" w:sz="4" w:space="0" w:color="CCCCCC"/>
+              <w:right w:val="single" w:sz="4" w:space="0" w:color="CCCCCC"/>
+            </w:tcBorders>
+          </w:tcPr>
+          <w:p>
+            <w:pPr>
+              <w:spacing w:before="60" w:after="60" w:line="252" w:lineRule="auto"/>
+              <w:jc w:val="left"/>
+            </w:pPr>
+            <w:r/>
+            <w:r>
+              <w:rPr>
+                <w:b/>
+              </w:rPr>
+              <w:t>Thu 13/08</w:t>
+            </w:r>
+          </w:p>
+        </w:tc>
+        <w:tc>
+          <w:tcPr>
+            <w:tcW w:type="dxa" w:w="864"/>
+            <w:shd w:fill="FFFFFF"/>
+            <w:tcMar>
+              <w:top w:w="100" w:type="dxa"/>
+              <w:bottom w:w="100" w:type="dxa"/>
+              <w:left w:w="120" w:type="dxa"/>
+              <w:right w:w="120" w:type="dxa"/>
+            </w:tcMar>
+            <w:tcBorders>
+              <w:top w:val="single" w:sz="4" w:space="0" w:color="CCCCCC"/>
+              <w:bottom w:val="single" w:sz="4" w:space="0" w:color="CCCCCC"/>
+              <w:left w:val="single" w:sz="4" w:space="0" w:color="CCCCCC"/>
+              <w:right w:val="single" w:sz="4" w:space="0" w:color="CCCCCC"/>
+            </w:tcBorders>
+          </w:tcPr>
+          <w:p>
+            <w:pPr>
+              <w:spacing w:before="60" w:after="60" w:line="252" w:lineRule="auto"/>
+              <w:jc w:val="left"/>
+            </w:pPr>
+            <w:r/>
+            <w:r>
+              <w:t>NY Close 23-01</w:t>
+            </w:r>
+          </w:p>
+        </w:tc>
+        <w:tc>
+          <w:tcPr>
+            <w:tcW w:type="dxa" w:w="1440"/>
+            <w:shd w:fill="FFFFFF"/>
+            <w:tcMar>
+              <w:top w:w="100" w:type="dxa"/>
+              <w:bottom w:w="100" w:type="dxa"/>
+              <w:left w:w="120" w:type="dxa"/>
+              <w:right w:w="120" w:type="dxa"/>
+            </w:tcMar>
+            <w:tcBorders>
+              <w:top w:val="single" w:sz="4" w:space="0" w:color="CCCCCC"/>
+              <w:bottom w:val="single" w:sz="4" w:space="0" w:color="CCCCCC"/>
+              <w:left w:val="single" w:sz="4" w:space="0" w:color="CCCCCC"/>
+              <w:right w:val="single" w:sz="4" w:space="0" w:color="CCCCCC"/>
+            </w:tcBorders>
+          </w:tcPr>
+          <w:p>
+            <w:pPr>
+              <w:spacing w:before="60" w:after="60" w:line="252" w:lineRule="auto"/>
+              <w:jc w:val="left"/>
+            </w:pPr>
+            <w:r/>
+            <w:r>
+              <w:t>662.25</w:t>
+            </w:r>
+          </w:p>
+        </w:tc>
+        <w:tc>
+          <w:tcPr>
+            <w:tcW w:type="dxa" w:w="2016"/>
+            <w:shd w:fill="FFFFFF"/>
+            <w:tcMar>
+              <w:top w:w="100" w:type="dxa"/>
+              <w:bottom w:w="100" w:type="dxa"/>
+              <w:left w:w="120" w:type="dxa"/>
+              <w:right w:w="120" w:type="dxa"/>
+            </w:tcMar>
+            <w:tcBorders>
+              <w:top w:val="single" w:sz="4" w:space="0" w:color="CCCCCC"/>
+              <w:bottom w:val="single" w:sz="4" w:space="0" w:color="CCCCCC"/>
+              <w:left w:val="single" w:sz="4" w:space="0" w:color="CCCCCC"/>
+              <w:right w:val="single" w:sz="4" w:space="0" w:color="CCCCCC"/>
+            </w:tcBorders>
+          </w:tcPr>
+          <w:p>
+            <w:pPr>
+              <w:spacing w:before="60" w:after="60" w:line="252" w:lineRule="auto"/>
+              <w:jc w:val="left"/>
+            </w:pPr>
+            <w:r/>
+            <w:r>
+              <w:t>667.75</w:t>
+            </w:r>
+          </w:p>
+        </w:tc>
+        <w:tc>
+          <w:tcPr>
+            <w:tcW w:type="dxa" w:w="1152"/>
+            <w:shd w:fill="FFFFFF"/>
+            <w:tcMar>
+              <w:top w:w="100" w:type="dxa"/>
+              <w:bottom w:w="100" w:type="dxa"/>
+              <w:left w:w="120" w:type="dxa"/>
+              <w:right w:w="120" w:type="dxa"/>
+            </w:tcMar>
+            <w:tcBorders>
+              <w:top w:val="single" w:sz="4" w:space="0" w:color="CCCCCC"/>
+              <w:bottom w:val="single" w:sz="4" w:space="0" w:color="CCCCCC"/>
+              <w:left w:val="single" w:sz="4" w:space="0" w:color="CCCCCC"/>
+              <w:right w:val="single" w:sz="4" w:space="0" w:color="CCCCCC"/>
+            </w:tcBorders>
+          </w:tcPr>
+          <w:p>
+            <w:pPr>
+              <w:spacing w:before="60" w:after="60" w:line="252" w:lineRule="auto"/>
+              <w:jc w:val="left"/>
+            </w:pPr>
+            <w:r/>
+            <w:r>
+              <w:t>654.50</w:t>
+            </w:r>
+          </w:p>
+        </w:tc>
+        <w:tc>
+          <w:tcPr>
+            <w:tcW w:type="dxa" w:w="1728"/>
+            <w:shd w:fill="FFFFFF"/>
+            <w:tcMar>
+              <w:top w:w="100" w:type="dxa"/>
+              <w:bottom w:w="100" w:type="dxa"/>
+              <w:left w:w="120" w:type="dxa"/>
+              <w:right w:w="120" w:type="dxa"/>
+            </w:tcMar>
+            <w:tcBorders>
+              <w:top w:val="single" w:sz="4" w:space="0" w:color="CCCCCC"/>
+              <w:bottom w:val="single" w:sz="4" w:space="0" w:color="CCCCCC"/>
+              <w:left w:val="single" w:sz="4" w:space="0" w:color="CCCCCC"/>
+              <w:right w:val="single" w:sz="4" w:space="0" w:color="CCCCCC"/>
+            </w:tcBorders>
+          </w:tcPr>
+          <w:p>
+            <w:pPr>
+              <w:spacing w:before="60" w:after="60" w:line="252" w:lineRule="auto"/>
+              <w:jc w:val="left"/>
+            </w:pPr>
+            <w:r/>
+            <w:r>
+              <w:rPr>
+                <w:b/>
+              </w:rPr>
+              <w:t>663.00</w:t>
+            </w:r>
+          </w:p>
+        </w:tc>
+        <w:tc>
+          <w:tcPr>
+            <w:tcW w:type="dxa" w:w="3456"/>
+            <w:shd w:fill="FFFFFF"/>
+            <w:tcMar>
+              <w:top w:w="100" w:type="dxa"/>
+              <w:bottom w:w="100" w:type="dxa"/>
+              <w:left w:w="120" w:type="dxa"/>
+              <w:right w:w="120" w:type="dxa"/>
+            </w:tcMar>
+            <w:tcBorders>
+              <w:top w:val="single" w:sz="4" w:space="0" w:color="CCCCCC"/>
+              <w:bottom w:val="single" w:sz="4" w:space="0" w:color="CCCCCC"/>
+              <w:left w:val="single" w:sz="4" w:space="0" w:color="CCCCCC"/>
+              <w:right w:val="single" w:sz="4" w:space="0" w:color="CCCCCC"/>
+            </w:tcBorders>
+          </w:tcPr>
+          <w:p>
+            <w:pPr>
+              <w:spacing w:before="60" w:after="60" w:line="252" w:lineRule="auto"/>
+              <w:jc w:val="left"/>
+            </w:pPr>
+            <w:r/>
+            <w:r>
+              <w:rPr>
+                <w:b/>
+              </w:rPr>
+              <w:t>+0.75</w:t>
+            </w:r>
+          </w:p>
+        </w:tc>
+        <w:tc>
+          <w:tcPr>
+            <w:tcW w:type="dxa" w:w="1440"/>
+            <w:shd w:fill="FFFFFF"/>
+            <w:tcMar>
+              <w:top w:w="100" w:type="dxa"/>
+              <w:bottom w:w="100" w:type="dxa"/>
+              <w:left w:w="120" w:type="dxa"/>
+              <w:right w:w="120" w:type="dxa"/>
+            </w:tcMar>
+            <w:tcBorders>
+              <w:top w:val="single" w:sz="4" w:space="0" w:color="CCCCCC"/>
+              <w:bottom w:val="single" w:sz="4" w:space="0" w:color="CCCCCC"/>
+              <w:left w:val="single" w:sz="4" w:space="0" w:color="CCCCCC"/>
+              <w:right w:val="single" w:sz="4" w:space="0" w:color="CCCCCC"/>
+            </w:tcBorders>
+          </w:tcPr>
+          <w:p>
+            <w:pPr>
+              <w:spacing w:before="60" w:after="60" w:line="252" w:lineRule="auto"/>
+              <w:jc w:val="left"/>
+            </w:pPr>
+            <w:r/>
+            <w:r>
+              <w:t>BULL</w:t>
+            </w:r>
+          </w:p>
+        </w:tc>
+      </w:tr>
+      <w:tr>
+        <w:tc>
+          <w:tcPr>
+            <w:tcW w:type="dxa" w:w="1584"/>
+            <w:shd w:fill="F8FAFC"/>
+            <w:tcMar>
+              <w:top w:w="100" w:type="dxa"/>
+              <w:bottom w:w="100" w:type="dxa"/>
+              <w:left w:w="120" w:type="dxa"/>
+              <w:right w:w="120" w:type="dxa"/>
+            </w:tcMar>
+            <w:tcBorders>
+              <w:top w:val="single" w:sz="4" w:space="0" w:color="CCCCCC"/>
+              <w:bottom w:val="single" w:sz="4" w:space="0" w:color="CCCCCC"/>
+              <w:left w:val="single" w:sz="4" w:space="0" w:color="CCCCCC"/>
+              <w:right w:val="single" w:sz="4" w:space="0" w:color="CCCCCC"/>
+            </w:tcBorders>
+          </w:tcPr>
+          <w:p>
+            <w:pPr>
+              <w:spacing w:before="60" w:after="60" w:line="252" w:lineRule="auto"/>
+              <w:jc w:val="left"/>
+            </w:pPr>
+            <w:r/>
+            <w:r>
+              <w:rPr>
+                <w:b/>
+              </w:rPr>
+              <w:t>Fri 14/08</w:t>
+            </w:r>
+          </w:p>
+        </w:tc>
+        <w:tc>
+          <w:tcPr>
+            <w:tcW w:type="dxa" w:w="864"/>
+            <w:shd w:fill="F8FAFC"/>
+            <w:tcMar>
+              <w:top w:w="100" w:type="dxa"/>
+              <w:bottom w:w="100" w:type="dxa"/>
+              <w:left w:w="120" w:type="dxa"/>
+              <w:right w:w="120" w:type="dxa"/>
+            </w:tcMar>
+            <w:tcBorders>
+              <w:top w:val="single" w:sz="4" w:space="0" w:color="CCCCCC"/>
+              <w:bottom w:val="single" w:sz="4" w:space="0" w:color="CCCCCC"/>
+              <w:left w:val="single" w:sz="4" w:space="0" w:color="CCCCCC"/>
+              <w:right w:val="single" w:sz="4" w:space="0" w:color="CCCCCC"/>
+            </w:tcBorders>
+          </w:tcPr>
+          <w:p>
+            <w:pPr>
+              <w:spacing w:before="60" w:after="60" w:line="252" w:lineRule="auto"/>
+              <w:jc w:val="left"/>
+            </w:pPr>
+            <w:r/>
+            <w:r>
+              <w:t>Asia 07-11</w:t>
+            </w:r>
+          </w:p>
+        </w:tc>
+        <w:tc>
+          <w:tcPr>
+            <w:tcW w:type="dxa" w:w="1440"/>
+            <w:shd w:fill="F8FAFC"/>
+            <w:tcMar>
+              <w:top w:w="100" w:type="dxa"/>
+              <w:bottom w:w="100" w:type="dxa"/>
+              <w:left w:w="120" w:type="dxa"/>
+              <w:right w:w="120" w:type="dxa"/>
+            </w:tcMar>
+            <w:tcBorders>
+              <w:top w:val="single" w:sz="4" w:space="0" w:color="CCCCCC"/>
+              <w:bottom w:val="single" w:sz="4" w:space="0" w:color="CCCCCC"/>
+              <w:left w:val="single" w:sz="4" w:space="0" w:color="CCCCCC"/>
+              <w:right w:val="single" w:sz="4" w:space="0" w:color="CCCCCC"/>
+            </w:tcBorders>
+          </w:tcPr>
+          <w:p>
+            <w:pPr>
+              <w:spacing w:before="60" w:after="60" w:line="252" w:lineRule="auto"/>
+              <w:jc w:val="left"/>
+            </w:pPr>
+            <w:r/>
+            <w:r>
+              <w:t>663.00</w:t>
+            </w:r>
+          </w:p>
+        </w:tc>
+        <w:tc>
+          <w:tcPr>
+            <w:tcW w:type="dxa" w:w="2016"/>
+            <w:shd w:fill="F8FAFC"/>
+            <w:tcMar>
+              <w:top w:w="100" w:type="dxa"/>
+              <w:bottom w:w="100" w:type="dxa"/>
+              <w:left w:w="120" w:type="dxa"/>
+              <w:right w:w="120" w:type="dxa"/>
+            </w:tcMar>
+            <w:tcBorders>
+              <w:top w:val="single" w:sz="4" w:space="0" w:color="CCCCCC"/>
+              <w:bottom w:val="single" w:sz="4" w:space="0" w:color="CCCCCC"/>
+              <w:left w:val="single" w:sz="4" w:space="0" w:color="CCCCCC"/>
+              <w:right w:val="single" w:sz="4" w:space="0" w:color="CCCCCC"/>
+            </w:tcBorders>
+          </w:tcPr>
+          <w:p>
+            <w:pPr>
+              <w:spacing w:before="60" w:after="60" w:line="252" w:lineRule="auto"/>
+              <w:jc w:val="left"/>
+            </w:pPr>
+            <w:r/>
+            <w:r>
+              <w:t>672.25</w:t>
+            </w:r>
+          </w:p>
+        </w:tc>
+        <w:tc>
+          <w:tcPr>
+            <w:tcW w:type="dxa" w:w="1152"/>
+            <w:shd w:fill="F8FAFC"/>
+            <w:tcMar>
+              <w:top w:w="100" w:type="dxa"/>
+              <w:bottom w:w="100" w:type="dxa"/>
+              <w:left w:w="120" w:type="dxa"/>
+              <w:right w:w="120" w:type="dxa"/>
+            </w:tcMar>
+            <w:tcBorders>
+              <w:top w:val="single" w:sz="4" w:space="0" w:color="CCCCCC"/>
+              <w:bottom w:val="single" w:sz="4" w:space="0" w:color="CCCCCC"/>
+              <w:left w:val="single" w:sz="4" w:space="0" w:color="CCCCCC"/>
+              <w:right w:val="single" w:sz="4" w:space="0" w:color="CCCCCC"/>
+            </w:tcBorders>
+          </w:tcPr>
+          <w:p>
+            <w:pPr>
+              <w:spacing w:before="60" w:after="60" w:line="252" w:lineRule="auto"/>
+              <w:jc w:val="left"/>
+            </w:pPr>
+            <w:r/>
+            <w:r>
+              <w:t>656.50</w:t>
+            </w:r>
+          </w:p>
+        </w:tc>
+        <w:tc>
+          <w:tcPr>
+            <w:tcW w:type="dxa" w:w="1728"/>
+            <w:shd w:fill="F8FAFC"/>
+            <w:tcMar>
+              <w:top w:w="100" w:type="dxa"/>
+              <w:bottom w:w="100" w:type="dxa"/>
+              <w:left w:w="120" w:type="dxa"/>
+              <w:right w:w="120" w:type="dxa"/>
+            </w:tcMar>
+            <w:tcBorders>
+              <w:top w:val="single" w:sz="4" w:space="0" w:color="CCCCCC"/>
+              <w:bottom w:val="single" w:sz="4" w:space="0" w:color="CCCCCC"/>
+              <w:left w:val="single" w:sz="4" w:space="0" w:color="CCCCCC"/>
+              <w:right w:val="single" w:sz="4" w:space="0" w:color="CCCCCC"/>
+            </w:tcBorders>
+          </w:tcPr>
+          <w:p>
+            <w:pPr>
+              <w:spacing w:before="60" w:after="60" w:line="252" w:lineRule="auto"/>
+              <w:jc w:val="left"/>
+            </w:pPr>
+            <w:r/>
+            <w:r>
+              <w:rPr>
+                <w:b/>
+              </w:rPr>
+              <w:t>662.25</w:t>
+            </w:r>
+          </w:p>
+        </w:tc>
+        <w:tc>
+          <w:tcPr>
+            <w:tcW w:type="dxa" w:w="3456"/>
+            <w:shd w:fill="F8FAFC"/>
             <w:tcMar>
               <w:top w:w="100" w:type="dxa"/>
               <w:bottom w:w="100" w:type="dxa"/>
@@ -27508,7 +30093,7 @@
         <w:tc>
           <w:tcPr>
             <w:tcW w:type="dxa" w:w="1440"/>
-            <w:shd w:fill="FFFFFF"/>
+            <w:shd w:fill="F8FAFC"/>
             <w:tcMar>
               <w:top w:w="100" w:type="dxa"/>
               <w:bottom w:w="100" w:type="dxa"/>
@@ -27538,7 +30123,7 @@
         <w:tc>
           <w:tcPr>
             <w:tcW w:type="dxa" w:w="1584"/>
-            <w:shd w:fill="F8FAFC"/>
+            <w:shd w:fill="FFFFFF"/>
             <w:tcMar>
               <w:top w:w="100" w:type="dxa"/>
               <w:bottom w:w="100" w:type="dxa"/>
@@ -27562,126 +30147,126 @@
               <w:rPr>
                 <w:b/>
               </w:rPr>
-              <w:t>Wed 12/08</w:t>
+              <w:t>Fri 14/08</w:t>
             </w:r>
           </w:p>
         </w:tc>
         <w:tc>
           <w:tcPr>
             <w:tcW w:type="dxa" w:w="864"/>
-            <w:shd w:fill="F8FAFC"/>
-            <w:tcMar>
-              <w:top w:w="100" w:type="dxa"/>
-              <w:bottom w:w="100" w:type="dxa"/>
-              <w:left w:w="120" w:type="dxa"/>
-              <w:right w:w="120" w:type="dxa"/>
-            </w:tcMar>
-            <w:tcBorders>
-              <w:top w:val="single" w:sz="4" w:space="0" w:color="CCCCCC"/>
-              <w:bottom w:val="single" w:sz="4" w:space="0" w:color="CCCCCC"/>
-              <w:left w:val="single" w:sz="4" w:space="0" w:color="CCCCCC"/>
-              <w:right w:val="single" w:sz="4" w:space="0" w:color="CCCCCC"/>
-            </w:tcBorders>
-          </w:tcPr>
-          <w:p>
-            <w:pPr>
-              <w:spacing w:before="60" w:after="60" w:line="252" w:lineRule="auto"/>
-              <w:jc w:val="left"/>
-            </w:pPr>
-            <w:r/>
-            <w:r>
-              <w:t>London 15-19</w:t>
+            <w:shd w:fill="FFFFFF"/>
+            <w:tcMar>
+              <w:top w:w="100" w:type="dxa"/>
+              <w:bottom w:w="100" w:type="dxa"/>
+              <w:left w:w="120" w:type="dxa"/>
+              <w:right w:w="120" w:type="dxa"/>
+            </w:tcMar>
+            <w:tcBorders>
+              <w:top w:val="single" w:sz="4" w:space="0" w:color="CCCCCC"/>
+              <w:bottom w:val="single" w:sz="4" w:space="0" w:color="CCCCCC"/>
+              <w:left w:val="single" w:sz="4" w:space="0" w:color="CCCCCC"/>
+              <w:right w:val="single" w:sz="4" w:space="0" w:color="CCCCCC"/>
+            </w:tcBorders>
+          </w:tcPr>
+          <w:p>
+            <w:pPr>
+              <w:spacing w:before="60" w:after="60" w:line="252" w:lineRule="auto"/>
+              <w:jc w:val="left"/>
+            </w:pPr>
+            <w:r/>
+            <w:r>
+              <w:t>Asia 11-15</w:t>
             </w:r>
           </w:p>
         </w:tc>
         <w:tc>
           <w:tcPr>
             <w:tcW w:type="dxa" w:w="1440"/>
-            <w:shd w:fill="F8FAFC"/>
-            <w:tcMar>
-              <w:top w:w="100" w:type="dxa"/>
-              <w:bottom w:w="100" w:type="dxa"/>
-              <w:left w:w="120" w:type="dxa"/>
-              <w:right w:w="120" w:type="dxa"/>
-            </w:tcMar>
-            <w:tcBorders>
-              <w:top w:val="single" w:sz="4" w:space="0" w:color="CCCCCC"/>
-              <w:bottom w:val="single" w:sz="4" w:space="0" w:color="CCCCCC"/>
-              <w:left w:val="single" w:sz="4" w:space="0" w:color="CCCCCC"/>
-              <w:right w:val="single" w:sz="4" w:space="0" w:color="CCCCCC"/>
-            </w:tcBorders>
-          </w:tcPr>
-          <w:p>
-            <w:pPr>
-              <w:spacing w:before="60" w:after="60" w:line="252" w:lineRule="auto"/>
-              <w:jc w:val="left"/>
-            </w:pPr>
-            <w:r/>
-            <w:r>
-              <w:t>657.00</w:t>
+            <w:shd w:fill="FFFFFF"/>
+            <w:tcMar>
+              <w:top w:w="100" w:type="dxa"/>
+              <w:bottom w:w="100" w:type="dxa"/>
+              <w:left w:w="120" w:type="dxa"/>
+              <w:right w:w="120" w:type="dxa"/>
+            </w:tcMar>
+            <w:tcBorders>
+              <w:top w:val="single" w:sz="4" w:space="0" w:color="CCCCCC"/>
+              <w:bottom w:val="single" w:sz="4" w:space="0" w:color="CCCCCC"/>
+              <w:left w:val="single" w:sz="4" w:space="0" w:color="CCCCCC"/>
+              <w:right w:val="single" w:sz="4" w:space="0" w:color="CCCCCC"/>
+            </w:tcBorders>
+          </w:tcPr>
+          <w:p>
+            <w:pPr>
+              <w:spacing w:before="60" w:after="60" w:line="252" w:lineRule="auto"/>
+              <w:jc w:val="left"/>
+            </w:pPr>
+            <w:r/>
+            <w:r>
+              <w:t>662.25</w:t>
             </w:r>
           </w:p>
         </w:tc>
         <w:tc>
           <w:tcPr>
             <w:tcW w:type="dxa" w:w="2016"/>
-            <w:shd w:fill="F8FAFC"/>
-            <w:tcMar>
-              <w:top w:w="100" w:type="dxa"/>
-              <w:bottom w:w="100" w:type="dxa"/>
-              <w:left w:w="120" w:type="dxa"/>
-              <w:right w:w="120" w:type="dxa"/>
-            </w:tcMar>
-            <w:tcBorders>
-              <w:top w:val="single" w:sz="4" w:space="0" w:color="CCCCCC"/>
-              <w:bottom w:val="single" w:sz="4" w:space="0" w:color="CCCCCC"/>
-              <w:left w:val="single" w:sz="4" w:space="0" w:color="CCCCCC"/>
-              <w:right w:val="single" w:sz="4" w:space="0" w:color="CCCCCC"/>
-            </w:tcBorders>
-          </w:tcPr>
-          <w:p>
-            <w:pPr>
-              <w:spacing w:before="60" w:after="60" w:line="252" w:lineRule="auto"/>
-              <w:jc w:val="left"/>
-            </w:pPr>
-            <w:r/>
-            <w:r>
-              <w:t>670.50</w:t>
+            <w:shd w:fill="FFFFFF"/>
+            <w:tcMar>
+              <w:top w:w="100" w:type="dxa"/>
+              <w:bottom w:w="100" w:type="dxa"/>
+              <w:left w:w="120" w:type="dxa"/>
+              <w:right w:w="120" w:type="dxa"/>
+            </w:tcMar>
+            <w:tcBorders>
+              <w:top w:val="single" w:sz="4" w:space="0" w:color="CCCCCC"/>
+              <w:bottom w:val="single" w:sz="4" w:space="0" w:color="CCCCCC"/>
+              <w:left w:val="single" w:sz="4" w:space="0" w:color="CCCCCC"/>
+              <w:right w:val="single" w:sz="4" w:space="0" w:color="CCCCCC"/>
+            </w:tcBorders>
+          </w:tcPr>
+          <w:p>
+            <w:pPr>
+              <w:spacing w:before="60" w:after="60" w:line="252" w:lineRule="auto"/>
+              <w:jc w:val="left"/>
+            </w:pPr>
+            <w:r/>
+            <w:r>
+              <w:t>669.75</w:t>
             </w:r>
           </w:p>
         </w:tc>
         <w:tc>
           <w:tcPr>
             <w:tcW w:type="dxa" w:w="1152"/>
-            <w:shd w:fill="F8FAFC"/>
-            <w:tcMar>
-              <w:top w:w="100" w:type="dxa"/>
-              <w:bottom w:w="100" w:type="dxa"/>
-              <w:left w:w="120" w:type="dxa"/>
-              <w:right w:w="120" w:type="dxa"/>
-            </w:tcMar>
-            <w:tcBorders>
-              <w:top w:val="single" w:sz="4" w:space="0" w:color="CCCCCC"/>
-              <w:bottom w:val="single" w:sz="4" w:space="0" w:color="CCCCCC"/>
-              <w:left w:val="single" w:sz="4" w:space="0" w:color="CCCCCC"/>
-              <w:right w:val="single" w:sz="4" w:space="0" w:color="CCCCCC"/>
-            </w:tcBorders>
-          </w:tcPr>
-          <w:p>
-            <w:pPr>
-              <w:spacing w:before="60" w:after="60" w:line="252" w:lineRule="auto"/>
-              <w:jc w:val="left"/>
-            </w:pPr>
-            <w:r/>
-            <w:r>
-              <w:t>644.00</w:t>
+            <w:shd w:fill="FFFFFF"/>
+            <w:tcMar>
+              <w:top w:w="100" w:type="dxa"/>
+              <w:bottom w:w="100" w:type="dxa"/>
+              <w:left w:w="120" w:type="dxa"/>
+              <w:right w:w="120" w:type="dxa"/>
+            </w:tcMar>
+            <w:tcBorders>
+              <w:top w:val="single" w:sz="4" w:space="0" w:color="CCCCCC"/>
+              <w:bottom w:val="single" w:sz="4" w:space="0" w:color="CCCCCC"/>
+              <w:left w:val="single" w:sz="4" w:space="0" w:color="CCCCCC"/>
+              <w:right w:val="single" w:sz="4" w:space="0" w:color="CCCCCC"/>
+            </w:tcBorders>
+          </w:tcPr>
+          <w:p>
+            <w:pPr>
+              <w:spacing w:before="60" w:after="60" w:line="252" w:lineRule="auto"/>
+              <w:jc w:val="left"/>
+            </w:pPr>
+            <w:r/>
+            <w:r>
+              <w:t>656.25</w:t>
             </w:r>
           </w:p>
         </w:tc>
         <w:tc>
           <w:tcPr>
             <w:tcW w:type="dxa" w:w="1728"/>
-            <w:shd w:fill="F8FAFC"/>
+            <w:shd w:fill="FFFFFF"/>
             <w:tcMar>
               <w:top w:w="100" w:type="dxa"/>
               <w:bottom w:w="100" w:type="dxa"/>
@@ -27705,7 +30290,712 @@
               <w:rPr>
                 <w:b/>
               </w:rPr>
-              <w:t>658.75</w:t>
+              <w:t>661.25</w:t>
+            </w:r>
+          </w:p>
+        </w:tc>
+        <w:tc>
+          <w:tcPr>
+            <w:tcW w:type="dxa" w:w="3456"/>
+            <w:shd w:fill="FFFFFF"/>
+            <w:tcMar>
+              <w:top w:w="100" w:type="dxa"/>
+              <w:bottom w:w="100" w:type="dxa"/>
+              <w:left w:w="120" w:type="dxa"/>
+              <w:right w:w="120" w:type="dxa"/>
+            </w:tcMar>
+            <w:tcBorders>
+              <w:top w:val="single" w:sz="4" w:space="0" w:color="CCCCCC"/>
+              <w:bottom w:val="single" w:sz="4" w:space="0" w:color="CCCCCC"/>
+              <w:left w:val="single" w:sz="4" w:space="0" w:color="CCCCCC"/>
+              <w:right w:val="single" w:sz="4" w:space="0" w:color="CCCCCC"/>
+            </w:tcBorders>
+          </w:tcPr>
+          <w:p>
+            <w:pPr>
+              <w:spacing w:before="60" w:after="60" w:line="252" w:lineRule="auto"/>
+              <w:jc w:val="left"/>
+            </w:pPr>
+            <w:r/>
+            <w:r>
+              <w:rPr>
+                <w:b/>
+              </w:rPr>
+              <w:t>-1.00</w:t>
+            </w:r>
+          </w:p>
+        </w:tc>
+        <w:tc>
+          <w:tcPr>
+            <w:tcW w:type="dxa" w:w="1440"/>
+            <w:shd w:fill="FFFFFF"/>
+            <w:tcMar>
+              <w:top w:w="100" w:type="dxa"/>
+              <w:bottom w:w="100" w:type="dxa"/>
+              <w:left w:w="120" w:type="dxa"/>
+              <w:right w:w="120" w:type="dxa"/>
+            </w:tcMar>
+            <w:tcBorders>
+              <w:top w:val="single" w:sz="4" w:space="0" w:color="CCCCCC"/>
+              <w:bottom w:val="single" w:sz="4" w:space="0" w:color="CCCCCC"/>
+              <w:left w:val="single" w:sz="4" w:space="0" w:color="CCCCCC"/>
+              <w:right w:val="single" w:sz="4" w:space="0" w:color="CCCCCC"/>
+            </w:tcBorders>
+          </w:tcPr>
+          <w:p>
+            <w:pPr>
+              <w:spacing w:before="60" w:after="60" w:line="252" w:lineRule="auto"/>
+              <w:jc w:val="left"/>
+            </w:pPr>
+            <w:r/>
+            <w:r>
+              <w:t>BEAR</w:t>
+            </w:r>
+          </w:p>
+        </w:tc>
+      </w:tr>
+      <w:tr>
+        <w:tc>
+          <w:tcPr>
+            <w:tcW w:type="dxa" w:w="1584"/>
+            <w:shd w:fill="F8FAFC"/>
+            <w:tcMar>
+              <w:top w:w="100" w:type="dxa"/>
+              <w:bottom w:w="100" w:type="dxa"/>
+              <w:left w:w="120" w:type="dxa"/>
+              <w:right w:w="120" w:type="dxa"/>
+            </w:tcMar>
+            <w:tcBorders>
+              <w:top w:val="single" w:sz="4" w:space="0" w:color="CCCCCC"/>
+              <w:bottom w:val="single" w:sz="4" w:space="0" w:color="CCCCCC"/>
+              <w:left w:val="single" w:sz="4" w:space="0" w:color="CCCCCC"/>
+              <w:right w:val="single" w:sz="4" w:space="0" w:color="CCCCCC"/>
+            </w:tcBorders>
+          </w:tcPr>
+          <w:p>
+            <w:pPr>
+              <w:spacing w:before="60" w:after="60" w:line="252" w:lineRule="auto"/>
+              <w:jc w:val="left"/>
+            </w:pPr>
+            <w:r/>
+            <w:r>
+              <w:rPr>
+                <w:b/>
+              </w:rPr>
+              <w:t>Fri 14/08</w:t>
+            </w:r>
+          </w:p>
+        </w:tc>
+        <w:tc>
+          <w:tcPr>
+            <w:tcW w:type="dxa" w:w="864"/>
+            <w:shd w:fill="F8FAFC"/>
+            <w:tcMar>
+              <w:top w:w="100" w:type="dxa"/>
+              <w:bottom w:w="100" w:type="dxa"/>
+              <w:left w:w="120" w:type="dxa"/>
+              <w:right w:w="120" w:type="dxa"/>
+            </w:tcMar>
+            <w:tcBorders>
+              <w:top w:val="single" w:sz="4" w:space="0" w:color="CCCCCC"/>
+              <w:bottom w:val="single" w:sz="4" w:space="0" w:color="CCCCCC"/>
+              <w:left w:val="single" w:sz="4" w:space="0" w:color="CCCCCC"/>
+              <w:right w:val="single" w:sz="4" w:space="0" w:color="CCCCCC"/>
+            </w:tcBorders>
+          </w:tcPr>
+          <w:p>
+            <w:pPr>
+              <w:spacing w:before="60" w:after="60" w:line="252" w:lineRule="auto"/>
+              <w:jc w:val="left"/>
+            </w:pPr>
+            <w:r/>
+            <w:r>
+              <w:t>London 15-19</w:t>
+            </w:r>
+          </w:p>
+        </w:tc>
+        <w:tc>
+          <w:tcPr>
+            <w:tcW w:type="dxa" w:w="1440"/>
+            <w:shd w:fill="F8FAFC"/>
+            <w:tcMar>
+              <w:top w:w="100" w:type="dxa"/>
+              <w:bottom w:w="100" w:type="dxa"/>
+              <w:left w:w="120" w:type="dxa"/>
+              <w:right w:w="120" w:type="dxa"/>
+            </w:tcMar>
+            <w:tcBorders>
+              <w:top w:val="single" w:sz="4" w:space="0" w:color="CCCCCC"/>
+              <w:bottom w:val="single" w:sz="4" w:space="0" w:color="CCCCCC"/>
+              <w:left w:val="single" w:sz="4" w:space="0" w:color="CCCCCC"/>
+              <w:right w:val="single" w:sz="4" w:space="0" w:color="CCCCCC"/>
+            </w:tcBorders>
+          </w:tcPr>
+          <w:p>
+            <w:pPr>
+              <w:spacing w:before="60" w:after="60" w:line="252" w:lineRule="auto"/>
+              <w:jc w:val="left"/>
+            </w:pPr>
+            <w:r/>
+            <w:r>
+              <w:t>661.25</w:t>
+            </w:r>
+          </w:p>
+        </w:tc>
+        <w:tc>
+          <w:tcPr>
+            <w:tcW w:type="dxa" w:w="2016"/>
+            <w:shd w:fill="F8FAFC"/>
+            <w:tcMar>
+              <w:top w:w="100" w:type="dxa"/>
+              <w:bottom w:w="100" w:type="dxa"/>
+              <w:left w:w="120" w:type="dxa"/>
+              <w:right w:w="120" w:type="dxa"/>
+            </w:tcMar>
+            <w:tcBorders>
+              <w:top w:val="single" w:sz="4" w:space="0" w:color="CCCCCC"/>
+              <w:bottom w:val="single" w:sz="4" w:space="0" w:color="CCCCCC"/>
+              <w:left w:val="single" w:sz="4" w:space="0" w:color="CCCCCC"/>
+              <w:right w:val="single" w:sz="4" w:space="0" w:color="CCCCCC"/>
+            </w:tcBorders>
+          </w:tcPr>
+          <w:p>
+            <w:pPr>
+              <w:spacing w:before="60" w:after="60" w:line="252" w:lineRule="auto"/>
+              <w:jc w:val="left"/>
+            </w:pPr>
+            <w:r/>
+            <w:r>
+              <w:t>668.25</w:t>
+            </w:r>
+          </w:p>
+        </w:tc>
+        <w:tc>
+          <w:tcPr>
+            <w:tcW w:type="dxa" w:w="1152"/>
+            <w:shd w:fill="F8FAFC"/>
+            <w:tcMar>
+              <w:top w:w="100" w:type="dxa"/>
+              <w:bottom w:w="100" w:type="dxa"/>
+              <w:left w:w="120" w:type="dxa"/>
+              <w:right w:w="120" w:type="dxa"/>
+            </w:tcMar>
+            <w:tcBorders>
+              <w:top w:val="single" w:sz="4" w:space="0" w:color="CCCCCC"/>
+              <w:bottom w:val="single" w:sz="4" w:space="0" w:color="CCCCCC"/>
+              <w:left w:val="single" w:sz="4" w:space="0" w:color="CCCCCC"/>
+              <w:right w:val="single" w:sz="4" w:space="0" w:color="CCCCCC"/>
+            </w:tcBorders>
+          </w:tcPr>
+          <w:p>
+            <w:pPr>
+              <w:spacing w:before="60" w:after="60" w:line="252" w:lineRule="auto"/>
+              <w:jc w:val="left"/>
+            </w:pPr>
+            <w:r/>
+            <w:r>
+              <w:t>647.75</w:t>
+            </w:r>
+          </w:p>
+        </w:tc>
+        <w:tc>
+          <w:tcPr>
+            <w:tcW w:type="dxa" w:w="1728"/>
+            <w:shd w:fill="F8FAFC"/>
+            <w:tcMar>
+              <w:top w:w="100" w:type="dxa"/>
+              <w:bottom w:w="100" w:type="dxa"/>
+              <w:left w:w="120" w:type="dxa"/>
+              <w:right w:w="120" w:type="dxa"/>
+            </w:tcMar>
+            <w:tcBorders>
+              <w:top w:val="single" w:sz="4" w:space="0" w:color="CCCCCC"/>
+              <w:bottom w:val="single" w:sz="4" w:space="0" w:color="CCCCCC"/>
+              <w:left w:val="single" w:sz="4" w:space="0" w:color="CCCCCC"/>
+              <w:right w:val="single" w:sz="4" w:space="0" w:color="CCCCCC"/>
+            </w:tcBorders>
+          </w:tcPr>
+          <w:p>
+            <w:pPr>
+              <w:spacing w:before="60" w:after="60" w:line="252" w:lineRule="auto"/>
+              <w:jc w:val="left"/>
+            </w:pPr>
+            <w:r/>
+            <w:r>
+              <w:rPr>
+                <w:b/>
+              </w:rPr>
+              <w:t>662.00</w:t>
+            </w:r>
+          </w:p>
+        </w:tc>
+        <w:tc>
+          <w:tcPr>
+            <w:tcW w:type="dxa" w:w="3456"/>
+            <w:shd w:fill="F8FAFC"/>
+            <w:tcMar>
+              <w:top w:w="100" w:type="dxa"/>
+              <w:bottom w:w="100" w:type="dxa"/>
+              <w:left w:w="120" w:type="dxa"/>
+              <w:right w:w="120" w:type="dxa"/>
+            </w:tcMar>
+            <w:tcBorders>
+              <w:top w:val="single" w:sz="4" w:space="0" w:color="CCCCCC"/>
+              <w:bottom w:val="single" w:sz="4" w:space="0" w:color="CCCCCC"/>
+              <w:left w:val="single" w:sz="4" w:space="0" w:color="CCCCCC"/>
+              <w:right w:val="single" w:sz="4" w:space="0" w:color="CCCCCC"/>
+            </w:tcBorders>
+          </w:tcPr>
+          <w:p>
+            <w:pPr>
+              <w:spacing w:before="60" w:after="60" w:line="252" w:lineRule="auto"/>
+              <w:jc w:val="left"/>
+            </w:pPr>
+            <w:r/>
+            <w:r>
+              <w:rPr>
+                <w:b/>
+              </w:rPr>
+              <w:t>+0.75</w:t>
+            </w:r>
+          </w:p>
+        </w:tc>
+        <w:tc>
+          <w:tcPr>
+            <w:tcW w:type="dxa" w:w="1440"/>
+            <w:shd w:fill="F8FAFC"/>
+            <w:tcMar>
+              <w:top w:w="100" w:type="dxa"/>
+              <w:bottom w:w="100" w:type="dxa"/>
+              <w:left w:w="120" w:type="dxa"/>
+              <w:right w:w="120" w:type="dxa"/>
+            </w:tcMar>
+            <w:tcBorders>
+              <w:top w:val="single" w:sz="4" w:space="0" w:color="CCCCCC"/>
+              <w:bottom w:val="single" w:sz="4" w:space="0" w:color="CCCCCC"/>
+              <w:left w:val="single" w:sz="4" w:space="0" w:color="CCCCCC"/>
+              <w:right w:val="single" w:sz="4" w:space="0" w:color="CCCCCC"/>
+            </w:tcBorders>
+          </w:tcPr>
+          <w:p>
+            <w:pPr>
+              <w:spacing w:before="60" w:after="60" w:line="252" w:lineRule="auto"/>
+              <w:jc w:val="left"/>
+            </w:pPr>
+            <w:r/>
+            <w:r>
+              <w:t>BULL</w:t>
+            </w:r>
+          </w:p>
+        </w:tc>
+      </w:tr>
+      <w:tr>
+        <w:tc>
+          <w:tcPr>
+            <w:tcW w:type="dxa" w:w="1584"/>
+            <w:shd w:fill="FFFFFF"/>
+            <w:tcMar>
+              <w:top w:w="100" w:type="dxa"/>
+              <w:bottom w:w="100" w:type="dxa"/>
+              <w:left w:w="120" w:type="dxa"/>
+              <w:right w:w="120" w:type="dxa"/>
+            </w:tcMar>
+            <w:tcBorders>
+              <w:top w:val="single" w:sz="4" w:space="0" w:color="CCCCCC"/>
+              <w:bottom w:val="single" w:sz="4" w:space="0" w:color="CCCCCC"/>
+              <w:left w:val="single" w:sz="4" w:space="0" w:color="CCCCCC"/>
+              <w:right w:val="single" w:sz="4" w:space="0" w:color="CCCCCC"/>
+            </w:tcBorders>
+          </w:tcPr>
+          <w:p>
+            <w:pPr>
+              <w:spacing w:before="60" w:after="60" w:line="252" w:lineRule="auto"/>
+              <w:jc w:val="left"/>
+            </w:pPr>
+            <w:r/>
+            <w:r>
+              <w:rPr>
+                <w:b/>
+              </w:rPr>
+              <w:t>Fri 14/08</w:t>
+            </w:r>
+          </w:p>
+        </w:tc>
+        <w:tc>
+          <w:tcPr>
+            <w:tcW w:type="dxa" w:w="864"/>
+            <w:shd w:fill="FFFFFF"/>
+            <w:tcMar>
+              <w:top w:w="100" w:type="dxa"/>
+              <w:bottom w:w="100" w:type="dxa"/>
+              <w:left w:w="120" w:type="dxa"/>
+              <w:right w:w="120" w:type="dxa"/>
+            </w:tcMar>
+            <w:tcBorders>
+              <w:top w:val="single" w:sz="4" w:space="0" w:color="CCCCCC"/>
+              <w:bottom w:val="single" w:sz="4" w:space="0" w:color="CCCCCC"/>
+              <w:left w:val="single" w:sz="4" w:space="0" w:color="CCCCCC"/>
+              <w:right w:val="single" w:sz="4" w:space="0" w:color="CCCCCC"/>
+            </w:tcBorders>
+          </w:tcPr>
+          <w:p>
+            <w:pPr>
+              <w:spacing w:before="60" w:after="60" w:line="252" w:lineRule="auto"/>
+              <w:jc w:val="left"/>
+            </w:pPr>
+            <w:r/>
+            <w:r>
+              <w:t>Pre-NY 19-21</w:t>
+            </w:r>
+          </w:p>
+        </w:tc>
+        <w:tc>
+          <w:tcPr>
+            <w:tcW w:type="dxa" w:w="1440"/>
+            <w:shd w:fill="FFFFFF"/>
+            <w:tcMar>
+              <w:top w:w="100" w:type="dxa"/>
+              <w:bottom w:w="100" w:type="dxa"/>
+              <w:left w:w="120" w:type="dxa"/>
+              <w:right w:w="120" w:type="dxa"/>
+            </w:tcMar>
+            <w:tcBorders>
+              <w:top w:val="single" w:sz="4" w:space="0" w:color="CCCCCC"/>
+              <w:bottom w:val="single" w:sz="4" w:space="0" w:color="CCCCCC"/>
+              <w:left w:val="single" w:sz="4" w:space="0" w:color="CCCCCC"/>
+              <w:right w:val="single" w:sz="4" w:space="0" w:color="CCCCCC"/>
+            </w:tcBorders>
+          </w:tcPr>
+          <w:p>
+            <w:pPr>
+              <w:spacing w:before="60" w:after="60" w:line="252" w:lineRule="auto"/>
+              <w:jc w:val="left"/>
+            </w:pPr>
+            <w:r/>
+            <w:r>
+              <w:t>662.00</w:t>
+            </w:r>
+          </w:p>
+        </w:tc>
+        <w:tc>
+          <w:tcPr>
+            <w:tcW w:type="dxa" w:w="2016"/>
+            <w:shd w:fill="FFFFFF"/>
+            <w:tcMar>
+              <w:top w:w="100" w:type="dxa"/>
+              <w:bottom w:w="100" w:type="dxa"/>
+              <w:left w:w="120" w:type="dxa"/>
+              <w:right w:w="120" w:type="dxa"/>
+            </w:tcMar>
+            <w:tcBorders>
+              <w:top w:val="single" w:sz="4" w:space="0" w:color="CCCCCC"/>
+              <w:bottom w:val="single" w:sz="4" w:space="0" w:color="CCCCCC"/>
+              <w:left w:val="single" w:sz="4" w:space="0" w:color="CCCCCC"/>
+              <w:right w:val="single" w:sz="4" w:space="0" w:color="CCCCCC"/>
+            </w:tcBorders>
+          </w:tcPr>
+          <w:p>
+            <w:pPr>
+              <w:spacing w:before="60" w:after="60" w:line="252" w:lineRule="auto"/>
+              <w:jc w:val="left"/>
+            </w:pPr>
+            <w:r/>
+            <w:r>
+              <w:t>671.25</w:t>
+            </w:r>
+          </w:p>
+        </w:tc>
+        <w:tc>
+          <w:tcPr>
+            <w:tcW w:type="dxa" w:w="1152"/>
+            <w:shd w:fill="FFFFFF"/>
+            <w:tcMar>
+              <w:top w:w="100" w:type="dxa"/>
+              <w:bottom w:w="100" w:type="dxa"/>
+              <w:left w:w="120" w:type="dxa"/>
+              <w:right w:w="120" w:type="dxa"/>
+            </w:tcMar>
+            <w:tcBorders>
+              <w:top w:val="single" w:sz="4" w:space="0" w:color="CCCCCC"/>
+              <w:bottom w:val="single" w:sz="4" w:space="0" w:color="CCCCCC"/>
+              <w:left w:val="single" w:sz="4" w:space="0" w:color="CCCCCC"/>
+              <w:right w:val="single" w:sz="4" w:space="0" w:color="CCCCCC"/>
+            </w:tcBorders>
+          </w:tcPr>
+          <w:p>
+            <w:pPr>
+              <w:spacing w:before="60" w:after="60" w:line="252" w:lineRule="auto"/>
+              <w:jc w:val="left"/>
+            </w:pPr>
+            <w:r/>
+            <w:r>
+              <w:t>654.75</w:t>
+            </w:r>
+          </w:p>
+        </w:tc>
+        <w:tc>
+          <w:tcPr>
+            <w:tcW w:type="dxa" w:w="1728"/>
+            <w:shd w:fill="FFFFFF"/>
+            <w:tcMar>
+              <w:top w:w="100" w:type="dxa"/>
+              <w:bottom w:w="100" w:type="dxa"/>
+              <w:left w:w="120" w:type="dxa"/>
+              <w:right w:w="120" w:type="dxa"/>
+            </w:tcMar>
+            <w:tcBorders>
+              <w:top w:val="single" w:sz="4" w:space="0" w:color="CCCCCC"/>
+              <w:bottom w:val="single" w:sz="4" w:space="0" w:color="CCCCCC"/>
+              <w:left w:val="single" w:sz="4" w:space="0" w:color="CCCCCC"/>
+              <w:right w:val="single" w:sz="4" w:space="0" w:color="CCCCCC"/>
+            </w:tcBorders>
+          </w:tcPr>
+          <w:p>
+            <w:pPr>
+              <w:spacing w:before="60" w:after="60" w:line="252" w:lineRule="auto"/>
+              <w:jc w:val="left"/>
+            </w:pPr>
+            <w:r/>
+            <w:r>
+              <w:rPr>
+                <w:b/>
+              </w:rPr>
+              <w:t>661.75</w:t>
+            </w:r>
+          </w:p>
+        </w:tc>
+        <w:tc>
+          <w:tcPr>
+            <w:tcW w:type="dxa" w:w="3456"/>
+            <w:shd w:fill="FFFFFF"/>
+            <w:tcMar>
+              <w:top w:w="100" w:type="dxa"/>
+              <w:bottom w:w="100" w:type="dxa"/>
+              <w:left w:w="120" w:type="dxa"/>
+              <w:right w:w="120" w:type="dxa"/>
+            </w:tcMar>
+            <w:tcBorders>
+              <w:top w:val="single" w:sz="4" w:space="0" w:color="CCCCCC"/>
+              <w:bottom w:val="single" w:sz="4" w:space="0" w:color="CCCCCC"/>
+              <w:left w:val="single" w:sz="4" w:space="0" w:color="CCCCCC"/>
+              <w:right w:val="single" w:sz="4" w:space="0" w:color="CCCCCC"/>
+            </w:tcBorders>
+          </w:tcPr>
+          <w:p>
+            <w:pPr>
+              <w:spacing w:before="60" w:after="60" w:line="252" w:lineRule="auto"/>
+              <w:jc w:val="left"/>
+            </w:pPr>
+            <w:r/>
+            <w:r>
+              <w:rPr>
+                <w:b/>
+              </w:rPr>
+              <w:t>-0.25</w:t>
+            </w:r>
+          </w:p>
+        </w:tc>
+        <w:tc>
+          <w:tcPr>
+            <w:tcW w:type="dxa" w:w="1440"/>
+            <w:shd w:fill="FFFFFF"/>
+            <w:tcMar>
+              <w:top w:w="100" w:type="dxa"/>
+              <w:bottom w:w="100" w:type="dxa"/>
+              <w:left w:w="120" w:type="dxa"/>
+              <w:right w:w="120" w:type="dxa"/>
+            </w:tcMar>
+            <w:tcBorders>
+              <w:top w:val="single" w:sz="4" w:space="0" w:color="CCCCCC"/>
+              <w:bottom w:val="single" w:sz="4" w:space="0" w:color="CCCCCC"/>
+              <w:left w:val="single" w:sz="4" w:space="0" w:color="CCCCCC"/>
+              <w:right w:val="single" w:sz="4" w:space="0" w:color="CCCCCC"/>
+            </w:tcBorders>
+          </w:tcPr>
+          <w:p>
+            <w:pPr>
+              <w:spacing w:before="60" w:after="60" w:line="252" w:lineRule="auto"/>
+              <w:jc w:val="left"/>
+            </w:pPr>
+            <w:r/>
+            <w:r>
+              <w:t>BEAR</w:t>
+            </w:r>
+          </w:p>
+        </w:tc>
+      </w:tr>
+      <w:tr>
+        <w:tc>
+          <w:tcPr>
+            <w:tcW w:type="dxa" w:w="1584"/>
+            <w:shd w:fill="F8FAFC"/>
+            <w:tcMar>
+              <w:top w:w="100" w:type="dxa"/>
+              <w:bottom w:w="100" w:type="dxa"/>
+              <w:left w:w="120" w:type="dxa"/>
+              <w:right w:w="120" w:type="dxa"/>
+            </w:tcMar>
+            <w:tcBorders>
+              <w:top w:val="single" w:sz="4" w:space="0" w:color="CCCCCC"/>
+              <w:bottom w:val="single" w:sz="4" w:space="0" w:color="CCCCCC"/>
+              <w:left w:val="single" w:sz="4" w:space="0" w:color="CCCCCC"/>
+              <w:right w:val="single" w:sz="4" w:space="0" w:color="CCCCCC"/>
+            </w:tcBorders>
+          </w:tcPr>
+          <w:p>
+            <w:pPr>
+              <w:spacing w:before="60" w:after="60" w:line="252" w:lineRule="auto"/>
+              <w:jc w:val="left"/>
+            </w:pPr>
+            <w:r/>
+            <w:r>
+              <w:rPr>
+                <w:b/>
+              </w:rPr>
+              <w:t>Fri 14/08</w:t>
+            </w:r>
+          </w:p>
+        </w:tc>
+        <w:tc>
+          <w:tcPr>
+            <w:tcW w:type="dxa" w:w="864"/>
+            <w:shd w:fill="F8FAFC"/>
+            <w:tcMar>
+              <w:top w:w="100" w:type="dxa"/>
+              <w:bottom w:w="100" w:type="dxa"/>
+              <w:left w:w="120" w:type="dxa"/>
+              <w:right w:w="120" w:type="dxa"/>
+            </w:tcMar>
+            <w:tcBorders>
+              <w:top w:val="single" w:sz="4" w:space="0" w:color="CCCCCC"/>
+              <w:bottom w:val="single" w:sz="4" w:space="0" w:color="CCCCCC"/>
+              <w:left w:val="single" w:sz="4" w:space="0" w:color="CCCCCC"/>
+              <w:right w:val="single" w:sz="4" w:space="0" w:color="CCCCCC"/>
+            </w:tcBorders>
+          </w:tcPr>
+          <w:p>
+            <w:pPr>
+              <w:spacing w:before="60" w:after="60" w:line="252" w:lineRule="auto"/>
+              <w:jc w:val="left"/>
+            </w:pPr>
+            <w:r/>
+            <w:r>
+              <w:t>NY Open 21-23</w:t>
+            </w:r>
+          </w:p>
+        </w:tc>
+        <w:tc>
+          <w:tcPr>
+            <w:tcW w:type="dxa" w:w="1440"/>
+            <w:shd w:fill="F8FAFC"/>
+            <w:tcMar>
+              <w:top w:w="100" w:type="dxa"/>
+              <w:bottom w:w="100" w:type="dxa"/>
+              <w:left w:w="120" w:type="dxa"/>
+              <w:right w:w="120" w:type="dxa"/>
+            </w:tcMar>
+            <w:tcBorders>
+              <w:top w:val="single" w:sz="4" w:space="0" w:color="CCCCCC"/>
+              <w:bottom w:val="single" w:sz="4" w:space="0" w:color="CCCCCC"/>
+              <w:left w:val="single" w:sz="4" w:space="0" w:color="CCCCCC"/>
+              <w:right w:val="single" w:sz="4" w:space="0" w:color="CCCCCC"/>
+            </w:tcBorders>
+          </w:tcPr>
+          <w:p>
+            <w:pPr>
+              <w:spacing w:before="60" w:after="60" w:line="252" w:lineRule="auto"/>
+              <w:jc w:val="left"/>
+            </w:pPr>
+            <w:r/>
+            <w:r>
+              <w:t>661.75</w:t>
+            </w:r>
+          </w:p>
+        </w:tc>
+        <w:tc>
+          <w:tcPr>
+            <w:tcW w:type="dxa" w:w="2016"/>
+            <w:shd w:fill="F8FAFC"/>
+            <w:tcMar>
+              <w:top w:w="100" w:type="dxa"/>
+              <w:bottom w:w="100" w:type="dxa"/>
+              <w:left w:w="120" w:type="dxa"/>
+              <w:right w:w="120" w:type="dxa"/>
+            </w:tcMar>
+            <w:tcBorders>
+              <w:top w:val="single" w:sz="4" w:space="0" w:color="CCCCCC"/>
+              <w:bottom w:val="single" w:sz="4" w:space="0" w:color="CCCCCC"/>
+              <w:left w:val="single" w:sz="4" w:space="0" w:color="CCCCCC"/>
+              <w:right w:val="single" w:sz="4" w:space="0" w:color="CCCCCC"/>
+            </w:tcBorders>
+          </w:tcPr>
+          <w:p>
+            <w:pPr>
+              <w:spacing w:before="60" w:after="60" w:line="252" w:lineRule="auto"/>
+              <w:jc w:val="left"/>
+            </w:pPr>
+            <w:r/>
+            <w:r>
+              <w:t>670.25</w:t>
+            </w:r>
+          </w:p>
+        </w:tc>
+        <w:tc>
+          <w:tcPr>
+            <w:tcW w:type="dxa" w:w="1152"/>
+            <w:shd w:fill="F8FAFC"/>
+            <w:tcMar>
+              <w:top w:w="100" w:type="dxa"/>
+              <w:bottom w:w="100" w:type="dxa"/>
+              <w:left w:w="120" w:type="dxa"/>
+              <w:right w:w="120" w:type="dxa"/>
+            </w:tcMar>
+            <w:tcBorders>
+              <w:top w:val="single" w:sz="4" w:space="0" w:color="CCCCCC"/>
+              <w:bottom w:val="single" w:sz="4" w:space="0" w:color="CCCCCC"/>
+              <w:left w:val="single" w:sz="4" w:space="0" w:color="CCCCCC"/>
+              <w:right w:val="single" w:sz="4" w:space="0" w:color="CCCCCC"/>
+            </w:tcBorders>
+          </w:tcPr>
+          <w:p>
+            <w:pPr>
+              <w:spacing w:before="60" w:after="60" w:line="252" w:lineRule="auto"/>
+              <w:jc w:val="left"/>
+            </w:pPr>
+            <w:r/>
+            <w:r>
+              <w:t>647.75</w:t>
+            </w:r>
+          </w:p>
+        </w:tc>
+        <w:tc>
+          <w:tcPr>
+            <w:tcW w:type="dxa" w:w="1728"/>
+            <w:shd w:fill="F8FAFC"/>
+            <w:tcMar>
+              <w:top w:w="100" w:type="dxa"/>
+              <w:bottom w:w="100" w:type="dxa"/>
+              <w:left w:w="120" w:type="dxa"/>
+              <w:right w:w="120" w:type="dxa"/>
+            </w:tcMar>
+            <w:tcBorders>
+              <w:top w:val="single" w:sz="4" w:space="0" w:color="CCCCCC"/>
+              <w:bottom w:val="single" w:sz="4" w:space="0" w:color="CCCCCC"/>
+              <w:left w:val="single" w:sz="4" w:space="0" w:color="CCCCCC"/>
+              <w:right w:val="single" w:sz="4" w:space="0" w:color="CCCCCC"/>
+            </w:tcBorders>
+          </w:tcPr>
+          <w:p>
+            <w:pPr>
+              <w:spacing w:before="60" w:after="60" w:line="252" w:lineRule="auto"/>
+              <w:jc w:val="left"/>
+            </w:pPr>
+            <w:r/>
+            <w:r>
+              <w:rPr>
+                <w:b/>
+              </w:rPr>
+              <w:t>663.50</w:t>
             </w:r>
           </w:p>
         </w:tc>
@@ -27797,7 +31087,7 @@
               <w:rPr>
                 <w:b/>
               </w:rPr>
-              <w:t>Wed 12/08</w:t>
+              <w:t>Fri 14/08</w:t>
             </w:r>
           </w:p>
         </w:tc>
@@ -27825,7 +31115,7 @@
             </w:pPr>
             <w:r/>
             <w:r>
-              <w:t>Pre-NY 19-21</w:t>
+              <w:t>NY Close 23-01</w:t>
             </w:r>
           </w:p>
         </w:tc>
@@ -27853,7 +31143,7 @@
             </w:pPr>
             <w:r/>
             <w:r>
-              <w:t>658.75</w:t>
+              <w:t>663.50</w:t>
             </w:r>
           </w:p>
         </w:tc>
@@ -27881,7 +31171,7 @@
             </w:pPr>
             <w:r/>
             <w:r>
-              <w:t>668.00</w:t>
+              <w:t>669.75</w:t>
             </w:r>
           </w:p>
         </w:tc>
@@ -27909,2827 +31199,7 @@
             </w:pPr>
             <w:r/>
             <w:r>
-              <w:t>648.00</w:t>
-            </w:r>
-          </w:p>
-        </w:tc>
-        <w:tc>
-          <w:tcPr>
-            <w:tcW w:type="dxa" w:w="1728"/>
-            <w:shd w:fill="FFFFFF"/>
-            <w:tcMar>
-              <w:top w:w="100" w:type="dxa"/>
-              <w:bottom w:w="100" w:type="dxa"/>
-              <w:left w:w="120" w:type="dxa"/>
-              <w:right w:w="120" w:type="dxa"/>
-            </w:tcMar>
-            <w:tcBorders>
-              <w:top w:val="single" w:sz="4" w:space="0" w:color="CCCCCC"/>
-              <w:bottom w:val="single" w:sz="4" w:space="0" w:color="CCCCCC"/>
-              <w:left w:val="single" w:sz="4" w:space="0" w:color="CCCCCC"/>
-              <w:right w:val="single" w:sz="4" w:space="0" w:color="CCCCCC"/>
-            </w:tcBorders>
-          </w:tcPr>
-          <w:p>
-            <w:pPr>
-              <w:spacing w:before="60" w:after="60" w:line="252" w:lineRule="auto"/>
-              <w:jc w:val="left"/>
-            </w:pPr>
-            <w:r/>
-            <w:r>
-              <w:rPr>
-                <w:b/>
-              </w:rPr>
-              <w:t>659.25</w:t>
-            </w:r>
-          </w:p>
-        </w:tc>
-        <w:tc>
-          <w:tcPr>
-            <w:tcW w:type="dxa" w:w="3456"/>
-            <w:shd w:fill="FFFFFF"/>
-            <w:tcMar>
-              <w:top w:w="100" w:type="dxa"/>
-              <w:bottom w:w="100" w:type="dxa"/>
-              <w:left w:w="120" w:type="dxa"/>
-              <w:right w:w="120" w:type="dxa"/>
-            </w:tcMar>
-            <w:tcBorders>
-              <w:top w:val="single" w:sz="4" w:space="0" w:color="CCCCCC"/>
-              <w:bottom w:val="single" w:sz="4" w:space="0" w:color="CCCCCC"/>
-              <w:left w:val="single" w:sz="4" w:space="0" w:color="CCCCCC"/>
-              <w:right w:val="single" w:sz="4" w:space="0" w:color="CCCCCC"/>
-            </w:tcBorders>
-          </w:tcPr>
-          <w:p>
-            <w:pPr>
-              <w:spacing w:before="60" w:after="60" w:line="252" w:lineRule="auto"/>
-              <w:jc w:val="left"/>
-            </w:pPr>
-            <w:r/>
-            <w:r>
-              <w:rPr>
-                <w:b/>
-              </w:rPr>
-              <w:t>+0.50</w:t>
-            </w:r>
-          </w:p>
-        </w:tc>
-        <w:tc>
-          <w:tcPr>
-            <w:tcW w:type="dxa" w:w="1440"/>
-            <w:shd w:fill="FFFFFF"/>
-            <w:tcMar>
-              <w:top w:w="100" w:type="dxa"/>
-              <w:bottom w:w="100" w:type="dxa"/>
-              <w:left w:w="120" w:type="dxa"/>
-              <w:right w:w="120" w:type="dxa"/>
-            </w:tcMar>
-            <w:tcBorders>
-              <w:top w:val="single" w:sz="4" w:space="0" w:color="CCCCCC"/>
-              <w:bottom w:val="single" w:sz="4" w:space="0" w:color="CCCCCC"/>
-              <w:left w:val="single" w:sz="4" w:space="0" w:color="CCCCCC"/>
-              <w:right w:val="single" w:sz="4" w:space="0" w:color="CCCCCC"/>
-            </w:tcBorders>
-          </w:tcPr>
-          <w:p>
-            <w:pPr>
-              <w:spacing w:before="60" w:after="60" w:line="252" w:lineRule="auto"/>
-              <w:jc w:val="left"/>
-            </w:pPr>
-            <w:r/>
-            <w:r>
-              <w:t>BULL</w:t>
-            </w:r>
-          </w:p>
-        </w:tc>
-      </w:tr>
-      <w:tr>
-        <w:tc>
-          <w:tcPr>
-            <w:tcW w:type="dxa" w:w="1584"/>
-            <w:shd w:fill="F8FAFC"/>
-            <w:tcMar>
-              <w:top w:w="100" w:type="dxa"/>
-              <w:bottom w:w="100" w:type="dxa"/>
-              <w:left w:w="120" w:type="dxa"/>
-              <w:right w:w="120" w:type="dxa"/>
-            </w:tcMar>
-            <w:tcBorders>
-              <w:top w:val="single" w:sz="4" w:space="0" w:color="CCCCCC"/>
-              <w:bottom w:val="single" w:sz="4" w:space="0" w:color="CCCCCC"/>
-              <w:left w:val="single" w:sz="4" w:space="0" w:color="CCCCCC"/>
-              <w:right w:val="single" w:sz="4" w:space="0" w:color="CCCCCC"/>
-            </w:tcBorders>
-          </w:tcPr>
-          <w:p>
-            <w:pPr>
-              <w:spacing w:before="60" w:after="60" w:line="252" w:lineRule="auto"/>
-              <w:jc w:val="left"/>
-            </w:pPr>
-            <w:r/>
-            <w:r>
-              <w:rPr>
-                <w:b/>
-              </w:rPr>
-              <w:t>Wed 12/08</w:t>
-            </w:r>
-          </w:p>
-        </w:tc>
-        <w:tc>
-          <w:tcPr>
-            <w:tcW w:type="dxa" w:w="864"/>
-            <w:shd w:fill="F8FAFC"/>
-            <w:tcMar>
-              <w:top w:w="100" w:type="dxa"/>
-              <w:bottom w:w="100" w:type="dxa"/>
-              <w:left w:w="120" w:type="dxa"/>
-              <w:right w:w="120" w:type="dxa"/>
-            </w:tcMar>
-            <w:tcBorders>
-              <w:top w:val="single" w:sz="4" w:space="0" w:color="CCCCCC"/>
-              <w:bottom w:val="single" w:sz="4" w:space="0" w:color="CCCCCC"/>
-              <w:left w:val="single" w:sz="4" w:space="0" w:color="CCCCCC"/>
-              <w:right w:val="single" w:sz="4" w:space="0" w:color="CCCCCC"/>
-            </w:tcBorders>
-          </w:tcPr>
-          <w:p>
-            <w:pPr>
-              <w:spacing w:before="60" w:after="60" w:line="252" w:lineRule="auto"/>
-              <w:jc w:val="left"/>
-            </w:pPr>
-            <w:r/>
-            <w:r>
-              <w:t>NY Open 21-23</w:t>
-            </w:r>
-          </w:p>
-        </w:tc>
-        <w:tc>
-          <w:tcPr>
-            <w:tcW w:type="dxa" w:w="1440"/>
-            <w:shd w:fill="F8FAFC"/>
-            <w:tcMar>
-              <w:top w:w="100" w:type="dxa"/>
-              <w:bottom w:w="100" w:type="dxa"/>
-              <w:left w:w="120" w:type="dxa"/>
-              <w:right w:w="120" w:type="dxa"/>
-            </w:tcMar>
-            <w:tcBorders>
-              <w:top w:val="single" w:sz="4" w:space="0" w:color="CCCCCC"/>
-              <w:bottom w:val="single" w:sz="4" w:space="0" w:color="CCCCCC"/>
-              <w:left w:val="single" w:sz="4" w:space="0" w:color="CCCCCC"/>
-              <w:right w:val="single" w:sz="4" w:space="0" w:color="CCCCCC"/>
-            </w:tcBorders>
-          </w:tcPr>
-          <w:p>
-            <w:pPr>
-              <w:spacing w:before="60" w:after="60" w:line="252" w:lineRule="auto"/>
-              <w:jc w:val="left"/>
-            </w:pPr>
-            <w:r/>
-            <w:r>
-              <w:t>659.25</w:t>
-            </w:r>
-          </w:p>
-        </w:tc>
-        <w:tc>
-          <w:tcPr>
-            <w:tcW w:type="dxa" w:w="2016"/>
-            <w:shd w:fill="F8FAFC"/>
-            <w:tcMar>
-              <w:top w:w="100" w:type="dxa"/>
-              <w:bottom w:w="100" w:type="dxa"/>
-              <w:left w:w="120" w:type="dxa"/>
-              <w:right w:w="120" w:type="dxa"/>
-            </w:tcMar>
-            <w:tcBorders>
-              <w:top w:val="single" w:sz="4" w:space="0" w:color="CCCCCC"/>
-              <w:bottom w:val="single" w:sz="4" w:space="0" w:color="CCCCCC"/>
-              <w:left w:val="single" w:sz="4" w:space="0" w:color="CCCCCC"/>
-              <w:right w:val="single" w:sz="4" w:space="0" w:color="CCCCCC"/>
-            </w:tcBorders>
-          </w:tcPr>
-          <w:p>
-            <w:pPr>
-              <w:spacing w:before="60" w:after="60" w:line="252" w:lineRule="auto"/>
-              <w:jc w:val="left"/>
-            </w:pPr>
-            <w:r/>
-            <w:r>
-              <w:t>671.50</w:t>
-            </w:r>
-          </w:p>
-        </w:tc>
-        <w:tc>
-          <w:tcPr>
-            <w:tcW w:type="dxa" w:w="1152"/>
-            <w:shd w:fill="F8FAFC"/>
-            <w:tcMar>
-              <w:top w:w="100" w:type="dxa"/>
-              <w:bottom w:w="100" w:type="dxa"/>
-              <w:left w:w="120" w:type="dxa"/>
-              <w:right w:w="120" w:type="dxa"/>
-            </w:tcMar>
-            <w:tcBorders>
-              <w:top w:val="single" w:sz="4" w:space="0" w:color="CCCCCC"/>
-              <w:bottom w:val="single" w:sz="4" w:space="0" w:color="CCCCCC"/>
-              <w:left w:val="single" w:sz="4" w:space="0" w:color="CCCCCC"/>
-              <w:right w:val="single" w:sz="4" w:space="0" w:color="CCCCCC"/>
-            </w:tcBorders>
-          </w:tcPr>
-          <w:p>
-            <w:pPr>
-              <w:spacing w:before="60" w:after="60" w:line="252" w:lineRule="auto"/>
-              <w:jc w:val="left"/>
-            </w:pPr>
-            <w:r/>
-            <w:r>
-              <w:t>645.00</w:t>
-            </w:r>
-          </w:p>
-        </w:tc>
-        <w:tc>
-          <w:tcPr>
-            <w:tcW w:type="dxa" w:w="1728"/>
-            <w:shd w:fill="F8FAFC"/>
-            <w:tcMar>
-              <w:top w:w="100" w:type="dxa"/>
-              <w:bottom w:w="100" w:type="dxa"/>
-              <w:left w:w="120" w:type="dxa"/>
-              <w:right w:w="120" w:type="dxa"/>
-            </w:tcMar>
-            <w:tcBorders>
-              <w:top w:val="single" w:sz="4" w:space="0" w:color="CCCCCC"/>
-              <w:bottom w:val="single" w:sz="4" w:space="0" w:color="CCCCCC"/>
-              <w:left w:val="single" w:sz="4" w:space="0" w:color="CCCCCC"/>
-              <w:right w:val="single" w:sz="4" w:space="0" w:color="CCCCCC"/>
-            </w:tcBorders>
-          </w:tcPr>
-          <w:p>
-            <w:pPr>
-              <w:spacing w:before="60" w:after="60" w:line="252" w:lineRule="auto"/>
-              <w:jc w:val="left"/>
-            </w:pPr>
-            <w:r/>
-            <w:r>
-              <w:rPr>
-                <w:b/>
-              </w:rPr>
-              <w:t>657.75</w:t>
-            </w:r>
-          </w:p>
-        </w:tc>
-        <w:tc>
-          <w:tcPr>
-            <w:tcW w:type="dxa" w:w="3456"/>
-            <w:shd w:fill="F8FAFC"/>
-            <w:tcMar>
-              <w:top w:w="100" w:type="dxa"/>
-              <w:bottom w:w="100" w:type="dxa"/>
-              <w:left w:w="120" w:type="dxa"/>
-              <w:right w:w="120" w:type="dxa"/>
-            </w:tcMar>
-            <w:tcBorders>
-              <w:top w:val="single" w:sz="4" w:space="0" w:color="CCCCCC"/>
-              <w:bottom w:val="single" w:sz="4" w:space="0" w:color="CCCCCC"/>
-              <w:left w:val="single" w:sz="4" w:space="0" w:color="CCCCCC"/>
-              <w:right w:val="single" w:sz="4" w:space="0" w:color="CCCCCC"/>
-            </w:tcBorders>
-          </w:tcPr>
-          <w:p>
-            <w:pPr>
-              <w:spacing w:before="60" w:after="60" w:line="252" w:lineRule="auto"/>
-              <w:jc w:val="left"/>
-            </w:pPr>
-            <w:r/>
-            <w:r>
-              <w:rPr>
-                <w:b/>
-              </w:rPr>
-              <w:t>-1.50</w:t>
-            </w:r>
-          </w:p>
-        </w:tc>
-        <w:tc>
-          <w:tcPr>
-            <w:tcW w:type="dxa" w:w="1440"/>
-            <w:shd w:fill="F8FAFC"/>
-            <w:tcMar>
-              <w:top w:w="100" w:type="dxa"/>
-              <w:bottom w:w="100" w:type="dxa"/>
-              <w:left w:w="120" w:type="dxa"/>
-              <w:right w:w="120" w:type="dxa"/>
-            </w:tcMar>
-            <w:tcBorders>
-              <w:top w:val="single" w:sz="4" w:space="0" w:color="CCCCCC"/>
-              <w:bottom w:val="single" w:sz="4" w:space="0" w:color="CCCCCC"/>
-              <w:left w:val="single" w:sz="4" w:space="0" w:color="CCCCCC"/>
-              <w:right w:val="single" w:sz="4" w:space="0" w:color="CCCCCC"/>
-            </w:tcBorders>
-          </w:tcPr>
-          <w:p>
-            <w:pPr>
-              <w:spacing w:before="60" w:after="60" w:line="252" w:lineRule="auto"/>
-              <w:jc w:val="left"/>
-            </w:pPr>
-            <w:r/>
-            <w:r>
-              <w:t>BEAR</w:t>
-            </w:r>
-          </w:p>
-        </w:tc>
-      </w:tr>
-      <w:tr>
-        <w:tc>
-          <w:tcPr>
-            <w:tcW w:type="dxa" w:w="1584"/>
-            <w:shd w:fill="FFFFFF"/>
-            <w:tcMar>
-              <w:top w:w="100" w:type="dxa"/>
-              <w:bottom w:w="100" w:type="dxa"/>
-              <w:left w:w="120" w:type="dxa"/>
-              <w:right w:w="120" w:type="dxa"/>
-            </w:tcMar>
-            <w:tcBorders>
-              <w:top w:val="single" w:sz="4" w:space="0" w:color="CCCCCC"/>
-              <w:bottom w:val="single" w:sz="4" w:space="0" w:color="CCCCCC"/>
-              <w:left w:val="single" w:sz="4" w:space="0" w:color="CCCCCC"/>
-              <w:right w:val="single" w:sz="4" w:space="0" w:color="CCCCCC"/>
-            </w:tcBorders>
-          </w:tcPr>
-          <w:p>
-            <w:pPr>
-              <w:spacing w:before="60" w:after="60" w:line="252" w:lineRule="auto"/>
-              <w:jc w:val="left"/>
-            </w:pPr>
-            <w:r/>
-            <w:r>
-              <w:rPr>
-                <w:b/>
-              </w:rPr>
-              <w:t>Wed 12/08</w:t>
-            </w:r>
-          </w:p>
-        </w:tc>
-        <w:tc>
-          <w:tcPr>
-            <w:tcW w:type="dxa" w:w="864"/>
-            <w:shd w:fill="FFFFFF"/>
-            <w:tcMar>
-              <w:top w:w="100" w:type="dxa"/>
-              <w:bottom w:w="100" w:type="dxa"/>
-              <w:left w:w="120" w:type="dxa"/>
-              <w:right w:w="120" w:type="dxa"/>
-            </w:tcMar>
-            <w:tcBorders>
-              <w:top w:val="single" w:sz="4" w:space="0" w:color="CCCCCC"/>
-              <w:bottom w:val="single" w:sz="4" w:space="0" w:color="CCCCCC"/>
-              <w:left w:val="single" w:sz="4" w:space="0" w:color="CCCCCC"/>
-              <w:right w:val="single" w:sz="4" w:space="0" w:color="CCCCCC"/>
-            </w:tcBorders>
-          </w:tcPr>
-          <w:p>
-            <w:pPr>
-              <w:spacing w:before="60" w:after="60" w:line="252" w:lineRule="auto"/>
-              <w:jc w:val="left"/>
-            </w:pPr>
-            <w:r/>
-            <w:r>
-              <w:t>NY Close 23-01</w:t>
-            </w:r>
-          </w:p>
-        </w:tc>
-        <w:tc>
-          <w:tcPr>
-            <w:tcW w:type="dxa" w:w="1440"/>
-            <w:shd w:fill="FFFFFF"/>
-            <w:tcMar>
-              <w:top w:w="100" w:type="dxa"/>
-              <w:bottom w:w="100" w:type="dxa"/>
-              <w:left w:w="120" w:type="dxa"/>
-              <w:right w:w="120" w:type="dxa"/>
-            </w:tcMar>
-            <w:tcBorders>
-              <w:top w:val="single" w:sz="4" w:space="0" w:color="CCCCCC"/>
-              <w:bottom w:val="single" w:sz="4" w:space="0" w:color="CCCCCC"/>
-              <w:left w:val="single" w:sz="4" w:space="0" w:color="CCCCCC"/>
-              <w:right w:val="single" w:sz="4" w:space="0" w:color="CCCCCC"/>
-            </w:tcBorders>
-          </w:tcPr>
-          <w:p>
-            <w:pPr>
-              <w:spacing w:before="60" w:after="60" w:line="252" w:lineRule="auto"/>
-              <w:jc w:val="left"/>
-            </w:pPr>
-            <w:r/>
-            <w:r>
-              <w:t>657.75</w:t>
-            </w:r>
-          </w:p>
-        </w:tc>
-        <w:tc>
-          <w:tcPr>
-            <w:tcW w:type="dxa" w:w="2016"/>
-            <w:shd w:fill="FFFFFF"/>
-            <w:tcMar>
-              <w:top w:w="100" w:type="dxa"/>
-              <w:bottom w:w="100" w:type="dxa"/>
-              <w:left w:w="120" w:type="dxa"/>
-              <w:right w:w="120" w:type="dxa"/>
-            </w:tcMar>
-            <w:tcBorders>
-              <w:top w:val="single" w:sz="4" w:space="0" w:color="CCCCCC"/>
-              <w:bottom w:val="single" w:sz="4" w:space="0" w:color="CCCCCC"/>
-              <w:left w:val="single" w:sz="4" w:space="0" w:color="CCCCCC"/>
-              <w:right w:val="single" w:sz="4" w:space="0" w:color="CCCCCC"/>
-            </w:tcBorders>
-          </w:tcPr>
-          <w:p>
-            <w:pPr>
-              <w:spacing w:before="60" w:after="60" w:line="252" w:lineRule="auto"/>
-              <w:jc w:val="left"/>
-            </w:pPr>
-            <w:r/>
-            <w:r>
-              <w:t>664.75</w:t>
-            </w:r>
-          </w:p>
-        </w:tc>
-        <w:tc>
-          <w:tcPr>
-            <w:tcW w:type="dxa" w:w="1152"/>
-            <w:shd w:fill="FFFFFF"/>
-            <w:tcMar>
-              <w:top w:w="100" w:type="dxa"/>
-              <w:bottom w:w="100" w:type="dxa"/>
-              <w:left w:w="120" w:type="dxa"/>
-              <w:right w:w="120" w:type="dxa"/>
-            </w:tcMar>
-            <w:tcBorders>
-              <w:top w:val="single" w:sz="4" w:space="0" w:color="CCCCCC"/>
-              <w:bottom w:val="single" w:sz="4" w:space="0" w:color="CCCCCC"/>
-              <w:left w:val="single" w:sz="4" w:space="0" w:color="CCCCCC"/>
-              <w:right w:val="single" w:sz="4" w:space="0" w:color="CCCCCC"/>
-            </w:tcBorders>
-          </w:tcPr>
-          <w:p>
-            <w:pPr>
-              <w:spacing w:before="60" w:after="60" w:line="252" w:lineRule="auto"/>
-              <w:jc w:val="left"/>
-            </w:pPr>
-            <w:r/>
-            <w:r>
-              <w:t>648.25</w:t>
-            </w:r>
-          </w:p>
-        </w:tc>
-        <w:tc>
-          <w:tcPr>
-            <w:tcW w:type="dxa" w:w="1728"/>
-            <w:shd w:fill="FFFFFF"/>
-            <w:tcMar>
-              <w:top w:w="100" w:type="dxa"/>
-              <w:bottom w:w="100" w:type="dxa"/>
-              <w:left w:w="120" w:type="dxa"/>
-              <w:right w:w="120" w:type="dxa"/>
-            </w:tcMar>
-            <w:tcBorders>
-              <w:top w:val="single" w:sz="4" w:space="0" w:color="CCCCCC"/>
-              <w:bottom w:val="single" w:sz="4" w:space="0" w:color="CCCCCC"/>
-              <w:left w:val="single" w:sz="4" w:space="0" w:color="CCCCCC"/>
-              <w:right w:val="single" w:sz="4" w:space="0" w:color="CCCCCC"/>
-            </w:tcBorders>
-          </w:tcPr>
-          <w:p>
-            <w:pPr>
-              <w:spacing w:before="60" w:after="60" w:line="252" w:lineRule="auto"/>
-              <w:jc w:val="left"/>
-            </w:pPr>
-            <w:r/>
-            <w:r>
-              <w:rPr>
-                <w:b/>
-              </w:rPr>
-              <w:t>658.25</w:t>
-            </w:r>
-          </w:p>
-        </w:tc>
-        <w:tc>
-          <w:tcPr>
-            <w:tcW w:type="dxa" w:w="3456"/>
-            <w:shd w:fill="FFFFFF"/>
-            <w:tcMar>
-              <w:top w:w="100" w:type="dxa"/>
-              <w:bottom w:w="100" w:type="dxa"/>
-              <w:left w:w="120" w:type="dxa"/>
-              <w:right w:w="120" w:type="dxa"/>
-            </w:tcMar>
-            <w:tcBorders>
-              <w:top w:val="single" w:sz="4" w:space="0" w:color="CCCCCC"/>
-              <w:bottom w:val="single" w:sz="4" w:space="0" w:color="CCCCCC"/>
-              <w:left w:val="single" w:sz="4" w:space="0" w:color="CCCCCC"/>
-              <w:right w:val="single" w:sz="4" w:space="0" w:color="CCCCCC"/>
-            </w:tcBorders>
-          </w:tcPr>
-          <w:p>
-            <w:pPr>
-              <w:spacing w:before="60" w:after="60" w:line="252" w:lineRule="auto"/>
-              <w:jc w:val="left"/>
-            </w:pPr>
-            <w:r/>
-            <w:r>
-              <w:rPr>
-                <w:b/>
-              </w:rPr>
-              <w:t>+0.50</w:t>
-            </w:r>
-          </w:p>
-        </w:tc>
-        <w:tc>
-          <w:tcPr>
-            <w:tcW w:type="dxa" w:w="1440"/>
-            <w:shd w:fill="FFFFFF"/>
-            <w:tcMar>
-              <w:top w:w="100" w:type="dxa"/>
-              <w:bottom w:w="100" w:type="dxa"/>
-              <w:left w:w="120" w:type="dxa"/>
-              <w:right w:w="120" w:type="dxa"/>
-            </w:tcMar>
-            <w:tcBorders>
-              <w:top w:val="single" w:sz="4" w:space="0" w:color="CCCCCC"/>
-              <w:bottom w:val="single" w:sz="4" w:space="0" w:color="CCCCCC"/>
-              <w:left w:val="single" w:sz="4" w:space="0" w:color="CCCCCC"/>
-              <w:right w:val="single" w:sz="4" w:space="0" w:color="CCCCCC"/>
-            </w:tcBorders>
-          </w:tcPr>
-          <w:p>
-            <w:pPr>
-              <w:spacing w:before="60" w:after="60" w:line="252" w:lineRule="auto"/>
-              <w:jc w:val="left"/>
-            </w:pPr>
-            <w:r/>
-            <w:r>
-              <w:t>BULL</w:t>
-            </w:r>
-          </w:p>
-        </w:tc>
-      </w:tr>
-      <w:tr>
-        <w:tc>
-          <w:tcPr>
-            <w:tcW w:type="dxa" w:w="1584"/>
-            <w:shd w:fill="F8FAFC"/>
-            <w:tcMar>
-              <w:top w:w="100" w:type="dxa"/>
-              <w:bottom w:w="100" w:type="dxa"/>
-              <w:left w:w="120" w:type="dxa"/>
-              <w:right w:w="120" w:type="dxa"/>
-            </w:tcMar>
-            <w:tcBorders>
-              <w:top w:val="single" w:sz="4" w:space="0" w:color="CCCCCC"/>
-              <w:bottom w:val="single" w:sz="4" w:space="0" w:color="CCCCCC"/>
-              <w:left w:val="single" w:sz="4" w:space="0" w:color="CCCCCC"/>
-              <w:right w:val="single" w:sz="4" w:space="0" w:color="CCCCCC"/>
-            </w:tcBorders>
-          </w:tcPr>
-          <w:p>
-            <w:pPr>
-              <w:spacing w:before="60" w:after="60" w:line="252" w:lineRule="auto"/>
-              <w:jc w:val="left"/>
-            </w:pPr>
-            <w:r/>
-            <w:r>
-              <w:rPr>
-                <w:b/>
-              </w:rPr>
-              <w:t>Thu 13/08</w:t>
-            </w:r>
-          </w:p>
-        </w:tc>
-        <w:tc>
-          <w:tcPr>
-            <w:tcW w:type="dxa" w:w="864"/>
-            <w:shd w:fill="F8FAFC"/>
-            <w:tcMar>
-              <w:top w:w="100" w:type="dxa"/>
-              <w:bottom w:w="100" w:type="dxa"/>
-              <w:left w:w="120" w:type="dxa"/>
-              <w:right w:w="120" w:type="dxa"/>
-            </w:tcMar>
-            <w:tcBorders>
-              <w:top w:val="single" w:sz="4" w:space="0" w:color="CCCCCC"/>
-              <w:bottom w:val="single" w:sz="4" w:space="0" w:color="CCCCCC"/>
-              <w:left w:val="single" w:sz="4" w:space="0" w:color="CCCCCC"/>
-              <w:right w:val="single" w:sz="4" w:space="0" w:color="CCCCCC"/>
-            </w:tcBorders>
-          </w:tcPr>
-          <w:p>
-            <w:pPr>
-              <w:spacing w:before="60" w:after="60" w:line="252" w:lineRule="auto"/>
-              <w:jc w:val="left"/>
-            </w:pPr>
-            <w:r/>
-            <w:r>
-              <w:t>Asia 07-11</w:t>
-            </w:r>
-          </w:p>
-        </w:tc>
-        <w:tc>
-          <w:tcPr>
-            <w:tcW w:type="dxa" w:w="1440"/>
-            <w:shd w:fill="F8FAFC"/>
-            <w:tcMar>
-              <w:top w:w="100" w:type="dxa"/>
-              <w:bottom w:w="100" w:type="dxa"/>
-              <w:left w:w="120" w:type="dxa"/>
-              <w:right w:w="120" w:type="dxa"/>
-            </w:tcMar>
-            <w:tcBorders>
-              <w:top w:val="single" w:sz="4" w:space="0" w:color="CCCCCC"/>
-              <w:bottom w:val="single" w:sz="4" w:space="0" w:color="CCCCCC"/>
-              <w:left w:val="single" w:sz="4" w:space="0" w:color="CCCCCC"/>
-              <w:right w:val="single" w:sz="4" w:space="0" w:color="CCCCCC"/>
-            </w:tcBorders>
-          </w:tcPr>
-          <w:p>
-            <w:pPr>
-              <w:spacing w:before="60" w:after="60" w:line="252" w:lineRule="auto"/>
-              <w:jc w:val="left"/>
-            </w:pPr>
-            <w:r/>
-            <w:r>
-              <w:t>658.25</w:t>
-            </w:r>
-          </w:p>
-        </w:tc>
-        <w:tc>
-          <w:tcPr>
-            <w:tcW w:type="dxa" w:w="2016"/>
-            <w:shd w:fill="F8FAFC"/>
-            <w:tcMar>
-              <w:top w:w="100" w:type="dxa"/>
-              <w:bottom w:w="100" w:type="dxa"/>
-              <w:left w:w="120" w:type="dxa"/>
-              <w:right w:w="120" w:type="dxa"/>
-            </w:tcMar>
-            <w:tcBorders>
-              <w:top w:val="single" w:sz="4" w:space="0" w:color="CCCCCC"/>
-              <w:bottom w:val="single" w:sz="4" w:space="0" w:color="CCCCCC"/>
-              <w:left w:val="single" w:sz="4" w:space="0" w:color="CCCCCC"/>
-              <w:right w:val="single" w:sz="4" w:space="0" w:color="CCCCCC"/>
-            </w:tcBorders>
-          </w:tcPr>
-          <w:p>
-            <w:pPr>
-              <w:spacing w:before="60" w:after="60" w:line="252" w:lineRule="auto"/>
-              <w:jc w:val="left"/>
-            </w:pPr>
-            <w:r/>
-            <w:r>
-              <w:t>668.75</w:t>
-            </w:r>
-          </w:p>
-        </w:tc>
-        <w:tc>
-          <w:tcPr>
-            <w:tcW w:type="dxa" w:w="1152"/>
-            <w:shd w:fill="F8FAFC"/>
-            <w:tcMar>
-              <w:top w:w="100" w:type="dxa"/>
-              <w:bottom w:w="100" w:type="dxa"/>
-              <w:left w:w="120" w:type="dxa"/>
-              <w:right w:w="120" w:type="dxa"/>
-            </w:tcMar>
-            <w:tcBorders>
-              <w:top w:val="single" w:sz="4" w:space="0" w:color="CCCCCC"/>
-              <w:bottom w:val="single" w:sz="4" w:space="0" w:color="CCCCCC"/>
-              <w:left w:val="single" w:sz="4" w:space="0" w:color="CCCCCC"/>
-              <w:right w:val="single" w:sz="4" w:space="0" w:color="CCCCCC"/>
-            </w:tcBorders>
-          </w:tcPr>
-          <w:p>
-            <w:pPr>
-              <w:spacing w:before="60" w:after="60" w:line="252" w:lineRule="auto"/>
-              <w:jc w:val="left"/>
-            </w:pPr>
-            <w:r/>
-            <w:r>
-              <w:t>651.00</w:t>
-            </w:r>
-          </w:p>
-        </w:tc>
-        <w:tc>
-          <w:tcPr>
-            <w:tcW w:type="dxa" w:w="1728"/>
-            <w:shd w:fill="F8FAFC"/>
-            <w:tcMar>
-              <w:top w:w="100" w:type="dxa"/>
-              <w:bottom w:w="100" w:type="dxa"/>
-              <w:left w:w="120" w:type="dxa"/>
-              <w:right w:w="120" w:type="dxa"/>
-            </w:tcMar>
-            <w:tcBorders>
-              <w:top w:val="single" w:sz="4" w:space="0" w:color="CCCCCC"/>
-              <w:bottom w:val="single" w:sz="4" w:space="0" w:color="CCCCCC"/>
-              <w:left w:val="single" w:sz="4" w:space="0" w:color="CCCCCC"/>
-              <w:right w:val="single" w:sz="4" w:space="0" w:color="CCCCCC"/>
-            </w:tcBorders>
-          </w:tcPr>
-          <w:p>
-            <w:pPr>
-              <w:spacing w:before="60" w:after="60" w:line="252" w:lineRule="auto"/>
-              <w:jc w:val="left"/>
-            </w:pPr>
-            <w:r/>
-            <w:r>
-              <w:rPr>
-                <w:b/>
-              </w:rPr>
-              <w:t>658.00</w:t>
-            </w:r>
-          </w:p>
-        </w:tc>
-        <w:tc>
-          <w:tcPr>
-            <w:tcW w:type="dxa" w:w="3456"/>
-            <w:shd w:fill="F8FAFC"/>
-            <w:tcMar>
-              <w:top w:w="100" w:type="dxa"/>
-              <w:bottom w:w="100" w:type="dxa"/>
-              <w:left w:w="120" w:type="dxa"/>
-              <w:right w:w="120" w:type="dxa"/>
-            </w:tcMar>
-            <w:tcBorders>
-              <w:top w:val="single" w:sz="4" w:space="0" w:color="CCCCCC"/>
-              <w:bottom w:val="single" w:sz="4" w:space="0" w:color="CCCCCC"/>
-              <w:left w:val="single" w:sz="4" w:space="0" w:color="CCCCCC"/>
-              <w:right w:val="single" w:sz="4" w:space="0" w:color="CCCCCC"/>
-            </w:tcBorders>
-          </w:tcPr>
-          <w:p>
-            <w:pPr>
-              <w:spacing w:before="60" w:after="60" w:line="252" w:lineRule="auto"/>
-              <w:jc w:val="left"/>
-            </w:pPr>
-            <w:r/>
-            <w:r>
-              <w:rPr>
-                <w:b/>
-              </w:rPr>
-              <w:t>-0.25</w:t>
-            </w:r>
-          </w:p>
-        </w:tc>
-        <w:tc>
-          <w:tcPr>
-            <w:tcW w:type="dxa" w:w="1440"/>
-            <w:shd w:fill="F8FAFC"/>
-            <w:tcMar>
-              <w:top w:w="100" w:type="dxa"/>
-              <w:bottom w:w="100" w:type="dxa"/>
-              <w:left w:w="120" w:type="dxa"/>
-              <w:right w:w="120" w:type="dxa"/>
-            </w:tcMar>
-            <w:tcBorders>
-              <w:top w:val="single" w:sz="4" w:space="0" w:color="CCCCCC"/>
-              <w:bottom w:val="single" w:sz="4" w:space="0" w:color="CCCCCC"/>
-              <w:left w:val="single" w:sz="4" w:space="0" w:color="CCCCCC"/>
-              <w:right w:val="single" w:sz="4" w:space="0" w:color="CCCCCC"/>
-            </w:tcBorders>
-          </w:tcPr>
-          <w:p>
-            <w:pPr>
-              <w:spacing w:before="60" w:after="60" w:line="252" w:lineRule="auto"/>
-              <w:jc w:val="left"/>
-            </w:pPr>
-            <w:r/>
-            <w:r>
-              <w:t>BEAR</w:t>
-            </w:r>
-          </w:p>
-        </w:tc>
-      </w:tr>
-      <w:tr>
-        <w:tc>
-          <w:tcPr>
-            <w:tcW w:type="dxa" w:w="1584"/>
-            <w:shd w:fill="FFFFFF"/>
-            <w:tcMar>
-              <w:top w:w="100" w:type="dxa"/>
-              <w:bottom w:w="100" w:type="dxa"/>
-              <w:left w:w="120" w:type="dxa"/>
-              <w:right w:w="120" w:type="dxa"/>
-            </w:tcMar>
-            <w:tcBorders>
-              <w:top w:val="single" w:sz="4" w:space="0" w:color="CCCCCC"/>
-              <w:bottom w:val="single" w:sz="4" w:space="0" w:color="CCCCCC"/>
-              <w:left w:val="single" w:sz="4" w:space="0" w:color="CCCCCC"/>
-              <w:right w:val="single" w:sz="4" w:space="0" w:color="CCCCCC"/>
-            </w:tcBorders>
-          </w:tcPr>
-          <w:p>
-            <w:pPr>
-              <w:spacing w:before="60" w:after="60" w:line="252" w:lineRule="auto"/>
-              <w:jc w:val="left"/>
-            </w:pPr>
-            <w:r/>
-            <w:r>
-              <w:rPr>
-                <w:b/>
-              </w:rPr>
-              <w:t>Thu 13/08</w:t>
-            </w:r>
-          </w:p>
-        </w:tc>
-        <w:tc>
-          <w:tcPr>
-            <w:tcW w:type="dxa" w:w="864"/>
-            <w:shd w:fill="FFFFFF"/>
-            <w:tcMar>
-              <w:top w:w="100" w:type="dxa"/>
-              <w:bottom w:w="100" w:type="dxa"/>
-              <w:left w:w="120" w:type="dxa"/>
-              <w:right w:w="120" w:type="dxa"/>
-            </w:tcMar>
-            <w:tcBorders>
-              <w:top w:val="single" w:sz="4" w:space="0" w:color="CCCCCC"/>
-              <w:bottom w:val="single" w:sz="4" w:space="0" w:color="CCCCCC"/>
-              <w:left w:val="single" w:sz="4" w:space="0" w:color="CCCCCC"/>
-              <w:right w:val="single" w:sz="4" w:space="0" w:color="CCCCCC"/>
-            </w:tcBorders>
-          </w:tcPr>
-          <w:p>
-            <w:pPr>
-              <w:spacing w:before="60" w:after="60" w:line="252" w:lineRule="auto"/>
-              <w:jc w:val="left"/>
-            </w:pPr>
-            <w:r/>
-            <w:r>
-              <w:t>Asia 11-15</w:t>
-            </w:r>
-          </w:p>
-        </w:tc>
-        <w:tc>
-          <w:tcPr>
-            <w:tcW w:type="dxa" w:w="1440"/>
-            <w:shd w:fill="FFFFFF"/>
-            <w:tcMar>
-              <w:top w:w="100" w:type="dxa"/>
-              <w:bottom w:w="100" w:type="dxa"/>
-              <w:left w:w="120" w:type="dxa"/>
-              <w:right w:w="120" w:type="dxa"/>
-            </w:tcMar>
-            <w:tcBorders>
-              <w:top w:val="single" w:sz="4" w:space="0" w:color="CCCCCC"/>
-              <w:bottom w:val="single" w:sz="4" w:space="0" w:color="CCCCCC"/>
-              <w:left w:val="single" w:sz="4" w:space="0" w:color="CCCCCC"/>
-              <w:right w:val="single" w:sz="4" w:space="0" w:color="CCCCCC"/>
-            </w:tcBorders>
-          </w:tcPr>
-          <w:p>
-            <w:pPr>
-              <w:spacing w:before="60" w:after="60" w:line="252" w:lineRule="auto"/>
-              <w:jc w:val="left"/>
-            </w:pPr>
-            <w:r/>
-            <w:r>
-              <w:t>658.00</w:t>
-            </w:r>
-          </w:p>
-        </w:tc>
-        <w:tc>
-          <w:tcPr>
-            <w:tcW w:type="dxa" w:w="2016"/>
-            <w:shd w:fill="FFFFFF"/>
-            <w:tcMar>
-              <w:top w:w="100" w:type="dxa"/>
-              <w:bottom w:w="100" w:type="dxa"/>
-              <w:left w:w="120" w:type="dxa"/>
-              <w:right w:w="120" w:type="dxa"/>
-            </w:tcMar>
-            <w:tcBorders>
-              <w:top w:val="single" w:sz="4" w:space="0" w:color="CCCCCC"/>
-              <w:bottom w:val="single" w:sz="4" w:space="0" w:color="CCCCCC"/>
-              <w:left w:val="single" w:sz="4" w:space="0" w:color="CCCCCC"/>
-              <w:right w:val="single" w:sz="4" w:space="0" w:color="CCCCCC"/>
-            </w:tcBorders>
-          </w:tcPr>
-          <w:p>
-            <w:pPr>
-              <w:spacing w:before="60" w:after="60" w:line="252" w:lineRule="auto"/>
-              <w:jc w:val="left"/>
-            </w:pPr>
-            <w:r/>
-            <w:r>
-              <w:t>667.75</w:t>
-            </w:r>
-          </w:p>
-        </w:tc>
-        <w:tc>
-          <w:tcPr>
-            <w:tcW w:type="dxa" w:w="1152"/>
-            <w:shd w:fill="FFFFFF"/>
-            <w:tcMar>
-              <w:top w:w="100" w:type="dxa"/>
-              <w:bottom w:w="100" w:type="dxa"/>
-              <w:left w:w="120" w:type="dxa"/>
-              <w:right w:w="120" w:type="dxa"/>
-            </w:tcMar>
-            <w:tcBorders>
-              <w:top w:val="single" w:sz="4" w:space="0" w:color="CCCCCC"/>
-              <w:bottom w:val="single" w:sz="4" w:space="0" w:color="CCCCCC"/>
-              <w:left w:val="single" w:sz="4" w:space="0" w:color="CCCCCC"/>
-              <w:right w:val="single" w:sz="4" w:space="0" w:color="CCCCCC"/>
-            </w:tcBorders>
-          </w:tcPr>
-          <w:p>
-            <w:pPr>
-              <w:spacing w:before="60" w:after="60" w:line="252" w:lineRule="auto"/>
-              <w:jc w:val="left"/>
-            </w:pPr>
-            <w:r/>
-            <w:r>
-              <w:t>648.25</w:t>
-            </w:r>
-          </w:p>
-        </w:tc>
-        <w:tc>
-          <w:tcPr>
-            <w:tcW w:type="dxa" w:w="1728"/>
-            <w:shd w:fill="FFFFFF"/>
-            <w:tcMar>
-              <w:top w:w="100" w:type="dxa"/>
-              <w:bottom w:w="100" w:type="dxa"/>
-              <w:left w:w="120" w:type="dxa"/>
-              <w:right w:w="120" w:type="dxa"/>
-            </w:tcMar>
-            <w:tcBorders>
-              <w:top w:val="single" w:sz="4" w:space="0" w:color="CCCCCC"/>
-              <w:bottom w:val="single" w:sz="4" w:space="0" w:color="CCCCCC"/>
-              <w:left w:val="single" w:sz="4" w:space="0" w:color="CCCCCC"/>
-              <w:right w:val="single" w:sz="4" w:space="0" w:color="CCCCCC"/>
-            </w:tcBorders>
-          </w:tcPr>
-          <w:p>
-            <w:pPr>
-              <w:spacing w:before="60" w:after="60" w:line="252" w:lineRule="auto"/>
-              <w:jc w:val="left"/>
-            </w:pPr>
-            <w:r/>
-            <w:r>
-              <w:rPr>
-                <w:b/>
-              </w:rPr>
-              <w:t>658.50</w:t>
-            </w:r>
-          </w:p>
-        </w:tc>
-        <w:tc>
-          <w:tcPr>
-            <w:tcW w:type="dxa" w:w="3456"/>
-            <w:shd w:fill="FFFFFF"/>
-            <w:tcMar>
-              <w:top w:w="100" w:type="dxa"/>
-              <w:bottom w:w="100" w:type="dxa"/>
-              <w:left w:w="120" w:type="dxa"/>
-              <w:right w:w="120" w:type="dxa"/>
-            </w:tcMar>
-            <w:tcBorders>
-              <w:top w:val="single" w:sz="4" w:space="0" w:color="CCCCCC"/>
-              <w:bottom w:val="single" w:sz="4" w:space="0" w:color="CCCCCC"/>
-              <w:left w:val="single" w:sz="4" w:space="0" w:color="CCCCCC"/>
-              <w:right w:val="single" w:sz="4" w:space="0" w:color="CCCCCC"/>
-            </w:tcBorders>
-          </w:tcPr>
-          <w:p>
-            <w:pPr>
-              <w:spacing w:before="60" w:after="60" w:line="252" w:lineRule="auto"/>
-              <w:jc w:val="left"/>
-            </w:pPr>
-            <w:r/>
-            <w:r>
-              <w:rPr>
-                <w:b/>
-              </w:rPr>
-              <w:t>+0.50</w:t>
-            </w:r>
-          </w:p>
-        </w:tc>
-        <w:tc>
-          <w:tcPr>
-            <w:tcW w:type="dxa" w:w="1440"/>
-            <w:shd w:fill="FFFFFF"/>
-            <w:tcMar>
-              <w:top w:w="100" w:type="dxa"/>
-              <w:bottom w:w="100" w:type="dxa"/>
-              <w:left w:w="120" w:type="dxa"/>
-              <w:right w:w="120" w:type="dxa"/>
-            </w:tcMar>
-            <w:tcBorders>
-              <w:top w:val="single" w:sz="4" w:space="0" w:color="CCCCCC"/>
-              <w:bottom w:val="single" w:sz="4" w:space="0" w:color="CCCCCC"/>
-              <w:left w:val="single" w:sz="4" w:space="0" w:color="CCCCCC"/>
-              <w:right w:val="single" w:sz="4" w:space="0" w:color="CCCCCC"/>
-            </w:tcBorders>
-          </w:tcPr>
-          <w:p>
-            <w:pPr>
-              <w:spacing w:before="60" w:after="60" w:line="252" w:lineRule="auto"/>
-              <w:jc w:val="left"/>
-            </w:pPr>
-            <w:r/>
-            <w:r>
-              <w:t>BULL</w:t>
-            </w:r>
-          </w:p>
-        </w:tc>
-      </w:tr>
-      <w:tr>
-        <w:tc>
-          <w:tcPr>
-            <w:tcW w:type="dxa" w:w="1584"/>
-            <w:shd w:fill="F8FAFC"/>
-            <w:tcMar>
-              <w:top w:w="100" w:type="dxa"/>
-              <w:bottom w:w="100" w:type="dxa"/>
-              <w:left w:w="120" w:type="dxa"/>
-              <w:right w:w="120" w:type="dxa"/>
-            </w:tcMar>
-            <w:tcBorders>
-              <w:top w:val="single" w:sz="4" w:space="0" w:color="CCCCCC"/>
-              <w:bottom w:val="single" w:sz="4" w:space="0" w:color="CCCCCC"/>
-              <w:left w:val="single" w:sz="4" w:space="0" w:color="CCCCCC"/>
-              <w:right w:val="single" w:sz="4" w:space="0" w:color="CCCCCC"/>
-            </w:tcBorders>
-          </w:tcPr>
-          <w:p>
-            <w:pPr>
-              <w:spacing w:before="60" w:after="60" w:line="252" w:lineRule="auto"/>
-              <w:jc w:val="left"/>
-            </w:pPr>
-            <w:r/>
-            <w:r>
-              <w:rPr>
-                <w:b/>
-              </w:rPr>
-              <w:t>Thu 13/08</w:t>
-            </w:r>
-          </w:p>
-        </w:tc>
-        <w:tc>
-          <w:tcPr>
-            <w:tcW w:type="dxa" w:w="864"/>
-            <w:shd w:fill="F8FAFC"/>
-            <w:tcMar>
-              <w:top w:w="100" w:type="dxa"/>
-              <w:bottom w:w="100" w:type="dxa"/>
-              <w:left w:w="120" w:type="dxa"/>
-              <w:right w:w="120" w:type="dxa"/>
-            </w:tcMar>
-            <w:tcBorders>
-              <w:top w:val="single" w:sz="4" w:space="0" w:color="CCCCCC"/>
-              <w:bottom w:val="single" w:sz="4" w:space="0" w:color="CCCCCC"/>
-              <w:left w:val="single" w:sz="4" w:space="0" w:color="CCCCCC"/>
-              <w:right w:val="single" w:sz="4" w:space="0" w:color="CCCCCC"/>
-            </w:tcBorders>
-          </w:tcPr>
-          <w:p>
-            <w:pPr>
-              <w:spacing w:before="60" w:after="60" w:line="252" w:lineRule="auto"/>
-              <w:jc w:val="left"/>
-            </w:pPr>
-            <w:r/>
-            <w:r>
-              <w:t>London 15-19</w:t>
-            </w:r>
-          </w:p>
-        </w:tc>
-        <w:tc>
-          <w:tcPr>
-            <w:tcW w:type="dxa" w:w="1440"/>
-            <w:shd w:fill="F8FAFC"/>
-            <w:tcMar>
-              <w:top w:w="100" w:type="dxa"/>
-              <w:bottom w:w="100" w:type="dxa"/>
-              <w:left w:w="120" w:type="dxa"/>
-              <w:right w:w="120" w:type="dxa"/>
-            </w:tcMar>
-            <w:tcBorders>
-              <w:top w:val="single" w:sz="4" w:space="0" w:color="CCCCCC"/>
-              <w:bottom w:val="single" w:sz="4" w:space="0" w:color="CCCCCC"/>
-              <w:left w:val="single" w:sz="4" w:space="0" w:color="CCCCCC"/>
-              <w:right w:val="single" w:sz="4" w:space="0" w:color="CCCCCC"/>
-            </w:tcBorders>
-          </w:tcPr>
-          <w:p>
-            <w:pPr>
-              <w:spacing w:before="60" w:after="60" w:line="252" w:lineRule="auto"/>
-              <w:jc w:val="left"/>
-            </w:pPr>
-            <w:r/>
-            <w:r>
-              <w:t>658.50</w:t>
-            </w:r>
-          </w:p>
-        </w:tc>
-        <w:tc>
-          <w:tcPr>
-            <w:tcW w:type="dxa" w:w="2016"/>
-            <w:shd w:fill="F8FAFC"/>
-            <w:tcMar>
-              <w:top w:w="100" w:type="dxa"/>
-              <w:bottom w:w="100" w:type="dxa"/>
-              <w:left w:w="120" w:type="dxa"/>
-              <w:right w:w="120" w:type="dxa"/>
-            </w:tcMar>
-            <w:tcBorders>
-              <w:top w:val="single" w:sz="4" w:space="0" w:color="CCCCCC"/>
-              <w:bottom w:val="single" w:sz="4" w:space="0" w:color="CCCCCC"/>
-              <w:left w:val="single" w:sz="4" w:space="0" w:color="CCCCCC"/>
-              <w:right w:val="single" w:sz="4" w:space="0" w:color="CCCCCC"/>
-            </w:tcBorders>
-          </w:tcPr>
-          <w:p>
-            <w:pPr>
-              <w:spacing w:before="60" w:after="60" w:line="252" w:lineRule="auto"/>
-              <w:jc w:val="left"/>
-            </w:pPr>
-            <w:r/>
-            <w:r>
-              <w:t>669.25</w:t>
-            </w:r>
-          </w:p>
-        </w:tc>
-        <w:tc>
-          <w:tcPr>
-            <w:tcW w:type="dxa" w:w="1152"/>
-            <w:shd w:fill="F8FAFC"/>
-            <w:tcMar>
-              <w:top w:w="100" w:type="dxa"/>
-              <w:bottom w:w="100" w:type="dxa"/>
-              <w:left w:w="120" w:type="dxa"/>
-              <w:right w:w="120" w:type="dxa"/>
-            </w:tcMar>
-            <w:tcBorders>
-              <w:top w:val="single" w:sz="4" w:space="0" w:color="CCCCCC"/>
-              <w:bottom w:val="single" w:sz="4" w:space="0" w:color="CCCCCC"/>
-              <w:left w:val="single" w:sz="4" w:space="0" w:color="CCCCCC"/>
-              <w:right w:val="single" w:sz="4" w:space="0" w:color="CCCCCC"/>
-            </w:tcBorders>
-          </w:tcPr>
-          <w:p>
-            <w:pPr>
-              <w:spacing w:before="60" w:after="60" w:line="252" w:lineRule="auto"/>
-              <w:jc w:val="left"/>
-            </w:pPr>
-            <w:r/>
-            <w:r>
-              <w:t>651.25</w:t>
-            </w:r>
-          </w:p>
-        </w:tc>
-        <w:tc>
-          <w:tcPr>
-            <w:tcW w:type="dxa" w:w="1728"/>
-            <w:shd w:fill="F8FAFC"/>
-            <w:tcMar>
-              <w:top w:w="100" w:type="dxa"/>
-              <w:bottom w:w="100" w:type="dxa"/>
-              <w:left w:w="120" w:type="dxa"/>
-              <w:right w:w="120" w:type="dxa"/>
-            </w:tcMar>
-            <w:tcBorders>
-              <w:top w:val="single" w:sz="4" w:space="0" w:color="CCCCCC"/>
-              <w:bottom w:val="single" w:sz="4" w:space="0" w:color="CCCCCC"/>
-              <w:left w:val="single" w:sz="4" w:space="0" w:color="CCCCCC"/>
-              <w:right w:val="single" w:sz="4" w:space="0" w:color="CCCCCC"/>
-            </w:tcBorders>
-          </w:tcPr>
-          <w:p>
-            <w:pPr>
-              <w:spacing w:before="60" w:after="60" w:line="252" w:lineRule="auto"/>
-              <w:jc w:val="left"/>
-            </w:pPr>
-            <w:r/>
-            <w:r>
-              <w:rPr>
-                <w:b/>
-              </w:rPr>
-              <w:t>659.25</w:t>
-            </w:r>
-          </w:p>
-        </w:tc>
-        <w:tc>
-          <w:tcPr>
-            <w:tcW w:type="dxa" w:w="3456"/>
-            <w:shd w:fill="F8FAFC"/>
-            <w:tcMar>
-              <w:top w:w="100" w:type="dxa"/>
-              <w:bottom w:w="100" w:type="dxa"/>
-              <w:left w:w="120" w:type="dxa"/>
-              <w:right w:w="120" w:type="dxa"/>
-            </w:tcMar>
-            <w:tcBorders>
-              <w:top w:val="single" w:sz="4" w:space="0" w:color="CCCCCC"/>
-              <w:bottom w:val="single" w:sz="4" w:space="0" w:color="CCCCCC"/>
-              <w:left w:val="single" w:sz="4" w:space="0" w:color="CCCCCC"/>
-              <w:right w:val="single" w:sz="4" w:space="0" w:color="CCCCCC"/>
-            </w:tcBorders>
-          </w:tcPr>
-          <w:p>
-            <w:pPr>
-              <w:spacing w:before="60" w:after="60" w:line="252" w:lineRule="auto"/>
-              <w:jc w:val="left"/>
-            </w:pPr>
-            <w:r/>
-            <w:r>
-              <w:rPr>
-                <w:b/>
-              </w:rPr>
-              <w:t>+0.75</w:t>
-            </w:r>
-          </w:p>
-        </w:tc>
-        <w:tc>
-          <w:tcPr>
-            <w:tcW w:type="dxa" w:w="1440"/>
-            <w:shd w:fill="F8FAFC"/>
-            <w:tcMar>
-              <w:top w:w="100" w:type="dxa"/>
-              <w:bottom w:w="100" w:type="dxa"/>
-              <w:left w:w="120" w:type="dxa"/>
-              <w:right w:w="120" w:type="dxa"/>
-            </w:tcMar>
-            <w:tcBorders>
-              <w:top w:val="single" w:sz="4" w:space="0" w:color="CCCCCC"/>
-              <w:bottom w:val="single" w:sz="4" w:space="0" w:color="CCCCCC"/>
-              <w:left w:val="single" w:sz="4" w:space="0" w:color="CCCCCC"/>
-              <w:right w:val="single" w:sz="4" w:space="0" w:color="CCCCCC"/>
-            </w:tcBorders>
-          </w:tcPr>
-          <w:p>
-            <w:pPr>
-              <w:spacing w:before="60" w:after="60" w:line="252" w:lineRule="auto"/>
-              <w:jc w:val="left"/>
-            </w:pPr>
-            <w:r/>
-            <w:r>
-              <w:t>BULL</w:t>
-            </w:r>
-          </w:p>
-        </w:tc>
-      </w:tr>
-      <w:tr>
-        <w:tc>
-          <w:tcPr>
-            <w:tcW w:type="dxa" w:w="1584"/>
-            <w:shd w:fill="FFFFFF"/>
-            <w:tcMar>
-              <w:top w:w="100" w:type="dxa"/>
-              <w:bottom w:w="100" w:type="dxa"/>
-              <w:left w:w="120" w:type="dxa"/>
-              <w:right w:w="120" w:type="dxa"/>
-            </w:tcMar>
-            <w:tcBorders>
-              <w:top w:val="single" w:sz="4" w:space="0" w:color="CCCCCC"/>
-              <w:bottom w:val="single" w:sz="4" w:space="0" w:color="CCCCCC"/>
-              <w:left w:val="single" w:sz="4" w:space="0" w:color="CCCCCC"/>
-              <w:right w:val="single" w:sz="4" w:space="0" w:color="CCCCCC"/>
-            </w:tcBorders>
-          </w:tcPr>
-          <w:p>
-            <w:pPr>
-              <w:spacing w:before="60" w:after="60" w:line="252" w:lineRule="auto"/>
-              <w:jc w:val="left"/>
-            </w:pPr>
-            <w:r/>
-            <w:r>
-              <w:rPr>
-                <w:b/>
-              </w:rPr>
-              <w:t>Thu 13/08</w:t>
-            </w:r>
-          </w:p>
-        </w:tc>
-        <w:tc>
-          <w:tcPr>
-            <w:tcW w:type="dxa" w:w="864"/>
-            <w:shd w:fill="FFFFFF"/>
-            <w:tcMar>
-              <w:top w:w="100" w:type="dxa"/>
-              <w:bottom w:w="100" w:type="dxa"/>
-              <w:left w:w="120" w:type="dxa"/>
-              <w:right w:w="120" w:type="dxa"/>
-            </w:tcMar>
-            <w:tcBorders>
-              <w:top w:val="single" w:sz="4" w:space="0" w:color="CCCCCC"/>
-              <w:bottom w:val="single" w:sz="4" w:space="0" w:color="CCCCCC"/>
-              <w:left w:val="single" w:sz="4" w:space="0" w:color="CCCCCC"/>
-              <w:right w:val="single" w:sz="4" w:space="0" w:color="CCCCCC"/>
-            </w:tcBorders>
-          </w:tcPr>
-          <w:p>
-            <w:pPr>
-              <w:spacing w:before="60" w:after="60" w:line="252" w:lineRule="auto"/>
-              <w:jc w:val="left"/>
-            </w:pPr>
-            <w:r/>
-            <w:r>
-              <w:t>Pre-NY 19-21</w:t>
-            </w:r>
-          </w:p>
-        </w:tc>
-        <w:tc>
-          <w:tcPr>
-            <w:tcW w:type="dxa" w:w="1440"/>
-            <w:shd w:fill="FFFFFF"/>
-            <w:tcMar>
-              <w:top w:w="100" w:type="dxa"/>
-              <w:bottom w:w="100" w:type="dxa"/>
-              <w:left w:w="120" w:type="dxa"/>
-              <w:right w:w="120" w:type="dxa"/>
-            </w:tcMar>
-            <w:tcBorders>
-              <w:top w:val="single" w:sz="4" w:space="0" w:color="CCCCCC"/>
-              <w:bottom w:val="single" w:sz="4" w:space="0" w:color="CCCCCC"/>
-              <w:left w:val="single" w:sz="4" w:space="0" w:color="CCCCCC"/>
-              <w:right w:val="single" w:sz="4" w:space="0" w:color="CCCCCC"/>
-            </w:tcBorders>
-          </w:tcPr>
-          <w:p>
-            <w:pPr>
-              <w:spacing w:before="60" w:after="60" w:line="252" w:lineRule="auto"/>
-              <w:jc w:val="left"/>
-            </w:pPr>
-            <w:r/>
-            <w:r>
-              <w:t>659.25</w:t>
-            </w:r>
-          </w:p>
-        </w:tc>
-        <w:tc>
-          <w:tcPr>
-            <w:tcW w:type="dxa" w:w="2016"/>
-            <w:shd w:fill="FFFFFF"/>
-            <w:tcMar>
-              <w:top w:w="100" w:type="dxa"/>
-              <w:bottom w:w="100" w:type="dxa"/>
-              <w:left w:w="120" w:type="dxa"/>
-              <w:right w:w="120" w:type="dxa"/>
-            </w:tcMar>
-            <w:tcBorders>
-              <w:top w:val="single" w:sz="4" w:space="0" w:color="CCCCCC"/>
-              <w:bottom w:val="single" w:sz="4" w:space="0" w:color="CCCCCC"/>
-              <w:left w:val="single" w:sz="4" w:space="0" w:color="CCCCCC"/>
-              <w:right w:val="single" w:sz="4" w:space="0" w:color="CCCCCC"/>
-            </w:tcBorders>
-          </w:tcPr>
-          <w:p>
-            <w:pPr>
-              <w:spacing w:before="60" w:after="60" w:line="252" w:lineRule="auto"/>
-              <w:jc w:val="left"/>
-            </w:pPr>
-            <w:r/>
-            <w:r>
-              <w:t>665.75</w:t>
-            </w:r>
-          </w:p>
-        </w:tc>
-        <w:tc>
-          <w:tcPr>
-            <w:tcW w:type="dxa" w:w="1152"/>
-            <w:shd w:fill="FFFFFF"/>
-            <w:tcMar>
-              <w:top w:w="100" w:type="dxa"/>
-              <w:bottom w:w="100" w:type="dxa"/>
-              <w:left w:w="120" w:type="dxa"/>
-              <w:right w:w="120" w:type="dxa"/>
-            </w:tcMar>
-            <w:tcBorders>
-              <w:top w:val="single" w:sz="4" w:space="0" w:color="CCCCCC"/>
-              <w:bottom w:val="single" w:sz="4" w:space="0" w:color="CCCCCC"/>
-              <w:left w:val="single" w:sz="4" w:space="0" w:color="CCCCCC"/>
-              <w:right w:val="single" w:sz="4" w:space="0" w:color="CCCCCC"/>
-            </w:tcBorders>
-          </w:tcPr>
-          <w:p>
-            <w:pPr>
-              <w:spacing w:before="60" w:after="60" w:line="252" w:lineRule="auto"/>
-              <w:jc w:val="left"/>
-            </w:pPr>
-            <w:r/>
-            <w:r>
-              <w:t>650.75</w:t>
-            </w:r>
-          </w:p>
-        </w:tc>
-        <w:tc>
-          <w:tcPr>
-            <w:tcW w:type="dxa" w:w="1728"/>
-            <w:shd w:fill="FFFFFF"/>
-            <w:tcMar>
-              <w:top w:w="100" w:type="dxa"/>
-              <w:bottom w:w="100" w:type="dxa"/>
-              <w:left w:w="120" w:type="dxa"/>
-              <w:right w:w="120" w:type="dxa"/>
-            </w:tcMar>
-            <w:tcBorders>
-              <w:top w:val="single" w:sz="4" w:space="0" w:color="CCCCCC"/>
-              <w:bottom w:val="single" w:sz="4" w:space="0" w:color="CCCCCC"/>
-              <w:left w:val="single" w:sz="4" w:space="0" w:color="CCCCCC"/>
-              <w:right w:val="single" w:sz="4" w:space="0" w:color="CCCCCC"/>
-            </w:tcBorders>
-          </w:tcPr>
-          <w:p>
-            <w:pPr>
-              <w:spacing w:before="60" w:after="60" w:line="252" w:lineRule="auto"/>
-              <w:jc w:val="left"/>
-            </w:pPr>
-            <w:r/>
-            <w:r>
-              <w:rPr>
-                <w:b/>
-              </w:rPr>
-              <w:t>659.75</w:t>
-            </w:r>
-          </w:p>
-        </w:tc>
-        <w:tc>
-          <w:tcPr>
-            <w:tcW w:type="dxa" w:w="3456"/>
-            <w:shd w:fill="FFFFFF"/>
-            <w:tcMar>
-              <w:top w:w="100" w:type="dxa"/>
-              <w:bottom w:w="100" w:type="dxa"/>
-              <w:left w:w="120" w:type="dxa"/>
-              <w:right w:w="120" w:type="dxa"/>
-            </w:tcMar>
-            <w:tcBorders>
-              <w:top w:val="single" w:sz="4" w:space="0" w:color="CCCCCC"/>
-              <w:bottom w:val="single" w:sz="4" w:space="0" w:color="CCCCCC"/>
-              <w:left w:val="single" w:sz="4" w:space="0" w:color="CCCCCC"/>
-              <w:right w:val="single" w:sz="4" w:space="0" w:color="CCCCCC"/>
-            </w:tcBorders>
-          </w:tcPr>
-          <w:p>
-            <w:pPr>
-              <w:spacing w:before="60" w:after="60" w:line="252" w:lineRule="auto"/>
-              <w:jc w:val="left"/>
-            </w:pPr>
-            <w:r/>
-            <w:r>
-              <w:rPr>
-                <w:b/>
-              </w:rPr>
-              <w:t>+0.50</w:t>
-            </w:r>
-          </w:p>
-        </w:tc>
-        <w:tc>
-          <w:tcPr>
-            <w:tcW w:type="dxa" w:w="1440"/>
-            <w:shd w:fill="FFFFFF"/>
-            <w:tcMar>
-              <w:top w:w="100" w:type="dxa"/>
-              <w:bottom w:w="100" w:type="dxa"/>
-              <w:left w:w="120" w:type="dxa"/>
-              <w:right w:w="120" w:type="dxa"/>
-            </w:tcMar>
-            <w:tcBorders>
-              <w:top w:val="single" w:sz="4" w:space="0" w:color="CCCCCC"/>
-              <w:bottom w:val="single" w:sz="4" w:space="0" w:color="CCCCCC"/>
-              <w:left w:val="single" w:sz="4" w:space="0" w:color="CCCCCC"/>
-              <w:right w:val="single" w:sz="4" w:space="0" w:color="CCCCCC"/>
-            </w:tcBorders>
-          </w:tcPr>
-          <w:p>
-            <w:pPr>
-              <w:spacing w:before="60" w:after="60" w:line="252" w:lineRule="auto"/>
-              <w:jc w:val="left"/>
-            </w:pPr>
-            <w:r/>
-            <w:r>
-              <w:t>BULL</w:t>
-            </w:r>
-          </w:p>
-        </w:tc>
-      </w:tr>
-      <w:tr>
-        <w:tc>
-          <w:tcPr>
-            <w:tcW w:type="dxa" w:w="1584"/>
-            <w:shd w:fill="F8FAFC"/>
-            <w:tcMar>
-              <w:top w:w="100" w:type="dxa"/>
-              <w:bottom w:w="100" w:type="dxa"/>
-              <w:left w:w="120" w:type="dxa"/>
-              <w:right w:w="120" w:type="dxa"/>
-            </w:tcMar>
-            <w:tcBorders>
-              <w:top w:val="single" w:sz="4" w:space="0" w:color="CCCCCC"/>
-              <w:bottom w:val="single" w:sz="4" w:space="0" w:color="CCCCCC"/>
-              <w:left w:val="single" w:sz="4" w:space="0" w:color="CCCCCC"/>
-              <w:right w:val="single" w:sz="4" w:space="0" w:color="CCCCCC"/>
-            </w:tcBorders>
-          </w:tcPr>
-          <w:p>
-            <w:pPr>
-              <w:spacing w:before="60" w:after="60" w:line="252" w:lineRule="auto"/>
-              <w:jc w:val="left"/>
-            </w:pPr>
-            <w:r/>
-            <w:r>
-              <w:rPr>
-                <w:b/>
-              </w:rPr>
-              <w:t>Thu 13/08</w:t>
-            </w:r>
-          </w:p>
-        </w:tc>
-        <w:tc>
-          <w:tcPr>
-            <w:tcW w:type="dxa" w:w="864"/>
-            <w:shd w:fill="F8FAFC"/>
-            <w:tcMar>
-              <w:top w:w="100" w:type="dxa"/>
-              <w:bottom w:w="100" w:type="dxa"/>
-              <w:left w:w="120" w:type="dxa"/>
-              <w:right w:w="120" w:type="dxa"/>
-            </w:tcMar>
-            <w:tcBorders>
-              <w:top w:val="single" w:sz="4" w:space="0" w:color="CCCCCC"/>
-              <w:bottom w:val="single" w:sz="4" w:space="0" w:color="CCCCCC"/>
-              <w:left w:val="single" w:sz="4" w:space="0" w:color="CCCCCC"/>
-              <w:right w:val="single" w:sz="4" w:space="0" w:color="CCCCCC"/>
-            </w:tcBorders>
-          </w:tcPr>
-          <w:p>
-            <w:pPr>
-              <w:spacing w:before="60" w:after="60" w:line="252" w:lineRule="auto"/>
-              <w:jc w:val="left"/>
-            </w:pPr>
-            <w:r/>
-            <w:r>
-              <w:t>NY Open 21-23</w:t>
-            </w:r>
-          </w:p>
-        </w:tc>
-        <w:tc>
-          <w:tcPr>
-            <w:tcW w:type="dxa" w:w="1440"/>
-            <w:shd w:fill="F8FAFC"/>
-            <w:tcMar>
-              <w:top w:w="100" w:type="dxa"/>
-              <w:bottom w:w="100" w:type="dxa"/>
-              <w:left w:w="120" w:type="dxa"/>
-              <w:right w:w="120" w:type="dxa"/>
-            </w:tcMar>
-            <w:tcBorders>
-              <w:top w:val="single" w:sz="4" w:space="0" w:color="CCCCCC"/>
-              <w:bottom w:val="single" w:sz="4" w:space="0" w:color="CCCCCC"/>
-              <w:left w:val="single" w:sz="4" w:space="0" w:color="CCCCCC"/>
-              <w:right w:val="single" w:sz="4" w:space="0" w:color="CCCCCC"/>
-            </w:tcBorders>
-          </w:tcPr>
-          <w:p>
-            <w:pPr>
-              <w:spacing w:before="60" w:after="60" w:line="252" w:lineRule="auto"/>
-              <w:jc w:val="left"/>
-            </w:pPr>
-            <w:r/>
-            <w:r>
-              <w:t>659.75</w:t>
-            </w:r>
-          </w:p>
-        </w:tc>
-        <w:tc>
-          <w:tcPr>
-            <w:tcW w:type="dxa" w:w="2016"/>
-            <w:shd w:fill="F8FAFC"/>
-            <w:tcMar>
-              <w:top w:w="100" w:type="dxa"/>
-              <w:bottom w:w="100" w:type="dxa"/>
-              <w:left w:w="120" w:type="dxa"/>
-              <w:right w:w="120" w:type="dxa"/>
-            </w:tcMar>
-            <w:tcBorders>
-              <w:top w:val="single" w:sz="4" w:space="0" w:color="CCCCCC"/>
-              <w:bottom w:val="single" w:sz="4" w:space="0" w:color="CCCCCC"/>
-              <w:left w:val="single" w:sz="4" w:space="0" w:color="CCCCCC"/>
-              <w:right w:val="single" w:sz="4" w:space="0" w:color="CCCCCC"/>
-            </w:tcBorders>
-          </w:tcPr>
-          <w:p>
-            <w:pPr>
-              <w:spacing w:before="60" w:after="60" w:line="252" w:lineRule="auto"/>
-              <w:jc w:val="left"/>
-            </w:pPr>
-            <w:r/>
-            <w:r>
-              <w:t>670.75</w:t>
-            </w:r>
-          </w:p>
-        </w:tc>
-        <w:tc>
-          <w:tcPr>
-            <w:tcW w:type="dxa" w:w="1152"/>
-            <w:shd w:fill="F8FAFC"/>
-            <w:tcMar>
-              <w:top w:w="100" w:type="dxa"/>
-              <w:bottom w:w="100" w:type="dxa"/>
-              <w:left w:w="120" w:type="dxa"/>
-              <w:right w:w="120" w:type="dxa"/>
-            </w:tcMar>
-            <w:tcBorders>
-              <w:top w:val="single" w:sz="4" w:space="0" w:color="CCCCCC"/>
-              <w:bottom w:val="single" w:sz="4" w:space="0" w:color="CCCCCC"/>
-              <w:left w:val="single" w:sz="4" w:space="0" w:color="CCCCCC"/>
-              <w:right w:val="single" w:sz="4" w:space="0" w:color="CCCCCC"/>
-            </w:tcBorders>
-          </w:tcPr>
-          <w:p>
-            <w:pPr>
-              <w:spacing w:before="60" w:after="60" w:line="252" w:lineRule="auto"/>
-              <w:jc w:val="left"/>
-            </w:pPr>
-            <w:r/>
-            <w:r>
-              <w:t>648.00</w:t>
-            </w:r>
-          </w:p>
-        </w:tc>
-        <w:tc>
-          <w:tcPr>
-            <w:tcW w:type="dxa" w:w="1728"/>
-            <w:shd w:fill="F8FAFC"/>
-            <w:tcMar>
-              <w:top w:w="100" w:type="dxa"/>
-              <w:bottom w:w="100" w:type="dxa"/>
-              <w:left w:w="120" w:type="dxa"/>
-              <w:right w:w="120" w:type="dxa"/>
-            </w:tcMar>
-            <w:tcBorders>
-              <w:top w:val="single" w:sz="4" w:space="0" w:color="CCCCCC"/>
-              <w:bottom w:val="single" w:sz="4" w:space="0" w:color="CCCCCC"/>
-              <w:left w:val="single" w:sz="4" w:space="0" w:color="CCCCCC"/>
-              <w:right w:val="single" w:sz="4" w:space="0" w:color="CCCCCC"/>
-            </w:tcBorders>
-          </w:tcPr>
-          <w:p>
-            <w:pPr>
-              <w:spacing w:before="60" w:after="60" w:line="252" w:lineRule="auto"/>
-              <w:jc w:val="left"/>
-            </w:pPr>
-            <w:r/>
-            <w:r>
-              <w:rPr>
-                <w:b/>
-              </w:rPr>
-              <w:t>663.25</w:t>
-            </w:r>
-          </w:p>
-        </w:tc>
-        <w:tc>
-          <w:tcPr>
-            <w:tcW w:type="dxa" w:w="3456"/>
-            <w:shd w:fill="F8FAFC"/>
-            <w:tcMar>
-              <w:top w:w="100" w:type="dxa"/>
-              <w:bottom w:w="100" w:type="dxa"/>
-              <w:left w:w="120" w:type="dxa"/>
-              <w:right w:w="120" w:type="dxa"/>
-            </w:tcMar>
-            <w:tcBorders>
-              <w:top w:val="single" w:sz="4" w:space="0" w:color="CCCCCC"/>
-              <w:bottom w:val="single" w:sz="4" w:space="0" w:color="CCCCCC"/>
-              <w:left w:val="single" w:sz="4" w:space="0" w:color="CCCCCC"/>
-              <w:right w:val="single" w:sz="4" w:space="0" w:color="CCCCCC"/>
-            </w:tcBorders>
-          </w:tcPr>
-          <w:p>
-            <w:pPr>
-              <w:spacing w:before="60" w:after="60" w:line="252" w:lineRule="auto"/>
-              <w:jc w:val="left"/>
-            </w:pPr>
-            <w:r/>
-            <w:r>
-              <w:rPr>
-                <w:b/>
-              </w:rPr>
-              <w:t>+3.50</w:t>
-            </w:r>
-          </w:p>
-        </w:tc>
-        <w:tc>
-          <w:tcPr>
-            <w:tcW w:type="dxa" w:w="1440"/>
-            <w:shd w:fill="F8FAFC"/>
-            <w:tcMar>
-              <w:top w:w="100" w:type="dxa"/>
-              <w:bottom w:w="100" w:type="dxa"/>
-              <w:left w:w="120" w:type="dxa"/>
-              <w:right w:w="120" w:type="dxa"/>
-            </w:tcMar>
-            <w:tcBorders>
-              <w:top w:val="single" w:sz="4" w:space="0" w:color="CCCCCC"/>
-              <w:bottom w:val="single" w:sz="4" w:space="0" w:color="CCCCCC"/>
-              <w:left w:val="single" w:sz="4" w:space="0" w:color="CCCCCC"/>
-              <w:right w:val="single" w:sz="4" w:space="0" w:color="CCCCCC"/>
-            </w:tcBorders>
-          </w:tcPr>
-          <w:p>
-            <w:pPr>
-              <w:spacing w:before="60" w:after="60" w:line="252" w:lineRule="auto"/>
-              <w:jc w:val="left"/>
-            </w:pPr>
-            <w:r/>
-            <w:r>
-              <w:t>BULL</w:t>
-            </w:r>
-          </w:p>
-        </w:tc>
-      </w:tr>
-      <w:tr>
-        <w:tc>
-          <w:tcPr>
-            <w:tcW w:type="dxa" w:w="1584"/>
-            <w:shd w:fill="FFFFFF"/>
-            <w:tcMar>
-              <w:top w:w="100" w:type="dxa"/>
-              <w:bottom w:w="100" w:type="dxa"/>
-              <w:left w:w="120" w:type="dxa"/>
-              <w:right w:w="120" w:type="dxa"/>
-            </w:tcMar>
-            <w:tcBorders>
-              <w:top w:val="single" w:sz="4" w:space="0" w:color="CCCCCC"/>
-              <w:bottom w:val="single" w:sz="4" w:space="0" w:color="CCCCCC"/>
-              <w:left w:val="single" w:sz="4" w:space="0" w:color="CCCCCC"/>
-              <w:right w:val="single" w:sz="4" w:space="0" w:color="CCCCCC"/>
-            </w:tcBorders>
-          </w:tcPr>
-          <w:p>
-            <w:pPr>
-              <w:spacing w:before="60" w:after="60" w:line="252" w:lineRule="auto"/>
-              <w:jc w:val="left"/>
-            </w:pPr>
-            <w:r/>
-            <w:r>
-              <w:rPr>
-                <w:b/>
-              </w:rPr>
-              <w:t>Thu 13/08</w:t>
-            </w:r>
-          </w:p>
-        </w:tc>
-        <w:tc>
-          <w:tcPr>
-            <w:tcW w:type="dxa" w:w="864"/>
-            <w:shd w:fill="FFFFFF"/>
-            <w:tcMar>
-              <w:top w:w="100" w:type="dxa"/>
-              <w:bottom w:w="100" w:type="dxa"/>
-              <w:left w:w="120" w:type="dxa"/>
-              <w:right w:w="120" w:type="dxa"/>
-            </w:tcMar>
-            <w:tcBorders>
-              <w:top w:val="single" w:sz="4" w:space="0" w:color="CCCCCC"/>
-              <w:bottom w:val="single" w:sz="4" w:space="0" w:color="CCCCCC"/>
-              <w:left w:val="single" w:sz="4" w:space="0" w:color="CCCCCC"/>
-              <w:right w:val="single" w:sz="4" w:space="0" w:color="CCCCCC"/>
-            </w:tcBorders>
-          </w:tcPr>
-          <w:p>
-            <w:pPr>
-              <w:spacing w:before="60" w:after="60" w:line="252" w:lineRule="auto"/>
-              <w:jc w:val="left"/>
-            </w:pPr>
-            <w:r/>
-            <w:r>
-              <w:t>NY Close 23-01</w:t>
-            </w:r>
-          </w:p>
-        </w:tc>
-        <w:tc>
-          <w:tcPr>
-            <w:tcW w:type="dxa" w:w="1440"/>
-            <w:shd w:fill="FFFFFF"/>
-            <w:tcMar>
-              <w:top w:w="100" w:type="dxa"/>
-              <w:bottom w:w="100" w:type="dxa"/>
-              <w:left w:w="120" w:type="dxa"/>
-              <w:right w:w="120" w:type="dxa"/>
-            </w:tcMar>
-            <w:tcBorders>
-              <w:top w:val="single" w:sz="4" w:space="0" w:color="CCCCCC"/>
-              <w:bottom w:val="single" w:sz="4" w:space="0" w:color="CCCCCC"/>
-              <w:left w:val="single" w:sz="4" w:space="0" w:color="CCCCCC"/>
-              <w:right w:val="single" w:sz="4" w:space="0" w:color="CCCCCC"/>
-            </w:tcBorders>
-          </w:tcPr>
-          <w:p>
-            <w:pPr>
-              <w:spacing w:before="60" w:after="60" w:line="252" w:lineRule="auto"/>
-              <w:jc w:val="left"/>
-            </w:pPr>
-            <w:r/>
-            <w:r>
-              <w:t>663.25</w:t>
-            </w:r>
-          </w:p>
-        </w:tc>
-        <w:tc>
-          <w:tcPr>
-            <w:tcW w:type="dxa" w:w="2016"/>
-            <w:shd w:fill="FFFFFF"/>
-            <w:tcMar>
-              <w:top w:w="100" w:type="dxa"/>
-              <w:bottom w:w="100" w:type="dxa"/>
-              <w:left w:w="120" w:type="dxa"/>
-              <w:right w:w="120" w:type="dxa"/>
-            </w:tcMar>
-            <w:tcBorders>
-              <w:top w:val="single" w:sz="4" w:space="0" w:color="CCCCCC"/>
-              <w:bottom w:val="single" w:sz="4" w:space="0" w:color="CCCCCC"/>
-              <w:left w:val="single" w:sz="4" w:space="0" w:color="CCCCCC"/>
-              <w:right w:val="single" w:sz="4" w:space="0" w:color="CCCCCC"/>
-            </w:tcBorders>
-          </w:tcPr>
-          <w:p>
-            <w:pPr>
-              <w:spacing w:before="60" w:after="60" w:line="252" w:lineRule="auto"/>
-              <w:jc w:val="left"/>
-            </w:pPr>
-            <w:r/>
-            <w:r>
-              <w:t>668.75</w:t>
-            </w:r>
-          </w:p>
-        </w:tc>
-        <w:tc>
-          <w:tcPr>
-            <w:tcW w:type="dxa" w:w="1152"/>
-            <w:shd w:fill="FFFFFF"/>
-            <w:tcMar>
-              <w:top w:w="100" w:type="dxa"/>
-              <w:bottom w:w="100" w:type="dxa"/>
-              <w:left w:w="120" w:type="dxa"/>
-              <w:right w:w="120" w:type="dxa"/>
-            </w:tcMar>
-            <w:tcBorders>
-              <w:top w:val="single" w:sz="4" w:space="0" w:color="CCCCCC"/>
-              <w:bottom w:val="single" w:sz="4" w:space="0" w:color="CCCCCC"/>
-              <w:left w:val="single" w:sz="4" w:space="0" w:color="CCCCCC"/>
-              <w:right w:val="single" w:sz="4" w:space="0" w:color="CCCCCC"/>
-            </w:tcBorders>
-          </w:tcPr>
-          <w:p>
-            <w:pPr>
-              <w:spacing w:before="60" w:after="60" w:line="252" w:lineRule="auto"/>
-              <w:jc w:val="left"/>
-            </w:pPr>
-            <w:r/>
-            <w:r>
-              <w:t>655.50</w:t>
-            </w:r>
-          </w:p>
-        </w:tc>
-        <w:tc>
-          <w:tcPr>
-            <w:tcW w:type="dxa" w:w="1728"/>
-            <w:shd w:fill="FFFFFF"/>
-            <w:tcMar>
-              <w:top w:w="100" w:type="dxa"/>
-              <w:bottom w:w="100" w:type="dxa"/>
-              <w:left w:w="120" w:type="dxa"/>
-              <w:right w:w="120" w:type="dxa"/>
-            </w:tcMar>
-            <w:tcBorders>
-              <w:top w:val="single" w:sz="4" w:space="0" w:color="CCCCCC"/>
-              <w:bottom w:val="single" w:sz="4" w:space="0" w:color="CCCCCC"/>
-              <w:left w:val="single" w:sz="4" w:space="0" w:color="CCCCCC"/>
-              <w:right w:val="single" w:sz="4" w:space="0" w:color="CCCCCC"/>
-            </w:tcBorders>
-          </w:tcPr>
-          <w:p>
-            <w:pPr>
-              <w:spacing w:before="60" w:after="60" w:line="252" w:lineRule="auto"/>
-              <w:jc w:val="left"/>
-            </w:pPr>
-            <w:r/>
-            <w:r>
-              <w:rPr>
-                <w:b/>
-              </w:rPr>
-              <w:t>664.00</w:t>
-            </w:r>
-          </w:p>
-        </w:tc>
-        <w:tc>
-          <w:tcPr>
-            <w:tcW w:type="dxa" w:w="3456"/>
-            <w:shd w:fill="FFFFFF"/>
-            <w:tcMar>
-              <w:top w:w="100" w:type="dxa"/>
-              <w:bottom w:w="100" w:type="dxa"/>
-              <w:left w:w="120" w:type="dxa"/>
-              <w:right w:w="120" w:type="dxa"/>
-            </w:tcMar>
-            <w:tcBorders>
-              <w:top w:val="single" w:sz="4" w:space="0" w:color="CCCCCC"/>
-              <w:bottom w:val="single" w:sz="4" w:space="0" w:color="CCCCCC"/>
-              <w:left w:val="single" w:sz="4" w:space="0" w:color="CCCCCC"/>
-              <w:right w:val="single" w:sz="4" w:space="0" w:color="CCCCCC"/>
-            </w:tcBorders>
-          </w:tcPr>
-          <w:p>
-            <w:pPr>
-              <w:spacing w:before="60" w:after="60" w:line="252" w:lineRule="auto"/>
-              <w:jc w:val="left"/>
-            </w:pPr>
-            <w:r/>
-            <w:r>
-              <w:rPr>
-                <w:b/>
-              </w:rPr>
-              <w:t>+0.75</w:t>
-            </w:r>
-          </w:p>
-        </w:tc>
-        <w:tc>
-          <w:tcPr>
-            <w:tcW w:type="dxa" w:w="1440"/>
-            <w:shd w:fill="FFFFFF"/>
-            <w:tcMar>
-              <w:top w:w="100" w:type="dxa"/>
-              <w:bottom w:w="100" w:type="dxa"/>
-              <w:left w:w="120" w:type="dxa"/>
-              <w:right w:w="120" w:type="dxa"/>
-            </w:tcMar>
-            <w:tcBorders>
-              <w:top w:val="single" w:sz="4" w:space="0" w:color="CCCCCC"/>
-              <w:bottom w:val="single" w:sz="4" w:space="0" w:color="CCCCCC"/>
-              <w:left w:val="single" w:sz="4" w:space="0" w:color="CCCCCC"/>
-              <w:right w:val="single" w:sz="4" w:space="0" w:color="CCCCCC"/>
-            </w:tcBorders>
-          </w:tcPr>
-          <w:p>
-            <w:pPr>
-              <w:spacing w:before="60" w:after="60" w:line="252" w:lineRule="auto"/>
-              <w:jc w:val="left"/>
-            </w:pPr>
-            <w:r/>
-            <w:r>
-              <w:t>BULL</w:t>
-            </w:r>
-          </w:p>
-        </w:tc>
-      </w:tr>
-      <w:tr>
-        <w:tc>
-          <w:tcPr>
-            <w:tcW w:type="dxa" w:w="1584"/>
-            <w:shd w:fill="F8FAFC"/>
-            <w:tcMar>
-              <w:top w:w="100" w:type="dxa"/>
-              <w:bottom w:w="100" w:type="dxa"/>
-              <w:left w:w="120" w:type="dxa"/>
-              <w:right w:w="120" w:type="dxa"/>
-            </w:tcMar>
-            <w:tcBorders>
-              <w:top w:val="single" w:sz="4" w:space="0" w:color="CCCCCC"/>
-              <w:bottom w:val="single" w:sz="4" w:space="0" w:color="CCCCCC"/>
-              <w:left w:val="single" w:sz="4" w:space="0" w:color="CCCCCC"/>
-              <w:right w:val="single" w:sz="4" w:space="0" w:color="CCCCCC"/>
-            </w:tcBorders>
-          </w:tcPr>
-          <w:p>
-            <w:pPr>
-              <w:spacing w:before="60" w:after="60" w:line="252" w:lineRule="auto"/>
-              <w:jc w:val="left"/>
-            </w:pPr>
-            <w:r/>
-            <w:r>
-              <w:rPr>
-                <w:b/>
-              </w:rPr>
-              <w:t>Fri 14/08</w:t>
-            </w:r>
-          </w:p>
-        </w:tc>
-        <w:tc>
-          <w:tcPr>
-            <w:tcW w:type="dxa" w:w="864"/>
-            <w:shd w:fill="F8FAFC"/>
-            <w:tcMar>
-              <w:top w:w="100" w:type="dxa"/>
-              <w:bottom w:w="100" w:type="dxa"/>
-              <w:left w:w="120" w:type="dxa"/>
-              <w:right w:w="120" w:type="dxa"/>
-            </w:tcMar>
-            <w:tcBorders>
-              <w:top w:val="single" w:sz="4" w:space="0" w:color="CCCCCC"/>
-              <w:bottom w:val="single" w:sz="4" w:space="0" w:color="CCCCCC"/>
-              <w:left w:val="single" w:sz="4" w:space="0" w:color="CCCCCC"/>
-              <w:right w:val="single" w:sz="4" w:space="0" w:color="CCCCCC"/>
-            </w:tcBorders>
-          </w:tcPr>
-          <w:p>
-            <w:pPr>
-              <w:spacing w:before="60" w:after="60" w:line="252" w:lineRule="auto"/>
-              <w:jc w:val="left"/>
-            </w:pPr>
-            <w:r/>
-            <w:r>
-              <w:t>Asia 07-11</w:t>
-            </w:r>
-          </w:p>
-        </w:tc>
-        <w:tc>
-          <w:tcPr>
-            <w:tcW w:type="dxa" w:w="1440"/>
-            <w:shd w:fill="F8FAFC"/>
-            <w:tcMar>
-              <w:top w:w="100" w:type="dxa"/>
-              <w:bottom w:w="100" w:type="dxa"/>
-              <w:left w:w="120" w:type="dxa"/>
-              <w:right w:w="120" w:type="dxa"/>
-            </w:tcMar>
-            <w:tcBorders>
-              <w:top w:val="single" w:sz="4" w:space="0" w:color="CCCCCC"/>
-              <w:bottom w:val="single" w:sz="4" w:space="0" w:color="CCCCCC"/>
-              <w:left w:val="single" w:sz="4" w:space="0" w:color="CCCCCC"/>
-              <w:right w:val="single" w:sz="4" w:space="0" w:color="CCCCCC"/>
-            </w:tcBorders>
-          </w:tcPr>
-          <w:p>
-            <w:pPr>
-              <w:spacing w:before="60" w:after="60" w:line="252" w:lineRule="auto"/>
-              <w:jc w:val="left"/>
-            </w:pPr>
-            <w:r/>
-            <w:r>
-              <w:t>664.00</w:t>
-            </w:r>
-          </w:p>
-        </w:tc>
-        <w:tc>
-          <w:tcPr>
-            <w:tcW w:type="dxa" w:w="2016"/>
-            <w:shd w:fill="F8FAFC"/>
-            <w:tcMar>
-              <w:top w:w="100" w:type="dxa"/>
-              <w:bottom w:w="100" w:type="dxa"/>
-              <w:left w:w="120" w:type="dxa"/>
-              <w:right w:w="120" w:type="dxa"/>
-            </w:tcMar>
-            <w:tcBorders>
-              <w:top w:val="single" w:sz="4" w:space="0" w:color="CCCCCC"/>
-              <w:bottom w:val="single" w:sz="4" w:space="0" w:color="CCCCCC"/>
-              <w:left w:val="single" w:sz="4" w:space="0" w:color="CCCCCC"/>
-              <w:right w:val="single" w:sz="4" w:space="0" w:color="CCCCCC"/>
-            </w:tcBorders>
-          </w:tcPr>
-          <w:p>
-            <w:pPr>
-              <w:spacing w:before="60" w:after="60" w:line="252" w:lineRule="auto"/>
-              <w:jc w:val="left"/>
-            </w:pPr>
-            <w:r/>
-            <w:r>
-              <w:t>673.25</w:t>
-            </w:r>
-          </w:p>
-        </w:tc>
-        <w:tc>
-          <w:tcPr>
-            <w:tcW w:type="dxa" w:w="1152"/>
-            <w:shd w:fill="F8FAFC"/>
-            <w:tcMar>
-              <w:top w:w="100" w:type="dxa"/>
-              <w:bottom w:w="100" w:type="dxa"/>
-              <w:left w:w="120" w:type="dxa"/>
-              <w:right w:w="120" w:type="dxa"/>
-            </w:tcMar>
-            <w:tcBorders>
-              <w:top w:val="single" w:sz="4" w:space="0" w:color="CCCCCC"/>
-              <w:bottom w:val="single" w:sz="4" w:space="0" w:color="CCCCCC"/>
-              <w:left w:val="single" w:sz="4" w:space="0" w:color="CCCCCC"/>
-              <w:right w:val="single" w:sz="4" w:space="0" w:color="CCCCCC"/>
-            </w:tcBorders>
-          </w:tcPr>
-          <w:p>
-            <w:pPr>
-              <w:spacing w:before="60" w:after="60" w:line="252" w:lineRule="auto"/>
-              <w:jc w:val="left"/>
-            </w:pPr>
-            <w:r/>
-            <w:r>
-              <w:t>657.50</w:t>
-            </w:r>
-          </w:p>
-        </w:tc>
-        <w:tc>
-          <w:tcPr>
-            <w:tcW w:type="dxa" w:w="1728"/>
-            <w:shd w:fill="F8FAFC"/>
-            <w:tcMar>
-              <w:top w:w="100" w:type="dxa"/>
-              <w:bottom w:w="100" w:type="dxa"/>
-              <w:left w:w="120" w:type="dxa"/>
-              <w:right w:w="120" w:type="dxa"/>
-            </w:tcMar>
-            <w:tcBorders>
-              <w:top w:val="single" w:sz="4" w:space="0" w:color="CCCCCC"/>
-              <w:bottom w:val="single" w:sz="4" w:space="0" w:color="CCCCCC"/>
-              <w:left w:val="single" w:sz="4" w:space="0" w:color="CCCCCC"/>
-              <w:right w:val="single" w:sz="4" w:space="0" w:color="CCCCCC"/>
-            </w:tcBorders>
-          </w:tcPr>
-          <w:p>
-            <w:pPr>
-              <w:spacing w:before="60" w:after="60" w:line="252" w:lineRule="auto"/>
-              <w:jc w:val="left"/>
-            </w:pPr>
-            <w:r/>
-            <w:r>
-              <w:rPr>
-                <w:b/>
-              </w:rPr>
-              <w:t>663.25</w:t>
-            </w:r>
-          </w:p>
-        </w:tc>
-        <w:tc>
-          <w:tcPr>
-            <w:tcW w:type="dxa" w:w="3456"/>
-            <w:shd w:fill="F8FAFC"/>
-            <w:tcMar>
-              <w:top w:w="100" w:type="dxa"/>
-              <w:bottom w:w="100" w:type="dxa"/>
-              <w:left w:w="120" w:type="dxa"/>
-              <w:right w:w="120" w:type="dxa"/>
-            </w:tcMar>
-            <w:tcBorders>
-              <w:top w:val="single" w:sz="4" w:space="0" w:color="CCCCCC"/>
-              <w:bottom w:val="single" w:sz="4" w:space="0" w:color="CCCCCC"/>
-              <w:left w:val="single" w:sz="4" w:space="0" w:color="CCCCCC"/>
-              <w:right w:val="single" w:sz="4" w:space="0" w:color="CCCCCC"/>
-            </w:tcBorders>
-          </w:tcPr>
-          <w:p>
-            <w:pPr>
-              <w:spacing w:before="60" w:after="60" w:line="252" w:lineRule="auto"/>
-              <w:jc w:val="left"/>
-            </w:pPr>
-            <w:r/>
-            <w:r>
-              <w:rPr>
-                <w:b/>
-              </w:rPr>
-              <w:t>-0.75</w:t>
-            </w:r>
-          </w:p>
-        </w:tc>
-        <w:tc>
-          <w:tcPr>
-            <w:tcW w:type="dxa" w:w="1440"/>
-            <w:shd w:fill="F8FAFC"/>
-            <w:tcMar>
-              <w:top w:w="100" w:type="dxa"/>
-              <w:bottom w:w="100" w:type="dxa"/>
-              <w:left w:w="120" w:type="dxa"/>
-              <w:right w:w="120" w:type="dxa"/>
-            </w:tcMar>
-            <w:tcBorders>
-              <w:top w:val="single" w:sz="4" w:space="0" w:color="CCCCCC"/>
-              <w:bottom w:val="single" w:sz="4" w:space="0" w:color="CCCCCC"/>
-              <w:left w:val="single" w:sz="4" w:space="0" w:color="CCCCCC"/>
-              <w:right w:val="single" w:sz="4" w:space="0" w:color="CCCCCC"/>
-            </w:tcBorders>
-          </w:tcPr>
-          <w:p>
-            <w:pPr>
-              <w:spacing w:before="60" w:after="60" w:line="252" w:lineRule="auto"/>
-              <w:jc w:val="left"/>
-            </w:pPr>
-            <w:r/>
-            <w:r>
-              <w:t>BEAR</w:t>
-            </w:r>
-          </w:p>
-        </w:tc>
-      </w:tr>
-      <w:tr>
-        <w:tc>
-          <w:tcPr>
-            <w:tcW w:type="dxa" w:w="1584"/>
-            <w:shd w:fill="FFFFFF"/>
-            <w:tcMar>
-              <w:top w:w="100" w:type="dxa"/>
-              <w:bottom w:w="100" w:type="dxa"/>
-              <w:left w:w="120" w:type="dxa"/>
-              <w:right w:w="120" w:type="dxa"/>
-            </w:tcMar>
-            <w:tcBorders>
-              <w:top w:val="single" w:sz="4" w:space="0" w:color="CCCCCC"/>
-              <w:bottom w:val="single" w:sz="4" w:space="0" w:color="CCCCCC"/>
-              <w:left w:val="single" w:sz="4" w:space="0" w:color="CCCCCC"/>
-              <w:right w:val="single" w:sz="4" w:space="0" w:color="CCCCCC"/>
-            </w:tcBorders>
-          </w:tcPr>
-          <w:p>
-            <w:pPr>
-              <w:spacing w:before="60" w:after="60" w:line="252" w:lineRule="auto"/>
-              <w:jc w:val="left"/>
-            </w:pPr>
-            <w:r/>
-            <w:r>
-              <w:rPr>
-                <w:b/>
-              </w:rPr>
-              <w:t>Fri 14/08</w:t>
-            </w:r>
-          </w:p>
-        </w:tc>
-        <w:tc>
-          <w:tcPr>
-            <w:tcW w:type="dxa" w:w="864"/>
-            <w:shd w:fill="FFFFFF"/>
-            <w:tcMar>
-              <w:top w:w="100" w:type="dxa"/>
-              <w:bottom w:w="100" w:type="dxa"/>
-              <w:left w:w="120" w:type="dxa"/>
-              <w:right w:w="120" w:type="dxa"/>
-            </w:tcMar>
-            <w:tcBorders>
-              <w:top w:val="single" w:sz="4" w:space="0" w:color="CCCCCC"/>
-              <w:bottom w:val="single" w:sz="4" w:space="0" w:color="CCCCCC"/>
-              <w:left w:val="single" w:sz="4" w:space="0" w:color="CCCCCC"/>
-              <w:right w:val="single" w:sz="4" w:space="0" w:color="CCCCCC"/>
-            </w:tcBorders>
-          </w:tcPr>
-          <w:p>
-            <w:pPr>
-              <w:spacing w:before="60" w:after="60" w:line="252" w:lineRule="auto"/>
-              <w:jc w:val="left"/>
-            </w:pPr>
-            <w:r/>
-            <w:r>
-              <w:t>Asia 11-15</w:t>
-            </w:r>
-          </w:p>
-        </w:tc>
-        <w:tc>
-          <w:tcPr>
-            <w:tcW w:type="dxa" w:w="1440"/>
-            <w:shd w:fill="FFFFFF"/>
-            <w:tcMar>
-              <w:top w:w="100" w:type="dxa"/>
-              <w:bottom w:w="100" w:type="dxa"/>
-              <w:left w:w="120" w:type="dxa"/>
-              <w:right w:w="120" w:type="dxa"/>
-            </w:tcMar>
-            <w:tcBorders>
-              <w:top w:val="single" w:sz="4" w:space="0" w:color="CCCCCC"/>
-              <w:bottom w:val="single" w:sz="4" w:space="0" w:color="CCCCCC"/>
-              <w:left w:val="single" w:sz="4" w:space="0" w:color="CCCCCC"/>
-              <w:right w:val="single" w:sz="4" w:space="0" w:color="CCCCCC"/>
-            </w:tcBorders>
-          </w:tcPr>
-          <w:p>
-            <w:pPr>
-              <w:spacing w:before="60" w:after="60" w:line="252" w:lineRule="auto"/>
-              <w:jc w:val="left"/>
-            </w:pPr>
-            <w:r/>
-            <w:r>
-              <w:t>663.25</w:t>
-            </w:r>
-          </w:p>
-        </w:tc>
-        <w:tc>
-          <w:tcPr>
-            <w:tcW w:type="dxa" w:w="2016"/>
-            <w:shd w:fill="FFFFFF"/>
-            <w:tcMar>
-              <w:top w:w="100" w:type="dxa"/>
-              <w:bottom w:w="100" w:type="dxa"/>
-              <w:left w:w="120" w:type="dxa"/>
-              <w:right w:w="120" w:type="dxa"/>
-            </w:tcMar>
-            <w:tcBorders>
-              <w:top w:val="single" w:sz="4" w:space="0" w:color="CCCCCC"/>
-              <w:bottom w:val="single" w:sz="4" w:space="0" w:color="CCCCCC"/>
-              <w:left w:val="single" w:sz="4" w:space="0" w:color="CCCCCC"/>
-              <w:right w:val="single" w:sz="4" w:space="0" w:color="CCCCCC"/>
-            </w:tcBorders>
-          </w:tcPr>
-          <w:p>
-            <w:pPr>
-              <w:spacing w:before="60" w:after="60" w:line="252" w:lineRule="auto"/>
-              <w:jc w:val="left"/>
-            </w:pPr>
-            <w:r/>
-            <w:r>
-              <w:t>670.75</w:t>
-            </w:r>
-          </w:p>
-        </w:tc>
-        <w:tc>
-          <w:tcPr>
-            <w:tcW w:type="dxa" w:w="1152"/>
-            <w:shd w:fill="FFFFFF"/>
-            <w:tcMar>
-              <w:top w:w="100" w:type="dxa"/>
-              <w:bottom w:w="100" w:type="dxa"/>
-              <w:left w:w="120" w:type="dxa"/>
-              <w:right w:w="120" w:type="dxa"/>
-            </w:tcMar>
-            <w:tcBorders>
-              <w:top w:val="single" w:sz="4" w:space="0" w:color="CCCCCC"/>
-              <w:bottom w:val="single" w:sz="4" w:space="0" w:color="CCCCCC"/>
-              <w:left w:val="single" w:sz="4" w:space="0" w:color="CCCCCC"/>
-              <w:right w:val="single" w:sz="4" w:space="0" w:color="CCCCCC"/>
-            </w:tcBorders>
-          </w:tcPr>
-          <w:p>
-            <w:pPr>
-              <w:spacing w:before="60" w:after="60" w:line="252" w:lineRule="auto"/>
-              <w:jc w:val="left"/>
-            </w:pPr>
-            <w:r/>
-            <w:r>
-              <w:t>657.25</w:t>
-            </w:r>
-          </w:p>
-        </w:tc>
-        <w:tc>
-          <w:tcPr>
-            <w:tcW w:type="dxa" w:w="1728"/>
-            <w:shd w:fill="FFFFFF"/>
-            <w:tcMar>
-              <w:top w:w="100" w:type="dxa"/>
-              <w:bottom w:w="100" w:type="dxa"/>
-              <w:left w:w="120" w:type="dxa"/>
-              <w:right w:w="120" w:type="dxa"/>
-            </w:tcMar>
-            <w:tcBorders>
-              <w:top w:val="single" w:sz="4" w:space="0" w:color="CCCCCC"/>
-              <w:bottom w:val="single" w:sz="4" w:space="0" w:color="CCCCCC"/>
-              <w:left w:val="single" w:sz="4" w:space="0" w:color="CCCCCC"/>
-              <w:right w:val="single" w:sz="4" w:space="0" w:color="CCCCCC"/>
-            </w:tcBorders>
-          </w:tcPr>
-          <w:p>
-            <w:pPr>
-              <w:spacing w:before="60" w:after="60" w:line="252" w:lineRule="auto"/>
-              <w:jc w:val="left"/>
-            </w:pPr>
-            <w:r/>
-            <w:r>
-              <w:rPr>
-                <w:b/>
-              </w:rPr>
-              <w:t>662.25</w:t>
-            </w:r>
-          </w:p>
-        </w:tc>
-        <w:tc>
-          <w:tcPr>
-            <w:tcW w:type="dxa" w:w="3456"/>
-            <w:shd w:fill="FFFFFF"/>
-            <w:tcMar>
-              <w:top w:w="100" w:type="dxa"/>
-              <w:bottom w:w="100" w:type="dxa"/>
-              <w:left w:w="120" w:type="dxa"/>
-              <w:right w:w="120" w:type="dxa"/>
-            </w:tcMar>
-            <w:tcBorders>
-              <w:top w:val="single" w:sz="4" w:space="0" w:color="CCCCCC"/>
-              <w:bottom w:val="single" w:sz="4" w:space="0" w:color="CCCCCC"/>
-              <w:left w:val="single" w:sz="4" w:space="0" w:color="CCCCCC"/>
-              <w:right w:val="single" w:sz="4" w:space="0" w:color="CCCCCC"/>
-            </w:tcBorders>
-          </w:tcPr>
-          <w:p>
-            <w:pPr>
-              <w:spacing w:before="60" w:after="60" w:line="252" w:lineRule="auto"/>
-              <w:jc w:val="left"/>
-            </w:pPr>
-            <w:r/>
-            <w:r>
-              <w:rPr>
-                <w:b/>
-              </w:rPr>
-              <w:t>-1.00</w:t>
-            </w:r>
-          </w:p>
-        </w:tc>
-        <w:tc>
-          <w:tcPr>
-            <w:tcW w:type="dxa" w:w="1440"/>
-            <w:shd w:fill="FFFFFF"/>
-            <w:tcMar>
-              <w:top w:w="100" w:type="dxa"/>
-              <w:bottom w:w="100" w:type="dxa"/>
-              <w:left w:w="120" w:type="dxa"/>
-              <w:right w:w="120" w:type="dxa"/>
-            </w:tcMar>
-            <w:tcBorders>
-              <w:top w:val="single" w:sz="4" w:space="0" w:color="CCCCCC"/>
-              <w:bottom w:val="single" w:sz="4" w:space="0" w:color="CCCCCC"/>
-              <w:left w:val="single" w:sz="4" w:space="0" w:color="CCCCCC"/>
-              <w:right w:val="single" w:sz="4" w:space="0" w:color="CCCCCC"/>
-            </w:tcBorders>
-          </w:tcPr>
-          <w:p>
-            <w:pPr>
-              <w:spacing w:before="60" w:after="60" w:line="252" w:lineRule="auto"/>
-              <w:jc w:val="left"/>
-            </w:pPr>
-            <w:r/>
-            <w:r>
-              <w:t>BEAR</w:t>
-            </w:r>
-          </w:p>
-        </w:tc>
-      </w:tr>
-      <w:tr>
-        <w:tc>
-          <w:tcPr>
-            <w:tcW w:type="dxa" w:w="1584"/>
-            <w:shd w:fill="F8FAFC"/>
-            <w:tcMar>
-              <w:top w:w="100" w:type="dxa"/>
-              <w:bottom w:w="100" w:type="dxa"/>
-              <w:left w:w="120" w:type="dxa"/>
-              <w:right w:w="120" w:type="dxa"/>
-            </w:tcMar>
-            <w:tcBorders>
-              <w:top w:val="single" w:sz="4" w:space="0" w:color="CCCCCC"/>
-              <w:bottom w:val="single" w:sz="4" w:space="0" w:color="CCCCCC"/>
-              <w:left w:val="single" w:sz="4" w:space="0" w:color="CCCCCC"/>
-              <w:right w:val="single" w:sz="4" w:space="0" w:color="CCCCCC"/>
-            </w:tcBorders>
-          </w:tcPr>
-          <w:p>
-            <w:pPr>
-              <w:spacing w:before="60" w:after="60" w:line="252" w:lineRule="auto"/>
-              <w:jc w:val="left"/>
-            </w:pPr>
-            <w:r/>
-            <w:r>
-              <w:rPr>
-                <w:b/>
-              </w:rPr>
-              <w:t>Fri 14/08</w:t>
-            </w:r>
-          </w:p>
-        </w:tc>
-        <w:tc>
-          <w:tcPr>
-            <w:tcW w:type="dxa" w:w="864"/>
-            <w:shd w:fill="F8FAFC"/>
-            <w:tcMar>
-              <w:top w:w="100" w:type="dxa"/>
-              <w:bottom w:w="100" w:type="dxa"/>
-              <w:left w:w="120" w:type="dxa"/>
-              <w:right w:w="120" w:type="dxa"/>
-            </w:tcMar>
-            <w:tcBorders>
-              <w:top w:val="single" w:sz="4" w:space="0" w:color="CCCCCC"/>
-              <w:bottom w:val="single" w:sz="4" w:space="0" w:color="CCCCCC"/>
-              <w:left w:val="single" w:sz="4" w:space="0" w:color="CCCCCC"/>
-              <w:right w:val="single" w:sz="4" w:space="0" w:color="CCCCCC"/>
-            </w:tcBorders>
-          </w:tcPr>
-          <w:p>
-            <w:pPr>
-              <w:spacing w:before="60" w:after="60" w:line="252" w:lineRule="auto"/>
-              <w:jc w:val="left"/>
-            </w:pPr>
-            <w:r/>
-            <w:r>
-              <w:t>London 15-19</w:t>
-            </w:r>
-          </w:p>
-        </w:tc>
-        <w:tc>
-          <w:tcPr>
-            <w:tcW w:type="dxa" w:w="1440"/>
-            <w:shd w:fill="F8FAFC"/>
-            <w:tcMar>
-              <w:top w:w="100" w:type="dxa"/>
-              <w:bottom w:w="100" w:type="dxa"/>
-              <w:left w:w="120" w:type="dxa"/>
-              <w:right w:w="120" w:type="dxa"/>
-            </w:tcMar>
-            <w:tcBorders>
-              <w:top w:val="single" w:sz="4" w:space="0" w:color="CCCCCC"/>
-              <w:bottom w:val="single" w:sz="4" w:space="0" w:color="CCCCCC"/>
-              <w:left w:val="single" w:sz="4" w:space="0" w:color="CCCCCC"/>
-              <w:right w:val="single" w:sz="4" w:space="0" w:color="CCCCCC"/>
-            </w:tcBorders>
-          </w:tcPr>
-          <w:p>
-            <w:pPr>
-              <w:spacing w:before="60" w:after="60" w:line="252" w:lineRule="auto"/>
-              <w:jc w:val="left"/>
-            </w:pPr>
-            <w:r/>
-            <w:r>
-              <w:t>662.25</w:t>
-            </w:r>
-          </w:p>
-        </w:tc>
-        <w:tc>
-          <w:tcPr>
-            <w:tcW w:type="dxa" w:w="2016"/>
-            <w:shd w:fill="F8FAFC"/>
-            <w:tcMar>
-              <w:top w:w="100" w:type="dxa"/>
-              <w:bottom w:w="100" w:type="dxa"/>
-              <w:left w:w="120" w:type="dxa"/>
-              <w:right w:w="120" w:type="dxa"/>
-            </w:tcMar>
-            <w:tcBorders>
-              <w:top w:val="single" w:sz="4" w:space="0" w:color="CCCCCC"/>
-              <w:bottom w:val="single" w:sz="4" w:space="0" w:color="CCCCCC"/>
-              <w:left w:val="single" w:sz="4" w:space="0" w:color="CCCCCC"/>
-              <w:right w:val="single" w:sz="4" w:space="0" w:color="CCCCCC"/>
-            </w:tcBorders>
-          </w:tcPr>
-          <w:p>
-            <w:pPr>
-              <w:spacing w:before="60" w:after="60" w:line="252" w:lineRule="auto"/>
-              <w:jc w:val="left"/>
-            </w:pPr>
-            <w:r/>
-            <w:r>
-              <w:t>669.25</w:t>
-            </w:r>
-          </w:p>
-        </w:tc>
-        <w:tc>
-          <w:tcPr>
-            <w:tcW w:type="dxa" w:w="1152"/>
-            <w:shd w:fill="F8FAFC"/>
-            <w:tcMar>
-              <w:top w:w="100" w:type="dxa"/>
-              <w:bottom w:w="100" w:type="dxa"/>
-              <w:left w:w="120" w:type="dxa"/>
-              <w:right w:w="120" w:type="dxa"/>
-            </w:tcMar>
-            <w:tcBorders>
-              <w:top w:val="single" w:sz="4" w:space="0" w:color="CCCCCC"/>
-              <w:bottom w:val="single" w:sz="4" w:space="0" w:color="CCCCCC"/>
-              <w:left w:val="single" w:sz="4" w:space="0" w:color="CCCCCC"/>
-              <w:right w:val="single" w:sz="4" w:space="0" w:color="CCCCCC"/>
-            </w:tcBorders>
-          </w:tcPr>
-          <w:p>
-            <w:pPr>
-              <w:spacing w:before="60" w:after="60" w:line="252" w:lineRule="auto"/>
-              <w:jc w:val="left"/>
-            </w:pPr>
-            <w:r/>
-            <w:r>
-              <w:t>648.75</w:t>
-            </w:r>
-          </w:p>
-        </w:tc>
-        <w:tc>
-          <w:tcPr>
-            <w:tcW w:type="dxa" w:w="1728"/>
-            <w:shd w:fill="F8FAFC"/>
-            <w:tcMar>
-              <w:top w:w="100" w:type="dxa"/>
-              <w:bottom w:w="100" w:type="dxa"/>
-              <w:left w:w="120" w:type="dxa"/>
-              <w:right w:w="120" w:type="dxa"/>
-            </w:tcMar>
-            <w:tcBorders>
-              <w:top w:val="single" w:sz="4" w:space="0" w:color="CCCCCC"/>
-              <w:bottom w:val="single" w:sz="4" w:space="0" w:color="CCCCCC"/>
-              <w:left w:val="single" w:sz="4" w:space="0" w:color="CCCCCC"/>
-              <w:right w:val="single" w:sz="4" w:space="0" w:color="CCCCCC"/>
-            </w:tcBorders>
-          </w:tcPr>
-          <w:p>
-            <w:pPr>
-              <w:spacing w:before="60" w:after="60" w:line="252" w:lineRule="auto"/>
-              <w:jc w:val="left"/>
-            </w:pPr>
-            <w:r/>
-            <w:r>
-              <w:rPr>
-                <w:b/>
-              </w:rPr>
-              <w:t>663.00</w:t>
-            </w:r>
-          </w:p>
-        </w:tc>
-        <w:tc>
-          <w:tcPr>
-            <w:tcW w:type="dxa" w:w="3456"/>
-            <w:shd w:fill="F8FAFC"/>
-            <w:tcMar>
-              <w:top w:w="100" w:type="dxa"/>
-              <w:bottom w:w="100" w:type="dxa"/>
-              <w:left w:w="120" w:type="dxa"/>
-              <w:right w:w="120" w:type="dxa"/>
-            </w:tcMar>
-            <w:tcBorders>
-              <w:top w:val="single" w:sz="4" w:space="0" w:color="CCCCCC"/>
-              <w:bottom w:val="single" w:sz="4" w:space="0" w:color="CCCCCC"/>
-              <w:left w:val="single" w:sz="4" w:space="0" w:color="CCCCCC"/>
-              <w:right w:val="single" w:sz="4" w:space="0" w:color="CCCCCC"/>
-            </w:tcBorders>
-          </w:tcPr>
-          <w:p>
-            <w:pPr>
-              <w:spacing w:before="60" w:after="60" w:line="252" w:lineRule="auto"/>
-              <w:jc w:val="left"/>
-            </w:pPr>
-            <w:r/>
-            <w:r>
-              <w:rPr>
-                <w:b/>
-              </w:rPr>
-              <w:t>+0.75</w:t>
-            </w:r>
-          </w:p>
-        </w:tc>
-        <w:tc>
-          <w:tcPr>
-            <w:tcW w:type="dxa" w:w="1440"/>
-            <w:shd w:fill="F8FAFC"/>
-            <w:tcMar>
-              <w:top w:w="100" w:type="dxa"/>
-              <w:bottom w:w="100" w:type="dxa"/>
-              <w:left w:w="120" w:type="dxa"/>
-              <w:right w:w="120" w:type="dxa"/>
-            </w:tcMar>
-            <w:tcBorders>
-              <w:top w:val="single" w:sz="4" w:space="0" w:color="CCCCCC"/>
-              <w:bottom w:val="single" w:sz="4" w:space="0" w:color="CCCCCC"/>
-              <w:left w:val="single" w:sz="4" w:space="0" w:color="CCCCCC"/>
-              <w:right w:val="single" w:sz="4" w:space="0" w:color="CCCCCC"/>
-            </w:tcBorders>
-          </w:tcPr>
-          <w:p>
-            <w:pPr>
-              <w:spacing w:before="60" w:after="60" w:line="252" w:lineRule="auto"/>
-              <w:jc w:val="left"/>
-            </w:pPr>
-            <w:r/>
-            <w:r>
-              <w:t>BULL</w:t>
-            </w:r>
-          </w:p>
-        </w:tc>
-      </w:tr>
-      <w:tr>
-        <w:tc>
-          <w:tcPr>
-            <w:tcW w:type="dxa" w:w="1584"/>
-            <w:shd w:fill="FFFFFF"/>
-            <w:tcMar>
-              <w:top w:w="100" w:type="dxa"/>
-              <w:bottom w:w="100" w:type="dxa"/>
-              <w:left w:w="120" w:type="dxa"/>
-              <w:right w:w="120" w:type="dxa"/>
-            </w:tcMar>
-            <w:tcBorders>
-              <w:top w:val="single" w:sz="4" w:space="0" w:color="CCCCCC"/>
-              <w:bottom w:val="single" w:sz="4" w:space="0" w:color="CCCCCC"/>
-              <w:left w:val="single" w:sz="4" w:space="0" w:color="CCCCCC"/>
-              <w:right w:val="single" w:sz="4" w:space="0" w:color="CCCCCC"/>
-            </w:tcBorders>
-          </w:tcPr>
-          <w:p>
-            <w:pPr>
-              <w:spacing w:before="60" w:after="60" w:line="252" w:lineRule="auto"/>
-              <w:jc w:val="left"/>
-            </w:pPr>
-            <w:r/>
-            <w:r>
-              <w:rPr>
-                <w:b/>
-              </w:rPr>
-              <w:t>Fri 14/08</w:t>
-            </w:r>
-          </w:p>
-        </w:tc>
-        <w:tc>
-          <w:tcPr>
-            <w:tcW w:type="dxa" w:w="864"/>
-            <w:shd w:fill="FFFFFF"/>
-            <w:tcMar>
-              <w:top w:w="100" w:type="dxa"/>
-              <w:bottom w:w="100" w:type="dxa"/>
-              <w:left w:w="120" w:type="dxa"/>
-              <w:right w:w="120" w:type="dxa"/>
-            </w:tcMar>
-            <w:tcBorders>
-              <w:top w:val="single" w:sz="4" w:space="0" w:color="CCCCCC"/>
-              <w:bottom w:val="single" w:sz="4" w:space="0" w:color="CCCCCC"/>
-              <w:left w:val="single" w:sz="4" w:space="0" w:color="CCCCCC"/>
-              <w:right w:val="single" w:sz="4" w:space="0" w:color="CCCCCC"/>
-            </w:tcBorders>
-          </w:tcPr>
-          <w:p>
-            <w:pPr>
-              <w:spacing w:before="60" w:after="60" w:line="252" w:lineRule="auto"/>
-              <w:jc w:val="left"/>
-            </w:pPr>
-            <w:r/>
-            <w:r>
-              <w:t>Pre-NY 19-21</w:t>
-            </w:r>
-          </w:p>
-        </w:tc>
-        <w:tc>
-          <w:tcPr>
-            <w:tcW w:type="dxa" w:w="1440"/>
-            <w:shd w:fill="FFFFFF"/>
-            <w:tcMar>
-              <w:top w:w="100" w:type="dxa"/>
-              <w:bottom w:w="100" w:type="dxa"/>
-              <w:left w:w="120" w:type="dxa"/>
-              <w:right w:w="120" w:type="dxa"/>
-            </w:tcMar>
-            <w:tcBorders>
-              <w:top w:val="single" w:sz="4" w:space="0" w:color="CCCCCC"/>
-              <w:bottom w:val="single" w:sz="4" w:space="0" w:color="CCCCCC"/>
-              <w:left w:val="single" w:sz="4" w:space="0" w:color="CCCCCC"/>
-              <w:right w:val="single" w:sz="4" w:space="0" w:color="CCCCCC"/>
-            </w:tcBorders>
-          </w:tcPr>
-          <w:p>
-            <w:pPr>
-              <w:spacing w:before="60" w:after="60" w:line="252" w:lineRule="auto"/>
-              <w:jc w:val="left"/>
-            </w:pPr>
-            <w:r/>
-            <w:r>
-              <w:t>663.00</w:t>
-            </w:r>
-          </w:p>
-        </w:tc>
-        <w:tc>
-          <w:tcPr>
-            <w:tcW w:type="dxa" w:w="2016"/>
-            <w:shd w:fill="FFFFFF"/>
-            <w:tcMar>
-              <w:top w:w="100" w:type="dxa"/>
-              <w:bottom w:w="100" w:type="dxa"/>
-              <w:left w:w="120" w:type="dxa"/>
-              <w:right w:w="120" w:type="dxa"/>
-            </w:tcMar>
-            <w:tcBorders>
-              <w:top w:val="single" w:sz="4" w:space="0" w:color="CCCCCC"/>
-              <w:bottom w:val="single" w:sz="4" w:space="0" w:color="CCCCCC"/>
-              <w:left w:val="single" w:sz="4" w:space="0" w:color="CCCCCC"/>
-              <w:right w:val="single" w:sz="4" w:space="0" w:color="CCCCCC"/>
-            </w:tcBorders>
-          </w:tcPr>
-          <w:p>
-            <w:pPr>
-              <w:spacing w:before="60" w:after="60" w:line="252" w:lineRule="auto"/>
-              <w:jc w:val="left"/>
-            </w:pPr>
-            <w:r/>
-            <w:r>
-              <w:t>672.25</w:t>
-            </w:r>
-          </w:p>
-        </w:tc>
-        <w:tc>
-          <w:tcPr>
-            <w:tcW w:type="dxa" w:w="1152"/>
-            <w:shd w:fill="FFFFFF"/>
-            <w:tcMar>
-              <w:top w:w="100" w:type="dxa"/>
-              <w:bottom w:w="100" w:type="dxa"/>
-              <w:left w:w="120" w:type="dxa"/>
-              <w:right w:w="120" w:type="dxa"/>
-            </w:tcMar>
-            <w:tcBorders>
-              <w:top w:val="single" w:sz="4" w:space="0" w:color="CCCCCC"/>
-              <w:bottom w:val="single" w:sz="4" w:space="0" w:color="CCCCCC"/>
-              <w:left w:val="single" w:sz="4" w:space="0" w:color="CCCCCC"/>
-              <w:right w:val="single" w:sz="4" w:space="0" w:color="CCCCCC"/>
-            </w:tcBorders>
-          </w:tcPr>
-          <w:p>
-            <w:pPr>
-              <w:spacing w:before="60" w:after="60" w:line="252" w:lineRule="auto"/>
-              <w:jc w:val="left"/>
-            </w:pPr>
-            <w:r/>
-            <w:r>
-              <w:t>655.75</w:t>
+              <w:t>657.00</w:t>
             </w:r>
           </w:p>
         </w:tc>
@@ -30761,476 +31231,6 @@
                 <w:b/>
               </w:rPr>
               <w:t>662.75</w:t>
-            </w:r>
-          </w:p>
-        </w:tc>
-        <w:tc>
-          <w:tcPr>
-            <w:tcW w:type="dxa" w:w="3456"/>
-            <w:shd w:fill="FFFFFF"/>
-            <w:tcMar>
-              <w:top w:w="100" w:type="dxa"/>
-              <w:bottom w:w="100" w:type="dxa"/>
-              <w:left w:w="120" w:type="dxa"/>
-              <w:right w:w="120" w:type="dxa"/>
-            </w:tcMar>
-            <w:tcBorders>
-              <w:top w:val="single" w:sz="4" w:space="0" w:color="CCCCCC"/>
-              <w:bottom w:val="single" w:sz="4" w:space="0" w:color="CCCCCC"/>
-              <w:left w:val="single" w:sz="4" w:space="0" w:color="CCCCCC"/>
-              <w:right w:val="single" w:sz="4" w:space="0" w:color="CCCCCC"/>
-            </w:tcBorders>
-          </w:tcPr>
-          <w:p>
-            <w:pPr>
-              <w:spacing w:before="60" w:after="60" w:line="252" w:lineRule="auto"/>
-              <w:jc w:val="left"/>
-            </w:pPr>
-            <w:r/>
-            <w:r>
-              <w:rPr>
-                <w:b/>
-              </w:rPr>
-              <w:t>-0.25</w:t>
-            </w:r>
-          </w:p>
-        </w:tc>
-        <w:tc>
-          <w:tcPr>
-            <w:tcW w:type="dxa" w:w="1440"/>
-            <w:shd w:fill="FFFFFF"/>
-            <w:tcMar>
-              <w:top w:w="100" w:type="dxa"/>
-              <w:bottom w:w="100" w:type="dxa"/>
-              <w:left w:w="120" w:type="dxa"/>
-              <w:right w:w="120" w:type="dxa"/>
-            </w:tcMar>
-            <w:tcBorders>
-              <w:top w:val="single" w:sz="4" w:space="0" w:color="CCCCCC"/>
-              <w:bottom w:val="single" w:sz="4" w:space="0" w:color="CCCCCC"/>
-              <w:left w:val="single" w:sz="4" w:space="0" w:color="CCCCCC"/>
-              <w:right w:val="single" w:sz="4" w:space="0" w:color="CCCCCC"/>
-            </w:tcBorders>
-          </w:tcPr>
-          <w:p>
-            <w:pPr>
-              <w:spacing w:before="60" w:after="60" w:line="252" w:lineRule="auto"/>
-              <w:jc w:val="left"/>
-            </w:pPr>
-            <w:r/>
-            <w:r>
-              <w:t>BEAR</w:t>
-            </w:r>
-          </w:p>
-        </w:tc>
-      </w:tr>
-      <w:tr>
-        <w:tc>
-          <w:tcPr>
-            <w:tcW w:type="dxa" w:w="1584"/>
-            <w:shd w:fill="F8FAFC"/>
-            <w:tcMar>
-              <w:top w:w="100" w:type="dxa"/>
-              <w:bottom w:w="100" w:type="dxa"/>
-              <w:left w:w="120" w:type="dxa"/>
-              <w:right w:w="120" w:type="dxa"/>
-            </w:tcMar>
-            <w:tcBorders>
-              <w:top w:val="single" w:sz="4" w:space="0" w:color="CCCCCC"/>
-              <w:bottom w:val="single" w:sz="4" w:space="0" w:color="CCCCCC"/>
-              <w:left w:val="single" w:sz="4" w:space="0" w:color="CCCCCC"/>
-              <w:right w:val="single" w:sz="4" w:space="0" w:color="CCCCCC"/>
-            </w:tcBorders>
-          </w:tcPr>
-          <w:p>
-            <w:pPr>
-              <w:spacing w:before="60" w:after="60" w:line="252" w:lineRule="auto"/>
-              <w:jc w:val="left"/>
-            </w:pPr>
-            <w:r/>
-            <w:r>
-              <w:rPr>
-                <w:b/>
-              </w:rPr>
-              <w:t>Fri 14/08</w:t>
-            </w:r>
-          </w:p>
-        </w:tc>
-        <w:tc>
-          <w:tcPr>
-            <w:tcW w:type="dxa" w:w="864"/>
-            <w:shd w:fill="F8FAFC"/>
-            <w:tcMar>
-              <w:top w:w="100" w:type="dxa"/>
-              <w:bottom w:w="100" w:type="dxa"/>
-              <w:left w:w="120" w:type="dxa"/>
-              <w:right w:w="120" w:type="dxa"/>
-            </w:tcMar>
-            <w:tcBorders>
-              <w:top w:val="single" w:sz="4" w:space="0" w:color="CCCCCC"/>
-              <w:bottom w:val="single" w:sz="4" w:space="0" w:color="CCCCCC"/>
-              <w:left w:val="single" w:sz="4" w:space="0" w:color="CCCCCC"/>
-              <w:right w:val="single" w:sz="4" w:space="0" w:color="CCCCCC"/>
-            </w:tcBorders>
-          </w:tcPr>
-          <w:p>
-            <w:pPr>
-              <w:spacing w:before="60" w:after="60" w:line="252" w:lineRule="auto"/>
-              <w:jc w:val="left"/>
-            </w:pPr>
-            <w:r/>
-            <w:r>
-              <w:t>NY Open 21-23</w:t>
-            </w:r>
-          </w:p>
-        </w:tc>
-        <w:tc>
-          <w:tcPr>
-            <w:tcW w:type="dxa" w:w="1440"/>
-            <w:shd w:fill="F8FAFC"/>
-            <w:tcMar>
-              <w:top w:w="100" w:type="dxa"/>
-              <w:bottom w:w="100" w:type="dxa"/>
-              <w:left w:w="120" w:type="dxa"/>
-              <w:right w:w="120" w:type="dxa"/>
-            </w:tcMar>
-            <w:tcBorders>
-              <w:top w:val="single" w:sz="4" w:space="0" w:color="CCCCCC"/>
-              <w:bottom w:val="single" w:sz="4" w:space="0" w:color="CCCCCC"/>
-              <w:left w:val="single" w:sz="4" w:space="0" w:color="CCCCCC"/>
-              <w:right w:val="single" w:sz="4" w:space="0" w:color="CCCCCC"/>
-            </w:tcBorders>
-          </w:tcPr>
-          <w:p>
-            <w:pPr>
-              <w:spacing w:before="60" w:after="60" w:line="252" w:lineRule="auto"/>
-              <w:jc w:val="left"/>
-            </w:pPr>
-            <w:r/>
-            <w:r>
-              <w:t>662.75</w:t>
-            </w:r>
-          </w:p>
-        </w:tc>
-        <w:tc>
-          <w:tcPr>
-            <w:tcW w:type="dxa" w:w="2016"/>
-            <w:shd w:fill="F8FAFC"/>
-            <w:tcMar>
-              <w:top w:w="100" w:type="dxa"/>
-              <w:bottom w:w="100" w:type="dxa"/>
-              <w:left w:w="120" w:type="dxa"/>
-              <w:right w:w="120" w:type="dxa"/>
-            </w:tcMar>
-            <w:tcBorders>
-              <w:top w:val="single" w:sz="4" w:space="0" w:color="CCCCCC"/>
-              <w:bottom w:val="single" w:sz="4" w:space="0" w:color="CCCCCC"/>
-              <w:left w:val="single" w:sz="4" w:space="0" w:color="CCCCCC"/>
-              <w:right w:val="single" w:sz="4" w:space="0" w:color="CCCCCC"/>
-            </w:tcBorders>
-          </w:tcPr>
-          <w:p>
-            <w:pPr>
-              <w:spacing w:before="60" w:after="60" w:line="252" w:lineRule="auto"/>
-              <w:jc w:val="left"/>
-            </w:pPr>
-            <w:r/>
-            <w:r>
-              <w:t>671.25</w:t>
-            </w:r>
-          </w:p>
-        </w:tc>
-        <w:tc>
-          <w:tcPr>
-            <w:tcW w:type="dxa" w:w="1152"/>
-            <w:shd w:fill="F8FAFC"/>
-            <w:tcMar>
-              <w:top w:w="100" w:type="dxa"/>
-              <w:bottom w:w="100" w:type="dxa"/>
-              <w:left w:w="120" w:type="dxa"/>
-              <w:right w:w="120" w:type="dxa"/>
-            </w:tcMar>
-            <w:tcBorders>
-              <w:top w:val="single" w:sz="4" w:space="0" w:color="CCCCCC"/>
-              <w:bottom w:val="single" w:sz="4" w:space="0" w:color="CCCCCC"/>
-              <w:left w:val="single" w:sz="4" w:space="0" w:color="CCCCCC"/>
-              <w:right w:val="single" w:sz="4" w:space="0" w:color="CCCCCC"/>
-            </w:tcBorders>
-          </w:tcPr>
-          <w:p>
-            <w:pPr>
-              <w:spacing w:before="60" w:after="60" w:line="252" w:lineRule="auto"/>
-              <w:jc w:val="left"/>
-            </w:pPr>
-            <w:r/>
-            <w:r>
-              <w:t>648.75</w:t>
-            </w:r>
-          </w:p>
-        </w:tc>
-        <w:tc>
-          <w:tcPr>
-            <w:tcW w:type="dxa" w:w="1728"/>
-            <w:shd w:fill="F8FAFC"/>
-            <w:tcMar>
-              <w:top w:w="100" w:type="dxa"/>
-              <w:bottom w:w="100" w:type="dxa"/>
-              <w:left w:w="120" w:type="dxa"/>
-              <w:right w:w="120" w:type="dxa"/>
-            </w:tcMar>
-            <w:tcBorders>
-              <w:top w:val="single" w:sz="4" w:space="0" w:color="CCCCCC"/>
-              <w:bottom w:val="single" w:sz="4" w:space="0" w:color="CCCCCC"/>
-              <w:left w:val="single" w:sz="4" w:space="0" w:color="CCCCCC"/>
-              <w:right w:val="single" w:sz="4" w:space="0" w:color="CCCCCC"/>
-            </w:tcBorders>
-          </w:tcPr>
-          <w:p>
-            <w:pPr>
-              <w:spacing w:before="60" w:after="60" w:line="252" w:lineRule="auto"/>
-              <w:jc w:val="left"/>
-            </w:pPr>
-            <w:r/>
-            <w:r>
-              <w:rPr>
-                <w:b/>
-              </w:rPr>
-              <w:t>664.50</w:t>
-            </w:r>
-          </w:p>
-        </w:tc>
-        <w:tc>
-          <w:tcPr>
-            <w:tcW w:type="dxa" w:w="3456"/>
-            <w:shd w:fill="F8FAFC"/>
-            <w:tcMar>
-              <w:top w:w="100" w:type="dxa"/>
-              <w:bottom w:w="100" w:type="dxa"/>
-              <w:left w:w="120" w:type="dxa"/>
-              <w:right w:w="120" w:type="dxa"/>
-            </w:tcMar>
-            <w:tcBorders>
-              <w:top w:val="single" w:sz="4" w:space="0" w:color="CCCCCC"/>
-              <w:bottom w:val="single" w:sz="4" w:space="0" w:color="CCCCCC"/>
-              <w:left w:val="single" w:sz="4" w:space="0" w:color="CCCCCC"/>
-              <w:right w:val="single" w:sz="4" w:space="0" w:color="CCCCCC"/>
-            </w:tcBorders>
-          </w:tcPr>
-          <w:p>
-            <w:pPr>
-              <w:spacing w:before="60" w:after="60" w:line="252" w:lineRule="auto"/>
-              <w:jc w:val="left"/>
-            </w:pPr>
-            <w:r/>
-            <w:r>
-              <w:rPr>
-                <w:b/>
-              </w:rPr>
-              <w:t>+1.75</w:t>
-            </w:r>
-          </w:p>
-        </w:tc>
-        <w:tc>
-          <w:tcPr>
-            <w:tcW w:type="dxa" w:w="1440"/>
-            <w:shd w:fill="F8FAFC"/>
-            <w:tcMar>
-              <w:top w:w="100" w:type="dxa"/>
-              <w:bottom w:w="100" w:type="dxa"/>
-              <w:left w:w="120" w:type="dxa"/>
-              <w:right w:w="120" w:type="dxa"/>
-            </w:tcMar>
-            <w:tcBorders>
-              <w:top w:val="single" w:sz="4" w:space="0" w:color="CCCCCC"/>
-              <w:bottom w:val="single" w:sz="4" w:space="0" w:color="CCCCCC"/>
-              <w:left w:val="single" w:sz="4" w:space="0" w:color="CCCCCC"/>
-              <w:right w:val="single" w:sz="4" w:space="0" w:color="CCCCCC"/>
-            </w:tcBorders>
-          </w:tcPr>
-          <w:p>
-            <w:pPr>
-              <w:spacing w:before="60" w:after="60" w:line="252" w:lineRule="auto"/>
-              <w:jc w:val="left"/>
-            </w:pPr>
-            <w:r/>
-            <w:r>
-              <w:t>BULL</w:t>
-            </w:r>
-          </w:p>
-        </w:tc>
-      </w:tr>
-      <w:tr>
-        <w:tc>
-          <w:tcPr>
-            <w:tcW w:type="dxa" w:w="1584"/>
-            <w:shd w:fill="FFFFFF"/>
-            <w:tcMar>
-              <w:top w:w="100" w:type="dxa"/>
-              <w:bottom w:w="100" w:type="dxa"/>
-              <w:left w:w="120" w:type="dxa"/>
-              <w:right w:w="120" w:type="dxa"/>
-            </w:tcMar>
-            <w:tcBorders>
-              <w:top w:val="single" w:sz="4" w:space="0" w:color="CCCCCC"/>
-              <w:bottom w:val="single" w:sz="4" w:space="0" w:color="CCCCCC"/>
-              <w:left w:val="single" w:sz="4" w:space="0" w:color="CCCCCC"/>
-              <w:right w:val="single" w:sz="4" w:space="0" w:color="CCCCCC"/>
-            </w:tcBorders>
-          </w:tcPr>
-          <w:p>
-            <w:pPr>
-              <w:spacing w:before="60" w:after="60" w:line="252" w:lineRule="auto"/>
-              <w:jc w:val="left"/>
-            </w:pPr>
-            <w:r/>
-            <w:r>
-              <w:rPr>
-                <w:b/>
-              </w:rPr>
-              <w:t>Fri 14/08</w:t>
-            </w:r>
-          </w:p>
-        </w:tc>
-        <w:tc>
-          <w:tcPr>
-            <w:tcW w:type="dxa" w:w="864"/>
-            <w:shd w:fill="FFFFFF"/>
-            <w:tcMar>
-              <w:top w:w="100" w:type="dxa"/>
-              <w:bottom w:w="100" w:type="dxa"/>
-              <w:left w:w="120" w:type="dxa"/>
-              <w:right w:w="120" w:type="dxa"/>
-            </w:tcMar>
-            <w:tcBorders>
-              <w:top w:val="single" w:sz="4" w:space="0" w:color="CCCCCC"/>
-              <w:bottom w:val="single" w:sz="4" w:space="0" w:color="CCCCCC"/>
-              <w:left w:val="single" w:sz="4" w:space="0" w:color="CCCCCC"/>
-              <w:right w:val="single" w:sz="4" w:space="0" w:color="CCCCCC"/>
-            </w:tcBorders>
-          </w:tcPr>
-          <w:p>
-            <w:pPr>
-              <w:spacing w:before="60" w:after="60" w:line="252" w:lineRule="auto"/>
-              <w:jc w:val="left"/>
-            </w:pPr>
-            <w:r/>
-            <w:r>
-              <w:t>NY Close 23-01</w:t>
-            </w:r>
-          </w:p>
-        </w:tc>
-        <w:tc>
-          <w:tcPr>
-            <w:tcW w:type="dxa" w:w="1440"/>
-            <w:shd w:fill="FFFFFF"/>
-            <w:tcMar>
-              <w:top w:w="100" w:type="dxa"/>
-              <w:bottom w:w="100" w:type="dxa"/>
-              <w:left w:w="120" w:type="dxa"/>
-              <w:right w:w="120" w:type="dxa"/>
-            </w:tcMar>
-            <w:tcBorders>
-              <w:top w:val="single" w:sz="4" w:space="0" w:color="CCCCCC"/>
-              <w:bottom w:val="single" w:sz="4" w:space="0" w:color="CCCCCC"/>
-              <w:left w:val="single" w:sz="4" w:space="0" w:color="CCCCCC"/>
-              <w:right w:val="single" w:sz="4" w:space="0" w:color="CCCCCC"/>
-            </w:tcBorders>
-          </w:tcPr>
-          <w:p>
-            <w:pPr>
-              <w:spacing w:before="60" w:after="60" w:line="252" w:lineRule="auto"/>
-              <w:jc w:val="left"/>
-            </w:pPr>
-            <w:r/>
-            <w:r>
-              <w:t>664.50</w:t>
-            </w:r>
-          </w:p>
-        </w:tc>
-        <w:tc>
-          <w:tcPr>
-            <w:tcW w:type="dxa" w:w="2016"/>
-            <w:shd w:fill="FFFFFF"/>
-            <w:tcMar>
-              <w:top w:w="100" w:type="dxa"/>
-              <w:bottom w:w="100" w:type="dxa"/>
-              <w:left w:w="120" w:type="dxa"/>
-              <w:right w:w="120" w:type="dxa"/>
-            </w:tcMar>
-            <w:tcBorders>
-              <w:top w:val="single" w:sz="4" w:space="0" w:color="CCCCCC"/>
-              <w:bottom w:val="single" w:sz="4" w:space="0" w:color="CCCCCC"/>
-              <w:left w:val="single" w:sz="4" w:space="0" w:color="CCCCCC"/>
-              <w:right w:val="single" w:sz="4" w:space="0" w:color="CCCCCC"/>
-            </w:tcBorders>
-          </w:tcPr>
-          <w:p>
-            <w:pPr>
-              <w:spacing w:before="60" w:after="60" w:line="252" w:lineRule="auto"/>
-              <w:jc w:val="left"/>
-            </w:pPr>
-            <w:r/>
-            <w:r>
-              <w:t>670.75</w:t>
-            </w:r>
-          </w:p>
-        </w:tc>
-        <w:tc>
-          <w:tcPr>
-            <w:tcW w:type="dxa" w:w="1152"/>
-            <w:shd w:fill="FFFFFF"/>
-            <w:tcMar>
-              <w:top w:w="100" w:type="dxa"/>
-              <w:bottom w:w="100" w:type="dxa"/>
-              <w:left w:w="120" w:type="dxa"/>
-              <w:right w:w="120" w:type="dxa"/>
-            </w:tcMar>
-            <w:tcBorders>
-              <w:top w:val="single" w:sz="4" w:space="0" w:color="CCCCCC"/>
-              <w:bottom w:val="single" w:sz="4" w:space="0" w:color="CCCCCC"/>
-              <w:left w:val="single" w:sz="4" w:space="0" w:color="CCCCCC"/>
-              <w:right w:val="single" w:sz="4" w:space="0" w:color="CCCCCC"/>
-            </w:tcBorders>
-          </w:tcPr>
-          <w:p>
-            <w:pPr>
-              <w:spacing w:before="60" w:after="60" w:line="252" w:lineRule="auto"/>
-              <w:jc w:val="left"/>
-            </w:pPr>
-            <w:r/>
-            <w:r>
-              <w:t>658.00</w:t>
-            </w:r>
-          </w:p>
-        </w:tc>
-        <w:tc>
-          <w:tcPr>
-            <w:tcW w:type="dxa" w:w="1728"/>
-            <w:shd w:fill="FFFFFF"/>
-            <w:tcMar>
-              <w:top w:w="100" w:type="dxa"/>
-              <w:bottom w:w="100" w:type="dxa"/>
-              <w:left w:w="120" w:type="dxa"/>
-              <w:right w:w="120" w:type="dxa"/>
-            </w:tcMar>
-            <w:tcBorders>
-              <w:top w:val="single" w:sz="4" w:space="0" w:color="CCCCCC"/>
-              <w:bottom w:val="single" w:sz="4" w:space="0" w:color="CCCCCC"/>
-              <w:left w:val="single" w:sz="4" w:space="0" w:color="CCCCCC"/>
-              <w:right w:val="single" w:sz="4" w:space="0" w:color="CCCCCC"/>
-            </w:tcBorders>
-          </w:tcPr>
-          <w:p>
-            <w:pPr>
-              <w:spacing w:before="60" w:after="60" w:line="252" w:lineRule="auto"/>
-              <w:jc w:val="left"/>
-            </w:pPr>
-            <w:r/>
-            <w:r>
-              <w:rPr>
-                <w:b/>
-              </w:rPr>
-              <w:t>663.75</w:t>
             </w:r>
           </w:p>
         </w:tc>
